--- a/BASE DE DADOS EXISTENTE.docx
+++ b/BASE DE DADOS EXISTENTE.docx
@@ -284,17 +284,30 @@
                 <w:lang w:val="pt-BR"/>
               </w:rPr>
             </w:pPr>
-            <w:hyperlink r:id="rId7" w:history="1">
-              <w:r>
-                <w:rPr>
-                  <w:rStyle w:val="Hyperlink"/>
-                  <w:sz w:val="20"/>
-                  <w:szCs w:val="20"/>
-                  <w:lang w:val="pt-BR"/>
-                </w:rPr>
-                <w:t>https://github.com/Zagamog/TechBrasil/blob/main/prelims/popula%C3%A7%C3%A3o/br_pop1a.R</w:t>
-              </w:r>
-            </w:hyperlink>
+            <w:r>
+              <w:fldChar w:fldCharType="begin"/>
+            </w:r>
+            <w:r>
+              <w:rPr>
+                <w:lang w:val="pt-BR"/>
+              </w:rPr>
+              <w:instrText>HYPERLINK "https://github.com/Zagamog/TechBrasil/blob/main/prelims/popula%C3%A7%C3%A3o/br_pop1a.R"</w:instrText>
+            </w:r>
+            <w:r>
+              <w:fldChar w:fldCharType="separate"/>
+            </w:r>
+            <w:r>
+              <w:rPr>
+                <w:rStyle w:val="Hyperlink"/>
+                <w:sz w:val="20"/>
+                <w:szCs w:val="20"/>
+                <w:lang w:val="pt-BR"/>
+              </w:rPr>
+              <w:t>https://github.com/Zagamog/TechBrasil/blob/main/prelims/popula%C3%A7%C3%A3o/br_pop1a.R</w:t>
+            </w:r>
+            <w:r>
+              <w:fldChar w:fldCharType="end"/>
+            </w:r>
           </w:p>
         </w:tc>
         <w:tc>
@@ -354,7 +367,7 @@
                           <pic:cNvPicPr/>
                         </pic:nvPicPr>
                         <pic:blipFill>
-                          <a:blip r:embed="rId8"/>
+                          <a:blip r:embed="rId7"/>
                           <a:stretch>
                             <a:fillRect/>
                           </a:stretch>
@@ -387,7 +400,7 @@
                 <w:szCs w:val="20"/>
               </w:rPr>
             </w:pPr>
-            <w:hyperlink r:id="rId9" w:history="1">
+            <w:hyperlink r:id="rId8" w:history="1">
               <w:r>
                 <w:rPr>
                   <w:rStyle w:val="Hyperlink"/>
@@ -434,7 +447,7 @@
                           <pic:cNvPicPr/>
                         </pic:nvPicPr>
                         <pic:blipFill>
-                          <a:blip r:embed="rId10" cstate="print">
+                          <a:blip r:embed="rId9" cstate="print">
                             <a:extLst>
                               <a:ext uri="{28A0092B-C50C-407E-A947-70E740481C1C}">
                                 <a14:useLocalDpi xmlns:a14="http://schemas.microsoft.com/office/drawing/2010/main" val="0"/>
@@ -496,17 +509,30 @@
               </w:rPr>
               <w:t xml:space="preserve">Bruto/Original: </w:t>
             </w:r>
-            <w:hyperlink r:id="rId11" w:history="1">
-              <w:r>
-                <w:rPr>
-                  <w:rStyle w:val="Hyperlink"/>
-                  <w:sz w:val="20"/>
-                  <w:szCs w:val="20"/>
-                  <w:lang w:val="pt-BR"/>
-                </w:rPr>
-                <w:t>https://us-east-1.console.aws.amazon.com/s3/object/techbrazildata?region=us-east-1&amp;bucketType=general&amp;prefix=rawdata/ibge/projecoes_2024_tab3_grupos_etarios_especificos.xlsx</w:t>
-              </w:r>
-            </w:hyperlink>
+            <w:r>
+              <w:fldChar w:fldCharType="begin"/>
+            </w:r>
+            <w:r>
+              <w:rPr>
+                <w:lang w:val="pt-BR"/>
+              </w:rPr>
+              <w:instrText>HYPERLINK "https://us-east-1.console.aws.amazon.com/s3/object/techbrazildata?region=us-east-1&amp;bucketType=general&amp;prefix=rawdata/ibge/projecoes_2024_tab3_grupos_etarios_especificos.xlsx"</w:instrText>
+            </w:r>
+            <w:r>
+              <w:fldChar w:fldCharType="separate"/>
+            </w:r>
+            <w:r>
+              <w:rPr>
+                <w:rStyle w:val="Hyperlink"/>
+                <w:sz w:val="20"/>
+                <w:szCs w:val="20"/>
+                <w:lang w:val="pt-BR"/>
+              </w:rPr>
+              <w:t>https://us-east-1.console.aws.amazon.com/s3/object/techbrazildata?region=us-east-1&amp;bucketType=general&amp;prefix=rawdata/ibge/projecoes_2024_tab3_grupos_etarios_especificos.xlsx</w:t>
+            </w:r>
+            <w:r>
+              <w:fldChar w:fldCharType="end"/>
+            </w:r>
             <w:r>
               <w:rPr>
                 <w:sz w:val="20"/>
@@ -1015,17 +1041,30 @@
                 <w:lang w:val="pt-BR"/>
               </w:rPr>
             </w:pPr>
-            <w:hyperlink r:id="rId12" w:history="1">
-              <w:r>
-                <w:rPr>
-                  <w:rStyle w:val="Hyperlink"/>
-                  <w:sz w:val="20"/>
-                  <w:szCs w:val="20"/>
-                  <w:lang w:val="pt-BR"/>
-                </w:rPr>
-                <w:t>https://github.com/Zagamog/TechBrasil/blob/main/prelims/municipios/TB_municipios1a.R</w:t>
-              </w:r>
-            </w:hyperlink>
+            <w:r>
+              <w:fldChar w:fldCharType="begin"/>
+            </w:r>
+            <w:r>
+              <w:rPr>
+                <w:lang w:val="pt-BR"/>
+              </w:rPr>
+              <w:instrText>HYPERLINK "https://github.com/Zagamog/TechBrasil/blob/main/prelims/municipios/TB_municipios1a.R"</w:instrText>
+            </w:r>
+            <w:r>
+              <w:fldChar w:fldCharType="separate"/>
+            </w:r>
+            <w:r>
+              <w:rPr>
+                <w:rStyle w:val="Hyperlink"/>
+                <w:sz w:val="20"/>
+                <w:szCs w:val="20"/>
+                <w:lang w:val="pt-BR"/>
+              </w:rPr>
+              <w:t>https://github.com/Zagamog/TechBrasil/blob/main/prelims/municipios/TB_municipios1a.R</w:t>
+            </w:r>
+            <w:r>
+              <w:fldChar w:fldCharType="end"/>
+            </w:r>
             <w:r>
               <w:rPr>
                 <w:sz w:val="20"/>
@@ -1054,7 +1093,7 @@
                 <w:szCs w:val="20"/>
               </w:rPr>
               <w:drawing>
-                <wp:anchor distT="0" distB="0" distL="114300" distR="114300" simplePos="0" relativeHeight="251660288" behindDoc="1" locked="0" layoutInCell="1" allowOverlap="1" wp14:anchorId="06B6BBF4" wp14:editId="673040BA">
+                <wp:anchor distT="0" distB="0" distL="114300" distR="114300" simplePos="0" relativeHeight="251660288" behindDoc="1" locked="0" layoutInCell="1" allowOverlap="1" wp14:anchorId="06B6BBF4" wp14:editId="1220977A">
                   <wp:simplePos x="0" y="0"/>
                   <wp:positionH relativeFrom="column">
                     <wp:posOffset>2418080</wp:posOffset>
@@ -1085,7 +1124,7 @@
                           <pic:cNvPicPr/>
                         </pic:nvPicPr>
                         <pic:blipFill>
-                          <a:blip r:embed="rId13" cstate="print">
+                          <a:blip r:embed="rId10" cstate="print">
                             <a:extLst>
                               <a:ext uri="{28A0092B-C50C-407E-A947-70E740481C1C}">
                                 <a14:useLocalDpi xmlns:a14="http://schemas.microsoft.com/office/drawing/2010/main" val="0"/>
@@ -1124,7 +1163,7 @@
                 <w:szCs w:val="20"/>
               </w:rPr>
               <w:drawing>
-                <wp:anchor distT="0" distB="0" distL="114300" distR="114300" simplePos="0" relativeHeight="251658240" behindDoc="1" locked="0" layoutInCell="1" allowOverlap="1" wp14:anchorId="0AC224F8" wp14:editId="5FF57903">
+                <wp:anchor distT="0" distB="0" distL="114300" distR="114300" simplePos="0" relativeHeight="251658240" behindDoc="1" locked="0" layoutInCell="1" allowOverlap="1" wp14:anchorId="0AC224F8" wp14:editId="3CEAADF6">
                   <wp:simplePos x="0" y="0"/>
                   <wp:positionH relativeFrom="column">
                     <wp:posOffset>2418080</wp:posOffset>
@@ -1155,7 +1194,7 @@
                           <pic:cNvPicPr/>
                         </pic:nvPicPr>
                         <pic:blipFill>
-                          <a:blip r:embed="rId14" cstate="print">
+                          <a:blip r:embed="rId11" cstate="print">
                             <a:extLst>
                               <a:ext uri="{28A0092B-C50C-407E-A947-70E740481C1C}">
                                 <a14:useLocalDpi xmlns:a14="http://schemas.microsoft.com/office/drawing/2010/main" val="0"/>
@@ -1188,7 +1227,7 @@
                 <w:szCs w:val="20"/>
               </w:rPr>
               <w:drawing>
-                <wp:anchor distT="0" distB="0" distL="114300" distR="114300" simplePos="0" relativeHeight="251659264" behindDoc="1" locked="0" layoutInCell="1" allowOverlap="1" wp14:anchorId="38BEAC34" wp14:editId="33F1D7ED">
+                <wp:anchor distT="0" distB="0" distL="114300" distR="114300" simplePos="0" relativeHeight="251659264" behindDoc="1" locked="0" layoutInCell="1" allowOverlap="1" wp14:anchorId="38BEAC34" wp14:editId="3169A4F9">
                   <wp:simplePos x="0" y="0"/>
                   <wp:positionH relativeFrom="column">
                     <wp:posOffset>-65405</wp:posOffset>
@@ -1219,7 +1258,7 @@
                           <pic:cNvPicPr/>
                         </pic:nvPicPr>
                         <pic:blipFill>
-                          <a:blip r:embed="rId15" cstate="print">
+                          <a:blip r:embed="rId12" cstate="print">
                             <a:extLst>
                               <a:ext uri="{28A0092B-C50C-407E-A947-70E740481C1C}">
                                 <a14:useLocalDpi xmlns:a14="http://schemas.microsoft.com/office/drawing/2010/main" val="0"/>
@@ -1274,7 +1313,7 @@
                 <w:szCs w:val="20"/>
               </w:rPr>
             </w:pPr>
-            <w:hyperlink r:id="rId16" w:history="1">
+            <w:hyperlink r:id="rId13" w:history="1">
               <w:r>
                 <w:rPr>
                   <w:rStyle w:val="Hyperlink"/>
@@ -1321,7 +1360,7 @@
                           <pic:cNvPicPr/>
                         </pic:nvPicPr>
                         <pic:blipFill>
-                          <a:blip r:embed="rId17" cstate="print">
+                          <a:blip r:embed="rId14" cstate="print">
                             <a:extLst>
                               <a:ext uri="{28A0092B-C50C-407E-A947-70E740481C1C}">
                                 <a14:useLocalDpi xmlns:a14="http://schemas.microsoft.com/office/drawing/2010/main" val="0"/>
@@ -1355,7 +1394,7 @@
                 <w:szCs w:val="20"/>
               </w:rPr>
             </w:pPr>
-            <w:hyperlink r:id="rId18" w:history="1">
+            <w:hyperlink r:id="rId15" w:history="1">
               <w:r>
                 <w:rPr>
                   <w:rStyle w:val="Hyperlink"/>
@@ -1403,7 +1442,7 @@
                           <pic:cNvPicPr/>
                         </pic:nvPicPr>
                         <pic:blipFill>
-                          <a:blip r:embed="rId19" cstate="print">
+                          <a:blip r:embed="rId16" cstate="print">
                             <a:extLst>
                               <a:ext uri="{28A0092B-C50C-407E-A947-70E740481C1C}">
                                 <a14:useLocalDpi xmlns:a14="http://schemas.microsoft.com/office/drawing/2010/main" val="0"/>
@@ -1517,17 +1556,30 @@
               </w:rPr>
               <w:t xml:space="preserve">Procesado: </w:t>
             </w:r>
-            <w:hyperlink r:id="rId20" w:history="1">
-              <w:r>
-                <w:rPr>
-                  <w:rStyle w:val="Hyperlink"/>
-                  <w:sz w:val="20"/>
-                  <w:szCs w:val="20"/>
-                  <w:lang w:val="pt-BR"/>
-                </w:rPr>
-                <w:t>https://us-east-1.console.aws.amazon.com/s3/object/techbrazildata?region=us-east-1&amp;bucketType=general&amp;prefix=working/sqlite/TB_municipios.sqlite</w:t>
-              </w:r>
-            </w:hyperlink>
+            <w:r>
+              <w:fldChar w:fldCharType="begin"/>
+            </w:r>
+            <w:r>
+              <w:rPr>
+                <w:lang w:val="pt-BR"/>
+              </w:rPr>
+              <w:instrText>HYPERLINK "https://us-east-1.console.aws.amazon.com/s3/object/techbrazildata?region=us-east-1&amp;bucketType=general&amp;prefix=working/sqlite/TB_municipios.sqlite"</w:instrText>
+            </w:r>
+            <w:r>
+              <w:fldChar w:fldCharType="separate"/>
+            </w:r>
+            <w:r>
+              <w:rPr>
+                <w:rStyle w:val="Hyperlink"/>
+                <w:sz w:val="20"/>
+                <w:szCs w:val="20"/>
+                <w:lang w:val="pt-BR"/>
+              </w:rPr>
+              <w:t>https://us-east-1.console.aws.amazon.com/s3/object/techbrazildata?region=us-east-1&amp;bucketType=general&amp;prefix=working/sqlite/TB_municipios.sqlite</w:t>
+            </w:r>
+            <w:r>
+              <w:fldChar w:fldCharType="end"/>
+            </w:r>
             <w:r>
               <w:rPr>
                 <w:sz w:val="20"/>
@@ -1545,17 +1597,30 @@
                 <w:lang w:val="pt-BR"/>
               </w:rPr>
             </w:pPr>
-            <w:hyperlink r:id="rId21" w:history="1">
-              <w:r>
-                <w:rPr>
-                  <w:rStyle w:val="Hyperlink"/>
-                  <w:sz w:val="20"/>
-                  <w:szCs w:val="20"/>
-                  <w:lang w:val="pt-BR"/>
-                </w:rPr>
-                <w:t>https://us-east-1.console.aws.amazon.com/s3/object/techbrazildata?region=us-east-1&amp;bucketType=general&amp;prefix=working/ibge/df_pibmunis.rda</w:t>
-              </w:r>
-            </w:hyperlink>
+            <w:r>
+              <w:fldChar w:fldCharType="begin"/>
+            </w:r>
+            <w:r>
+              <w:rPr>
+                <w:lang w:val="pt-BR"/>
+              </w:rPr>
+              <w:instrText>HYPERLINK "https://us-east-1.console.aws.amazon.com/s3/object/techbrazildata?region=us-east-1&amp;bucketType=general&amp;prefix=working/ibge/df_pibmunis.rda"</w:instrText>
+            </w:r>
+            <w:r>
+              <w:fldChar w:fldCharType="separate"/>
+            </w:r>
+            <w:r>
+              <w:rPr>
+                <w:rStyle w:val="Hyperlink"/>
+                <w:sz w:val="20"/>
+                <w:szCs w:val="20"/>
+                <w:lang w:val="pt-BR"/>
+              </w:rPr>
+              <w:t>https://us-east-1.console.aws.amazon.com/s3/object/techbrazildata?region=us-east-1&amp;bucketType=general&amp;prefix=working/ibge/df_pibmunis.rda</w:t>
+            </w:r>
+            <w:r>
+              <w:fldChar w:fldCharType="end"/>
+            </w:r>
             <w:r>
               <w:rPr>
                 <w:sz w:val="20"/>
@@ -1983,17 +2048,30 @@
                 <w:lang w:val="pt-BR"/>
               </w:rPr>
             </w:pPr>
-            <w:hyperlink r:id="rId22" w:history="1">
-              <w:r>
-                <w:rPr>
-                  <w:rStyle w:val="Hyperlink"/>
-                  <w:sz w:val="20"/>
-                  <w:szCs w:val="20"/>
-                  <w:lang w:val="pt-BR"/>
-                </w:rPr>
-                <w:t>https://github.com/Zagamog/TechBrasil/blob/main/prelims/municipios/divida1b.py</w:t>
-              </w:r>
-            </w:hyperlink>
+            <w:r>
+              <w:fldChar w:fldCharType="begin"/>
+            </w:r>
+            <w:r>
+              <w:rPr>
+                <w:lang w:val="pt-BR"/>
+              </w:rPr>
+              <w:instrText>HYPERLINK "https://github.com/Zagamog/TechBrasil/blob/main/prelims/municipios/divida1b.py"</w:instrText>
+            </w:r>
+            <w:r>
+              <w:fldChar w:fldCharType="separate"/>
+            </w:r>
+            <w:r>
+              <w:rPr>
+                <w:rStyle w:val="Hyperlink"/>
+                <w:sz w:val="20"/>
+                <w:szCs w:val="20"/>
+                <w:lang w:val="pt-BR"/>
+              </w:rPr>
+              <w:t>https://github.com/Zagamog/TechBrasil/blob/main/prelims/municipios/divida1b.py</w:t>
+            </w:r>
+            <w:r>
+              <w:fldChar w:fldCharType="end"/>
+            </w:r>
             <w:r>
               <w:rPr>
                 <w:sz w:val="20"/>
@@ -2037,7 +2115,7 @@
                           <pic:cNvPicPr/>
                         </pic:nvPicPr>
                         <pic:blipFill>
-                          <a:blip r:embed="rId23"/>
+                          <a:blip r:embed="rId17"/>
                           <a:stretch>
                             <a:fillRect/>
                           </a:stretch>
@@ -2070,7 +2148,7 @@
                 <w:szCs w:val="20"/>
               </w:rPr>
             </w:pPr>
-            <w:hyperlink r:id="rId24" w:history="1">
+            <w:hyperlink r:id="rId18" w:history="1">
               <w:r>
                 <w:rPr>
                   <w:rStyle w:val="Hyperlink"/>
@@ -2096,7 +2174,7 @@
                 <w:szCs w:val="20"/>
               </w:rPr>
             </w:pPr>
-            <w:hyperlink r:id="rId25" w:history="1">
+            <w:hyperlink r:id="rId19" w:history="1">
               <w:r>
                 <w:rPr>
                   <w:rStyle w:val="Hyperlink"/>
@@ -2143,7 +2221,7 @@
                           <pic:cNvPicPr/>
                         </pic:nvPicPr>
                         <pic:blipFill>
-                          <a:blip r:embed="rId26"/>
+                          <a:blip r:embed="rId20"/>
                           <a:stretch>
                             <a:fillRect/>
                           </a:stretch>
@@ -2221,7 +2299,7 @@
                           <pic:cNvPicPr/>
                         </pic:nvPicPr>
                         <pic:blipFill>
-                          <a:blip r:embed="rId27">
+                          <a:blip r:embed="rId21">
                             <a:extLst>
                               <a:ext uri="{28A0092B-C50C-407E-A947-70E740481C1C}">
                                 <a14:useLocalDpi xmlns:a14="http://schemas.microsoft.com/office/drawing/2010/main" val="0"/>
@@ -2528,7 +2606,7 @@
       </w:tblGrid>
       <w:tr>
         <w:trPr>
-          <w:trHeight w:val="600"/>
+          <w:trHeight w:val="558"/>
         </w:trPr>
         <w:tc>
           <w:tcPr>
@@ -2751,17 +2829,30 @@
                 <w:lang w:val="pt-BR"/>
               </w:rPr>
             </w:pPr>
-            <w:hyperlink r:id="rId28" w:history="1">
-              <w:r>
-                <w:rPr>
-                  <w:rStyle w:val="Hyperlink"/>
-                  <w:sz w:val="20"/>
-                  <w:szCs w:val="20"/>
-                  <w:lang w:val="pt-BR"/>
-                </w:rPr>
-                <w:t>https://github.com/Zagamog/TechBrasil/blob/main/prelims/mec/cnct1a.py</w:t>
-              </w:r>
-            </w:hyperlink>
+            <w:r>
+              <w:fldChar w:fldCharType="begin"/>
+            </w:r>
+            <w:r>
+              <w:rPr>
+                <w:lang w:val="pt-BR"/>
+              </w:rPr>
+              <w:instrText>HYPERLINK "https://github.com/Zagamog/TechBrasil/blob/main/prelims/mec/cnct1a.py"</w:instrText>
+            </w:r>
+            <w:r>
+              <w:fldChar w:fldCharType="separate"/>
+            </w:r>
+            <w:r>
+              <w:rPr>
+                <w:rStyle w:val="Hyperlink"/>
+                <w:sz w:val="20"/>
+                <w:szCs w:val="20"/>
+                <w:lang w:val="pt-BR"/>
+              </w:rPr>
+              <w:t>https://github.com/Zagamog/TechBrasil/blob/main/prelims/mec/cnct1a.py</w:t>
+            </w:r>
+            <w:r>
+              <w:fldChar w:fldCharType="end"/>
+            </w:r>
             <w:r>
               <w:rPr>
                 <w:sz w:val="20"/>
@@ -2805,7 +2896,7 @@
                           <pic:cNvPicPr/>
                         </pic:nvPicPr>
                         <pic:blipFill>
-                          <a:blip r:embed="rId29"/>
+                          <a:blip r:embed="rId22"/>
                           <a:stretch>
                             <a:fillRect/>
                           </a:stretch>
@@ -2873,16 +2964,29 @@
               </w:rPr>
               <w:t xml:space="preserve"> </w:t>
             </w:r>
-            <w:hyperlink r:id="rId30" w:history="1">
-              <w:r>
-                <w:rPr>
-                  <w:rStyle w:val="Hyperlink"/>
-                  <w:noProof/>
-                  <w:lang w:val="pt-BR"/>
-                </w:rPr>
-                <w:t>https://us-east-1.console.aws.amazon.com/s3/object/techbrazildata?region=us-east-1&amp;bucketType=general&amp;prefix=rawdata/mec_outros/catalogo_cnct.csv</w:t>
-              </w:r>
-            </w:hyperlink>
+            <w:r>
+              <w:fldChar w:fldCharType="begin"/>
+            </w:r>
+            <w:r>
+              <w:rPr>
+                <w:lang w:val="pt-BR"/>
+              </w:rPr>
+              <w:instrText>HYPERLINK "https://us-east-1.console.aws.amazon.com/s3/object/techbrazildata?region=us-east-1&amp;bucketType=general&amp;prefix=rawdata/mec_outros/catalogo_cnct.csv"</w:instrText>
+            </w:r>
+            <w:r>
+              <w:fldChar w:fldCharType="separate"/>
+            </w:r>
+            <w:r>
+              <w:rPr>
+                <w:rStyle w:val="Hyperlink"/>
+                <w:noProof/>
+                <w:lang w:val="pt-BR"/>
+              </w:rPr>
+              <w:t>https://us-east-1.console.aws.amazon.com/s3/object/techbrazildata?region=us-east-1&amp;bucketType=general&amp;prefix=rawdata/mec_outros/catalogo_cnct.csv</w:t>
+            </w:r>
+            <w:r>
+              <w:fldChar w:fldCharType="end"/>
+            </w:r>
             <w:r>
               <w:rPr>
                 <w:noProof/>
@@ -3372,17 +3476,30 @@
                 <w:lang w:val="pt-BR"/>
               </w:rPr>
             </w:pPr>
-            <w:hyperlink r:id="rId31" w:history="1">
-              <w:r>
-                <w:rPr>
-                  <w:rStyle w:val="Hyperlink"/>
-                  <w:sz w:val="20"/>
-                  <w:szCs w:val="20"/>
-                  <w:lang w:val="pt-BR"/>
-                </w:rPr>
-                <w:t>https://github.com/Zagamog/TechBrasil/blob/main/prelims/mec/fundeb1a.R</w:t>
-              </w:r>
-            </w:hyperlink>
+            <w:r>
+              <w:fldChar w:fldCharType="begin"/>
+            </w:r>
+            <w:r>
+              <w:rPr>
+                <w:lang w:val="pt-BR"/>
+              </w:rPr>
+              <w:instrText>HYPERLINK "https://github.com/Zagamog/TechBrasil/blob/main/prelims/mec/fundeb1a.R"</w:instrText>
+            </w:r>
+            <w:r>
+              <w:fldChar w:fldCharType="separate"/>
+            </w:r>
+            <w:r>
+              <w:rPr>
+                <w:rStyle w:val="Hyperlink"/>
+                <w:sz w:val="20"/>
+                <w:szCs w:val="20"/>
+                <w:lang w:val="pt-BR"/>
+              </w:rPr>
+              <w:t>https://github.com/Zagamog/TechBrasil/blob/main/prelims/mec/fundeb1a.R</w:t>
+            </w:r>
+            <w:r>
+              <w:fldChar w:fldCharType="end"/>
+            </w:r>
             <w:r>
               <w:rPr>
                 <w:sz w:val="20"/>
@@ -3409,17 +3526,30 @@
                 <w:lang w:val="pt-BR"/>
               </w:rPr>
             </w:pPr>
-            <w:hyperlink r:id="rId32" w:history="1">
-              <w:r>
-                <w:rPr>
-                  <w:rStyle w:val="Hyperlink"/>
-                  <w:sz w:val="20"/>
-                  <w:szCs w:val="20"/>
-                  <w:lang w:val="pt-BR"/>
-                </w:rPr>
-                <w:t>https://github.com/Zagamog/TechBrasil/blob/main/prelims/mec/fundeb1b.R</w:t>
-              </w:r>
-            </w:hyperlink>
+            <w:r>
+              <w:fldChar w:fldCharType="begin"/>
+            </w:r>
+            <w:r>
+              <w:rPr>
+                <w:lang w:val="pt-BR"/>
+              </w:rPr>
+              <w:instrText>HYPERLINK "https://github.com/Zagamog/TechBrasil/blob/main/prelims/mec/fundeb1b.R"</w:instrText>
+            </w:r>
+            <w:r>
+              <w:fldChar w:fldCharType="separate"/>
+            </w:r>
+            <w:r>
+              <w:rPr>
+                <w:rStyle w:val="Hyperlink"/>
+                <w:sz w:val="20"/>
+                <w:szCs w:val="20"/>
+                <w:lang w:val="pt-BR"/>
+              </w:rPr>
+              <w:t>https://github.com/Zagamog/TechBrasil/blob/main/prelims/mec/fundeb1b.R</w:t>
+            </w:r>
+            <w:r>
+              <w:fldChar w:fldCharType="end"/>
+            </w:r>
             <w:r>
               <w:rPr>
                 <w:sz w:val="20"/>
@@ -3487,7 +3617,7 @@
                           <pic:cNvPicPr/>
                         </pic:nvPicPr>
                         <pic:blipFill rotWithShape="1">
-                          <a:blip r:embed="rId33"/>
+                          <a:blip r:embed="rId23"/>
                           <a:srcRect b="47628"/>
                           <a:stretch/>
                         </pic:blipFill>
@@ -3551,7 +3681,7 @@
                 <w:noProof/>
               </w:rPr>
               <w:drawing>
-                <wp:anchor distT="0" distB="0" distL="114300" distR="114300" simplePos="0" relativeHeight="251664384" behindDoc="1" locked="0" layoutInCell="1" allowOverlap="1" wp14:anchorId="33144663" wp14:editId="11DBAFBE">
+                <wp:anchor distT="0" distB="0" distL="114300" distR="114300" simplePos="0" relativeHeight="251664384" behindDoc="1" locked="0" layoutInCell="1" allowOverlap="1" wp14:anchorId="33144663" wp14:editId="18312BCA">
                   <wp:simplePos x="0" y="0"/>
                   <wp:positionH relativeFrom="column">
                     <wp:posOffset>3122295</wp:posOffset>
@@ -3582,7 +3712,7 @@
                           <pic:cNvPicPr/>
                         </pic:nvPicPr>
                         <pic:blipFill>
-                          <a:blip r:embed="rId34" cstate="print">
+                          <a:blip r:embed="rId24" cstate="print">
                             <a:extLst>
                               <a:ext uri="{28A0092B-C50C-407E-A947-70E740481C1C}">
                                 <a14:useLocalDpi xmlns:a14="http://schemas.microsoft.com/office/drawing/2010/main" val="0"/>
@@ -3619,7 +3749,7 @@
                 <w:noProof/>
               </w:rPr>
               <w:drawing>
-                <wp:anchor distT="0" distB="0" distL="114300" distR="114300" simplePos="0" relativeHeight="251662336" behindDoc="1" locked="0" layoutInCell="1" allowOverlap="1" wp14:anchorId="0426621A" wp14:editId="1404A932">
+                <wp:anchor distT="0" distB="0" distL="114300" distR="114300" simplePos="0" relativeHeight="251662336" behindDoc="1" locked="0" layoutInCell="1" allowOverlap="1" wp14:anchorId="0426621A" wp14:editId="1CB99FB9">
                   <wp:simplePos x="0" y="0"/>
                   <wp:positionH relativeFrom="column">
                     <wp:posOffset>1076325</wp:posOffset>
@@ -3650,7 +3780,7 @@
                           <pic:cNvPicPr/>
                         </pic:nvPicPr>
                         <pic:blipFill>
-                          <a:blip r:embed="rId35" cstate="print">
+                          <a:blip r:embed="rId25" cstate="print">
                             <a:extLst>
                               <a:ext uri="{28A0092B-C50C-407E-A947-70E740481C1C}">
                                 <a14:useLocalDpi xmlns:a14="http://schemas.microsoft.com/office/drawing/2010/main" val="0"/>
@@ -3723,17 +3853,30 @@
               </w:rPr>
               <w:t xml:space="preserve">Procesado: </w:t>
             </w:r>
-            <w:hyperlink r:id="rId36" w:history="1">
-              <w:r>
-                <w:rPr>
-                  <w:rStyle w:val="Hyperlink"/>
-                  <w:sz w:val="20"/>
-                  <w:szCs w:val="20"/>
-                  <w:lang w:val="pt-BR"/>
-                </w:rPr>
-                <w:t>https://us-east-1.console.aws.amazon.com/s3/object/techbrazildata?region=us-east-1&amp;bucketType=general&amp;prefix=working/fundeb/df_eptcenso.rds</w:t>
-              </w:r>
-            </w:hyperlink>
+            <w:r>
+              <w:fldChar w:fldCharType="begin"/>
+            </w:r>
+            <w:r>
+              <w:rPr>
+                <w:lang w:val="pt-BR"/>
+              </w:rPr>
+              <w:instrText>HYPERLINK "https://us-east-1.console.aws.amazon.com/s3/object/techbrazildata?region=us-east-1&amp;bucketType=general&amp;prefix=working/fundeb/df_eptcenso.rds"</w:instrText>
+            </w:r>
+            <w:r>
+              <w:fldChar w:fldCharType="separate"/>
+            </w:r>
+            <w:r>
+              <w:rPr>
+                <w:rStyle w:val="Hyperlink"/>
+                <w:sz w:val="20"/>
+                <w:szCs w:val="20"/>
+                <w:lang w:val="pt-BR"/>
+              </w:rPr>
+              <w:t>https://us-east-1.console.aws.amazon.com/s3/object/techbrazildata?region=us-east-1&amp;bucketType=general&amp;prefix=working/fundeb/df_eptcenso.rds</w:t>
+            </w:r>
+            <w:r>
+              <w:fldChar w:fldCharType="end"/>
+            </w:r>
             <w:r>
               <w:rPr>
                 <w:sz w:val="20"/>
@@ -4139,43 +4282,56 @@
                 <w:lang w:val="pt-BR"/>
               </w:rPr>
             </w:pPr>
-            <w:hyperlink r:id="rId37" w:history="1">
-              <w:r>
-                <w:rPr>
-                  <w:rStyle w:val="Hyperlink"/>
-                  <w:lang w:val="pt-BR"/>
-                </w:rPr>
-                <w:t>https://github.com/Zagamog/TechBrasil/blob/main/prelims</w:t>
-              </w:r>
-              <w:r>
-                <w:rPr>
-                  <w:rStyle w:val="Hyperlink"/>
-                  <w:lang w:val="pt-BR"/>
-                </w:rPr>
-                <w:t>/caged</w:t>
-              </w:r>
-              <w:r>
-                <w:rPr>
-                  <w:rStyle w:val="Hyperlink"/>
-                  <w:lang w:val="pt-BR"/>
-                </w:rPr>
-                <w:t>/</w:t>
-              </w:r>
-              <w:r>
-                <w:rPr>
-                  <w:rStyle w:val="Hyperlink"/>
-                  <w:lang w:val="pt-BR"/>
-                </w:rPr>
-                <w:t>caged_rais_demanda.</w:t>
-              </w:r>
-              <w:r>
-                <w:rPr>
-                  <w:rStyle w:val="Hyperlink"/>
-                  <w:lang w:val="pt-BR"/>
-                </w:rPr>
-                <w:t>R</w:t>
-              </w:r>
-            </w:hyperlink>
+            <w:r>
+              <w:fldChar w:fldCharType="begin"/>
+            </w:r>
+            <w:r>
+              <w:rPr>
+                <w:lang w:val="pt-BR"/>
+              </w:rPr>
+              <w:instrText>HYPERLINK "https://github.com/Zagamog/TechBrasil/blob/main/prelims/caged/caged_rais_demanda.R"</w:instrText>
+            </w:r>
+            <w:r>
+              <w:fldChar w:fldCharType="separate"/>
+            </w:r>
+            <w:r>
+              <w:rPr>
+                <w:rStyle w:val="Hyperlink"/>
+                <w:lang w:val="pt-BR"/>
+              </w:rPr>
+              <w:t>https://github.com/Zagamog/TechBrasil/blob/main/prelims</w:t>
+            </w:r>
+            <w:r>
+              <w:rPr>
+                <w:rStyle w:val="Hyperlink"/>
+                <w:lang w:val="pt-BR"/>
+              </w:rPr>
+              <w:t>/caged</w:t>
+            </w:r>
+            <w:r>
+              <w:rPr>
+                <w:rStyle w:val="Hyperlink"/>
+                <w:lang w:val="pt-BR"/>
+              </w:rPr>
+              <w:t>/</w:t>
+            </w:r>
+            <w:r>
+              <w:rPr>
+                <w:rStyle w:val="Hyperlink"/>
+                <w:lang w:val="pt-BR"/>
+              </w:rPr>
+              <w:t>caged_rais_demanda.</w:t>
+            </w:r>
+            <w:r>
+              <w:rPr>
+                <w:rStyle w:val="Hyperlink"/>
+                <w:lang w:val="pt-BR"/>
+              </w:rPr>
+              <w:t>R</w:t>
+            </w:r>
+            <w:r>
+              <w:fldChar w:fldCharType="end"/>
+            </w:r>
             <w:r>
               <w:rPr>
                 <w:lang w:val="pt-BR"/>
@@ -4238,7 +4394,7 @@
                           <pic:cNvPicPr/>
                         </pic:nvPicPr>
                         <pic:blipFill>
-                          <a:blip r:embed="rId38"/>
+                          <a:blip r:embed="rId26"/>
                           <a:stretch>
                             <a:fillRect/>
                           </a:stretch>
@@ -4281,6 +4437,9 @@
               <w:t xml:space="preserve">Bruto/Original:  </w:t>
             </w:r>
             <w:r>
+              <w:rPr>
+                <w:noProof/>
+              </w:rPr>
               <w:drawing>
                 <wp:inline distT="0" distB="0" distL="0" distR="0" wp14:anchorId="104122EE" wp14:editId="1A6589C8">
                   <wp:extent cx="1625600" cy="1345465"/>
@@ -4297,7 +4456,7 @@
                           <pic:cNvPicPr/>
                         </pic:nvPicPr>
                         <pic:blipFill>
-                          <a:blip r:embed="rId39"/>
+                          <a:blip r:embed="rId27"/>
                           <a:stretch>
                             <a:fillRect/>
                           </a:stretch>
@@ -4343,6 +4502,9 @@
               <w:t xml:space="preserve">Procesado: </w:t>
             </w:r>
             <w:r>
+              <w:rPr>
+                <w:noProof/>
+              </w:rPr>
               <w:drawing>
                 <wp:inline distT="0" distB="0" distL="0" distR="0" wp14:anchorId="68179293" wp14:editId="6B5EFAC0">
                   <wp:extent cx="2933700" cy="2309825"/>
@@ -4359,7 +4521,7 @@
                           <pic:cNvPicPr/>
                         </pic:nvPicPr>
                         <pic:blipFill>
-                          <a:blip r:embed="rId40"/>
+                          <a:blip r:embed="rId28"/>
                           <a:stretch>
                             <a:fillRect/>
                           </a:stretch>
@@ -4441,16 +4603,2427 @@
               </w:rPr>
             </w:pPr>
           </w:p>
-          <w:p>
-            <w:pPr>
-              <w:rPr>
-                <w:lang w:val="pt-BR"/>
-              </w:rPr>
-            </w:pPr>
-          </w:p>
-          <w:p>
-            <w:pPr>
-              <w:rPr>
+        </w:tc>
+      </w:tr>
+    </w:tbl>
+    <w:p>
+      <w:pPr>
+        <w:rPr>
+          <w:lang w:val="pt-BR"/>
+        </w:rPr>
+      </w:pPr>
+    </w:p>
+    <w:tbl>
+      <w:tblPr>
+        <w:tblStyle w:val="TableGrid"/>
+        <w:tblW w:w="14791" w:type="dxa"/>
+        <w:tblInd w:w="-815" w:type="dxa"/>
+        <w:tblLayout w:type="fixed"/>
+        <w:tblLook w:val="04A0" w:firstRow="1" w:lastRow="0" w:firstColumn="1" w:lastColumn="0" w:noHBand="0" w:noVBand="1"/>
+      </w:tblPr>
+      <w:tblGrid>
+        <w:gridCol w:w="2790"/>
+        <w:gridCol w:w="9239"/>
+        <w:gridCol w:w="2762"/>
+      </w:tblGrid>
+      <w:tr>
+        <w:trPr>
+          <w:trHeight w:val="600"/>
+        </w:trPr>
+        <w:tc>
+          <w:tcPr>
+            <w:tcW w:w="2790" w:type="dxa"/>
+            <w:shd w:val="clear" w:color="auto" w:fill="F2F2F2" w:themeFill="background1" w:themeFillShade="F2"/>
+          </w:tcPr>
+          <w:p>
+            <w:pPr>
+              <w:rPr>
+                <w:b/>
+                <w:bCs/>
+                <w:sz w:val="20"/>
+                <w:szCs w:val="20"/>
+              </w:rPr>
+            </w:pPr>
+            <w:proofErr w:type="spellStart"/>
+            <w:r>
+              <w:rPr>
+                <w:b/>
+                <w:bCs/>
+                <w:sz w:val="20"/>
+                <w:szCs w:val="20"/>
+              </w:rPr>
+              <w:t>Programa</w:t>
+            </w:r>
+            <w:proofErr w:type="spellEnd"/>
+            <w:r>
+              <w:rPr>
+                <w:b/>
+                <w:bCs/>
+                <w:sz w:val="20"/>
+                <w:szCs w:val="20"/>
+              </w:rPr>
+              <w:t xml:space="preserve"> </w:t>
+            </w:r>
+            <w:proofErr w:type="spellStart"/>
+            <w:r>
+              <w:rPr>
+                <w:b/>
+                <w:bCs/>
+                <w:sz w:val="20"/>
+                <w:szCs w:val="20"/>
+              </w:rPr>
+              <w:t>utilizado</w:t>
+            </w:r>
+            <w:proofErr w:type="spellEnd"/>
+            <w:r>
+              <w:rPr>
+                <w:b/>
+                <w:bCs/>
+                <w:sz w:val="20"/>
+                <w:szCs w:val="20"/>
+              </w:rPr>
+              <w:t xml:space="preserve"> para </w:t>
+            </w:r>
+            <w:proofErr w:type="spellStart"/>
+            <w:r>
+              <w:rPr>
+                <w:b/>
+                <w:bCs/>
+                <w:sz w:val="20"/>
+                <w:szCs w:val="20"/>
+              </w:rPr>
+              <w:t>gerar</w:t>
+            </w:r>
+            <w:proofErr w:type="spellEnd"/>
+          </w:p>
+        </w:tc>
+        <w:tc>
+          <w:tcPr>
+            <w:tcW w:w="9239" w:type="dxa"/>
+            <w:shd w:val="clear" w:color="auto" w:fill="F2F2F2" w:themeFill="background1" w:themeFillShade="F2"/>
+          </w:tcPr>
+          <w:p>
+            <w:pPr>
+              <w:rPr>
+                <w:b/>
+                <w:bCs/>
+                <w:sz w:val="20"/>
+                <w:szCs w:val="20"/>
+                <w:lang w:val="pt-BR"/>
+              </w:rPr>
+            </w:pPr>
+            <w:r>
+              <w:rPr>
+                <w:b/>
+                <w:bCs/>
+                <w:sz w:val="20"/>
+                <w:szCs w:val="20"/>
+                <w:lang w:val="pt-BR"/>
+              </w:rPr>
+              <w:t>Variaveis de dados processados, prontos para usar no Shiny o PowerBI etc.</w:t>
+            </w:r>
+          </w:p>
+          <w:p>
+            <w:pPr>
+              <w:rPr>
+                <w:b/>
+                <w:bCs/>
+                <w:sz w:val="20"/>
+                <w:szCs w:val="20"/>
+                <w:lang w:val="pt-BR"/>
+              </w:rPr>
+            </w:pPr>
+          </w:p>
+        </w:tc>
+        <w:tc>
+          <w:tcPr>
+            <w:tcW w:w="2762" w:type="dxa"/>
+            <w:shd w:val="clear" w:color="auto" w:fill="F2F2F2" w:themeFill="background1" w:themeFillShade="F2"/>
+          </w:tcPr>
+          <w:p>
+            <w:pPr>
+              <w:rPr>
+                <w:b/>
+                <w:bCs/>
+                <w:sz w:val="20"/>
+                <w:szCs w:val="20"/>
+              </w:rPr>
+            </w:pPr>
+            <w:r>
+              <w:rPr>
+                <w:b/>
+                <w:bCs/>
+                <w:sz w:val="20"/>
+                <w:szCs w:val="20"/>
+              </w:rPr>
+              <w:t>Shiny App</w:t>
+            </w:r>
+            <w:r>
+              <w:rPr>
+                <w:b/>
+                <w:bCs/>
+                <w:sz w:val="20"/>
+                <w:szCs w:val="20"/>
+              </w:rPr>
+              <w:t xml:space="preserve"> (se </w:t>
+            </w:r>
+            <w:proofErr w:type="spellStart"/>
+            <w:r>
+              <w:rPr>
+                <w:b/>
+                <w:bCs/>
+                <w:sz w:val="20"/>
+                <w:szCs w:val="20"/>
+              </w:rPr>
+              <w:t>existe</w:t>
+            </w:r>
+            <w:proofErr w:type="spellEnd"/>
+            <w:r>
+              <w:rPr>
+                <w:b/>
+                <w:bCs/>
+                <w:sz w:val="20"/>
+                <w:szCs w:val="20"/>
+              </w:rPr>
+              <w:t>)</w:t>
+            </w:r>
+          </w:p>
+        </w:tc>
+      </w:tr>
+      <w:tr>
+        <w:trPr>
+          <w:trHeight w:val="304"/>
+        </w:trPr>
+        <w:tc>
+          <w:tcPr>
+            <w:tcW w:w="12029" w:type="dxa"/>
+            <w:gridSpan w:val="2"/>
+          </w:tcPr>
+          <w:p>
+            <w:pPr>
+              <w:rPr>
+                <w:color w:val="0000FF"/>
+                <w:sz w:val="20"/>
+                <w:szCs w:val="20"/>
+                <w:lang w:val="pt-BR"/>
+              </w:rPr>
+            </w:pPr>
+            <w:r>
+              <w:rPr>
+                <w:color w:val="0000FF"/>
+                <w:sz w:val="20"/>
+                <w:szCs w:val="20"/>
+                <w:lang w:val="pt-BR"/>
+              </w:rPr>
+              <w:t xml:space="preserve">Matrículas EPT </w:t>
+            </w:r>
+            <w:r>
+              <w:rPr>
+                <w:color w:val="0000FF"/>
+                <w:sz w:val="20"/>
+                <w:szCs w:val="20"/>
+                <w:lang w:val="pt-BR"/>
+              </w:rPr>
+              <w:t xml:space="preserve">e EM em escolas estaduais por município conforme Censo Escolar </w:t>
+            </w:r>
+          </w:p>
+        </w:tc>
+        <w:tc>
+          <w:tcPr>
+            <w:tcW w:w="2762" w:type="dxa"/>
+          </w:tcPr>
+          <w:p>
+            <w:pPr>
+              <w:rPr>
+                <w:sz w:val="20"/>
+                <w:szCs w:val="20"/>
+                <w:lang w:val="pt-BR"/>
+              </w:rPr>
+            </w:pPr>
+          </w:p>
+        </w:tc>
+      </w:tr>
+      <w:tr>
+        <w:trPr>
+          <w:trHeight w:val="1514"/>
+        </w:trPr>
+        <w:tc>
+          <w:tcPr>
+            <w:tcW w:w="2790" w:type="dxa"/>
+          </w:tcPr>
+          <w:p>
+            <w:pPr>
+              <w:rPr>
+                <w:sz w:val="20"/>
+                <w:szCs w:val="20"/>
+                <w:lang w:val="pt-BR"/>
+              </w:rPr>
+            </w:pPr>
+            <w:r>
+              <w:fldChar w:fldCharType="begin"/>
+            </w:r>
+            <w:r>
+              <w:rPr>
+                <w:lang w:val="pt-BR"/>
+              </w:rPr>
+              <w:instrText>HYPERLINK "https://github.com/Zagamog/TechBrasil/blob/main/prelims/mec/fundeb1a.R"</w:instrText>
+            </w:r>
+            <w:r>
+              <w:fldChar w:fldCharType="separate"/>
+            </w:r>
+            <w:r>
+              <w:rPr>
+                <w:rStyle w:val="Hyperlink"/>
+                <w:sz w:val="20"/>
+                <w:szCs w:val="20"/>
+                <w:lang w:val="pt-BR"/>
+              </w:rPr>
+              <w:t>https://github.com/Zagamog/TechBrasil/blob/main/prelims/mec/</w:t>
+            </w:r>
+            <w:r>
+              <w:rPr>
+                <w:rStyle w:val="Hyperlink"/>
+                <w:sz w:val="20"/>
+                <w:szCs w:val="20"/>
+                <w:lang w:val="pt-BR"/>
+              </w:rPr>
+              <w:t>prepara_matriculas_ponderadas</w:t>
+            </w:r>
+            <w:r>
+              <w:rPr>
+                <w:rStyle w:val="Hyperlink"/>
+                <w:sz w:val="20"/>
+                <w:szCs w:val="20"/>
+                <w:lang w:val="pt-BR"/>
+              </w:rPr>
+              <w:t>.R</w:t>
+            </w:r>
+            <w:r>
+              <w:fldChar w:fldCharType="end"/>
+            </w:r>
+            <w:r>
+              <w:rPr>
+                <w:sz w:val="20"/>
+                <w:szCs w:val="20"/>
+                <w:lang w:val="pt-BR"/>
+              </w:rPr>
+              <w:t xml:space="preserve">   </w:t>
+            </w:r>
+          </w:p>
+          <w:p>
+            <w:pPr>
+              <w:rPr>
+                <w:sz w:val="20"/>
+                <w:szCs w:val="20"/>
+                <w:lang w:val="pt-BR"/>
+              </w:rPr>
+            </w:pPr>
+            <w:r>
+              <w:rPr>
+                <w:sz w:val="20"/>
+                <w:szCs w:val="20"/>
+                <w:lang w:val="pt-BR"/>
+              </w:rPr>
+              <w:t xml:space="preserve"> </w:t>
+            </w:r>
+          </w:p>
+        </w:tc>
+        <w:tc>
+          <w:tcPr>
+            <w:tcW w:w="9239" w:type="dxa"/>
+          </w:tcPr>
+          <w:p>
+            <w:pPr>
+              <w:rPr>
+                <w:sz w:val="20"/>
+                <w:szCs w:val="20"/>
+              </w:rPr>
+            </w:pPr>
+            <w:r>
+              <w:rPr>
+                <w:sz w:val="20"/>
+                <w:szCs w:val="20"/>
+              </w:rPr>
+              <w:t>1</w:t>
+            </w:r>
+            <w:r>
+              <w:rPr>
+                <w:sz w:val="20"/>
+                <w:szCs w:val="20"/>
+              </w:rPr>
+              <w:t>5</w:t>
+            </w:r>
+            <w:r>
+              <w:rPr>
+                <w:sz w:val="20"/>
+                <w:szCs w:val="20"/>
+              </w:rPr>
+              <w:t xml:space="preserve"> </w:t>
+            </w:r>
+            <w:proofErr w:type="spellStart"/>
+            <w:r>
+              <w:rPr>
+                <w:sz w:val="20"/>
+                <w:szCs w:val="20"/>
+              </w:rPr>
+              <w:t>variaveis</w:t>
+            </w:r>
+            <w:proofErr w:type="spellEnd"/>
+          </w:p>
+          <w:p>
+            <w:pPr>
+              <w:rPr>
+                <w:sz w:val="20"/>
+                <w:szCs w:val="20"/>
+              </w:rPr>
+            </w:pPr>
+            <w:r>
+              <w:rPr>
+                <w:noProof/>
+                <w:sz w:val="20"/>
+                <w:szCs w:val="20"/>
+              </w:rPr>
+              <w:lastRenderedPageBreak/>
+              <w:drawing>
+                <wp:inline distT="0" distB="0" distL="0" distR="0" wp14:anchorId="3C37784B" wp14:editId="370EAC77">
+                  <wp:extent cx="5729605" cy="2025650"/>
+                  <wp:effectExtent l="0" t="0" r="4445" b="0"/>
+                  <wp:docPr id="1120230629" name="Picture 1"/>
+                  <wp:cNvGraphicFramePr>
+                    <a:graphicFrameLocks xmlns:a="http://schemas.openxmlformats.org/drawingml/2006/main" noChangeAspect="1"/>
+                  </wp:cNvGraphicFramePr>
+                  <a:graphic xmlns:a="http://schemas.openxmlformats.org/drawingml/2006/main">
+                    <a:graphicData uri="http://schemas.openxmlformats.org/drawingml/2006/picture">
+                      <pic:pic xmlns:pic="http://schemas.openxmlformats.org/drawingml/2006/picture">
+                        <pic:nvPicPr>
+                          <pic:cNvPr id="1120230629" name=""/>
+                          <pic:cNvPicPr/>
+                        </pic:nvPicPr>
+                        <pic:blipFill>
+                          <a:blip r:embed="rId29"/>
+                          <a:stretch>
+                            <a:fillRect/>
+                          </a:stretch>
+                        </pic:blipFill>
+                        <pic:spPr>
+                          <a:xfrm>
+                            <a:off x="0" y="0"/>
+                            <a:ext cx="5729605" cy="2025650"/>
+                          </a:xfrm>
+                          <a:prstGeom prst="rect">
+                            <a:avLst/>
+                          </a:prstGeom>
+                        </pic:spPr>
+                      </pic:pic>
+                    </a:graphicData>
+                  </a:graphic>
+                </wp:inline>
+              </w:drawing>
+            </w:r>
+          </w:p>
+        </w:tc>
+        <w:tc>
+          <w:tcPr>
+            <w:tcW w:w="2762" w:type="dxa"/>
+          </w:tcPr>
+          <w:p>
+            <w:pPr>
+              <w:rPr>
+                <w:sz w:val="20"/>
+                <w:szCs w:val="20"/>
+              </w:rPr>
+            </w:pPr>
+          </w:p>
+        </w:tc>
+      </w:tr>
+      <w:tr>
+        <w:trPr>
+          <w:trHeight w:val="304"/>
+        </w:trPr>
+        <w:tc>
+          <w:tcPr>
+            <w:tcW w:w="14791" w:type="dxa"/>
+            <w:gridSpan w:val="3"/>
+          </w:tcPr>
+          <w:p>
+            <w:pPr>
+              <w:rPr>
+                <w:sz w:val="20"/>
+                <w:szCs w:val="20"/>
+              </w:rPr>
+            </w:pPr>
+            <w:r>
+              <w:rPr>
+                <w:sz w:val="20"/>
+                <w:szCs w:val="20"/>
+              </w:rPr>
+              <w:t>Bruto/Original:</w:t>
+            </w:r>
+            <w:r>
+              <w:rPr>
+                <w:noProof/>
+              </w:rPr>
+              <w:t xml:space="preserve"> </w:t>
+            </w:r>
+            <w:r>
+              <w:rPr>
+                <w:noProof/>
+                <w:sz w:val="20"/>
+                <w:szCs w:val="20"/>
+              </w:rPr>
+              <w:drawing>
+                <wp:inline distT="0" distB="0" distL="0" distR="0" wp14:anchorId="7F1F3639" wp14:editId="3A93B522">
+                  <wp:extent cx="4337050" cy="400824"/>
+                  <wp:effectExtent l="0" t="0" r="6350" b="0"/>
+                  <wp:docPr id="494062542" name="Picture 1"/>
+                  <wp:cNvGraphicFramePr>
+                    <a:graphicFrameLocks xmlns:a="http://schemas.openxmlformats.org/drawingml/2006/main" noChangeAspect="1"/>
+                  </wp:cNvGraphicFramePr>
+                  <a:graphic xmlns:a="http://schemas.openxmlformats.org/drawingml/2006/main">
+                    <a:graphicData uri="http://schemas.openxmlformats.org/drawingml/2006/picture">
+                      <pic:pic xmlns:pic="http://schemas.openxmlformats.org/drawingml/2006/picture">
+                        <pic:nvPicPr>
+                          <pic:cNvPr id="494062542" name=""/>
+                          <pic:cNvPicPr/>
+                        </pic:nvPicPr>
+                        <pic:blipFill>
+                          <a:blip r:embed="rId30"/>
+                          <a:stretch>
+                            <a:fillRect/>
+                          </a:stretch>
+                        </pic:blipFill>
+                        <pic:spPr>
+                          <a:xfrm>
+                            <a:off x="0" y="0"/>
+                            <a:ext cx="4644064" cy="429198"/>
+                          </a:xfrm>
+                          <a:prstGeom prst="rect">
+                            <a:avLst/>
+                          </a:prstGeom>
+                        </pic:spPr>
+                      </pic:pic>
+                    </a:graphicData>
+                  </a:graphic>
+                </wp:inline>
+              </w:drawing>
+            </w:r>
+            <w:r>
+              <w:rPr>
+                <w:sz w:val="20"/>
+                <w:szCs w:val="20"/>
+              </w:rPr>
+              <w:t xml:space="preserve"> </w:t>
+            </w:r>
+            <w:r>
+              <w:rPr>
+                <w:noProof/>
+              </w:rPr>
+              <w:t xml:space="preserve"> </w:t>
+            </w:r>
+            <w:r>
+              <w:rPr>
+                <w:noProof/>
+              </w:rPr>
+              <w:drawing>
+                <wp:inline distT="0" distB="0" distL="0" distR="0" wp14:anchorId="1FFA1D57" wp14:editId="499812A9">
+                  <wp:extent cx="3848100" cy="523443"/>
+                  <wp:effectExtent l="0" t="0" r="0" b="0"/>
+                  <wp:docPr id="602819040" name="Picture 1"/>
+                  <wp:cNvGraphicFramePr>
+                    <a:graphicFrameLocks xmlns:a="http://schemas.openxmlformats.org/drawingml/2006/main" noChangeAspect="1"/>
+                  </wp:cNvGraphicFramePr>
+                  <a:graphic xmlns:a="http://schemas.openxmlformats.org/drawingml/2006/main">
+                    <a:graphicData uri="http://schemas.openxmlformats.org/drawingml/2006/picture">
+                      <pic:pic xmlns:pic="http://schemas.openxmlformats.org/drawingml/2006/picture">
+                        <pic:nvPicPr>
+                          <pic:cNvPr id="602819040" name=""/>
+                          <pic:cNvPicPr/>
+                        </pic:nvPicPr>
+                        <pic:blipFill>
+                          <a:blip r:embed="rId31"/>
+                          <a:stretch>
+                            <a:fillRect/>
+                          </a:stretch>
+                        </pic:blipFill>
+                        <pic:spPr>
+                          <a:xfrm>
+                            <a:off x="0" y="0"/>
+                            <a:ext cx="3882048" cy="528061"/>
+                          </a:xfrm>
+                          <a:prstGeom prst="rect">
+                            <a:avLst/>
+                          </a:prstGeom>
+                        </pic:spPr>
+                      </pic:pic>
+                    </a:graphicData>
+                  </a:graphic>
+                </wp:inline>
+              </w:drawing>
+            </w:r>
+          </w:p>
+        </w:tc>
+      </w:tr>
+      <w:tr>
+        <w:trPr>
+          <w:trHeight w:val="296"/>
+        </w:trPr>
+        <w:tc>
+          <w:tcPr>
+            <w:tcW w:w="14791" w:type="dxa"/>
+            <w:gridSpan w:val="3"/>
+          </w:tcPr>
+          <w:p>
+            <w:pPr>
+              <w:rPr>
+                <w:sz w:val="20"/>
+                <w:szCs w:val="20"/>
+                <w:lang w:val="pt-BR"/>
+              </w:rPr>
+            </w:pPr>
+            <w:r>
+              <w:rPr>
+                <w:sz w:val="20"/>
+                <w:szCs w:val="20"/>
+                <w:lang w:val="pt-BR"/>
+              </w:rPr>
+              <w:t xml:space="preserve">Procesado: </w:t>
+            </w:r>
+            <w:r>
+              <w:rPr>
+                <w:noProof/>
+                <w:sz w:val="20"/>
+                <w:szCs w:val="20"/>
+                <w:lang w:val="pt-BR"/>
+              </w:rPr>
+              <w:drawing>
+                <wp:inline distT="0" distB="0" distL="0" distR="0" wp14:anchorId="186C52D4" wp14:editId="0EB23B14">
+                  <wp:extent cx="7741048" cy="406421"/>
+                  <wp:effectExtent l="0" t="0" r="0" b="0"/>
+                  <wp:docPr id="139519369" name="Picture 1"/>
+                  <wp:cNvGraphicFramePr>
+                    <a:graphicFrameLocks xmlns:a="http://schemas.openxmlformats.org/drawingml/2006/main" noChangeAspect="1"/>
+                  </wp:cNvGraphicFramePr>
+                  <a:graphic xmlns:a="http://schemas.openxmlformats.org/drawingml/2006/main">
+                    <a:graphicData uri="http://schemas.openxmlformats.org/drawingml/2006/picture">
+                      <pic:pic xmlns:pic="http://schemas.openxmlformats.org/drawingml/2006/picture">
+                        <pic:nvPicPr>
+                          <pic:cNvPr id="139519369" name=""/>
+                          <pic:cNvPicPr/>
+                        </pic:nvPicPr>
+                        <pic:blipFill>
+                          <a:blip r:embed="rId32"/>
+                          <a:stretch>
+                            <a:fillRect/>
+                          </a:stretch>
+                        </pic:blipFill>
+                        <pic:spPr>
+                          <a:xfrm>
+                            <a:off x="0" y="0"/>
+                            <a:ext cx="7741048" cy="406421"/>
+                          </a:xfrm>
+                          <a:prstGeom prst="rect">
+                            <a:avLst/>
+                          </a:prstGeom>
+                        </pic:spPr>
+                      </pic:pic>
+                    </a:graphicData>
+                  </a:graphic>
+                </wp:inline>
+              </w:drawing>
+            </w:r>
+          </w:p>
+        </w:tc>
+      </w:tr>
+      <w:tr>
+        <w:trPr>
+          <w:trHeight w:val="296"/>
+        </w:trPr>
+        <w:tc>
+          <w:tcPr>
+            <w:tcW w:w="14791" w:type="dxa"/>
+            <w:gridSpan w:val="3"/>
+          </w:tcPr>
+          <w:p>
+            <w:pPr>
+              <w:rPr>
+                <w:b/>
+                <w:bCs/>
+                <w:sz w:val="20"/>
+                <w:szCs w:val="20"/>
+                <w:lang w:val="pt-BR"/>
+              </w:rPr>
+            </w:pPr>
+            <w:r>
+              <w:rPr>
+                <w:b/>
+                <w:bCs/>
+                <w:sz w:val="20"/>
+                <w:szCs w:val="20"/>
+                <w:lang w:val="pt-BR"/>
+              </w:rPr>
+              <w:t>Usos possíveis desses dados:</w:t>
+            </w:r>
+          </w:p>
+          <w:p>
+            <w:pPr>
+              <w:rPr>
+                <w:sz w:val="20"/>
+                <w:szCs w:val="20"/>
+                <w:lang w:val="pt-BR"/>
+              </w:rPr>
+            </w:pPr>
+            <w:r>
+              <w:rPr>
+                <w:sz w:val="20"/>
+                <w:szCs w:val="20"/>
+                <w:lang w:val="pt-BR"/>
+              </w:rPr>
+              <w:t>A</w:t>
+            </w:r>
+            <w:r>
+              <w:rPr>
+                <w:sz w:val="20"/>
+                <w:szCs w:val="20"/>
+                <w:lang w:val="pt-BR"/>
+              </w:rPr>
+              <w:t xml:space="preserve">nálise da </w:t>
+            </w:r>
+            <w:r>
+              <w:rPr>
+                <w:sz w:val="20"/>
+                <w:szCs w:val="20"/>
+                <w:lang w:val="pt-BR"/>
+              </w:rPr>
+              <w:t xml:space="preserve">de </w:t>
+            </w:r>
+            <w:r>
+              <w:rPr>
+                <w:sz w:val="20"/>
+                <w:szCs w:val="20"/>
+                <w:lang w:val="pt-BR"/>
+              </w:rPr>
+              <w:t>matrículas EPT dentro de um estado, podendo ser usada no nível de município, região imediata, região intermediária ou UF</w:t>
+            </w:r>
+            <w:r>
+              <w:rPr>
+                <w:sz w:val="20"/>
+                <w:szCs w:val="20"/>
+                <w:lang w:val="pt-BR"/>
+              </w:rPr>
+              <w:t>. Disponível de 2016 até 2024.</w:t>
+            </w:r>
+          </w:p>
+          <w:p>
+            <w:pPr>
+              <w:rPr>
+                <w:sz w:val="20"/>
+                <w:szCs w:val="20"/>
+                <w:lang w:val="pt-BR"/>
+              </w:rPr>
+            </w:pPr>
+          </w:p>
+          <w:p>
+            <w:pPr>
+              <w:rPr>
+                <w:sz w:val="20"/>
+                <w:szCs w:val="20"/>
+                <w:lang w:val="pt-BR"/>
+              </w:rPr>
+            </w:pPr>
+          </w:p>
+          <w:p>
+            <w:pPr>
+              <w:rPr>
+                <w:sz w:val="20"/>
+                <w:szCs w:val="20"/>
+                <w:lang w:val="pt-BR"/>
+              </w:rPr>
+            </w:pPr>
+          </w:p>
+          <w:p>
+            <w:pPr>
+              <w:rPr>
+                <w:sz w:val="20"/>
+                <w:szCs w:val="20"/>
+                <w:lang w:val="pt-BR"/>
+              </w:rPr>
+            </w:pPr>
+          </w:p>
+        </w:tc>
+      </w:tr>
+    </w:tbl>
+    <w:p>
+      <w:pPr>
+        <w:rPr>
+          <w:lang w:val="pt-BR"/>
+        </w:rPr>
+      </w:pPr>
+    </w:p>
+    <w:tbl>
+      <w:tblPr>
+        <w:tblStyle w:val="TableGrid"/>
+        <w:tblW w:w="14791" w:type="dxa"/>
+        <w:tblInd w:w="-815" w:type="dxa"/>
+        <w:tblLayout w:type="fixed"/>
+        <w:tblLook w:val="04A0" w:firstRow="1" w:lastRow="0" w:firstColumn="1" w:lastColumn="0" w:noHBand="0" w:noVBand="1"/>
+      </w:tblPr>
+      <w:tblGrid>
+        <w:gridCol w:w="2790"/>
+        <w:gridCol w:w="9239"/>
+        <w:gridCol w:w="2762"/>
+      </w:tblGrid>
+      <w:tr>
+        <w:trPr>
+          <w:trHeight w:val="600"/>
+        </w:trPr>
+        <w:tc>
+          <w:tcPr>
+            <w:tcW w:w="2790" w:type="dxa"/>
+            <w:shd w:val="clear" w:color="auto" w:fill="F2F2F2" w:themeFill="background1" w:themeFillShade="F2"/>
+          </w:tcPr>
+          <w:p>
+            <w:pPr>
+              <w:rPr>
+                <w:b/>
+                <w:bCs/>
+              </w:rPr>
+            </w:pPr>
+            <w:proofErr w:type="spellStart"/>
+            <w:r>
+              <w:rPr>
+                <w:b/>
+                <w:bCs/>
+              </w:rPr>
+              <w:t>Programa</w:t>
+            </w:r>
+            <w:proofErr w:type="spellEnd"/>
+            <w:r>
+              <w:rPr>
+                <w:b/>
+                <w:bCs/>
+              </w:rPr>
+              <w:t xml:space="preserve"> </w:t>
+            </w:r>
+            <w:proofErr w:type="spellStart"/>
+            <w:r>
+              <w:rPr>
+                <w:b/>
+                <w:bCs/>
+              </w:rPr>
+              <w:t>utilizado</w:t>
+            </w:r>
+            <w:proofErr w:type="spellEnd"/>
+            <w:r>
+              <w:rPr>
+                <w:b/>
+                <w:bCs/>
+              </w:rPr>
+              <w:t xml:space="preserve"> para </w:t>
+            </w:r>
+            <w:proofErr w:type="spellStart"/>
+            <w:r>
+              <w:rPr>
+                <w:b/>
+                <w:bCs/>
+              </w:rPr>
+              <w:t>gerar</w:t>
+            </w:r>
+            <w:proofErr w:type="spellEnd"/>
+          </w:p>
+        </w:tc>
+        <w:tc>
+          <w:tcPr>
+            <w:tcW w:w="9239" w:type="dxa"/>
+            <w:shd w:val="clear" w:color="auto" w:fill="F2F2F2" w:themeFill="background1" w:themeFillShade="F2"/>
+          </w:tcPr>
+          <w:p>
+            <w:pPr>
+              <w:rPr>
+                <w:b/>
+                <w:bCs/>
+                <w:lang w:val="pt-BR"/>
+              </w:rPr>
+            </w:pPr>
+            <w:r>
+              <w:rPr>
+                <w:b/>
+                <w:bCs/>
+                <w:lang w:val="pt-BR"/>
+              </w:rPr>
+              <w:t>Variaveis de dados processados, prontos para usar no Shiny o PowerBI etc.</w:t>
+            </w:r>
+          </w:p>
+          <w:p>
+            <w:pPr>
+              <w:rPr>
+                <w:b/>
+                <w:bCs/>
+                <w:lang w:val="pt-BR"/>
+              </w:rPr>
+            </w:pPr>
+          </w:p>
+        </w:tc>
+        <w:tc>
+          <w:tcPr>
+            <w:tcW w:w="2762" w:type="dxa"/>
+            <w:shd w:val="clear" w:color="auto" w:fill="F2F2F2" w:themeFill="background1" w:themeFillShade="F2"/>
+          </w:tcPr>
+          <w:p>
+            <w:pPr>
+              <w:rPr>
+                <w:b/>
+                <w:bCs/>
+              </w:rPr>
+            </w:pPr>
+            <w:r>
+              <w:rPr>
+                <w:b/>
+                <w:bCs/>
+              </w:rPr>
+              <w:t xml:space="preserve">Shiny App (se </w:t>
+            </w:r>
+            <w:proofErr w:type="spellStart"/>
+            <w:r>
+              <w:rPr>
+                <w:b/>
+                <w:bCs/>
+              </w:rPr>
+              <w:t>existe</w:t>
+            </w:r>
+            <w:proofErr w:type="spellEnd"/>
+            <w:r>
+              <w:rPr>
+                <w:b/>
+                <w:bCs/>
+              </w:rPr>
+              <w:t>)</w:t>
+            </w:r>
+          </w:p>
+        </w:tc>
+      </w:tr>
+      <w:tr>
+        <w:trPr>
+          <w:trHeight w:val="304"/>
+        </w:trPr>
+        <w:tc>
+          <w:tcPr>
+            <w:tcW w:w="12029" w:type="dxa"/>
+            <w:gridSpan w:val="2"/>
+          </w:tcPr>
+          <w:p>
+            <w:pPr>
+              <w:rPr>
+                <w:lang w:val="pt-BR"/>
+              </w:rPr>
+            </w:pPr>
+            <w:r>
+              <w:rPr>
+                <w:color w:val="0000FF"/>
+                <w:sz w:val="20"/>
+                <w:szCs w:val="20"/>
+                <w:lang w:val="pt-BR"/>
+              </w:rPr>
+              <w:t>Transferências do FUNDEB para governos estaduais, estimativas para valor para EPT e EM.</w:t>
+            </w:r>
+          </w:p>
+        </w:tc>
+        <w:tc>
+          <w:tcPr>
+            <w:tcW w:w="2762" w:type="dxa"/>
+          </w:tcPr>
+          <w:p>
+            <w:pPr>
+              <w:rPr>
+                <w:lang w:val="pt-BR"/>
+              </w:rPr>
+            </w:pPr>
+          </w:p>
+        </w:tc>
+      </w:tr>
+      <w:tr>
+        <w:trPr>
+          <w:trHeight w:val="1514"/>
+        </w:trPr>
+        <w:tc>
+          <w:tcPr>
+            <w:tcW w:w="2790" w:type="dxa"/>
+          </w:tcPr>
+          <w:p>
+            <w:pPr>
+              <w:rPr>
+                <w:lang w:val="pt-BR"/>
+              </w:rPr>
+            </w:pPr>
+            <w:r>
+              <w:fldChar w:fldCharType="begin"/>
+            </w:r>
+            <w:r>
+              <w:rPr>
+                <w:lang w:val="pt-BR"/>
+              </w:rPr>
+              <w:instrText>HYPERLINK "https://github.com/Zagamog/TechBrasil/blob/main/prelims/fundeb/prepara_fundeb_fluxos.R"</w:instrText>
+            </w:r>
+            <w:r>
+              <w:fldChar w:fldCharType="separate"/>
+            </w:r>
+            <w:r>
+              <w:rPr>
+                <w:rStyle w:val="Hyperlink"/>
+                <w:lang w:val="pt-BR"/>
+              </w:rPr>
+              <w:t>https://github.com/Zagamog/TechBrasil/blob/main/prelims/fundeb/prepara_fundeb_fluxos.R</w:t>
+            </w:r>
+            <w:r>
+              <w:fldChar w:fldCharType="end"/>
+            </w:r>
+            <w:r>
+              <w:rPr>
+                <w:lang w:val="pt-BR"/>
+              </w:rPr>
+              <w:t xml:space="preserve">   </w:t>
+            </w:r>
+          </w:p>
+          <w:p>
+            <w:pPr>
+              <w:rPr>
+                <w:lang w:val="pt-BR"/>
+              </w:rPr>
+            </w:pPr>
+            <w:r>
+              <w:rPr>
+                <w:lang w:val="pt-BR"/>
+              </w:rPr>
+              <w:t xml:space="preserve"> </w:t>
+            </w:r>
+          </w:p>
+        </w:tc>
+        <w:tc>
+          <w:tcPr>
+            <w:tcW w:w="9239" w:type="dxa"/>
+          </w:tcPr>
+          <w:p>
+            <w:r>
+              <w:t>1</w:t>
+            </w:r>
+            <w:r>
+              <w:t>8</w:t>
+            </w:r>
+            <w:r>
+              <w:t xml:space="preserve"> </w:t>
+            </w:r>
+            <w:proofErr w:type="spellStart"/>
+            <w:r>
+              <w:t>variaveis</w:t>
+            </w:r>
+            <w:proofErr w:type="spellEnd"/>
+          </w:p>
+          <w:p>
+            <w:r>
+              <w:rPr>
+                <w:noProof/>
+              </w:rPr>
+              <w:lastRenderedPageBreak/>
+              <w:drawing>
+                <wp:inline distT="0" distB="0" distL="0" distR="0" wp14:anchorId="275930E3" wp14:editId="23B53282">
+                  <wp:extent cx="5729605" cy="2031365"/>
+                  <wp:effectExtent l="0" t="0" r="4445" b="6985"/>
+                  <wp:docPr id="1600211411" name="Picture 1"/>
+                  <wp:cNvGraphicFramePr>
+                    <a:graphicFrameLocks xmlns:a="http://schemas.openxmlformats.org/drawingml/2006/main" noChangeAspect="1"/>
+                  </wp:cNvGraphicFramePr>
+                  <a:graphic xmlns:a="http://schemas.openxmlformats.org/drawingml/2006/main">
+                    <a:graphicData uri="http://schemas.openxmlformats.org/drawingml/2006/picture">
+                      <pic:pic xmlns:pic="http://schemas.openxmlformats.org/drawingml/2006/picture">
+                        <pic:nvPicPr>
+                          <pic:cNvPr id="1600211411" name=""/>
+                          <pic:cNvPicPr/>
+                        </pic:nvPicPr>
+                        <pic:blipFill>
+                          <a:blip r:embed="rId33"/>
+                          <a:stretch>
+                            <a:fillRect/>
+                          </a:stretch>
+                        </pic:blipFill>
+                        <pic:spPr>
+                          <a:xfrm>
+                            <a:off x="0" y="0"/>
+                            <a:ext cx="5729605" cy="2031365"/>
+                          </a:xfrm>
+                          <a:prstGeom prst="rect">
+                            <a:avLst/>
+                          </a:prstGeom>
+                        </pic:spPr>
+                      </pic:pic>
+                    </a:graphicData>
+                  </a:graphic>
+                </wp:inline>
+              </w:drawing>
+            </w:r>
+          </w:p>
+        </w:tc>
+        <w:tc>
+          <w:tcPr>
+            <w:tcW w:w="2762" w:type="dxa"/>
+          </w:tcPr>
+          <w:p/>
+        </w:tc>
+      </w:tr>
+      <w:tr>
+        <w:trPr>
+          <w:trHeight w:val="304"/>
+        </w:trPr>
+        <w:tc>
+          <w:tcPr>
+            <w:tcW w:w="14791" w:type="dxa"/>
+            <w:gridSpan w:val="3"/>
+          </w:tcPr>
+          <w:p>
+            <w:r>
+              <w:t xml:space="preserve">Bruto/Original:  </w:t>
+            </w:r>
+            <w:r>
+              <w:rPr>
+                <w:noProof/>
+              </w:rPr>
+              <w:drawing>
+                <wp:inline distT="0" distB="0" distL="0" distR="0" wp14:anchorId="7554EC4E" wp14:editId="1705E4FF">
+                  <wp:extent cx="3302000" cy="2311474"/>
+                  <wp:effectExtent l="0" t="0" r="0" b="0"/>
+                  <wp:docPr id="1999886478" name="Picture 1"/>
+                  <wp:cNvGraphicFramePr>
+                    <a:graphicFrameLocks xmlns:a="http://schemas.openxmlformats.org/drawingml/2006/main" noChangeAspect="1"/>
+                  </wp:cNvGraphicFramePr>
+                  <a:graphic xmlns:a="http://schemas.openxmlformats.org/drawingml/2006/main">
+                    <a:graphicData uri="http://schemas.openxmlformats.org/drawingml/2006/picture">
+                      <pic:pic xmlns:pic="http://schemas.openxmlformats.org/drawingml/2006/picture">
+                        <pic:nvPicPr>
+                          <pic:cNvPr id="1999886478" name=""/>
+                          <pic:cNvPicPr/>
+                        </pic:nvPicPr>
+                        <pic:blipFill>
+                          <a:blip r:embed="rId34"/>
+                          <a:stretch>
+                            <a:fillRect/>
+                          </a:stretch>
+                        </pic:blipFill>
+                        <pic:spPr>
+                          <a:xfrm>
+                            <a:off x="0" y="0"/>
+                            <a:ext cx="3304966" cy="2313550"/>
+                          </a:xfrm>
+                          <a:prstGeom prst="rect">
+                            <a:avLst/>
+                          </a:prstGeom>
+                        </pic:spPr>
+                      </pic:pic>
+                    </a:graphicData>
+                  </a:graphic>
+                </wp:inline>
+              </w:drawing>
+            </w:r>
+            <w:r>
+              <w:rPr>
+                <w:noProof/>
+              </w:rPr>
+              <w:drawing>
+                <wp:inline distT="0" distB="0" distL="0" distR="0" wp14:anchorId="3BD893DC" wp14:editId="6B80A0CE">
+                  <wp:extent cx="4903613" cy="247650"/>
+                  <wp:effectExtent l="0" t="0" r="0" b="0"/>
+                  <wp:docPr id="1992535080" name="Picture 1"/>
+                  <wp:cNvGraphicFramePr>
+                    <a:graphicFrameLocks xmlns:a="http://schemas.openxmlformats.org/drawingml/2006/main" noChangeAspect="1"/>
+                  </wp:cNvGraphicFramePr>
+                  <a:graphic xmlns:a="http://schemas.openxmlformats.org/drawingml/2006/main">
+                    <a:graphicData uri="http://schemas.openxmlformats.org/drawingml/2006/picture">
+                      <pic:pic xmlns:pic="http://schemas.openxmlformats.org/drawingml/2006/picture">
+                        <pic:nvPicPr>
+                          <pic:cNvPr id="1992535080" name=""/>
+                          <pic:cNvPicPr/>
+                        </pic:nvPicPr>
+                        <pic:blipFill rotWithShape="1">
+                          <a:blip r:embed="rId35"/>
+                          <a:srcRect b="59162"/>
+                          <a:stretch/>
+                        </pic:blipFill>
+                        <pic:spPr bwMode="auto">
+                          <a:xfrm>
+                            <a:off x="0" y="0"/>
+                            <a:ext cx="5129385" cy="259052"/>
+                          </a:xfrm>
+                          <a:prstGeom prst="rect">
+                            <a:avLst/>
+                          </a:prstGeom>
+                          <a:ln>
+                            <a:noFill/>
+                          </a:ln>
+                          <a:extLst>
+                            <a:ext uri="{53640926-AAD7-44D8-BBD7-CCE9431645EC}">
+                              <a14:shadowObscured xmlns:a14="http://schemas.microsoft.com/office/drawing/2010/main"/>
+                            </a:ext>
+                          </a:extLst>
+                        </pic:spPr>
+                      </pic:pic>
+                    </a:graphicData>
+                  </a:graphic>
+                </wp:inline>
+              </w:drawing>
+            </w:r>
+          </w:p>
+        </w:tc>
+      </w:tr>
+      <w:tr>
+        <w:trPr>
+          <w:trHeight w:val="296"/>
+        </w:trPr>
+        <w:tc>
+          <w:tcPr>
+            <w:tcW w:w="14791" w:type="dxa"/>
+            <w:gridSpan w:val="3"/>
+          </w:tcPr>
+          <w:p>
+            <w:pPr>
+              <w:rPr>
+                <w:lang w:val="pt-BR"/>
+              </w:rPr>
+            </w:pPr>
+            <w:r>
+              <w:rPr>
+                <w:lang w:val="pt-BR"/>
+              </w:rPr>
+              <w:t xml:space="preserve">Procesado: </w:t>
+            </w:r>
+            <w:r>
+              <w:rPr>
+                <w:noProof/>
+                <w:lang w:val="pt-BR"/>
+              </w:rPr>
+              <w:drawing>
+                <wp:inline distT="0" distB="0" distL="0" distR="0" wp14:anchorId="429ABF27" wp14:editId="45A4154F">
+                  <wp:extent cx="7226671" cy="311166"/>
+                  <wp:effectExtent l="0" t="0" r="0" b="0"/>
+                  <wp:docPr id="1701777200" name="Picture 1"/>
+                  <wp:cNvGraphicFramePr>
+                    <a:graphicFrameLocks xmlns:a="http://schemas.openxmlformats.org/drawingml/2006/main" noChangeAspect="1"/>
+                  </wp:cNvGraphicFramePr>
+                  <a:graphic xmlns:a="http://schemas.openxmlformats.org/drawingml/2006/main">
+                    <a:graphicData uri="http://schemas.openxmlformats.org/drawingml/2006/picture">
+                      <pic:pic xmlns:pic="http://schemas.openxmlformats.org/drawingml/2006/picture">
+                        <pic:nvPicPr>
+                          <pic:cNvPr id="1701777200" name=""/>
+                          <pic:cNvPicPr/>
+                        </pic:nvPicPr>
+                        <pic:blipFill>
+                          <a:blip r:embed="rId36"/>
+                          <a:stretch>
+                            <a:fillRect/>
+                          </a:stretch>
+                        </pic:blipFill>
+                        <pic:spPr>
+                          <a:xfrm>
+                            <a:off x="0" y="0"/>
+                            <a:ext cx="7226671" cy="311166"/>
+                          </a:xfrm>
+                          <a:prstGeom prst="rect">
+                            <a:avLst/>
+                          </a:prstGeom>
+                        </pic:spPr>
+                      </pic:pic>
+                    </a:graphicData>
+                  </a:graphic>
+                </wp:inline>
+              </w:drawing>
+            </w:r>
+          </w:p>
+        </w:tc>
+      </w:tr>
+      <w:tr>
+        <w:trPr>
+          <w:trHeight w:val="296"/>
+        </w:trPr>
+        <w:tc>
+          <w:tcPr>
+            <w:tcW w:w="14791" w:type="dxa"/>
+            <w:gridSpan w:val="3"/>
+          </w:tcPr>
+          <w:p>
+            <w:pPr>
+              <w:rPr>
+                <w:b/>
+                <w:bCs/>
+                <w:lang w:val="pt-BR"/>
+              </w:rPr>
+            </w:pPr>
+            <w:r>
+              <w:rPr>
+                <w:b/>
+                <w:bCs/>
+                <w:lang w:val="pt-BR"/>
+              </w:rPr>
+              <w:t>Usos possíveis desses dados:</w:t>
+            </w:r>
+          </w:p>
+          <w:p>
+            <w:pPr>
+              <w:rPr>
+                <w:lang w:val="pt-BR"/>
+              </w:rPr>
+            </w:pPr>
+          </w:p>
+          <w:p>
+            <w:pPr>
+              <w:rPr>
+                <w:lang w:val="pt-BR"/>
+              </w:rPr>
+            </w:pPr>
+            <w:r>
+              <w:rPr>
+                <w:lang w:val="pt-BR"/>
+              </w:rPr>
+              <w:t>A</w:t>
+            </w:r>
+            <w:r>
+              <w:rPr>
+                <w:lang w:val="pt-BR"/>
+              </w:rPr>
+              <w:t>nalisar tendências de aquecimento do mercado de trabalho para ocupaçoes técnicas por região intermediária, de forma a ter uma ideia de onde no estado faz mais sentido ofertar cursos técnicos.</w:t>
+            </w:r>
+          </w:p>
+          <w:p>
+            <w:pPr>
+              <w:rPr>
+                <w:lang w:val="pt-BR"/>
+              </w:rPr>
+            </w:pPr>
+          </w:p>
+          <w:p>
+            <w:pPr>
+              <w:rPr>
+                <w:lang w:val="pt-BR"/>
+              </w:rPr>
+            </w:pPr>
+          </w:p>
+          <w:p>
+            <w:pPr>
+              <w:rPr>
+                <w:lang w:val="pt-BR"/>
+              </w:rPr>
+            </w:pPr>
+          </w:p>
+        </w:tc>
+      </w:tr>
+      <w:tr>
+        <w:trPr>
+          <w:trHeight w:val="600"/>
+        </w:trPr>
+        <w:tc>
+          <w:tcPr>
+            <w:tcW w:w="2790" w:type="dxa"/>
+            <w:shd w:val="clear" w:color="auto" w:fill="F2F2F2" w:themeFill="background1" w:themeFillShade="F2"/>
+          </w:tcPr>
+          <w:p>
+            <w:pPr>
+              <w:rPr>
+                <w:b/>
+                <w:bCs/>
+              </w:rPr>
+            </w:pPr>
+            <w:proofErr w:type="spellStart"/>
+            <w:r>
+              <w:rPr>
+                <w:b/>
+                <w:bCs/>
+              </w:rPr>
+              <w:lastRenderedPageBreak/>
+              <w:t>Programa</w:t>
+            </w:r>
+            <w:proofErr w:type="spellEnd"/>
+            <w:r>
+              <w:rPr>
+                <w:b/>
+                <w:bCs/>
+              </w:rPr>
+              <w:t xml:space="preserve"> </w:t>
+            </w:r>
+            <w:proofErr w:type="spellStart"/>
+            <w:r>
+              <w:rPr>
+                <w:b/>
+                <w:bCs/>
+              </w:rPr>
+              <w:t>utilizado</w:t>
+            </w:r>
+            <w:proofErr w:type="spellEnd"/>
+            <w:r>
+              <w:rPr>
+                <w:b/>
+                <w:bCs/>
+              </w:rPr>
+              <w:t xml:space="preserve"> para </w:t>
+            </w:r>
+            <w:proofErr w:type="spellStart"/>
+            <w:r>
+              <w:rPr>
+                <w:b/>
+                <w:bCs/>
+              </w:rPr>
+              <w:t>gerar</w:t>
+            </w:r>
+            <w:proofErr w:type="spellEnd"/>
+          </w:p>
+        </w:tc>
+        <w:tc>
+          <w:tcPr>
+            <w:tcW w:w="9239" w:type="dxa"/>
+            <w:shd w:val="clear" w:color="auto" w:fill="F2F2F2" w:themeFill="background1" w:themeFillShade="F2"/>
+          </w:tcPr>
+          <w:p>
+            <w:pPr>
+              <w:rPr>
+                <w:b/>
+                <w:bCs/>
+                <w:lang w:val="pt-BR"/>
+              </w:rPr>
+            </w:pPr>
+            <w:r>
+              <w:rPr>
+                <w:b/>
+                <w:bCs/>
+                <w:lang w:val="pt-BR"/>
+              </w:rPr>
+              <w:t>Variaveis de dados processados, prontos para usar no Shiny o PowerBI etc.</w:t>
+            </w:r>
+          </w:p>
+          <w:p>
+            <w:pPr>
+              <w:rPr>
+                <w:b/>
+                <w:bCs/>
+                <w:lang w:val="pt-BR"/>
+              </w:rPr>
+            </w:pPr>
+          </w:p>
+        </w:tc>
+        <w:tc>
+          <w:tcPr>
+            <w:tcW w:w="2762" w:type="dxa"/>
+            <w:shd w:val="clear" w:color="auto" w:fill="F2F2F2" w:themeFill="background1" w:themeFillShade="F2"/>
+          </w:tcPr>
+          <w:p>
+            <w:pPr>
+              <w:rPr>
+                <w:b/>
+                <w:bCs/>
+              </w:rPr>
+            </w:pPr>
+            <w:r>
+              <w:rPr>
+                <w:b/>
+                <w:bCs/>
+              </w:rPr>
+              <w:t xml:space="preserve">Shiny App (se </w:t>
+            </w:r>
+            <w:proofErr w:type="spellStart"/>
+            <w:r>
+              <w:rPr>
+                <w:b/>
+                <w:bCs/>
+              </w:rPr>
+              <w:t>existe</w:t>
+            </w:r>
+            <w:proofErr w:type="spellEnd"/>
+            <w:r>
+              <w:rPr>
+                <w:b/>
+                <w:bCs/>
+              </w:rPr>
+              <w:t>)</w:t>
+            </w:r>
+          </w:p>
+        </w:tc>
+      </w:tr>
+      <w:tr>
+        <w:trPr>
+          <w:trHeight w:val="304"/>
+        </w:trPr>
+        <w:tc>
+          <w:tcPr>
+            <w:tcW w:w="12029" w:type="dxa"/>
+            <w:gridSpan w:val="2"/>
+          </w:tcPr>
+          <w:p>
+            <w:pPr>
+              <w:rPr>
+                <w:lang w:val="pt-BR"/>
+              </w:rPr>
+            </w:pPr>
+            <w:r>
+              <w:rPr>
+                <w:color w:val="0000FF"/>
+                <w:sz w:val="20"/>
+                <w:szCs w:val="20"/>
+                <w:lang w:val="pt-BR"/>
+              </w:rPr>
+              <w:t>Matrículas EPT em escolas estaduais por município e curso EPT, conforme Suplemento Educação Técnica Censo Escolar</w:t>
+            </w:r>
+          </w:p>
+        </w:tc>
+        <w:tc>
+          <w:tcPr>
+            <w:tcW w:w="2762" w:type="dxa"/>
+          </w:tcPr>
+          <w:p>
+            <w:pPr>
+              <w:rPr>
+                <w:lang w:val="pt-BR"/>
+              </w:rPr>
+            </w:pPr>
+          </w:p>
+        </w:tc>
+      </w:tr>
+      <w:tr>
+        <w:trPr>
+          <w:trHeight w:val="1514"/>
+        </w:trPr>
+        <w:tc>
+          <w:tcPr>
+            <w:tcW w:w="2790" w:type="dxa"/>
+          </w:tcPr>
+          <w:p>
+            <w:pPr>
+              <w:rPr>
+                <w:lang w:val="pt-BR"/>
+              </w:rPr>
+            </w:pPr>
+            <w:r>
+              <w:fldChar w:fldCharType="begin"/>
+            </w:r>
+            <w:r>
+              <w:rPr>
+                <w:lang w:val="pt-BR"/>
+              </w:rPr>
+              <w:instrText>HYPERLINK "https://github.com/Zagamog/TechBrasil/blob/main/prelims/mec/prepara_censo_escolar_tecnico.R"</w:instrText>
+            </w:r>
+            <w:r>
+              <w:fldChar w:fldCharType="separate"/>
+            </w:r>
+            <w:r>
+              <w:rPr>
+                <w:rStyle w:val="Hyperlink"/>
+                <w:lang w:val="pt-BR"/>
+              </w:rPr>
+              <w:t>https://github.com/Zagamog/TechBrasil/blob/main/prelims/mec/prepara_censo_escolar_tecnico.R</w:t>
+            </w:r>
+            <w:r>
+              <w:fldChar w:fldCharType="end"/>
+            </w:r>
+            <w:r>
+              <w:rPr>
+                <w:lang w:val="pt-BR"/>
+              </w:rPr>
+              <w:t xml:space="preserve">   </w:t>
+            </w:r>
+          </w:p>
+          <w:p>
+            <w:pPr>
+              <w:rPr>
+                <w:lang w:val="pt-BR"/>
+              </w:rPr>
+            </w:pPr>
+            <w:r>
+              <w:rPr>
+                <w:lang w:val="pt-BR"/>
+              </w:rPr>
+              <w:t xml:space="preserve"> </w:t>
+            </w:r>
+          </w:p>
+        </w:tc>
+        <w:tc>
+          <w:tcPr>
+            <w:tcW w:w="9239" w:type="dxa"/>
+          </w:tcPr>
+          <w:p>
+            <w:r>
+              <w:t>1</w:t>
+            </w:r>
+            <w:r>
+              <w:t>7</w:t>
+            </w:r>
+            <w:r>
+              <w:t xml:space="preserve"> </w:t>
+            </w:r>
+            <w:proofErr w:type="spellStart"/>
+            <w:r>
+              <w:t>variaveis</w:t>
+            </w:r>
+            <w:proofErr w:type="spellEnd"/>
+          </w:p>
+          <w:p>
+            <w:r>
+              <w:rPr>
+                <w:noProof/>
+              </w:rPr>
+              <w:drawing>
+                <wp:inline distT="0" distB="0" distL="0" distR="0" wp14:anchorId="61840E2E" wp14:editId="57B4CC52">
+                  <wp:extent cx="4476750" cy="1951353"/>
+                  <wp:effectExtent l="0" t="0" r="0" b="0"/>
+                  <wp:docPr id="1567768863" name="Picture 1" descr="A screen shot of a computer&#10;&#10;AI-generated content may be incorrect."/>
+                  <wp:cNvGraphicFramePr>
+                    <a:graphicFrameLocks xmlns:a="http://schemas.openxmlformats.org/drawingml/2006/main" noChangeAspect="1"/>
+                  </wp:cNvGraphicFramePr>
+                  <a:graphic xmlns:a="http://schemas.openxmlformats.org/drawingml/2006/main">
+                    <a:graphicData uri="http://schemas.openxmlformats.org/drawingml/2006/picture">
+                      <pic:pic xmlns:pic="http://schemas.openxmlformats.org/drawingml/2006/picture">
+                        <pic:nvPicPr>
+                          <pic:cNvPr id="1567768863" name="Picture 1" descr="A screen shot of a computer&#10;&#10;AI-generated content may be incorrect."/>
+                          <pic:cNvPicPr/>
+                        </pic:nvPicPr>
+                        <pic:blipFill>
+                          <a:blip r:embed="rId26"/>
+                          <a:stretch>
+                            <a:fillRect/>
+                          </a:stretch>
+                        </pic:blipFill>
+                        <pic:spPr>
+                          <a:xfrm>
+                            <a:off x="0" y="0"/>
+                            <a:ext cx="4488592" cy="1956515"/>
+                          </a:xfrm>
+                          <a:prstGeom prst="rect">
+                            <a:avLst/>
+                          </a:prstGeom>
+                        </pic:spPr>
+                      </pic:pic>
+                    </a:graphicData>
+                  </a:graphic>
+                </wp:inline>
+              </w:drawing>
+            </w:r>
+          </w:p>
+        </w:tc>
+        <w:tc>
+          <w:tcPr>
+            <w:tcW w:w="2762" w:type="dxa"/>
+          </w:tcPr>
+          <w:p/>
+        </w:tc>
+      </w:tr>
+      <w:tr>
+        <w:trPr>
+          <w:trHeight w:val="304"/>
+        </w:trPr>
+        <w:tc>
+          <w:tcPr>
+            <w:tcW w:w="14791" w:type="dxa"/>
+            <w:gridSpan w:val="3"/>
+          </w:tcPr>
+          <w:p>
+            <w:r>
+              <w:t xml:space="preserve">Bruto/Original:  </w:t>
+            </w:r>
+            <w:r>
+              <w:rPr>
+                <w:noProof/>
+              </w:rPr>
+              <w:drawing>
+                <wp:inline distT="0" distB="0" distL="0" distR="0" wp14:anchorId="23556379" wp14:editId="73C43230">
+                  <wp:extent cx="2768600" cy="1765382"/>
+                  <wp:effectExtent l="0" t="0" r="0" b="6350"/>
+                  <wp:docPr id="254001690" name="Picture 1"/>
+                  <wp:cNvGraphicFramePr>
+                    <a:graphicFrameLocks xmlns:a="http://schemas.openxmlformats.org/drawingml/2006/main" noChangeAspect="1"/>
+                  </wp:cNvGraphicFramePr>
+                  <a:graphic xmlns:a="http://schemas.openxmlformats.org/drawingml/2006/main">
+                    <a:graphicData uri="http://schemas.openxmlformats.org/drawingml/2006/picture">
+                      <pic:pic xmlns:pic="http://schemas.openxmlformats.org/drawingml/2006/picture">
+                        <pic:nvPicPr>
+                          <pic:cNvPr id="254001690" name=""/>
+                          <pic:cNvPicPr/>
+                        </pic:nvPicPr>
+                        <pic:blipFill>
+                          <a:blip r:embed="rId37"/>
+                          <a:stretch>
+                            <a:fillRect/>
+                          </a:stretch>
+                        </pic:blipFill>
+                        <pic:spPr>
+                          <a:xfrm>
+                            <a:off x="0" y="0"/>
+                            <a:ext cx="2780443" cy="1772933"/>
+                          </a:xfrm>
+                          <a:prstGeom prst="rect">
+                            <a:avLst/>
+                          </a:prstGeom>
+                        </pic:spPr>
+                      </pic:pic>
+                    </a:graphicData>
+                  </a:graphic>
+                </wp:inline>
+              </w:drawing>
+            </w:r>
+            <w:r>
+              <w:rPr>
+                <w:noProof/>
+                <w:sz w:val="20"/>
+                <w:szCs w:val="20"/>
+              </w:rPr>
+              <w:drawing>
+                <wp:inline distT="0" distB="0" distL="0" distR="0" wp14:anchorId="520A8C85" wp14:editId="79BDA247">
+                  <wp:extent cx="4337050" cy="400824"/>
+                  <wp:effectExtent l="0" t="0" r="6350" b="0"/>
+                  <wp:docPr id="900522257" name="Picture 1"/>
+                  <wp:cNvGraphicFramePr>
+                    <a:graphicFrameLocks xmlns:a="http://schemas.openxmlformats.org/drawingml/2006/main" noChangeAspect="1"/>
+                  </wp:cNvGraphicFramePr>
+                  <a:graphic xmlns:a="http://schemas.openxmlformats.org/drawingml/2006/main">
+                    <a:graphicData uri="http://schemas.openxmlformats.org/drawingml/2006/picture">
+                      <pic:pic xmlns:pic="http://schemas.openxmlformats.org/drawingml/2006/picture">
+                        <pic:nvPicPr>
+                          <pic:cNvPr id="494062542" name=""/>
+                          <pic:cNvPicPr/>
+                        </pic:nvPicPr>
+                        <pic:blipFill>
+                          <a:blip r:embed="rId30"/>
+                          <a:stretch>
+                            <a:fillRect/>
+                          </a:stretch>
+                        </pic:blipFill>
+                        <pic:spPr>
+                          <a:xfrm>
+                            <a:off x="0" y="0"/>
+                            <a:ext cx="4644064" cy="429198"/>
+                          </a:xfrm>
+                          <a:prstGeom prst="rect">
+                            <a:avLst/>
+                          </a:prstGeom>
+                        </pic:spPr>
+                      </pic:pic>
+                    </a:graphicData>
+                  </a:graphic>
+                </wp:inline>
+              </w:drawing>
+            </w:r>
+          </w:p>
+        </w:tc>
+      </w:tr>
+      <w:tr>
+        <w:trPr>
+          <w:trHeight w:val="296"/>
+        </w:trPr>
+        <w:tc>
+          <w:tcPr>
+            <w:tcW w:w="14791" w:type="dxa"/>
+            <w:gridSpan w:val="3"/>
+          </w:tcPr>
+          <w:p>
+            <w:pPr>
+              <w:rPr>
+                <w:lang w:val="pt-BR"/>
+              </w:rPr>
+            </w:pPr>
+            <w:r>
+              <w:rPr>
+                <w:lang w:val="pt-BR"/>
+              </w:rPr>
+              <w:t xml:space="preserve">Procesado: </w:t>
+            </w:r>
+            <w:r>
+              <w:rPr>
+                <w:noProof/>
+                <w:lang w:val="pt-BR"/>
+              </w:rPr>
+              <w:drawing>
+                <wp:inline distT="0" distB="0" distL="0" distR="0" wp14:anchorId="7EB48595" wp14:editId="552266B9">
+                  <wp:extent cx="7256659" cy="368300"/>
+                  <wp:effectExtent l="0" t="0" r="1905" b="0"/>
+                  <wp:docPr id="1115162260" name="Picture 1"/>
+                  <wp:cNvGraphicFramePr>
+                    <a:graphicFrameLocks xmlns:a="http://schemas.openxmlformats.org/drawingml/2006/main" noChangeAspect="1"/>
+                  </wp:cNvGraphicFramePr>
+                  <a:graphic xmlns:a="http://schemas.openxmlformats.org/drawingml/2006/main">
+                    <a:graphicData uri="http://schemas.openxmlformats.org/drawingml/2006/picture">
+                      <pic:pic xmlns:pic="http://schemas.openxmlformats.org/drawingml/2006/picture">
+                        <pic:nvPicPr>
+                          <pic:cNvPr id="1115162260" name=""/>
+                          <pic:cNvPicPr/>
+                        </pic:nvPicPr>
+                        <pic:blipFill>
+                          <a:blip r:embed="rId38"/>
+                          <a:stretch>
+                            <a:fillRect/>
+                          </a:stretch>
+                        </pic:blipFill>
+                        <pic:spPr>
+                          <a:xfrm>
+                            <a:off x="0" y="0"/>
+                            <a:ext cx="8591818" cy="436064"/>
+                          </a:xfrm>
+                          <a:prstGeom prst="rect">
+                            <a:avLst/>
+                          </a:prstGeom>
+                        </pic:spPr>
+                      </pic:pic>
+                    </a:graphicData>
+                  </a:graphic>
+                </wp:inline>
+              </w:drawing>
+            </w:r>
+          </w:p>
+        </w:tc>
+      </w:tr>
+      <w:tr>
+        <w:trPr>
+          <w:trHeight w:val="296"/>
+        </w:trPr>
+        <w:tc>
+          <w:tcPr>
+            <w:tcW w:w="14791" w:type="dxa"/>
+            <w:gridSpan w:val="3"/>
+          </w:tcPr>
+          <w:p>
+            <w:pPr>
+              <w:rPr>
+                <w:b/>
+                <w:bCs/>
+                <w:lang w:val="pt-BR"/>
+              </w:rPr>
+            </w:pPr>
+            <w:r>
+              <w:rPr>
+                <w:b/>
+                <w:bCs/>
+                <w:lang w:val="pt-BR"/>
+              </w:rPr>
+              <w:t>Usos possíveis desses dados:</w:t>
+            </w:r>
+          </w:p>
+          <w:p>
+            <w:pPr>
+              <w:rPr>
+                <w:lang w:val="pt-BR"/>
+              </w:rPr>
+            </w:pPr>
+          </w:p>
+          <w:p>
+            <w:pPr>
+              <w:rPr>
+                <w:sz w:val="20"/>
+                <w:szCs w:val="20"/>
+                <w:lang w:val="pt-BR"/>
+              </w:rPr>
+            </w:pPr>
+            <w:r>
+              <w:rPr>
+                <w:sz w:val="20"/>
+                <w:szCs w:val="20"/>
+                <w:lang w:val="pt-BR"/>
+              </w:rPr>
+              <w:t>A</w:t>
+            </w:r>
+            <w:r>
+              <w:rPr>
+                <w:sz w:val="20"/>
+                <w:szCs w:val="20"/>
+                <w:lang w:val="pt-BR"/>
+              </w:rPr>
+              <w:t xml:space="preserve">nálise da de matrículas EPT em escolas estaduais dentro de um estado com abertura por área e curso, podendo ser usada no nível de município, região imediata, região intermediária ou UF. Disponível </w:t>
+            </w:r>
+            <w:r>
+              <w:rPr>
+                <w:sz w:val="20"/>
+                <w:szCs w:val="20"/>
+                <w:lang w:val="pt-BR"/>
+              </w:rPr>
+              <w:t>para 2023 e 2024.</w:t>
+            </w:r>
+          </w:p>
+          <w:p>
+            <w:pPr>
+              <w:rPr>
+                <w:lang w:val="pt-BR"/>
+              </w:rPr>
+            </w:pPr>
+          </w:p>
+          <w:p>
+            <w:pPr>
+              <w:rPr>
+                <w:lang w:val="pt-BR"/>
+              </w:rPr>
+            </w:pPr>
+          </w:p>
+          <w:p>
+            <w:pPr>
+              <w:rPr>
+                <w:lang w:val="pt-BR"/>
+              </w:rPr>
+            </w:pPr>
+          </w:p>
+        </w:tc>
+      </w:tr>
+    </w:tbl>
+    <w:p>
+      <w:pPr>
+        <w:rPr>
+          <w:lang w:val="pt-BR"/>
+        </w:rPr>
+      </w:pPr>
+    </w:p>
+    <w:tbl>
+      <w:tblPr>
+        <w:tblStyle w:val="TableGrid"/>
+        <w:tblW w:w="14791" w:type="dxa"/>
+        <w:tblInd w:w="-815" w:type="dxa"/>
+        <w:tblLayout w:type="fixed"/>
+        <w:tblLook w:val="04A0" w:firstRow="1" w:lastRow="0" w:firstColumn="1" w:lastColumn="0" w:noHBand="0" w:noVBand="1"/>
+      </w:tblPr>
+      <w:tblGrid>
+        <w:gridCol w:w="2790"/>
+        <w:gridCol w:w="9239"/>
+        <w:gridCol w:w="2762"/>
+      </w:tblGrid>
+      <w:tr>
+        <w:trPr>
+          <w:trHeight w:val="600"/>
+        </w:trPr>
+        <w:tc>
+          <w:tcPr>
+            <w:tcW w:w="2790" w:type="dxa"/>
+            <w:shd w:val="clear" w:color="auto" w:fill="F2F2F2" w:themeFill="background1" w:themeFillShade="F2"/>
+          </w:tcPr>
+          <w:p>
+            <w:pPr>
+              <w:rPr>
+                <w:b/>
+                <w:bCs/>
+                <w:sz w:val="20"/>
+                <w:szCs w:val="20"/>
+              </w:rPr>
+            </w:pPr>
+            <w:proofErr w:type="spellStart"/>
+            <w:r>
+              <w:rPr>
+                <w:b/>
+                <w:bCs/>
+                <w:sz w:val="20"/>
+                <w:szCs w:val="20"/>
+              </w:rPr>
+              <w:t>Programa</w:t>
+            </w:r>
+            <w:proofErr w:type="spellEnd"/>
+            <w:r>
+              <w:rPr>
+                <w:b/>
+                <w:bCs/>
+                <w:sz w:val="20"/>
+                <w:szCs w:val="20"/>
+              </w:rPr>
+              <w:t xml:space="preserve"> </w:t>
+            </w:r>
+            <w:proofErr w:type="spellStart"/>
+            <w:r>
+              <w:rPr>
+                <w:b/>
+                <w:bCs/>
+                <w:sz w:val="20"/>
+                <w:szCs w:val="20"/>
+              </w:rPr>
+              <w:t>utilizado</w:t>
+            </w:r>
+            <w:proofErr w:type="spellEnd"/>
+            <w:r>
+              <w:rPr>
+                <w:b/>
+                <w:bCs/>
+                <w:sz w:val="20"/>
+                <w:szCs w:val="20"/>
+              </w:rPr>
+              <w:t xml:space="preserve"> para </w:t>
+            </w:r>
+            <w:proofErr w:type="spellStart"/>
+            <w:r>
+              <w:rPr>
+                <w:b/>
+                <w:bCs/>
+                <w:sz w:val="20"/>
+                <w:szCs w:val="20"/>
+              </w:rPr>
+              <w:t>gerar</w:t>
+            </w:r>
+            <w:proofErr w:type="spellEnd"/>
+          </w:p>
+        </w:tc>
+        <w:tc>
+          <w:tcPr>
+            <w:tcW w:w="9239" w:type="dxa"/>
+            <w:shd w:val="clear" w:color="auto" w:fill="F2F2F2" w:themeFill="background1" w:themeFillShade="F2"/>
+          </w:tcPr>
+          <w:p>
+            <w:pPr>
+              <w:rPr>
+                <w:b/>
+                <w:bCs/>
+                <w:sz w:val="20"/>
+                <w:szCs w:val="20"/>
+                <w:lang w:val="pt-BR"/>
+              </w:rPr>
+            </w:pPr>
+            <w:r>
+              <w:rPr>
+                <w:b/>
+                <w:bCs/>
+                <w:sz w:val="20"/>
+                <w:szCs w:val="20"/>
+                <w:lang w:val="pt-BR"/>
+              </w:rPr>
+              <w:t>Variaveis de dados processados, prontos para usar no Shiny o PowerBI etc.</w:t>
+            </w:r>
+          </w:p>
+          <w:p>
+            <w:pPr>
+              <w:rPr>
+                <w:b/>
+                <w:bCs/>
+                <w:sz w:val="20"/>
+                <w:szCs w:val="20"/>
+                <w:lang w:val="pt-BR"/>
+              </w:rPr>
+            </w:pPr>
+          </w:p>
+        </w:tc>
+        <w:tc>
+          <w:tcPr>
+            <w:tcW w:w="2762" w:type="dxa"/>
+            <w:shd w:val="clear" w:color="auto" w:fill="F2F2F2" w:themeFill="background1" w:themeFillShade="F2"/>
+          </w:tcPr>
+          <w:p>
+            <w:pPr>
+              <w:rPr>
+                <w:b/>
+                <w:bCs/>
+                <w:sz w:val="20"/>
+                <w:szCs w:val="20"/>
+              </w:rPr>
+            </w:pPr>
+            <w:r>
+              <w:rPr>
+                <w:b/>
+                <w:bCs/>
+                <w:sz w:val="20"/>
+                <w:szCs w:val="20"/>
+              </w:rPr>
+              <w:t>Shiny App</w:t>
+            </w:r>
+            <w:r>
+              <w:rPr>
+                <w:b/>
+                <w:bCs/>
+                <w:sz w:val="20"/>
+                <w:szCs w:val="20"/>
+              </w:rPr>
+              <w:t xml:space="preserve"> (se </w:t>
+            </w:r>
+            <w:proofErr w:type="spellStart"/>
+            <w:r>
+              <w:rPr>
+                <w:b/>
+                <w:bCs/>
+                <w:sz w:val="20"/>
+                <w:szCs w:val="20"/>
+              </w:rPr>
+              <w:t>existe</w:t>
+            </w:r>
+            <w:proofErr w:type="spellEnd"/>
+            <w:r>
+              <w:rPr>
+                <w:b/>
+                <w:bCs/>
+                <w:sz w:val="20"/>
+                <w:szCs w:val="20"/>
+              </w:rPr>
+              <w:t>)</w:t>
+            </w:r>
+          </w:p>
+        </w:tc>
+      </w:tr>
+      <w:tr>
+        <w:trPr>
+          <w:trHeight w:val="304"/>
+        </w:trPr>
+        <w:tc>
+          <w:tcPr>
+            <w:tcW w:w="12029" w:type="dxa"/>
+            <w:gridSpan w:val="2"/>
+          </w:tcPr>
+          <w:p>
+            <w:pPr>
+              <w:rPr>
+                <w:color w:val="0000FF"/>
+                <w:sz w:val="20"/>
+                <w:szCs w:val="20"/>
+                <w:lang w:val="pt-BR"/>
+              </w:rPr>
+            </w:pPr>
+            <w:r>
+              <w:rPr>
+                <w:color w:val="0000FF"/>
+                <w:sz w:val="20"/>
+                <w:szCs w:val="20"/>
+                <w:lang w:val="pt-BR"/>
+              </w:rPr>
+              <w:t xml:space="preserve">PNADC </w:t>
+            </w:r>
+            <w:r>
+              <w:rPr>
+                <w:color w:val="0000FF"/>
+                <w:sz w:val="20"/>
+                <w:szCs w:val="20"/>
+                <w:lang w:val="pt-BR"/>
+              </w:rPr>
+              <w:t xml:space="preserve"> </w:t>
+            </w:r>
+          </w:p>
+        </w:tc>
+        <w:tc>
+          <w:tcPr>
+            <w:tcW w:w="2762" w:type="dxa"/>
+          </w:tcPr>
+          <w:p>
+            <w:pPr>
+              <w:rPr>
+                <w:sz w:val="20"/>
+                <w:szCs w:val="20"/>
+                <w:lang w:val="pt-BR"/>
+              </w:rPr>
+            </w:pPr>
+          </w:p>
+        </w:tc>
+      </w:tr>
+      <w:tr>
+        <w:trPr>
+          <w:trHeight w:val="1514"/>
+        </w:trPr>
+        <w:tc>
+          <w:tcPr>
+            <w:tcW w:w="2790" w:type="dxa"/>
+          </w:tcPr>
+          <w:p>
+            <w:pPr>
+              <w:rPr>
+                <w:sz w:val="20"/>
+                <w:szCs w:val="20"/>
+              </w:rPr>
+            </w:pPr>
+            <w:hyperlink r:id="rId39" w:history="1">
+              <w:r>
+                <w:rPr>
+                  <w:rStyle w:val="Hyperlink"/>
+                  <w:sz w:val="20"/>
+                  <w:szCs w:val="20"/>
+                </w:rPr>
+                <w:t>https://github.com/Zagamog/TechBrasil/blob/main/prelims/ibge/pnadc_api.R</w:t>
+              </w:r>
+            </w:hyperlink>
+            <w:r>
+              <w:rPr>
+                <w:sz w:val="20"/>
+                <w:szCs w:val="20"/>
+              </w:rPr>
+              <w:t xml:space="preserve">   </w:t>
+            </w:r>
+          </w:p>
+          <w:p>
+            <w:pPr>
+              <w:rPr>
+                <w:sz w:val="20"/>
+                <w:szCs w:val="20"/>
+              </w:rPr>
+            </w:pPr>
+          </w:p>
+          <w:p>
+            <w:pPr>
+              <w:rPr>
+                <w:sz w:val="20"/>
+                <w:szCs w:val="20"/>
+              </w:rPr>
+            </w:pPr>
+          </w:p>
+        </w:tc>
+        <w:tc>
+          <w:tcPr>
+            <w:tcW w:w="9239" w:type="dxa"/>
+          </w:tcPr>
+          <w:p>
+            <w:pPr>
+              <w:rPr>
+                <w:sz w:val="20"/>
+                <w:szCs w:val="20"/>
+              </w:rPr>
+            </w:pPr>
+            <w:r>
+              <w:rPr>
+                <w:sz w:val="20"/>
+                <w:szCs w:val="20"/>
+              </w:rPr>
+              <w:t xml:space="preserve">8 </w:t>
+            </w:r>
+            <w:proofErr w:type="spellStart"/>
+            <w:r>
+              <w:rPr>
+                <w:sz w:val="20"/>
+                <w:szCs w:val="20"/>
+              </w:rPr>
+              <w:t>variáveis</w:t>
+            </w:r>
+            <w:proofErr w:type="spellEnd"/>
+          </w:p>
+          <w:p>
+            <w:pPr>
+              <w:rPr>
+                <w:sz w:val="20"/>
+                <w:szCs w:val="20"/>
+              </w:rPr>
+            </w:pPr>
+            <w:r>
+              <w:rPr>
+                <w:noProof/>
+                <w:sz w:val="20"/>
+                <w:szCs w:val="20"/>
+              </w:rPr>
+              <w:drawing>
+                <wp:inline distT="0" distB="0" distL="0" distR="0" wp14:anchorId="29E1D17C" wp14:editId="572E4DF3">
+                  <wp:extent cx="5729605" cy="1035685"/>
+                  <wp:effectExtent l="0" t="0" r="4445" b="0"/>
+                  <wp:docPr id="588258671" name="Picture 1"/>
+                  <wp:cNvGraphicFramePr>
+                    <a:graphicFrameLocks xmlns:a="http://schemas.openxmlformats.org/drawingml/2006/main" noChangeAspect="1"/>
+                  </wp:cNvGraphicFramePr>
+                  <a:graphic xmlns:a="http://schemas.openxmlformats.org/drawingml/2006/main">
+                    <a:graphicData uri="http://schemas.openxmlformats.org/drawingml/2006/picture">
+                      <pic:pic xmlns:pic="http://schemas.openxmlformats.org/drawingml/2006/picture">
+                        <pic:nvPicPr>
+                          <pic:cNvPr id="588258671" name=""/>
+                          <pic:cNvPicPr/>
+                        </pic:nvPicPr>
+                        <pic:blipFill>
+                          <a:blip r:embed="rId40"/>
+                          <a:stretch>
+                            <a:fillRect/>
+                          </a:stretch>
+                        </pic:blipFill>
+                        <pic:spPr>
+                          <a:xfrm>
+                            <a:off x="0" y="0"/>
+                            <a:ext cx="5729605" cy="1035685"/>
+                          </a:xfrm>
+                          <a:prstGeom prst="rect">
+                            <a:avLst/>
+                          </a:prstGeom>
+                        </pic:spPr>
+                      </pic:pic>
+                    </a:graphicData>
+                  </a:graphic>
+                </wp:inline>
+              </w:drawing>
+            </w:r>
+          </w:p>
+        </w:tc>
+        <w:tc>
+          <w:tcPr>
+            <w:tcW w:w="2762" w:type="dxa"/>
+          </w:tcPr>
+          <w:p>
+            <w:pPr>
+              <w:rPr>
+                <w:sz w:val="20"/>
+                <w:szCs w:val="20"/>
+              </w:rPr>
+            </w:pPr>
+          </w:p>
+        </w:tc>
+      </w:tr>
+      <w:tr>
+        <w:trPr>
+          <w:trHeight w:val="304"/>
+        </w:trPr>
+        <w:tc>
+          <w:tcPr>
+            <w:tcW w:w="14791" w:type="dxa"/>
+            <w:gridSpan w:val="3"/>
+          </w:tcPr>
+          <w:p>
+            <w:pPr>
+              <w:rPr>
+                <w:sz w:val="20"/>
+                <w:szCs w:val="20"/>
+                <w:lang w:val="pt-BR"/>
+              </w:rPr>
+            </w:pPr>
+            <w:r>
+              <w:rPr>
+                <w:sz w:val="20"/>
+                <w:szCs w:val="20"/>
+                <w:lang w:val="pt-BR"/>
+              </w:rPr>
+              <w:t xml:space="preserve">Bruto/Original: </w:t>
+            </w:r>
+            <w:r>
+              <w:rPr>
+                <w:noProof/>
+                <w:lang w:val="pt-BR"/>
+              </w:rPr>
+              <w:t xml:space="preserve"> </w:t>
+            </w:r>
+            <w:r>
+              <w:rPr>
+                <w:noProof/>
+                <w:lang w:val="pt-BR"/>
+              </w:rPr>
+              <w:t>Código importa direto do API do IBGE.</w:t>
+            </w:r>
+          </w:p>
+        </w:tc>
+      </w:tr>
+      <w:tr>
+        <w:trPr>
+          <w:trHeight w:val="296"/>
+        </w:trPr>
+        <w:tc>
+          <w:tcPr>
+            <w:tcW w:w="14791" w:type="dxa"/>
+            <w:gridSpan w:val="3"/>
+          </w:tcPr>
+          <w:p>
+            <w:pPr>
+              <w:rPr>
+                <w:sz w:val="20"/>
+                <w:szCs w:val="20"/>
+                <w:lang w:val="pt-BR"/>
+              </w:rPr>
+            </w:pPr>
+            <w:r>
+              <w:rPr>
+                <w:sz w:val="20"/>
+                <w:szCs w:val="20"/>
+                <w:lang w:val="pt-BR"/>
+              </w:rPr>
+              <w:t xml:space="preserve">Procesado: </w:t>
+            </w:r>
+            <w:hyperlink r:id="rId41" w:history="1">
+              <w:r>
+                <w:rPr>
+                  <w:rStyle w:val="Hyperlink"/>
+                  <w:sz w:val="20"/>
+                  <w:szCs w:val="20"/>
+                  <w:lang w:val="pt-BR"/>
+                </w:rPr>
+                <w:t>https://us-east-1.console.aws.amazon.com/s3/object/techbrazildata?region=us-east-1&amp;bucketType=general&amp;prefix=working/fundeb/df_eptcenso.rds</w:t>
+              </w:r>
+            </w:hyperlink>
+            <w:r>
+              <w:rPr>
+                <w:sz w:val="20"/>
+                <w:szCs w:val="20"/>
+                <w:lang w:val="pt-BR"/>
+              </w:rPr>
+              <w:t xml:space="preserve"> </w:t>
+            </w:r>
+          </w:p>
+        </w:tc>
+      </w:tr>
+      <w:tr>
+        <w:trPr>
+          <w:trHeight w:val="296"/>
+        </w:trPr>
+        <w:tc>
+          <w:tcPr>
+            <w:tcW w:w="14791" w:type="dxa"/>
+            <w:gridSpan w:val="3"/>
+          </w:tcPr>
+          <w:p>
+            <w:pPr>
+              <w:rPr>
+                <w:sz w:val="20"/>
+                <w:szCs w:val="20"/>
+                <w:lang w:val="pt-BR"/>
+              </w:rPr>
+            </w:pPr>
+            <w:r>
+              <w:rPr>
+                <w:b/>
+                <w:bCs/>
+                <w:sz w:val="20"/>
+                <w:szCs w:val="20"/>
+                <w:lang w:val="pt-BR"/>
+              </w:rPr>
+              <w:t>Usos possíveis desses dados:</w:t>
+            </w:r>
+            <w:r>
+              <w:rPr>
+                <w:b/>
+                <w:bCs/>
+                <w:sz w:val="20"/>
+                <w:szCs w:val="20"/>
+                <w:lang w:val="pt-BR"/>
+              </w:rPr>
+              <w:t xml:space="preserve"> </w:t>
+            </w:r>
+            <w:r>
+              <w:rPr>
+                <w:sz w:val="20"/>
+                <w:szCs w:val="20"/>
+                <w:lang w:val="pt-BR"/>
+              </w:rPr>
+              <w:t xml:space="preserve">Considerar no nível estadual tendências demográficas e de mercado de trabalho de acordo </w:t>
+            </w:r>
+            <w:r>
+              <w:rPr>
+                <w:sz w:val="20"/>
+                <w:szCs w:val="20"/>
+                <w:lang w:val="pt-BR"/>
+              </w:rPr>
+              <w:t>considerando a formação técnica dos indivíduos.</w:t>
+            </w:r>
+          </w:p>
+          <w:p>
+            <w:pPr>
+              <w:rPr>
+                <w:sz w:val="20"/>
+                <w:szCs w:val="20"/>
+                <w:lang w:val="pt-BR"/>
+              </w:rPr>
+            </w:pPr>
+          </w:p>
+          <w:p>
+            <w:pPr>
+              <w:rPr>
+                <w:sz w:val="20"/>
+                <w:szCs w:val="20"/>
+                <w:lang w:val="pt-BR"/>
+              </w:rPr>
+            </w:pPr>
+          </w:p>
+          <w:p>
+            <w:pPr>
+              <w:rPr>
+                <w:sz w:val="20"/>
+                <w:szCs w:val="20"/>
+                <w:lang w:val="pt-BR"/>
+              </w:rPr>
+            </w:pPr>
+          </w:p>
+          <w:p>
+            <w:pPr>
+              <w:rPr>
+                <w:sz w:val="20"/>
+                <w:szCs w:val="20"/>
+                <w:lang w:val="pt-BR"/>
+              </w:rPr>
+            </w:pPr>
+          </w:p>
+          <w:p>
+            <w:pPr>
+              <w:rPr>
+                <w:sz w:val="20"/>
+                <w:szCs w:val="20"/>
                 <w:lang w:val="pt-BR"/>
               </w:rPr>
             </w:pPr>
@@ -4466,10 +7039,10 @@
       </w:pPr>
     </w:p>
     <w:sectPr>
-      <w:headerReference w:type="default" r:id="rId41"/>
-      <w:footerReference w:type="even" r:id="rId42"/>
-      <w:footerReference w:type="default" r:id="rId43"/>
-      <w:footerReference w:type="first" r:id="rId44"/>
+      <w:headerReference w:type="default" r:id="rId42"/>
+      <w:footerReference w:type="even" r:id="rId43"/>
+      <w:footerReference w:type="default" r:id="rId44"/>
+      <w:footerReference w:type="first" r:id="rId45"/>
       <w:pgSz w:w="15840" w:h="12240" w:orient="landscape"/>
       <w:pgMar w:top="1440" w:right="1440" w:bottom="1440" w:left="1440" w:header="720" w:footer="720" w:gutter="0"/>
       <w:cols w:space="720"/>

--- a/BASE DE DADOS EXISTENTE.docx
+++ b/BASE DE DADOS EXISTENTE.docx
@@ -25,7 +25,23 @@
           <w:bCs/>
           <w:lang w:val="pt-BR"/>
         </w:rPr>
-        <w:t xml:space="preserve">  (15 de junho, 2025)</w:t>
+        <w:t xml:space="preserve">  (15 de </w:t>
+      </w:r>
+      <w:r>
+        <w:rPr>
+          <w:b/>
+          <w:bCs/>
+          <w:lang w:val="pt-BR"/>
+        </w:rPr>
+        <w:t>agosto</w:t>
+      </w:r>
+      <w:r>
+        <w:rPr>
+          <w:b/>
+          <w:bCs/>
+          <w:lang w:val="pt-BR"/>
+        </w:rPr>
+        <w:t>, 2025)</w:t>
       </w:r>
     </w:p>
     <w:tbl>
@@ -38,7 +54,9 @@
       </w:tblPr>
       <w:tblGrid>
         <w:gridCol w:w="2790"/>
-        <w:gridCol w:w="9239"/>
+        <w:gridCol w:w="2140"/>
+        <w:gridCol w:w="4930"/>
+        <w:gridCol w:w="2169"/>
         <w:gridCol w:w="2762"/>
       </w:tblGrid>
       <w:tr>
@@ -59,62 +77,21 @@
                 <w:szCs w:val="20"/>
               </w:rPr>
             </w:pPr>
-            <w:proofErr w:type="spellStart"/>
-            <w:r>
-              <w:rPr>
-                <w:b/>
-                <w:bCs/>
-                <w:sz w:val="20"/>
-                <w:szCs w:val="20"/>
-              </w:rPr>
-              <w:t>Programa</w:t>
-            </w:r>
-            <w:proofErr w:type="spellEnd"/>
-            <w:r>
-              <w:rPr>
-                <w:b/>
-                <w:bCs/>
-                <w:sz w:val="20"/>
-                <w:szCs w:val="20"/>
-              </w:rPr>
-              <w:t xml:space="preserve"> </w:t>
-            </w:r>
-            <w:proofErr w:type="spellStart"/>
-            <w:r>
-              <w:rPr>
-                <w:b/>
-                <w:bCs/>
-                <w:sz w:val="20"/>
-                <w:szCs w:val="20"/>
-              </w:rPr>
-              <w:t>utilizado</w:t>
-            </w:r>
-            <w:proofErr w:type="spellEnd"/>
-            <w:r>
-              <w:rPr>
-                <w:b/>
-                <w:bCs/>
-                <w:sz w:val="20"/>
-                <w:szCs w:val="20"/>
-              </w:rPr>
-              <w:t xml:space="preserve"> para </w:t>
-            </w:r>
-            <w:proofErr w:type="spellStart"/>
-            <w:r>
-              <w:rPr>
-                <w:b/>
-                <w:bCs/>
-                <w:sz w:val="20"/>
-                <w:szCs w:val="20"/>
-              </w:rPr>
-              <w:t>gerar</w:t>
-            </w:r>
-            <w:proofErr w:type="spellEnd"/>
+            <w:r>
+              <w:rPr>
+                <w:b/>
+                <w:bCs/>
+                <w:sz w:val="20"/>
+                <w:szCs w:val="20"/>
+              </w:rPr>
+              <w:t>Programa utilizado para gerar</w:t>
+            </w:r>
           </w:p>
         </w:tc>
         <w:tc>
           <w:tcPr>
             <w:tcW w:w="9239" w:type="dxa"/>
+            <w:gridSpan w:val="3"/>
             <w:shd w:val="clear" w:color="auto" w:fill="F2F2F2" w:themeFill="background1" w:themeFillShade="F2"/>
           </w:tcPr>
           <w:p>
@@ -190,27 +167,7 @@
                 <w:sz w:val="20"/>
                 <w:szCs w:val="20"/>
               </w:rPr>
-              <w:t xml:space="preserve"> (se </w:t>
-            </w:r>
-            <w:proofErr w:type="spellStart"/>
-            <w:r>
-              <w:rPr>
-                <w:b/>
-                <w:bCs/>
-                <w:sz w:val="20"/>
-                <w:szCs w:val="20"/>
-              </w:rPr>
-              <w:t>existe</w:t>
-            </w:r>
-            <w:proofErr w:type="spellEnd"/>
-            <w:r>
-              <w:rPr>
-                <w:b/>
-                <w:bCs/>
-                <w:sz w:val="20"/>
-                <w:szCs w:val="20"/>
-              </w:rPr>
-              <w:t>)</w:t>
+              <w:t xml:space="preserve"> (se existe)</w:t>
             </w:r>
           </w:p>
         </w:tc>
@@ -222,7 +179,7 @@
         <w:tc>
           <w:tcPr>
             <w:tcW w:w="12029" w:type="dxa"/>
-            <w:gridSpan w:val="2"/>
+            <w:gridSpan w:val="4"/>
           </w:tcPr>
           <w:p>
             <w:pPr>
@@ -284,59 +241,38 @@
                 <w:lang w:val="pt-BR"/>
               </w:rPr>
             </w:pPr>
-            <w:r>
-              <w:fldChar w:fldCharType="begin"/>
-            </w:r>
-            <w:r>
-              <w:rPr>
-                <w:lang w:val="pt-BR"/>
-              </w:rPr>
-              <w:instrText>HYPERLINK "https://github.com/Zagamog/TechBrasil/blob/main/prelims/popula%C3%A7%C3%A3o/br_pop1a.R"</w:instrText>
-            </w:r>
-            <w:r>
-              <w:fldChar w:fldCharType="separate"/>
-            </w:r>
-            <w:r>
-              <w:rPr>
-                <w:rStyle w:val="Hyperlink"/>
-                <w:sz w:val="20"/>
-                <w:szCs w:val="20"/>
-                <w:lang w:val="pt-BR"/>
-              </w:rPr>
-              <w:t>https://github.com/Zagamog/TechBrasil/blob/main/prelims/popula%C3%A7%C3%A3o/br_pop1a.R</w:t>
-            </w:r>
-            <w:r>
-              <w:fldChar w:fldCharType="end"/>
-            </w:r>
+            <w:hyperlink r:id="rId7" w:history="1">
+              <w:r>
+                <w:rPr>
+                  <w:rStyle w:val="Hyperlink"/>
+                  <w:sz w:val="20"/>
+                  <w:szCs w:val="20"/>
+                  <w:lang w:val="pt-BR"/>
+                </w:rPr>
+                <w:t>https://github.com/Zagamog/TechBrasil/blob/main/prelims/popula%C3%A7%C3%A3o/br_pop1a.R</w:t>
+              </w:r>
+            </w:hyperlink>
           </w:p>
         </w:tc>
         <w:tc>
           <w:tcPr>
             <w:tcW w:w="9239" w:type="dxa"/>
-          </w:tcPr>
-          <w:p>
-            <w:pPr>
-              <w:rPr>
-                <w:sz w:val="20"/>
-                <w:szCs w:val="20"/>
-              </w:rPr>
-            </w:pPr>
-            <w:r>
-              <w:rPr>
-                <w:sz w:val="20"/>
-                <w:szCs w:val="20"/>
-              </w:rPr>
-              <w:t xml:space="preserve">18 </w:t>
-            </w:r>
-            <w:proofErr w:type="spellStart"/>
-            <w:r>
-              <w:rPr>
-                <w:sz w:val="20"/>
-                <w:szCs w:val="20"/>
-              </w:rPr>
-              <w:t>variaveis</w:t>
-            </w:r>
-            <w:proofErr w:type="spellEnd"/>
+            <w:gridSpan w:val="3"/>
+          </w:tcPr>
+          <w:p>
+            <w:pPr>
+              <w:rPr>
+                <w:sz w:val="20"/>
+                <w:szCs w:val="20"/>
+              </w:rPr>
+            </w:pPr>
+            <w:r>
+              <w:rPr>
+                <w:sz w:val="20"/>
+                <w:szCs w:val="20"/>
+              </w:rPr>
+              <w:t>18 variaveis</w:t>
+            </w:r>
           </w:p>
           <w:p>
             <w:pPr>
@@ -367,7 +303,7 @@
                           <pic:cNvPicPr/>
                         </pic:nvPicPr>
                         <pic:blipFill>
-                          <a:blip r:embed="rId7"/>
+                          <a:blip r:embed="rId8"/>
                           <a:stretch>
                             <a:fillRect/>
                           </a:stretch>
@@ -400,7 +336,7 @@
                 <w:szCs w:val="20"/>
               </w:rPr>
             </w:pPr>
-            <w:hyperlink r:id="rId8" w:history="1">
+            <w:hyperlink r:id="rId9" w:history="1">
               <w:r>
                 <w:rPr>
                   <w:rStyle w:val="Hyperlink"/>
@@ -447,7 +383,7 @@
                           <pic:cNvPicPr/>
                         </pic:nvPicPr>
                         <pic:blipFill>
-                          <a:blip r:embed="rId9" cstate="print">
+                          <a:blip r:embed="rId10" cstate="print">
                             <a:extLst>
                               <a:ext uri="{28A0092B-C50C-407E-A947-70E740481C1C}">
                                 <a14:useLocalDpi xmlns:a14="http://schemas.microsoft.com/office/drawing/2010/main" val="0"/>
@@ -491,7 +427,7 @@
         <w:tc>
           <w:tcPr>
             <w:tcW w:w="14791" w:type="dxa"/>
-            <w:gridSpan w:val="3"/>
+            <w:gridSpan w:val="5"/>
           </w:tcPr>
           <w:p>
             <w:pPr>
@@ -509,30 +445,17 @@
               </w:rPr>
               <w:t xml:space="preserve">Bruto/Original: </w:t>
             </w:r>
-            <w:r>
-              <w:fldChar w:fldCharType="begin"/>
-            </w:r>
-            <w:r>
-              <w:rPr>
-                <w:lang w:val="pt-BR"/>
-              </w:rPr>
-              <w:instrText>HYPERLINK "https://us-east-1.console.aws.amazon.com/s3/object/techbrazildata?region=us-east-1&amp;bucketType=general&amp;prefix=rawdata/ibge/projecoes_2024_tab3_grupos_etarios_especificos.xlsx"</w:instrText>
-            </w:r>
-            <w:r>
-              <w:fldChar w:fldCharType="separate"/>
-            </w:r>
-            <w:r>
-              <w:rPr>
-                <w:rStyle w:val="Hyperlink"/>
-                <w:sz w:val="20"/>
-                <w:szCs w:val="20"/>
-                <w:lang w:val="pt-BR"/>
-              </w:rPr>
-              <w:t>https://us-east-1.console.aws.amazon.com/s3/object/techbrazildata?region=us-east-1&amp;bucketType=general&amp;prefix=rawdata/ibge/projecoes_2024_tab3_grupos_etarios_especificos.xlsx</w:t>
-            </w:r>
-            <w:r>
-              <w:fldChar w:fldCharType="end"/>
-            </w:r>
+            <w:hyperlink r:id="rId11" w:history="1">
+              <w:r>
+                <w:rPr>
+                  <w:rStyle w:val="Hyperlink"/>
+                  <w:sz w:val="20"/>
+                  <w:szCs w:val="20"/>
+                  <w:lang w:val="pt-BR"/>
+                </w:rPr>
+                <w:t>https://us-east-1.console.aws.amazon.com/s3/object/techbrazildata?region=us-east-1&amp;bucketType=general&amp;prefix=rawdata/ibge/projecoes_2024_tab3_grupos_etarios_especificos.xlsx</w:t>
+              </w:r>
+            </w:hyperlink>
             <w:r>
               <w:rPr>
                 <w:sz w:val="20"/>
@@ -551,7 +474,7 @@
         <w:tc>
           <w:tcPr>
             <w:tcW w:w="14791" w:type="dxa"/>
-            <w:gridSpan w:val="3"/>
+            <w:gridSpan w:val="5"/>
           </w:tcPr>
           <w:p>
             <w:pPr>
@@ -569,30 +492,17 @@
               </w:rPr>
               <w:t xml:space="preserve">Procesado: </w:t>
             </w:r>
-            <w:r>
-              <w:fldChar w:fldCharType="begin"/>
-            </w:r>
-            <w:r>
-              <w:rPr>
-                <w:lang w:val="pt-BR"/>
-              </w:rPr>
-              <w:instrText>HYPERLINK "https://us-east-1.console.aws.amazon.com/s3/object/techbrazildata?region=us-east-1&amp;bucketType=general&amp;prefix=working/ibge/pop01_70b.rda"</w:instrText>
-            </w:r>
-            <w:r>
-              <w:fldChar w:fldCharType="separate"/>
-            </w:r>
-            <w:r>
-              <w:rPr>
-                <w:rStyle w:val="Hyperlink"/>
-                <w:sz w:val="20"/>
-                <w:szCs w:val="20"/>
-                <w:lang w:val="pt-BR"/>
-              </w:rPr>
-              <w:t>https://us-east-1.console.aws.amazon.com/s3/object/techbrazildata?region=us-east-1&amp;bucketType=general&amp;prefix=working/ibge/pop01_70b.rda</w:t>
-            </w:r>
-            <w:r>
-              <w:fldChar w:fldCharType="end"/>
-            </w:r>
+            <w:hyperlink r:id="rId12" w:history="1">
+              <w:r>
+                <w:rPr>
+                  <w:rStyle w:val="Hyperlink"/>
+                  <w:sz w:val="20"/>
+                  <w:szCs w:val="20"/>
+                  <w:lang w:val="pt-BR"/>
+                </w:rPr>
+                <w:t>https://us-east-1.console.aws.amazon.com/s3/object/techbrazildata?region=us-east-1&amp;bucketType=general&amp;prefix=working/ibge/pop01_70b.rda</w:t>
+              </w:r>
+            </w:hyperlink>
             <w:r>
               <w:rPr>
                 <w:sz w:val="20"/>
@@ -610,47 +520,111 @@
         </w:trPr>
         <w:tc>
           <w:tcPr>
+            <w:tcW w:w="4930" w:type="dxa"/>
+            <w:gridSpan w:val="2"/>
+            <w:shd w:val="clear" w:color="auto" w:fill="FFFF00"/>
+          </w:tcPr>
+          <w:p>
+            <w:pPr>
+              <w:rPr>
+                <w:b/>
+                <w:bCs/>
+                <w:color w:val="00B050"/>
+                <w:sz w:val="20"/>
+                <w:szCs w:val="20"/>
+                <w:lang w:val="pt-BR"/>
+              </w:rPr>
+            </w:pPr>
+            <w:r>
+              <w:rPr>
+                <w:b/>
+                <w:bCs/>
+                <w:color w:val="00B050"/>
+              </w:rPr>
+              <w:t>/prelims</w:t>
+            </w:r>
+          </w:p>
+        </w:tc>
+        <w:tc>
+          <w:tcPr>
+            <w:tcW w:w="4930" w:type="dxa"/>
+            <w:shd w:val="clear" w:color="auto" w:fill="FFFF00"/>
+          </w:tcPr>
+          <w:p>
+            <w:pPr>
+              <w:rPr>
+                <w:b/>
+                <w:bCs/>
+                <w:color w:val="00B050"/>
+                <w:sz w:val="20"/>
+                <w:szCs w:val="20"/>
+                <w:lang w:val="pt-BR"/>
+              </w:rPr>
+            </w:pPr>
+            <w:r>
+              <w:rPr>
+                <w:b/>
+                <w:bCs/>
+                <w:color w:val="00B050"/>
+              </w:rPr>
+              <w:t>/população</w:t>
+            </w:r>
+          </w:p>
+        </w:tc>
+        <w:tc>
+          <w:tcPr>
+            <w:tcW w:w="4931" w:type="dxa"/>
+            <w:gridSpan w:val="2"/>
+            <w:shd w:val="clear" w:color="auto" w:fill="FFFF00"/>
+          </w:tcPr>
+          <w:p>
+            <w:pPr>
+              <w:rPr>
+                <w:b/>
+                <w:bCs/>
+                <w:color w:val="00B050"/>
+                <w:sz w:val="20"/>
+                <w:szCs w:val="20"/>
+                <w:lang w:val="pt-BR"/>
+              </w:rPr>
+            </w:pPr>
+            <w:r>
+              <w:rPr>
+                <w:b/>
+                <w:bCs/>
+                <w:color w:val="00B050"/>
+              </w:rPr>
+              <w:t>br_pop1a.R</w:t>
+            </w:r>
+          </w:p>
+        </w:tc>
+      </w:tr>
+      <w:tr>
+        <w:trPr>
+          <w:trHeight w:val="296"/>
+        </w:trPr>
+        <w:tc>
+          <w:tcPr>
             <w:tcW w:w="14791" w:type="dxa"/>
-            <w:gridSpan w:val="3"/>
-          </w:tcPr>
-          <w:p>
-            <w:pPr>
-              <w:rPr>
-                <w:b/>
-                <w:bCs/>
-                <w:sz w:val="20"/>
-                <w:szCs w:val="20"/>
-              </w:rPr>
-            </w:pPr>
-            <w:proofErr w:type="spellStart"/>
-            <w:r>
-              <w:rPr>
-                <w:b/>
-                <w:bCs/>
-                <w:sz w:val="20"/>
-                <w:szCs w:val="20"/>
-              </w:rPr>
-              <w:t>Usos</w:t>
-            </w:r>
-            <w:proofErr w:type="spellEnd"/>
-            <w:r>
-              <w:rPr>
-                <w:b/>
-                <w:bCs/>
-                <w:sz w:val="20"/>
-                <w:szCs w:val="20"/>
-              </w:rPr>
-              <w:t xml:space="preserve"> </w:t>
-            </w:r>
-            <w:proofErr w:type="spellStart"/>
-            <w:r>
-              <w:rPr>
-                <w:b/>
-                <w:bCs/>
-                <w:sz w:val="20"/>
-                <w:szCs w:val="20"/>
-              </w:rPr>
-              <w:t>poss</w:t>
+            <w:gridSpan w:val="5"/>
+          </w:tcPr>
+          <w:p>
+            <w:pPr>
+              <w:rPr>
+                <w:b/>
+                <w:bCs/>
+                <w:sz w:val="20"/>
+                <w:szCs w:val="20"/>
+              </w:rPr>
+            </w:pPr>
+            <w:r>
+              <w:rPr>
+                <w:b/>
+                <w:bCs/>
+                <w:sz w:val="20"/>
+                <w:szCs w:val="20"/>
+              </w:rPr>
+              <w:t>Usos poss</w:t>
             </w:r>
             <w:r>
               <w:rPr>
@@ -686,27 +660,7 @@
                 <w:sz w:val="20"/>
                 <w:szCs w:val="20"/>
               </w:rPr>
-              <w:t>s</w:t>
-            </w:r>
-            <w:proofErr w:type="spellEnd"/>
-            <w:r>
-              <w:rPr>
-                <w:b/>
-                <w:bCs/>
-                <w:sz w:val="20"/>
-                <w:szCs w:val="20"/>
-              </w:rPr>
-              <w:t xml:space="preserve"> </w:t>
-            </w:r>
-            <w:proofErr w:type="spellStart"/>
-            <w:r>
-              <w:rPr>
-                <w:b/>
-                <w:bCs/>
-                <w:sz w:val="20"/>
-                <w:szCs w:val="20"/>
-              </w:rPr>
-              <w:t>dess</w:t>
+              <w:t>s dess</w:t>
             </w:r>
             <w:r>
               <w:rPr>
@@ -724,17 +678,7 @@
                 <w:sz w:val="20"/>
                 <w:szCs w:val="20"/>
               </w:rPr>
-              <w:t>s</w:t>
-            </w:r>
-            <w:proofErr w:type="spellEnd"/>
-            <w:r>
-              <w:rPr>
-                <w:b/>
-                <w:bCs/>
-                <w:sz w:val="20"/>
-                <w:szCs w:val="20"/>
-              </w:rPr>
-              <w:t xml:space="preserve"> dados:</w:t>
+              <w:t>s dados:</w:t>
             </w:r>
           </w:p>
           <w:p>
@@ -780,7 +724,6 @@
         </w:tc>
       </w:tr>
     </w:tbl>
-    <w:p/>
     <w:p/>
     <w:p/>
     <w:p/>
@@ -794,7 +737,9 @@
       </w:tblPr>
       <w:tblGrid>
         <w:gridCol w:w="2790"/>
-        <w:gridCol w:w="9239"/>
+        <w:gridCol w:w="2140"/>
+        <w:gridCol w:w="4340"/>
+        <w:gridCol w:w="2759"/>
         <w:gridCol w:w="2762"/>
       </w:tblGrid>
       <w:tr>
@@ -815,7 +760,6 @@
                 <w:szCs w:val="20"/>
               </w:rPr>
             </w:pPr>
-            <w:proofErr w:type="spellStart"/>
             <w:r>
               <w:rPr>
                 <w:b/>
@@ -824,54 +768,14 @@
                 <w:szCs w:val="20"/>
               </w:rPr>
               <w:lastRenderedPageBreak/>
-              <w:t>Programa</w:t>
-            </w:r>
-            <w:proofErr w:type="spellEnd"/>
-            <w:r>
-              <w:rPr>
-                <w:b/>
-                <w:bCs/>
-                <w:sz w:val="20"/>
-                <w:szCs w:val="20"/>
-              </w:rPr>
-              <w:t xml:space="preserve"> </w:t>
-            </w:r>
-            <w:proofErr w:type="spellStart"/>
-            <w:r>
-              <w:rPr>
-                <w:b/>
-                <w:bCs/>
-                <w:sz w:val="20"/>
-                <w:szCs w:val="20"/>
-              </w:rPr>
-              <w:t>utilizado</w:t>
-            </w:r>
-            <w:proofErr w:type="spellEnd"/>
-            <w:r>
-              <w:rPr>
-                <w:b/>
-                <w:bCs/>
-                <w:sz w:val="20"/>
-                <w:szCs w:val="20"/>
-              </w:rPr>
-              <w:t xml:space="preserve"> para </w:t>
-            </w:r>
-            <w:proofErr w:type="spellStart"/>
-            <w:r>
-              <w:rPr>
-                <w:b/>
-                <w:bCs/>
-                <w:sz w:val="20"/>
-                <w:szCs w:val="20"/>
-              </w:rPr>
-              <w:t>gerar</w:t>
-            </w:r>
-            <w:proofErr w:type="spellEnd"/>
+              <w:t>Programa utilizado para gerar</w:t>
+            </w:r>
           </w:p>
         </w:tc>
         <w:tc>
           <w:tcPr>
             <w:tcW w:w="9239" w:type="dxa"/>
+            <w:gridSpan w:val="3"/>
             <w:shd w:val="clear" w:color="auto" w:fill="F2F2F2" w:themeFill="background1" w:themeFillShade="F2"/>
           </w:tcPr>
           <w:p>
@@ -883,37 +787,15 @@
                 <w:szCs w:val="20"/>
               </w:rPr>
             </w:pPr>
-            <w:proofErr w:type="spellStart"/>
-            <w:r>
-              <w:rPr>
-                <w:b/>
-                <w:bCs/>
-                <w:sz w:val="20"/>
-                <w:szCs w:val="20"/>
-              </w:rPr>
-              <w:t>Variaveis</w:t>
-            </w:r>
-            <w:proofErr w:type="spellEnd"/>
-            <w:r>
-              <w:rPr>
-                <w:b/>
-                <w:bCs/>
-                <w:sz w:val="20"/>
-                <w:szCs w:val="20"/>
-              </w:rPr>
-              <w:t xml:space="preserve"> de dados </w:t>
-            </w:r>
-            <w:proofErr w:type="spellStart"/>
-            <w:r>
-              <w:rPr>
-                <w:b/>
-                <w:bCs/>
-                <w:sz w:val="20"/>
-                <w:szCs w:val="20"/>
-              </w:rPr>
-              <w:t>processados</w:t>
-            </w:r>
-            <w:proofErr w:type="spellEnd"/>
+            <w:r>
+              <w:rPr>
+                <w:b/>
+                <w:bCs/>
+                <w:sz w:val="20"/>
+                <w:szCs w:val="20"/>
+              </w:rPr>
+              <w:t>Variaveis de dados processados</w:t>
+            </w:r>
           </w:p>
           <w:p>
             <w:pPr>
@@ -956,27 +838,7 @@
                 <w:sz w:val="20"/>
                 <w:szCs w:val="20"/>
               </w:rPr>
-              <w:t xml:space="preserve"> (se </w:t>
-            </w:r>
-            <w:proofErr w:type="spellStart"/>
-            <w:r>
-              <w:rPr>
-                <w:b/>
-                <w:bCs/>
-                <w:sz w:val="20"/>
-                <w:szCs w:val="20"/>
-              </w:rPr>
-              <w:t>existe</w:t>
-            </w:r>
-            <w:proofErr w:type="spellEnd"/>
-            <w:r>
-              <w:rPr>
-                <w:b/>
-                <w:bCs/>
-                <w:sz w:val="20"/>
-                <w:szCs w:val="20"/>
-              </w:rPr>
-              <w:t>)</w:t>
+              <w:t xml:space="preserve"> (se existe)</w:t>
             </w:r>
           </w:p>
         </w:tc>
@@ -988,7 +850,7 @@
         <w:tc>
           <w:tcPr>
             <w:tcW w:w="12029" w:type="dxa"/>
-            <w:gridSpan w:val="2"/>
+            <w:gridSpan w:val="4"/>
           </w:tcPr>
           <w:p>
             <w:pPr>
@@ -1041,30 +903,17 @@
                 <w:lang w:val="pt-BR"/>
               </w:rPr>
             </w:pPr>
-            <w:r>
-              <w:fldChar w:fldCharType="begin"/>
-            </w:r>
-            <w:r>
-              <w:rPr>
-                <w:lang w:val="pt-BR"/>
-              </w:rPr>
-              <w:instrText>HYPERLINK "https://github.com/Zagamog/TechBrasil/blob/main/prelims/municipios/TB_municipios1a.R"</w:instrText>
-            </w:r>
-            <w:r>
-              <w:fldChar w:fldCharType="separate"/>
-            </w:r>
-            <w:r>
-              <w:rPr>
-                <w:rStyle w:val="Hyperlink"/>
-                <w:sz w:val="20"/>
-                <w:szCs w:val="20"/>
-                <w:lang w:val="pt-BR"/>
-              </w:rPr>
-              <w:t>https://github.com/Zagamog/TechBrasil/blob/main/prelims/municipios/TB_municipios1a.R</w:t>
-            </w:r>
-            <w:r>
-              <w:fldChar w:fldCharType="end"/>
-            </w:r>
+            <w:hyperlink r:id="rId13" w:history="1">
+              <w:r>
+                <w:rPr>
+                  <w:rStyle w:val="Hyperlink"/>
+                  <w:sz w:val="20"/>
+                  <w:szCs w:val="20"/>
+                  <w:lang w:val="pt-BR"/>
+                </w:rPr>
+                <w:t>https://github.com/Zagamog/TechBrasil/blob/main/prelims/municipios/TB_municipios1a.R</w:t>
+              </w:r>
+            </w:hyperlink>
             <w:r>
               <w:rPr>
                 <w:sz w:val="20"/>
@@ -1078,6 +927,7 @@
         <w:tc>
           <w:tcPr>
             <w:tcW w:w="9239" w:type="dxa"/>
+            <w:gridSpan w:val="3"/>
           </w:tcPr>
           <w:p>
             <w:pPr>
@@ -1093,7 +943,7 @@
                 <w:szCs w:val="20"/>
               </w:rPr>
               <w:drawing>
-                <wp:anchor distT="0" distB="0" distL="114300" distR="114300" simplePos="0" relativeHeight="251660288" behindDoc="1" locked="0" layoutInCell="1" allowOverlap="1" wp14:anchorId="06B6BBF4" wp14:editId="1220977A">
+                <wp:anchor distT="0" distB="0" distL="114300" distR="114300" simplePos="0" relativeHeight="251660288" behindDoc="1" locked="0" layoutInCell="1" allowOverlap="1" wp14:anchorId="06B6BBF4" wp14:editId="7E50EE7D">
                   <wp:simplePos x="0" y="0"/>
                   <wp:positionH relativeFrom="column">
                     <wp:posOffset>2418080</wp:posOffset>
@@ -1124,7 +974,7 @@
                           <pic:cNvPicPr/>
                         </pic:nvPicPr>
                         <pic:blipFill>
-                          <a:blip r:embed="rId10" cstate="print">
+                          <a:blip r:embed="rId14" cstate="print">
                             <a:extLst>
                               <a:ext uri="{28A0092B-C50C-407E-A947-70E740481C1C}">
                                 <a14:useLocalDpi xmlns:a14="http://schemas.microsoft.com/office/drawing/2010/main" val="0"/>
@@ -1163,7 +1013,7 @@
                 <w:szCs w:val="20"/>
               </w:rPr>
               <w:drawing>
-                <wp:anchor distT="0" distB="0" distL="114300" distR="114300" simplePos="0" relativeHeight="251658240" behindDoc="1" locked="0" layoutInCell="1" allowOverlap="1" wp14:anchorId="0AC224F8" wp14:editId="3CEAADF6">
+                <wp:anchor distT="0" distB="0" distL="114300" distR="114300" simplePos="0" relativeHeight="251658240" behindDoc="1" locked="0" layoutInCell="1" allowOverlap="1" wp14:anchorId="0AC224F8" wp14:editId="6A1337CF">
                   <wp:simplePos x="0" y="0"/>
                   <wp:positionH relativeFrom="column">
                     <wp:posOffset>2418080</wp:posOffset>
@@ -1194,7 +1044,7 @@
                           <pic:cNvPicPr/>
                         </pic:nvPicPr>
                         <pic:blipFill>
-                          <a:blip r:embed="rId11" cstate="print">
+                          <a:blip r:embed="rId15" cstate="print">
                             <a:extLst>
                               <a:ext uri="{28A0092B-C50C-407E-A947-70E740481C1C}">
                                 <a14:useLocalDpi xmlns:a14="http://schemas.microsoft.com/office/drawing/2010/main" val="0"/>
@@ -1227,7 +1077,7 @@
                 <w:szCs w:val="20"/>
               </w:rPr>
               <w:drawing>
-                <wp:anchor distT="0" distB="0" distL="114300" distR="114300" simplePos="0" relativeHeight="251659264" behindDoc="1" locked="0" layoutInCell="1" allowOverlap="1" wp14:anchorId="38BEAC34" wp14:editId="3169A4F9">
+                <wp:anchor distT="0" distB="0" distL="114300" distR="114300" simplePos="0" relativeHeight="251659264" behindDoc="1" locked="0" layoutInCell="1" allowOverlap="1" wp14:anchorId="38BEAC34" wp14:editId="17C48AF3">
                   <wp:simplePos x="0" y="0"/>
                   <wp:positionH relativeFrom="column">
                     <wp:posOffset>-65405</wp:posOffset>
@@ -1258,7 +1108,7 @@
                           <pic:cNvPicPr/>
                         </pic:nvPicPr>
                         <pic:blipFill>
-                          <a:blip r:embed="rId12" cstate="print">
+                          <a:blip r:embed="rId16" cstate="print">
                             <a:extLst>
                               <a:ext uri="{28A0092B-C50C-407E-A947-70E740481C1C}">
                                 <a14:useLocalDpi xmlns:a14="http://schemas.microsoft.com/office/drawing/2010/main" val="0"/>
@@ -1289,17 +1139,8 @@
                 <w:sz w:val="20"/>
                 <w:szCs w:val="20"/>
               </w:rPr>
-              <w:t xml:space="preserve">43 </w:t>
-            </w:r>
-            <w:proofErr w:type="spellStart"/>
-            <w:r>
-              <w:rPr>
-                <w:sz w:val="20"/>
-                <w:szCs w:val="20"/>
-              </w:rPr>
-              <w:t>variaveis</w:t>
-            </w:r>
-            <w:proofErr w:type="spellEnd"/>
+              <w:t>43 variaveis</w:t>
+            </w:r>
           </w:p>
         </w:tc>
         <w:tc>
@@ -1313,7 +1154,7 @@
                 <w:szCs w:val="20"/>
               </w:rPr>
             </w:pPr>
-            <w:hyperlink r:id="rId13" w:history="1">
+            <w:hyperlink r:id="rId17" w:history="1">
               <w:r>
                 <w:rPr>
                   <w:rStyle w:val="Hyperlink"/>
@@ -1360,7 +1201,7 @@
                           <pic:cNvPicPr/>
                         </pic:nvPicPr>
                         <pic:blipFill>
-                          <a:blip r:embed="rId14" cstate="print">
+                          <a:blip r:embed="rId18" cstate="print">
                             <a:extLst>
                               <a:ext uri="{28A0092B-C50C-407E-A947-70E740481C1C}">
                                 <a14:useLocalDpi xmlns:a14="http://schemas.microsoft.com/office/drawing/2010/main" val="0"/>
@@ -1394,7 +1235,7 @@
                 <w:szCs w:val="20"/>
               </w:rPr>
             </w:pPr>
-            <w:hyperlink r:id="rId15" w:history="1">
+            <w:hyperlink r:id="rId19" w:history="1">
               <w:r>
                 <w:rPr>
                   <w:rStyle w:val="Hyperlink"/>
@@ -1442,7 +1283,7 @@
                           <pic:cNvPicPr/>
                         </pic:nvPicPr>
                         <pic:blipFill>
-                          <a:blip r:embed="rId16" cstate="print">
+                          <a:blip r:embed="rId20" cstate="print">
                             <a:extLst>
                               <a:ext uri="{28A0092B-C50C-407E-A947-70E740481C1C}">
                                 <a14:useLocalDpi xmlns:a14="http://schemas.microsoft.com/office/drawing/2010/main" val="0"/>
@@ -1478,7 +1319,7 @@
         <w:tc>
           <w:tcPr>
             <w:tcW w:w="14791" w:type="dxa"/>
-            <w:gridSpan w:val="3"/>
+            <w:gridSpan w:val="5"/>
           </w:tcPr>
           <w:p>
             <w:pPr>
@@ -1538,7 +1379,7 @@
         <w:tc>
           <w:tcPr>
             <w:tcW w:w="14791" w:type="dxa"/>
-            <w:gridSpan w:val="3"/>
+            <w:gridSpan w:val="5"/>
           </w:tcPr>
           <w:p>
             <w:pPr>
@@ -1556,30 +1397,17 @@
               </w:rPr>
               <w:t xml:space="preserve">Procesado: </w:t>
             </w:r>
-            <w:r>
-              <w:fldChar w:fldCharType="begin"/>
-            </w:r>
-            <w:r>
-              <w:rPr>
-                <w:lang w:val="pt-BR"/>
-              </w:rPr>
-              <w:instrText>HYPERLINK "https://us-east-1.console.aws.amazon.com/s3/object/techbrazildata?region=us-east-1&amp;bucketType=general&amp;prefix=working/sqlite/TB_municipios.sqlite"</w:instrText>
-            </w:r>
-            <w:r>
-              <w:fldChar w:fldCharType="separate"/>
-            </w:r>
-            <w:r>
-              <w:rPr>
-                <w:rStyle w:val="Hyperlink"/>
-                <w:sz w:val="20"/>
-                <w:szCs w:val="20"/>
-                <w:lang w:val="pt-BR"/>
-              </w:rPr>
-              <w:t>https://us-east-1.console.aws.amazon.com/s3/object/techbrazildata?region=us-east-1&amp;bucketType=general&amp;prefix=working/sqlite/TB_municipios.sqlite</w:t>
-            </w:r>
-            <w:r>
-              <w:fldChar w:fldCharType="end"/>
-            </w:r>
+            <w:hyperlink r:id="rId21" w:history="1">
+              <w:r>
+                <w:rPr>
+                  <w:rStyle w:val="Hyperlink"/>
+                  <w:sz w:val="20"/>
+                  <w:szCs w:val="20"/>
+                  <w:lang w:val="pt-BR"/>
+                </w:rPr>
+                <w:t>https://us-east-1.console.aws.amazon.com/s3/object/techbrazildata?region=us-east-1&amp;bucketType=general&amp;prefix=working/sqlite/TB_municipios.sqlite</w:t>
+              </w:r>
+            </w:hyperlink>
             <w:r>
               <w:rPr>
                 <w:sz w:val="20"/>
@@ -1597,30 +1425,17 @@
                 <w:lang w:val="pt-BR"/>
               </w:rPr>
             </w:pPr>
-            <w:r>
-              <w:fldChar w:fldCharType="begin"/>
-            </w:r>
-            <w:r>
-              <w:rPr>
-                <w:lang w:val="pt-BR"/>
-              </w:rPr>
-              <w:instrText>HYPERLINK "https://us-east-1.console.aws.amazon.com/s3/object/techbrazildata?region=us-east-1&amp;bucketType=general&amp;prefix=working/ibge/df_pibmunis.rda"</w:instrText>
-            </w:r>
-            <w:r>
-              <w:fldChar w:fldCharType="separate"/>
-            </w:r>
-            <w:r>
-              <w:rPr>
-                <w:rStyle w:val="Hyperlink"/>
-                <w:sz w:val="20"/>
-                <w:szCs w:val="20"/>
-                <w:lang w:val="pt-BR"/>
-              </w:rPr>
-              <w:t>https://us-east-1.console.aws.amazon.com/s3/object/techbrazildata?region=us-east-1&amp;bucketType=general&amp;prefix=working/ibge/df_pibmunis.rda</w:t>
-            </w:r>
-            <w:r>
-              <w:fldChar w:fldCharType="end"/>
-            </w:r>
+            <w:hyperlink r:id="rId22" w:history="1">
+              <w:r>
+                <w:rPr>
+                  <w:rStyle w:val="Hyperlink"/>
+                  <w:sz w:val="20"/>
+                  <w:szCs w:val="20"/>
+                  <w:lang w:val="pt-BR"/>
+                </w:rPr>
+                <w:t>https://us-east-1.console.aws.amazon.com/s3/object/techbrazildata?region=us-east-1&amp;bucketType=general&amp;prefix=working/ibge/df_pibmunis.rda</w:t>
+              </w:r>
+            </w:hyperlink>
             <w:r>
               <w:rPr>
                 <w:sz w:val="20"/>
@@ -1638,47 +1453,120 @@
         </w:trPr>
         <w:tc>
           <w:tcPr>
+            <w:tcW w:w="4930" w:type="dxa"/>
+            <w:gridSpan w:val="2"/>
+            <w:shd w:val="clear" w:color="auto" w:fill="FFFF00"/>
+          </w:tcPr>
+          <w:p>
+            <w:pPr>
+              <w:rPr>
+                <w:b/>
+                <w:bCs/>
+                <w:color w:val="00B050"/>
+                <w:sz w:val="20"/>
+                <w:szCs w:val="20"/>
+                <w:lang w:val="pt-BR"/>
+              </w:rPr>
+            </w:pPr>
+            <w:r>
+              <w:rPr>
+                <w:b/>
+                <w:bCs/>
+                <w:color w:val="00B050"/>
+                <w:sz w:val="20"/>
+                <w:szCs w:val="20"/>
+                <w:lang w:val="pt-BR"/>
+              </w:rPr>
+              <w:t>/prelims</w:t>
+            </w:r>
+          </w:p>
+        </w:tc>
+        <w:tc>
+          <w:tcPr>
+            <w:tcW w:w="4340" w:type="dxa"/>
+            <w:shd w:val="clear" w:color="auto" w:fill="FFFF00"/>
+          </w:tcPr>
+          <w:p>
+            <w:pPr>
+              <w:rPr>
+                <w:b/>
+                <w:bCs/>
+                <w:color w:val="00B050"/>
+                <w:sz w:val="20"/>
+                <w:szCs w:val="20"/>
+                <w:lang w:val="pt-BR"/>
+              </w:rPr>
+            </w:pPr>
+            <w:r>
+              <w:rPr>
+                <w:b/>
+                <w:bCs/>
+                <w:color w:val="00B050"/>
+                <w:sz w:val="20"/>
+                <w:szCs w:val="20"/>
+                <w:lang w:val="pt-BR"/>
+              </w:rPr>
+              <w:t>/municipios</w:t>
+            </w:r>
+          </w:p>
+        </w:tc>
+        <w:tc>
+          <w:tcPr>
+            <w:tcW w:w="5521" w:type="dxa"/>
+            <w:gridSpan w:val="2"/>
+            <w:shd w:val="clear" w:color="auto" w:fill="FFFF00"/>
+          </w:tcPr>
+          <w:p>
+            <w:pPr>
+              <w:rPr>
+                <w:b/>
+                <w:bCs/>
+                <w:color w:val="00B050"/>
+                <w:sz w:val="20"/>
+                <w:szCs w:val="20"/>
+                <w:lang w:val="pt-BR"/>
+              </w:rPr>
+            </w:pPr>
+            <w:r>
+              <w:rPr>
+                <w:b/>
+                <w:bCs/>
+                <w:color w:val="00B050"/>
+                <w:sz w:val="20"/>
+                <w:szCs w:val="20"/>
+                <w:lang w:val="pt-BR"/>
+              </w:rPr>
+              <w:t>TB_municipios1a.r; TB_PIBShiny1a.r;TB_PIBShiny1b.r</w:t>
+            </w:r>
+          </w:p>
+        </w:tc>
+      </w:tr>
+      <w:tr>
+        <w:trPr>
+          <w:trHeight w:val="296"/>
+        </w:trPr>
+        <w:tc>
+          <w:tcPr>
             <w:tcW w:w="14791" w:type="dxa"/>
-            <w:gridSpan w:val="3"/>
-          </w:tcPr>
-          <w:p>
-            <w:pPr>
-              <w:rPr>
-                <w:b/>
-                <w:bCs/>
-                <w:sz w:val="20"/>
-                <w:szCs w:val="20"/>
-              </w:rPr>
-            </w:pPr>
-            <w:proofErr w:type="spellStart"/>
-            <w:r>
-              <w:rPr>
-                <w:b/>
-                <w:bCs/>
-                <w:sz w:val="20"/>
-                <w:szCs w:val="20"/>
-              </w:rPr>
-              <w:t>Usos</w:t>
-            </w:r>
-            <w:proofErr w:type="spellEnd"/>
-            <w:r>
-              <w:rPr>
-                <w:b/>
-                <w:bCs/>
-                <w:sz w:val="20"/>
-                <w:szCs w:val="20"/>
-              </w:rPr>
-              <w:t xml:space="preserve"> </w:t>
-            </w:r>
-            <w:proofErr w:type="spellStart"/>
-            <w:r>
-              <w:rPr>
-                <w:b/>
-                <w:bCs/>
-                <w:sz w:val="20"/>
-                <w:szCs w:val="20"/>
-              </w:rPr>
-              <w:t>poss</w:t>
+            <w:gridSpan w:val="5"/>
+          </w:tcPr>
+          <w:p>
+            <w:pPr>
+              <w:rPr>
+                <w:b/>
+                <w:bCs/>
+                <w:sz w:val="20"/>
+                <w:szCs w:val="20"/>
+              </w:rPr>
+            </w:pPr>
+            <w:r>
+              <w:rPr>
+                <w:b/>
+                <w:bCs/>
+                <w:sz w:val="20"/>
+                <w:szCs w:val="20"/>
+              </w:rPr>
+              <w:t>Usos poss</w:t>
             </w:r>
             <w:r>
               <w:rPr>
@@ -1714,27 +1602,7 @@
                 <w:sz w:val="20"/>
                 <w:szCs w:val="20"/>
               </w:rPr>
-              <w:t>s</w:t>
-            </w:r>
-            <w:proofErr w:type="spellEnd"/>
-            <w:r>
-              <w:rPr>
-                <w:b/>
-                <w:bCs/>
-                <w:sz w:val="20"/>
-                <w:szCs w:val="20"/>
-              </w:rPr>
-              <w:t xml:space="preserve"> </w:t>
-            </w:r>
-            <w:proofErr w:type="spellStart"/>
-            <w:r>
-              <w:rPr>
-                <w:b/>
-                <w:bCs/>
-                <w:sz w:val="20"/>
-                <w:szCs w:val="20"/>
-              </w:rPr>
-              <w:t>dess</w:t>
+              <w:t>s dess</w:t>
             </w:r>
             <w:r>
               <w:rPr>
@@ -1752,17 +1620,7 @@
                 <w:sz w:val="20"/>
                 <w:szCs w:val="20"/>
               </w:rPr>
-              <w:t>s</w:t>
-            </w:r>
-            <w:proofErr w:type="spellEnd"/>
-            <w:r>
-              <w:rPr>
-                <w:b/>
-                <w:bCs/>
-                <w:sz w:val="20"/>
-                <w:szCs w:val="20"/>
-              </w:rPr>
-              <w:t xml:space="preserve"> dados:</w:t>
+              <w:t>s dados:</w:t>
             </w:r>
           </w:p>
           <w:p>
@@ -1808,7 +1666,6 @@
         </w:tc>
       </w:tr>
     </w:tbl>
-    <w:p/>
     <w:p/>
     <w:tbl>
       <w:tblPr>
@@ -1820,7 +1677,9 @@
       </w:tblPr>
       <w:tblGrid>
         <w:gridCol w:w="2790"/>
-        <w:gridCol w:w="9239"/>
+        <w:gridCol w:w="2140"/>
+        <w:gridCol w:w="4930"/>
+        <w:gridCol w:w="2169"/>
         <w:gridCol w:w="2762"/>
       </w:tblGrid>
       <w:tr>
@@ -1841,7 +1700,6 @@
                 <w:szCs w:val="20"/>
               </w:rPr>
             </w:pPr>
-            <w:proofErr w:type="spellStart"/>
             <w:r>
               <w:rPr>
                 <w:b/>
@@ -1850,54 +1708,14 @@
                 <w:szCs w:val="20"/>
               </w:rPr>
               <w:lastRenderedPageBreak/>
-              <w:t>Programa</w:t>
-            </w:r>
-            <w:proofErr w:type="spellEnd"/>
-            <w:r>
-              <w:rPr>
-                <w:b/>
-                <w:bCs/>
-                <w:sz w:val="20"/>
-                <w:szCs w:val="20"/>
-              </w:rPr>
-              <w:t xml:space="preserve"> </w:t>
-            </w:r>
-            <w:proofErr w:type="spellStart"/>
-            <w:r>
-              <w:rPr>
-                <w:b/>
-                <w:bCs/>
-                <w:sz w:val="20"/>
-                <w:szCs w:val="20"/>
-              </w:rPr>
-              <w:t>utilizado</w:t>
-            </w:r>
-            <w:proofErr w:type="spellEnd"/>
-            <w:r>
-              <w:rPr>
-                <w:b/>
-                <w:bCs/>
-                <w:sz w:val="20"/>
-                <w:szCs w:val="20"/>
-              </w:rPr>
-              <w:t xml:space="preserve"> para </w:t>
-            </w:r>
-            <w:proofErr w:type="spellStart"/>
-            <w:r>
-              <w:rPr>
-                <w:b/>
-                <w:bCs/>
-                <w:sz w:val="20"/>
-                <w:szCs w:val="20"/>
-              </w:rPr>
-              <w:t>gerar</w:t>
-            </w:r>
-            <w:proofErr w:type="spellEnd"/>
+              <w:t>Programa utilizado para gerar</w:t>
+            </w:r>
           </w:p>
         </w:tc>
         <w:tc>
           <w:tcPr>
             <w:tcW w:w="9239" w:type="dxa"/>
+            <w:gridSpan w:val="3"/>
             <w:shd w:val="clear" w:color="auto" w:fill="F2F2F2" w:themeFill="background1" w:themeFillShade="F2"/>
           </w:tcPr>
           <w:p>
@@ -1963,27 +1781,7 @@
                 <w:sz w:val="20"/>
                 <w:szCs w:val="20"/>
               </w:rPr>
-              <w:t xml:space="preserve"> (se </w:t>
-            </w:r>
-            <w:proofErr w:type="spellStart"/>
-            <w:r>
-              <w:rPr>
-                <w:b/>
-                <w:bCs/>
-                <w:sz w:val="20"/>
-                <w:szCs w:val="20"/>
-              </w:rPr>
-              <w:t>existe</w:t>
-            </w:r>
-            <w:proofErr w:type="spellEnd"/>
-            <w:r>
-              <w:rPr>
-                <w:b/>
-                <w:bCs/>
-                <w:sz w:val="20"/>
-                <w:szCs w:val="20"/>
-              </w:rPr>
-              <w:t>)</w:t>
+              <w:t xml:space="preserve"> (se existe)</w:t>
             </w:r>
           </w:p>
         </w:tc>
@@ -1995,7 +1793,7 @@
         <w:tc>
           <w:tcPr>
             <w:tcW w:w="12029" w:type="dxa"/>
-            <w:gridSpan w:val="2"/>
+            <w:gridSpan w:val="4"/>
           </w:tcPr>
           <w:p>
             <w:pPr>
@@ -2048,30 +1846,17 @@
                 <w:lang w:val="pt-BR"/>
               </w:rPr>
             </w:pPr>
-            <w:r>
-              <w:fldChar w:fldCharType="begin"/>
-            </w:r>
-            <w:r>
-              <w:rPr>
-                <w:lang w:val="pt-BR"/>
-              </w:rPr>
-              <w:instrText>HYPERLINK "https://github.com/Zagamog/TechBrasil/blob/main/prelims/municipios/divida1b.py"</w:instrText>
-            </w:r>
-            <w:r>
-              <w:fldChar w:fldCharType="separate"/>
-            </w:r>
-            <w:r>
-              <w:rPr>
-                <w:rStyle w:val="Hyperlink"/>
-                <w:sz w:val="20"/>
-                <w:szCs w:val="20"/>
-                <w:lang w:val="pt-BR"/>
-              </w:rPr>
-              <w:t>https://github.com/Zagamog/TechBrasil/blob/main/prelims/municipios/divida1b.py</w:t>
-            </w:r>
-            <w:r>
-              <w:fldChar w:fldCharType="end"/>
-            </w:r>
+            <w:hyperlink r:id="rId23" w:history="1">
+              <w:r>
+                <w:rPr>
+                  <w:rStyle w:val="Hyperlink"/>
+                  <w:sz w:val="20"/>
+                  <w:szCs w:val="20"/>
+                  <w:lang w:val="pt-BR"/>
+                </w:rPr>
+                <w:t>https://github.com/Zagamog/TechBrasil/blob/main/prelims/municipios/divida1b.py</w:t>
+              </w:r>
+            </w:hyperlink>
             <w:r>
               <w:rPr>
                 <w:sz w:val="20"/>
@@ -2085,6 +1870,7 @@
         <w:tc>
           <w:tcPr>
             <w:tcW w:w="9239" w:type="dxa"/>
+            <w:gridSpan w:val="3"/>
           </w:tcPr>
           <w:p>
             <w:pPr>
@@ -2115,7 +1901,7 @@
                           <pic:cNvPicPr/>
                         </pic:nvPicPr>
                         <pic:blipFill>
-                          <a:blip r:embed="rId17"/>
+                          <a:blip r:embed="rId24"/>
                           <a:stretch>
                             <a:fillRect/>
                           </a:stretch>
@@ -2148,7 +1934,7 @@
                 <w:szCs w:val="20"/>
               </w:rPr>
             </w:pPr>
-            <w:hyperlink r:id="rId18" w:history="1">
+            <w:hyperlink r:id="rId25" w:history="1">
               <w:r>
                 <w:rPr>
                   <w:rStyle w:val="Hyperlink"/>
@@ -2174,7 +1960,7 @@
                 <w:szCs w:val="20"/>
               </w:rPr>
             </w:pPr>
-            <w:hyperlink r:id="rId19" w:history="1">
+            <w:hyperlink r:id="rId26" w:history="1">
               <w:r>
                 <w:rPr>
                   <w:rStyle w:val="Hyperlink"/>
@@ -2221,7 +2007,7 @@
                           <pic:cNvPicPr/>
                         </pic:nvPicPr>
                         <pic:blipFill>
-                          <a:blip r:embed="rId20"/>
+                          <a:blip r:embed="rId27"/>
                           <a:stretch>
                             <a:fillRect/>
                           </a:stretch>
@@ -2251,7 +2037,7 @@
         <w:tc>
           <w:tcPr>
             <w:tcW w:w="14791" w:type="dxa"/>
-            <w:gridSpan w:val="3"/>
+            <w:gridSpan w:val="5"/>
           </w:tcPr>
           <w:p>
             <w:pPr>
@@ -2299,7 +2085,7 @@
                           <pic:cNvPicPr/>
                         </pic:nvPicPr>
                         <pic:blipFill>
-                          <a:blip r:embed="rId21">
+                          <a:blip r:embed="rId28">
                             <a:extLst>
                               <a:ext uri="{28A0092B-C50C-407E-A947-70E740481C1C}">
                                 <a14:useLocalDpi xmlns:a14="http://schemas.microsoft.com/office/drawing/2010/main" val="0"/>
@@ -2358,7 +2144,7 @@
         <w:tc>
           <w:tcPr>
             <w:tcW w:w="14791" w:type="dxa"/>
-            <w:gridSpan w:val="3"/>
+            <w:gridSpan w:val="5"/>
           </w:tcPr>
           <w:p>
             <w:pPr>
@@ -2376,30 +2162,17 @@
               </w:rPr>
               <w:t xml:space="preserve">Procesado: </w:t>
             </w:r>
-            <w:r>
-              <w:fldChar w:fldCharType="begin"/>
-            </w:r>
-            <w:r>
-              <w:rPr>
-                <w:lang w:val="pt-BR"/>
-              </w:rPr>
-              <w:instrText>HYPERLINK "https://us-east-1.console.aws.amazon.com/s3/object/techbrazildata?region=us-east-1&amp;bucketType=general&amp;prefix=working/mec_outros/propag_ept_financeiro.csv"</w:instrText>
-            </w:r>
-            <w:r>
-              <w:fldChar w:fldCharType="separate"/>
-            </w:r>
-            <w:r>
-              <w:rPr>
-                <w:rStyle w:val="Hyperlink"/>
-                <w:sz w:val="20"/>
-                <w:szCs w:val="20"/>
-                <w:lang w:val="pt-BR"/>
-              </w:rPr>
-              <w:t>https://us-east-1.console.aws.amazon.com/s3/object/techbrazildata?region=us-east-1&amp;bucketType=general&amp;prefix=working/mec_outros/propag_ept_financeiro.csv</w:t>
-            </w:r>
-            <w:r>
-              <w:fldChar w:fldCharType="end"/>
-            </w:r>
+            <w:hyperlink r:id="rId29" w:history="1">
+              <w:r>
+                <w:rPr>
+                  <w:rStyle w:val="Hyperlink"/>
+                  <w:sz w:val="20"/>
+                  <w:szCs w:val="20"/>
+                  <w:lang w:val="pt-BR"/>
+                </w:rPr>
+                <w:t>https://us-east-1.console.aws.amazon.com/s3/object/techbrazildata?region=us-east-1&amp;bucketType=general&amp;prefix=working/mec_outros/propag_ept_financeiro.csv</w:t>
+              </w:r>
+            </w:hyperlink>
             <w:r>
               <w:rPr>
                 <w:sz w:val="20"/>
@@ -2417,47 +2190,114 @@
         </w:trPr>
         <w:tc>
           <w:tcPr>
+            <w:tcW w:w="4930" w:type="dxa"/>
+            <w:gridSpan w:val="2"/>
+          </w:tcPr>
+          <w:p>
+            <w:pPr>
+              <w:rPr>
+                <w:b/>
+                <w:bCs/>
+                <w:sz w:val="20"/>
+                <w:szCs w:val="20"/>
+                <w:lang w:val="pt-BR"/>
+              </w:rPr>
+            </w:pPr>
+            <w:r>
+              <w:rPr>
+                <w:b/>
+                <w:bCs/>
+                <w:color w:val="00B050"/>
+                <w:sz w:val="20"/>
+                <w:szCs w:val="20"/>
+                <w:lang w:val="pt-BR"/>
+              </w:rPr>
+              <w:t>/prelims</w:t>
+            </w:r>
+          </w:p>
+        </w:tc>
+        <w:tc>
+          <w:tcPr>
+            <w:tcW w:w="4930" w:type="dxa"/>
+          </w:tcPr>
+          <w:p>
+            <w:pPr>
+              <w:rPr>
+                <w:b/>
+                <w:bCs/>
+                <w:sz w:val="20"/>
+                <w:szCs w:val="20"/>
+                <w:lang w:val="pt-BR"/>
+              </w:rPr>
+            </w:pPr>
+            <w:r>
+              <w:rPr>
+                <w:b/>
+                <w:bCs/>
+                <w:color w:val="00B050"/>
+                <w:sz w:val="20"/>
+                <w:szCs w:val="20"/>
+                <w:lang w:val="pt-BR"/>
+              </w:rPr>
+              <w:t>/municipios</w:t>
+            </w:r>
+          </w:p>
+        </w:tc>
+        <w:tc>
+          <w:tcPr>
+            <w:tcW w:w="4931" w:type="dxa"/>
+            <w:gridSpan w:val="2"/>
+          </w:tcPr>
+          <w:p>
+            <w:pPr>
+              <w:rPr>
+                <w:b/>
+                <w:bCs/>
+                <w:sz w:val="20"/>
+                <w:szCs w:val="20"/>
+                <w:lang w:val="pt-BR"/>
+              </w:rPr>
+            </w:pPr>
+            <w:r>
+              <w:rPr>
+                <w:b/>
+                <w:bCs/>
+                <w:color w:val="00B050"/>
+                <w:sz w:val="20"/>
+                <w:szCs w:val="20"/>
+                <w:lang w:val="pt-BR"/>
+              </w:rPr>
+              <w:t>divida1b.py</w:t>
+            </w:r>
+          </w:p>
+        </w:tc>
+      </w:tr>
+      <w:tr>
+        <w:trPr>
+          <w:trHeight w:val="296"/>
+        </w:trPr>
+        <w:tc>
+          <w:tcPr>
             <w:tcW w:w="14791" w:type="dxa"/>
-            <w:gridSpan w:val="3"/>
-          </w:tcPr>
-          <w:p>
-            <w:pPr>
-              <w:rPr>
-                <w:b/>
-                <w:bCs/>
-                <w:sz w:val="20"/>
-                <w:szCs w:val="20"/>
-              </w:rPr>
-            </w:pPr>
-            <w:proofErr w:type="spellStart"/>
-            <w:r>
-              <w:rPr>
-                <w:b/>
-                <w:bCs/>
-                <w:sz w:val="20"/>
-                <w:szCs w:val="20"/>
-              </w:rPr>
-              <w:t>Usos</w:t>
-            </w:r>
-            <w:proofErr w:type="spellEnd"/>
-            <w:r>
-              <w:rPr>
-                <w:b/>
-                <w:bCs/>
-                <w:sz w:val="20"/>
-                <w:szCs w:val="20"/>
-              </w:rPr>
-              <w:t xml:space="preserve"> </w:t>
-            </w:r>
-            <w:proofErr w:type="spellStart"/>
-            <w:r>
-              <w:rPr>
-                <w:b/>
-                <w:bCs/>
-                <w:sz w:val="20"/>
-                <w:szCs w:val="20"/>
-              </w:rPr>
-              <w:t>poss</w:t>
+            <w:gridSpan w:val="5"/>
+          </w:tcPr>
+          <w:p>
+            <w:pPr>
+              <w:rPr>
+                <w:b/>
+                <w:bCs/>
+                <w:sz w:val="20"/>
+                <w:szCs w:val="20"/>
+              </w:rPr>
+            </w:pPr>
+            <w:r>
+              <w:rPr>
+                <w:b/>
+                <w:bCs/>
+                <w:sz w:val="20"/>
+                <w:szCs w:val="20"/>
+              </w:rPr>
+              <w:t>Usos poss</w:t>
             </w:r>
             <w:r>
               <w:rPr>
@@ -2493,27 +2333,7 @@
                 <w:sz w:val="20"/>
                 <w:szCs w:val="20"/>
               </w:rPr>
-              <w:t>s</w:t>
-            </w:r>
-            <w:proofErr w:type="spellEnd"/>
-            <w:r>
-              <w:rPr>
-                <w:b/>
-                <w:bCs/>
-                <w:sz w:val="20"/>
-                <w:szCs w:val="20"/>
-              </w:rPr>
-              <w:t xml:space="preserve"> </w:t>
-            </w:r>
-            <w:proofErr w:type="spellStart"/>
-            <w:r>
-              <w:rPr>
-                <w:b/>
-                <w:bCs/>
-                <w:sz w:val="20"/>
-                <w:szCs w:val="20"/>
-              </w:rPr>
-              <w:t>dess</w:t>
+              <w:t>s dess</w:t>
             </w:r>
             <w:r>
               <w:rPr>
@@ -2531,17 +2351,7 @@
                 <w:sz w:val="20"/>
                 <w:szCs w:val="20"/>
               </w:rPr>
-              <w:t>s</w:t>
-            </w:r>
-            <w:proofErr w:type="spellEnd"/>
-            <w:r>
-              <w:rPr>
-                <w:b/>
-                <w:bCs/>
-                <w:sz w:val="20"/>
-                <w:szCs w:val="20"/>
-              </w:rPr>
-              <w:t xml:space="preserve"> dados:</w:t>
+              <w:t>s dados:</w:t>
             </w:r>
           </w:p>
           <w:p>
@@ -2587,6 +2397,549 @@
         </w:tc>
       </w:tr>
     </w:tbl>
+    <w:p/>
+    <w:p/>
+    <w:p/>
+    <w:tbl>
+      <w:tblPr>
+        <w:tblStyle w:val="TableGrid"/>
+        <w:tblW w:w="14791" w:type="dxa"/>
+        <w:tblInd w:w="-815" w:type="dxa"/>
+        <w:tblLayout w:type="fixed"/>
+        <w:tblLook w:val="04A0" w:firstRow="1" w:lastRow="0" w:firstColumn="1" w:lastColumn="0" w:noHBand="0" w:noVBand="1"/>
+      </w:tblPr>
+      <w:tblGrid>
+        <w:gridCol w:w="2790"/>
+        <w:gridCol w:w="2140"/>
+        <w:gridCol w:w="4930"/>
+        <w:gridCol w:w="2169"/>
+        <w:gridCol w:w="2762"/>
+      </w:tblGrid>
+      <w:tr>
+        <w:trPr>
+          <w:trHeight w:val="600"/>
+        </w:trPr>
+        <w:tc>
+          <w:tcPr>
+            <w:tcW w:w="2790" w:type="dxa"/>
+            <w:shd w:val="clear" w:color="auto" w:fill="F2F2F2" w:themeFill="background1" w:themeFillShade="F2"/>
+          </w:tcPr>
+          <w:p>
+            <w:pPr>
+              <w:rPr>
+                <w:b/>
+                <w:bCs/>
+                <w:sz w:val="20"/>
+                <w:szCs w:val="20"/>
+              </w:rPr>
+            </w:pPr>
+            <w:r>
+              <w:rPr>
+                <w:b/>
+                <w:bCs/>
+                <w:sz w:val="20"/>
+                <w:szCs w:val="20"/>
+              </w:rPr>
+              <w:lastRenderedPageBreak/>
+              <w:t>Programa utilizado para gerar</w:t>
+            </w:r>
+          </w:p>
+        </w:tc>
+        <w:tc>
+          <w:tcPr>
+            <w:tcW w:w="9239" w:type="dxa"/>
+            <w:gridSpan w:val="3"/>
+            <w:shd w:val="clear" w:color="auto" w:fill="F2F2F2" w:themeFill="background1" w:themeFillShade="F2"/>
+          </w:tcPr>
+          <w:p>
+            <w:pPr>
+              <w:rPr>
+                <w:b/>
+                <w:bCs/>
+                <w:sz w:val="20"/>
+                <w:szCs w:val="20"/>
+                <w:lang w:val="pt-BR"/>
+              </w:rPr>
+            </w:pPr>
+            <w:r>
+              <w:rPr>
+                <w:b/>
+                <w:bCs/>
+                <w:sz w:val="20"/>
+                <w:szCs w:val="20"/>
+                <w:lang w:val="pt-BR"/>
+              </w:rPr>
+              <w:t>Variaveis de dados processados, prontos para usar no Shiny o PowerBI etc.</w:t>
+            </w:r>
+          </w:p>
+          <w:p>
+            <w:pPr>
+              <w:rPr>
+                <w:b/>
+                <w:bCs/>
+                <w:sz w:val="20"/>
+                <w:szCs w:val="20"/>
+                <w:lang w:val="pt-BR"/>
+              </w:rPr>
+            </w:pPr>
+          </w:p>
+        </w:tc>
+        <w:tc>
+          <w:tcPr>
+            <w:tcW w:w="2762" w:type="dxa"/>
+            <w:shd w:val="clear" w:color="auto" w:fill="F2F2F2" w:themeFill="background1" w:themeFillShade="F2"/>
+          </w:tcPr>
+          <w:p>
+            <w:pPr>
+              <w:rPr>
+                <w:b/>
+                <w:bCs/>
+                <w:sz w:val="20"/>
+                <w:szCs w:val="20"/>
+              </w:rPr>
+            </w:pPr>
+            <w:r>
+              <w:rPr>
+                <w:b/>
+                <w:bCs/>
+                <w:sz w:val="20"/>
+                <w:szCs w:val="20"/>
+              </w:rPr>
+              <w:t>Shiny App</w:t>
+            </w:r>
+            <w:r>
+              <w:rPr>
+                <w:b/>
+                <w:bCs/>
+                <w:sz w:val="20"/>
+                <w:szCs w:val="20"/>
+              </w:rPr>
+              <w:t xml:space="preserve"> (se existe)</w:t>
+            </w:r>
+          </w:p>
+        </w:tc>
+      </w:tr>
+      <w:tr>
+        <w:trPr>
+          <w:trHeight w:val="304"/>
+        </w:trPr>
+        <w:tc>
+          <w:tcPr>
+            <w:tcW w:w="12029" w:type="dxa"/>
+            <w:gridSpan w:val="4"/>
+          </w:tcPr>
+          <w:p>
+            <w:pPr>
+              <w:rPr>
+                <w:color w:val="0000FF"/>
+                <w:sz w:val="20"/>
+                <w:szCs w:val="20"/>
+                <w:lang w:val="pt-BR"/>
+              </w:rPr>
+            </w:pPr>
+            <w:r>
+              <w:rPr>
+                <w:color w:val="0000FF"/>
+                <w:sz w:val="20"/>
+                <w:szCs w:val="20"/>
+                <w:lang w:val="pt-BR"/>
+              </w:rPr>
+              <w:t xml:space="preserve">USO DE  </w:t>
+            </w:r>
+            <w:r>
+              <w:rPr>
+                <w:color w:val="0000FF"/>
+                <w:sz w:val="20"/>
+                <w:szCs w:val="20"/>
+                <w:lang w:val="pt-BR"/>
+              </w:rPr>
+              <w:t>VARIAVEIS ECONÓMICOS</w:t>
+            </w:r>
+            <w:r>
+              <w:rPr>
+                <w:color w:val="0000FF"/>
+                <w:sz w:val="20"/>
+                <w:szCs w:val="20"/>
+                <w:lang w:val="pt-BR"/>
+              </w:rPr>
+              <w:t xml:space="preserve"> NA NARRATIVA </w:t>
+            </w:r>
+          </w:p>
+        </w:tc>
+        <w:tc>
+          <w:tcPr>
+            <w:tcW w:w="2762" w:type="dxa"/>
+          </w:tcPr>
+          <w:p>
+            <w:pPr>
+              <w:rPr>
+                <w:sz w:val="20"/>
+                <w:szCs w:val="20"/>
+                <w:lang w:val="pt-BR"/>
+              </w:rPr>
+            </w:pPr>
+          </w:p>
+        </w:tc>
+      </w:tr>
+      <w:tr>
+        <w:trPr>
+          <w:trHeight w:val="1514"/>
+        </w:trPr>
+        <w:tc>
+          <w:tcPr>
+            <w:tcW w:w="2790" w:type="dxa"/>
+          </w:tcPr>
+          <w:p>
+            <w:pPr>
+              <w:rPr>
+                <w:sz w:val="20"/>
+                <w:szCs w:val="20"/>
+                <w:lang w:val="pt-BR"/>
+              </w:rPr>
+            </w:pPr>
+          </w:p>
+        </w:tc>
+        <w:tc>
+          <w:tcPr>
+            <w:tcW w:w="9239" w:type="dxa"/>
+            <w:gridSpan w:val="3"/>
+          </w:tcPr>
+          <w:p>
+            <w:pPr>
+              <w:rPr>
+                <w:sz w:val="20"/>
+                <w:szCs w:val="20"/>
+              </w:rPr>
+            </w:pPr>
+          </w:p>
+        </w:tc>
+        <w:tc>
+          <w:tcPr>
+            <w:tcW w:w="2762" w:type="dxa"/>
+          </w:tcPr>
+          <w:p>
+            <w:pPr>
+              <w:rPr>
+                <w:sz w:val="20"/>
+                <w:szCs w:val="20"/>
+              </w:rPr>
+            </w:pPr>
+          </w:p>
+        </w:tc>
+      </w:tr>
+      <w:tr>
+        <w:trPr>
+          <w:trHeight w:val="304"/>
+        </w:trPr>
+        <w:tc>
+          <w:tcPr>
+            <w:tcW w:w="14791" w:type="dxa"/>
+            <w:gridSpan w:val="5"/>
+          </w:tcPr>
+          <w:p>
+            <w:pPr>
+              <w:rPr>
+                <w:sz w:val="20"/>
+                <w:szCs w:val="20"/>
+                <w:lang w:val="pt-BR"/>
+              </w:rPr>
+            </w:pPr>
+            <w:r>
+              <w:rPr>
+                <w:sz w:val="20"/>
+                <w:szCs w:val="20"/>
+                <w:lang w:val="pt-BR"/>
+              </w:rPr>
+              <w:t xml:space="preserve">Bruto/Original:  </w:t>
+            </w:r>
+            <w:hyperlink r:id="rId30" w:history="1">
+              <w:r>
+                <w:rPr>
+                  <w:rStyle w:val="Hyperlink"/>
+                  <w:sz w:val="20"/>
+                  <w:szCs w:val="20"/>
+                  <w:lang w:val="pt-BR"/>
+                </w:rPr>
+                <w:t>https://us-east-1.console.aws.amazon.com/s3/object/techbrazildata?region=us-east-1&amp;bucketType=general&amp;prefix=working/sqlite/TB_municipios.sqlite</w:t>
+              </w:r>
+            </w:hyperlink>
+            <w:r>
+              <w:rPr>
+                <w:sz w:val="20"/>
+                <w:szCs w:val="20"/>
+                <w:lang w:val="pt-BR"/>
+              </w:rPr>
+              <w:t xml:space="preserve"> </w:t>
+            </w:r>
+          </w:p>
+          <w:p>
+            <w:pPr>
+              <w:rPr>
+                <w:sz w:val="20"/>
+                <w:szCs w:val="20"/>
+                <w:lang w:val="pt-BR"/>
+              </w:rPr>
+            </w:pPr>
+            <w:hyperlink r:id="rId31" w:history="1">
+              <w:r>
+                <w:rPr>
+                  <w:rStyle w:val="Hyperlink"/>
+                  <w:sz w:val="20"/>
+                  <w:szCs w:val="20"/>
+                  <w:lang w:val="pt-BR"/>
+                </w:rPr>
+                <w:t>https://us-east-1.console.aws.amazon.com/s3/object/techbrazildata?region=us-east-1&amp;bucketType=general&amp;prefix=working/ibge/df_pibmunis.rda</w:t>
+              </w:r>
+            </w:hyperlink>
+          </w:p>
+        </w:tc>
+      </w:tr>
+      <w:tr>
+        <w:trPr>
+          <w:trHeight w:val="296"/>
+        </w:trPr>
+        <w:tc>
+          <w:tcPr>
+            <w:tcW w:w="14791" w:type="dxa"/>
+            <w:gridSpan w:val="5"/>
+          </w:tcPr>
+          <w:p>
+            <w:pPr>
+              <w:rPr>
+                <w:sz w:val="20"/>
+                <w:szCs w:val="20"/>
+                <w:lang w:val="pt-BR"/>
+              </w:rPr>
+            </w:pPr>
+            <w:r>
+              <w:rPr>
+                <w:sz w:val="20"/>
+                <w:szCs w:val="20"/>
+                <w:lang w:val="pt-BR"/>
+              </w:rPr>
+              <w:t xml:space="preserve">Procesado: </w:t>
+            </w:r>
+          </w:p>
+        </w:tc>
+      </w:tr>
+      <w:tr>
+        <w:trPr>
+          <w:trHeight w:val="296"/>
+        </w:trPr>
+        <w:tc>
+          <w:tcPr>
+            <w:tcW w:w="4930" w:type="dxa"/>
+            <w:gridSpan w:val="2"/>
+          </w:tcPr>
+          <w:p>
+            <w:pPr>
+              <w:rPr>
+                <w:b/>
+                <w:bCs/>
+                <w:sz w:val="20"/>
+                <w:szCs w:val="20"/>
+                <w:lang w:val="pt-BR"/>
+              </w:rPr>
+            </w:pPr>
+            <w:r>
+              <w:rPr>
+                <w:b/>
+                <w:bCs/>
+                <w:color w:val="00B050"/>
+                <w:sz w:val="20"/>
+                <w:szCs w:val="20"/>
+                <w:lang w:val="pt-BR"/>
+              </w:rPr>
+              <w:t>/prelims</w:t>
+            </w:r>
+          </w:p>
+        </w:tc>
+        <w:tc>
+          <w:tcPr>
+            <w:tcW w:w="4930" w:type="dxa"/>
+          </w:tcPr>
+          <w:p>
+            <w:pPr>
+              <w:rPr>
+                <w:b/>
+                <w:bCs/>
+                <w:sz w:val="20"/>
+                <w:szCs w:val="20"/>
+                <w:lang w:val="pt-BR"/>
+              </w:rPr>
+            </w:pPr>
+            <w:r>
+              <w:rPr>
+                <w:b/>
+                <w:bCs/>
+                <w:color w:val="00B050"/>
+                <w:sz w:val="20"/>
+                <w:szCs w:val="20"/>
+                <w:lang w:val="pt-BR"/>
+              </w:rPr>
+              <w:t>/municipios</w:t>
+            </w:r>
+          </w:p>
+        </w:tc>
+        <w:tc>
+          <w:tcPr>
+            <w:tcW w:w="4931" w:type="dxa"/>
+            <w:gridSpan w:val="2"/>
+          </w:tcPr>
+          <w:p>
+            <w:pPr>
+              <w:rPr>
+                <w:b/>
+                <w:bCs/>
+                <w:sz w:val="20"/>
+                <w:szCs w:val="20"/>
+                <w:lang w:val="pt-BR"/>
+              </w:rPr>
+            </w:pPr>
+            <w:r>
+              <w:rPr>
+                <w:b/>
+                <w:bCs/>
+                <w:color w:val="00B050"/>
+                <w:sz w:val="20"/>
+                <w:szCs w:val="20"/>
+                <w:lang w:val="pt-BR"/>
+              </w:rPr>
+              <w:t>econ_dynam1b.R</w:t>
+            </w:r>
+          </w:p>
+        </w:tc>
+      </w:tr>
+      <w:tr>
+        <w:trPr>
+          <w:trHeight w:val="296"/>
+        </w:trPr>
+        <w:tc>
+          <w:tcPr>
+            <w:tcW w:w="14791" w:type="dxa"/>
+            <w:gridSpan w:val="5"/>
+          </w:tcPr>
+          <w:p>
+            <w:pPr>
+              <w:rPr>
+                <w:b/>
+                <w:bCs/>
+                <w:sz w:val="20"/>
+                <w:szCs w:val="20"/>
+              </w:rPr>
+            </w:pPr>
+            <w:r>
+              <w:rPr>
+                <w:b/>
+                <w:bCs/>
+                <w:sz w:val="20"/>
+                <w:szCs w:val="20"/>
+              </w:rPr>
+              <w:t>Usos poss</w:t>
+            </w:r>
+            <w:r>
+              <w:rPr>
+                <w:b/>
+                <w:bCs/>
+                <w:sz w:val="20"/>
+                <w:szCs w:val="20"/>
+              </w:rPr>
+              <w:t>ív</w:t>
+            </w:r>
+            <w:r>
+              <w:rPr>
+                <w:b/>
+                <w:bCs/>
+                <w:sz w:val="20"/>
+                <w:szCs w:val="20"/>
+              </w:rPr>
+              <w:t>e</w:t>
+            </w:r>
+            <w:r>
+              <w:rPr>
+                <w:b/>
+                <w:bCs/>
+                <w:sz w:val="20"/>
+                <w:szCs w:val="20"/>
+              </w:rPr>
+              <w:t>i</w:t>
+            </w:r>
+            <w:r>
+              <w:rPr>
+                <w:b/>
+                <w:bCs/>
+                <w:sz w:val="20"/>
+                <w:szCs w:val="20"/>
+              </w:rPr>
+              <w:t>s dess</w:t>
+            </w:r>
+            <w:r>
+              <w:rPr>
+                <w:b/>
+                <w:bCs/>
+                <w:sz w:val="20"/>
+                <w:szCs w:val="20"/>
+              </w:rPr>
+              <w:t>e</w:t>
+            </w:r>
+            <w:r>
+              <w:rPr>
+                <w:b/>
+                <w:bCs/>
+                <w:sz w:val="20"/>
+                <w:szCs w:val="20"/>
+              </w:rPr>
+              <w:t>s dados:</w:t>
+            </w:r>
+          </w:p>
+          <w:p>
+            <w:pPr>
+              <w:rPr>
+                <w:sz w:val="20"/>
+                <w:szCs w:val="20"/>
+              </w:rPr>
+            </w:pPr>
+          </w:p>
+          <w:p>
+            <w:pPr>
+              <w:rPr>
+                <w:sz w:val="20"/>
+                <w:szCs w:val="20"/>
+              </w:rPr>
+            </w:pPr>
+          </w:p>
+          <w:p>
+            <w:pPr>
+              <w:rPr>
+                <w:sz w:val="20"/>
+                <w:szCs w:val="20"/>
+              </w:rPr>
+            </w:pPr>
+          </w:p>
+          <w:p>
+            <w:pPr>
+              <w:rPr>
+                <w:sz w:val="20"/>
+                <w:szCs w:val="20"/>
+              </w:rPr>
+            </w:pPr>
+          </w:p>
+          <w:p>
+            <w:pPr>
+              <w:rPr>
+                <w:sz w:val="20"/>
+                <w:szCs w:val="20"/>
+              </w:rPr>
+            </w:pPr>
+          </w:p>
+        </w:tc>
+      </w:tr>
+    </w:tbl>
+    <w:p/>
+    <w:p/>
+    <w:p/>
+    <w:p/>
+    <w:p/>
     <w:p/>
     <w:p/>
     <w:p/>
@@ -2601,7 +2954,1611 @@
       </w:tblPr>
       <w:tblGrid>
         <w:gridCol w:w="2790"/>
-        <w:gridCol w:w="9239"/>
+        <w:gridCol w:w="2140"/>
+        <w:gridCol w:w="3350"/>
+        <w:gridCol w:w="3749"/>
+        <w:gridCol w:w="2762"/>
+      </w:tblGrid>
+      <w:tr>
+        <w:trPr>
+          <w:trHeight w:val="600"/>
+        </w:trPr>
+        <w:tc>
+          <w:tcPr>
+            <w:tcW w:w="2790" w:type="dxa"/>
+            <w:shd w:val="clear" w:color="auto" w:fill="F2F2F2" w:themeFill="background1" w:themeFillShade="F2"/>
+          </w:tcPr>
+          <w:p>
+            <w:pPr>
+              <w:rPr>
+                <w:b/>
+                <w:bCs/>
+                <w:sz w:val="20"/>
+                <w:szCs w:val="20"/>
+              </w:rPr>
+            </w:pPr>
+            <w:r>
+              <w:rPr>
+                <w:b/>
+                <w:bCs/>
+                <w:sz w:val="20"/>
+                <w:szCs w:val="20"/>
+              </w:rPr>
+              <w:lastRenderedPageBreak/>
+              <w:t>Programa utilizado para gerar</w:t>
+            </w:r>
+          </w:p>
+        </w:tc>
+        <w:tc>
+          <w:tcPr>
+            <w:tcW w:w="9239" w:type="dxa"/>
+            <w:gridSpan w:val="3"/>
+            <w:shd w:val="clear" w:color="auto" w:fill="F2F2F2" w:themeFill="background1" w:themeFillShade="F2"/>
+          </w:tcPr>
+          <w:p>
+            <w:pPr>
+              <w:rPr>
+                <w:b/>
+                <w:bCs/>
+                <w:sz w:val="20"/>
+                <w:szCs w:val="20"/>
+                <w:lang w:val="pt-BR"/>
+              </w:rPr>
+            </w:pPr>
+            <w:r>
+              <w:rPr>
+                <w:b/>
+                <w:bCs/>
+                <w:sz w:val="20"/>
+                <w:szCs w:val="20"/>
+                <w:lang w:val="pt-BR"/>
+              </w:rPr>
+              <w:t>Variaveis de dados processados, prontos para usar no Shiny o PowerBI etc.</w:t>
+            </w:r>
+          </w:p>
+          <w:p>
+            <w:pPr>
+              <w:rPr>
+                <w:b/>
+                <w:bCs/>
+                <w:sz w:val="20"/>
+                <w:szCs w:val="20"/>
+                <w:lang w:val="pt-BR"/>
+              </w:rPr>
+            </w:pPr>
+          </w:p>
+        </w:tc>
+        <w:tc>
+          <w:tcPr>
+            <w:tcW w:w="2762" w:type="dxa"/>
+            <w:shd w:val="clear" w:color="auto" w:fill="F2F2F2" w:themeFill="background1" w:themeFillShade="F2"/>
+          </w:tcPr>
+          <w:p>
+            <w:pPr>
+              <w:rPr>
+                <w:b/>
+                <w:bCs/>
+                <w:sz w:val="20"/>
+                <w:szCs w:val="20"/>
+              </w:rPr>
+            </w:pPr>
+            <w:r>
+              <w:rPr>
+                <w:b/>
+                <w:bCs/>
+                <w:sz w:val="20"/>
+                <w:szCs w:val="20"/>
+              </w:rPr>
+              <w:t>Shiny App</w:t>
+            </w:r>
+            <w:r>
+              <w:rPr>
+                <w:b/>
+                <w:bCs/>
+                <w:sz w:val="20"/>
+                <w:szCs w:val="20"/>
+              </w:rPr>
+              <w:t xml:space="preserve"> (se existe)</w:t>
+            </w:r>
+          </w:p>
+        </w:tc>
+      </w:tr>
+      <w:tr>
+        <w:trPr>
+          <w:trHeight w:val="304"/>
+        </w:trPr>
+        <w:tc>
+          <w:tcPr>
+            <w:tcW w:w="12029" w:type="dxa"/>
+            <w:gridSpan w:val="4"/>
+          </w:tcPr>
+          <w:p>
+            <w:pPr>
+              <w:rPr>
+                <w:color w:val="0000FF"/>
+                <w:sz w:val="20"/>
+                <w:szCs w:val="20"/>
+                <w:lang w:val="pt-BR"/>
+              </w:rPr>
+            </w:pPr>
+            <w:r>
+              <w:rPr>
+                <w:color w:val="0000FF"/>
+                <w:sz w:val="20"/>
+                <w:szCs w:val="20"/>
+                <w:lang w:val="pt-BR"/>
+              </w:rPr>
+              <w:t xml:space="preserve">IBGE – MAPAS – CODIGOS PARA AGREGAÇÃO REG. IMED , REG. INTERM etc.  </w:t>
+            </w:r>
+          </w:p>
+        </w:tc>
+        <w:tc>
+          <w:tcPr>
+            <w:tcW w:w="2762" w:type="dxa"/>
+          </w:tcPr>
+          <w:p>
+            <w:pPr>
+              <w:rPr>
+                <w:sz w:val="20"/>
+                <w:szCs w:val="20"/>
+                <w:lang w:val="pt-BR"/>
+              </w:rPr>
+            </w:pPr>
+          </w:p>
+        </w:tc>
+      </w:tr>
+      <w:tr>
+        <w:trPr>
+          <w:trHeight w:val="1514"/>
+        </w:trPr>
+        <w:tc>
+          <w:tcPr>
+            <w:tcW w:w="2790" w:type="dxa"/>
+          </w:tcPr>
+          <w:p>
+            <w:pPr>
+              <w:rPr>
+                <w:sz w:val="20"/>
+                <w:szCs w:val="20"/>
+                <w:lang w:val="pt-BR"/>
+              </w:rPr>
+            </w:pPr>
+            <w:r>
+              <w:rPr>
+                <w:color w:val="00B050"/>
+                <w:sz w:val="20"/>
+                <w:szCs w:val="20"/>
+                <w:lang w:val="pt-BR"/>
+              </w:rPr>
+              <w:t>codes_ibge.R</w:t>
+            </w:r>
+          </w:p>
+        </w:tc>
+        <w:tc>
+          <w:tcPr>
+            <w:tcW w:w="9239" w:type="dxa"/>
+            <w:gridSpan w:val="3"/>
+          </w:tcPr>
+          <w:p>
+            <w:pPr>
+              <w:rPr>
+                <w:sz w:val="20"/>
+                <w:szCs w:val="20"/>
+              </w:rPr>
+            </w:pPr>
+            <w:r>
+              <w:rPr>
+                <w:noProof/>
+                <w:sz w:val="20"/>
+                <w:szCs w:val="20"/>
+              </w:rPr>
+              <w:drawing>
+                <wp:inline distT="0" distB="0" distL="0" distR="0" wp14:anchorId="235BC57C" wp14:editId="12B3D9C0">
+                  <wp:extent cx="5729605" cy="2581275"/>
+                  <wp:effectExtent l="0" t="0" r="4445" b="9525"/>
+                  <wp:docPr id="1153251713" name="Picture 1"/>
+                  <wp:cNvGraphicFramePr>
+                    <a:graphicFrameLocks xmlns:a="http://schemas.openxmlformats.org/drawingml/2006/main" noChangeAspect="1"/>
+                  </wp:cNvGraphicFramePr>
+                  <a:graphic xmlns:a="http://schemas.openxmlformats.org/drawingml/2006/main">
+                    <a:graphicData uri="http://schemas.openxmlformats.org/drawingml/2006/picture">
+                      <pic:pic xmlns:pic="http://schemas.openxmlformats.org/drawingml/2006/picture">
+                        <pic:nvPicPr>
+                          <pic:cNvPr id="1153251713" name=""/>
+                          <pic:cNvPicPr/>
+                        </pic:nvPicPr>
+                        <pic:blipFill>
+                          <a:blip r:embed="rId32"/>
+                          <a:stretch>
+                            <a:fillRect/>
+                          </a:stretch>
+                        </pic:blipFill>
+                        <pic:spPr>
+                          <a:xfrm>
+                            <a:off x="0" y="0"/>
+                            <a:ext cx="5729605" cy="2581275"/>
+                          </a:xfrm>
+                          <a:prstGeom prst="rect">
+                            <a:avLst/>
+                          </a:prstGeom>
+                        </pic:spPr>
+                      </pic:pic>
+                    </a:graphicData>
+                  </a:graphic>
+                </wp:inline>
+              </w:drawing>
+            </w:r>
+          </w:p>
+        </w:tc>
+        <w:tc>
+          <w:tcPr>
+            <w:tcW w:w="2762" w:type="dxa"/>
+          </w:tcPr>
+          <w:p>
+            <w:pPr>
+              <w:rPr>
+                <w:sz w:val="20"/>
+                <w:szCs w:val="20"/>
+              </w:rPr>
+            </w:pPr>
+            <w:r>
+              <w:rPr>
+                <w:noProof/>
+                <w:sz w:val="20"/>
+                <w:szCs w:val="20"/>
+              </w:rPr>
+              <w:drawing>
+                <wp:inline distT="0" distB="0" distL="0" distR="0" wp14:anchorId="2D5D8778" wp14:editId="4F112061">
+                  <wp:extent cx="1616710" cy="496570"/>
+                  <wp:effectExtent l="0" t="0" r="2540" b="0"/>
+                  <wp:docPr id="1030722850" name="Picture 1" descr="A map of the united states&#10;&#10;AI-generated content may be incorrect."/>
+                  <wp:cNvGraphicFramePr>
+                    <a:graphicFrameLocks xmlns:a="http://schemas.openxmlformats.org/drawingml/2006/main" noChangeAspect="1"/>
+                  </wp:cNvGraphicFramePr>
+                  <a:graphic xmlns:a="http://schemas.openxmlformats.org/drawingml/2006/main">
+                    <a:graphicData uri="http://schemas.openxmlformats.org/drawingml/2006/picture">
+                      <pic:pic xmlns:pic="http://schemas.openxmlformats.org/drawingml/2006/picture">
+                        <pic:nvPicPr>
+                          <pic:cNvPr id="1030722850" name="Picture 1" descr="A map of the united states&#10;&#10;AI-generated content may be incorrect."/>
+                          <pic:cNvPicPr/>
+                        </pic:nvPicPr>
+                        <pic:blipFill>
+                          <a:blip r:embed="rId33" cstate="print">
+                            <a:extLst>
+                              <a:ext uri="{28A0092B-C50C-407E-A947-70E740481C1C}">
+                                <a14:useLocalDpi xmlns:a14="http://schemas.microsoft.com/office/drawing/2010/main" val="0"/>
+                              </a:ext>
+                            </a:extLst>
+                          </a:blip>
+                          <a:stretch>
+                            <a:fillRect/>
+                          </a:stretch>
+                        </pic:blipFill>
+                        <pic:spPr>
+                          <a:xfrm>
+                            <a:off x="0" y="0"/>
+                            <a:ext cx="1616710" cy="496570"/>
+                          </a:xfrm>
+                          <a:prstGeom prst="rect">
+                            <a:avLst/>
+                          </a:prstGeom>
+                        </pic:spPr>
+                      </pic:pic>
+                    </a:graphicData>
+                  </a:graphic>
+                </wp:inline>
+              </w:drawing>
+            </w:r>
+          </w:p>
+          <w:p>
+            <w:pPr>
+              <w:rPr>
+                <w:sz w:val="20"/>
+                <w:szCs w:val="20"/>
+              </w:rPr>
+            </w:pPr>
+            <w:hyperlink r:id="rId34" w:history="1">
+              <w:r>
+                <w:rPr>
+                  <w:rStyle w:val="Hyperlink"/>
+                  <w:sz w:val="20"/>
+                  <w:szCs w:val="20"/>
+                </w:rPr>
+                <w:t>https://github.com/Zagamog/TechBrasil/blob/main/prelims/mapas/TB_maparegShiny1a.R</w:t>
+              </w:r>
+            </w:hyperlink>
+            <w:r>
+              <w:rPr>
+                <w:sz w:val="20"/>
+                <w:szCs w:val="20"/>
+              </w:rPr>
+              <w:t xml:space="preserve"> </w:t>
+            </w:r>
+          </w:p>
+        </w:tc>
+      </w:tr>
+      <w:tr>
+        <w:trPr>
+          <w:trHeight w:val="304"/>
+        </w:trPr>
+        <w:tc>
+          <w:tcPr>
+            <w:tcW w:w="14791" w:type="dxa"/>
+            <w:gridSpan w:val="5"/>
+          </w:tcPr>
+          <w:p>
+            <w:pPr>
+              <w:rPr>
+                <w:sz w:val="20"/>
+                <w:szCs w:val="20"/>
+                <w:lang w:val="pt-BR"/>
+              </w:rPr>
+            </w:pPr>
+            <w:r>
+              <w:rPr>
+                <w:sz w:val="20"/>
+                <w:szCs w:val="20"/>
+                <w:lang w:val="pt-BR"/>
+              </w:rPr>
+              <w:t xml:space="preserve">Bruto/Original:  </w:t>
+            </w:r>
+            <w:hyperlink r:id="rId35" w:history="1">
+              <w:r>
+                <w:rPr>
+                  <w:rStyle w:val="Hyperlink"/>
+                  <w:sz w:val="20"/>
+                  <w:szCs w:val="20"/>
+                  <w:lang w:val="pt-BR"/>
+                </w:rPr>
+                <w:t>https://us-east-1.console.aws.amazon.com/s3/object/techbrazildata?region=us-east-1&amp;bucketType=general&amp;prefix=working/sqlite/TB_municipios.sqlite</w:t>
+              </w:r>
+            </w:hyperlink>
+            <w:r>
+              <w:rPr>
+                <w:sz w:val="20"/>
+                <w:szCs w:val="20"/>
+                <w:lang w:val="pt-BR"/>
+              </w:rPr>
+              <w:t xml:space="preserve"> </w:t>
+            </w:r>
+          </w:p>
+          <w:p>
+            <w:pPr>
+              <w:rPr>
+                <w:sz w:val="20"/>
+                <w:szCs w:val="20"/>
+                <w:lang w:val="pt-BR"/>
+              </w:rPr>
+            </w:pPr>
+            <w:hyperlink r:id="rId36" w:history="1">
+              <w:r>
+                <w:rPr>
+                  <w:rStyle w:val="Hyperlink"/>
+                  <w:sz w:val="20"/>
+                  <w:szCs w:val="20"/>
+                  <w:lang w:val="pt-BR"/>
+                </w:rPr>
+                <w:t>https://us-east-1.console.aws.amazon.com/s3/object/techbrazildata?region=us-east-1&amp;bucketType=general&amp;prefix=working/ibge/df_pibmunis.rda</w:t>
+              </w:r>
+            </w:hyperlink>
+          </w:p>
+        </w:tc>
+      </w:tr>
+      <w:tr>
+        <w:trPr>
+          <w:trHeight w:val="296"/>
+        </w:trPr>
+        <w:tc>
+          <w:tcPr>
+            <w:tcW w:w="14791" w:type="dxa"/>
+            <w:gridSpan w:val="5"/>
+          </w:tcPr>
+          <w:p>
+            <w:pPr>
+              <w:rPr>
+                <w:sz w:val="20"/>
+                <w:szCs w:val="20"/>
+                <w:lang w:val="pt-BR"/>
+              </w:rPr>
+            </w:pPr>
+            <w:r>
+              <w:rPr>
+                <w:sz w:val="20"/>
+                <w:szCs w:val="20"/>
+                <w:lang w:val="pt-BR"/>
+              </w:rPr>
+              <w:t xml:space="preserve">Procesado: </w:t>
+            </w:r>
+            <w:hyperlink r:id="rId37" w:history="1">
+              <w:r>
+                <w:rPr>
+                  <w:rStyle w:val="Hyperlink"/>
+                  <w:sz w:val="20"/>
+                  <w:szCs w:val="20"/>
+                  <w:lang w:val="pt-BR"/>
+                </w:rPr>
+                <w:t>https://techbrazildata.s3.us-east-1.amazonaws.com/working/ibge/df_codes_ibge.rda</w:t>
+              </w:r>
+            </w:hyperlink>
+            <w:r>
+              <w:rPr>
+                <w:sz w:val="20"/>
+                <w:szCs w:val="20"/>
+                <w:lang w:val="pt-BR"/>
+              </w:rPr>
+              <w:t xml:space="preserve"> </w:t>
+            </w:r>
+          </w:p>
+        </w:tc>
+      </w:tr>
+      <w:tr>
+        <w:trPr>
+          <w:trHeight w:val="296"/>
+        </w:trPr>
+        <w:tc>
+          <w:tcPr>
+            <w:tcW w:w="4930" w:type="dxa"/>
+            <w:gridSpan w:val="2"/>
+          </w:tcPr>
+          <w:p>
+            <w:pPr>
+              <w:rPr>
+                <w:b/>
+                <w:bCs/>
+                <w:sz w:val="20"/>
+                <w:szCs w:val="20"/>
+                <w:lang w:val="pt-BR"/>
+              </w:rPr>
+            </w:pPr>
+            <w:r>
+              <w:rPr>
+                <w:b/>
+                <w:bCs/>
+                <w:color w:val="00B050"/>
+                <w:sz w:val="20"/>
+                <w:szCs w:val="20"/>
+                <w:lang w:val="pt-BR"/>
+              </w:rPr>
+              <w:t>/prelims</w:t>
+            </w:r>
+          </w:p>
+        </w:tc>
+        <w:tc>
+          <w:tcPr>
+            <w:tcW w:w="3350" w:type="dxa"/>
+          </w:tcPr>
+          <w:p>
+            <w:pPr>
+              <w:rPr>
+                <w:b/>
+                <w:bCs/>
+                <w:sz w:val="20"/>
+                <w:szCs w:val="20"/>
+                <w:lang w:val="pt-BR"/>
+              </w:rPr>
+            </w:pPr>
+            <w:r>
+              <w:rPr>
+                <w:b/>
+                <w:bCs/>
+                <w:color w:val="00B050"/>
+                <w:sz w:val="20"/>
+                <w:szCs w:val="20"/>
+                <w:lang w:val="pt-BR"/>
+              </w:rPr>
+              <w:t>/</w:t>
+            </w:r>
+            <w:r>
+              <w:rPr>
+                <w:b/>
+                <w:bCs/>
+                <w:color w:val="00B050"/>
+                <w:sz w:val="20"/>
+                <w:szCs w:val="20"/>
+                <w:lang w:val="pt-BR"/>
+              </w:rPr>
+              <w:t>mapas</w:t>
+            </w:r>
+          </w:p>
+        </w:tc>
+        <w:tc>
+          <w:tcPr>
+            <w:tcW w:w="6511" w:type="dxa"/>
+            <w:gridSpan w:val="2"/>
+          </w:tcPr>
+          <w:p>
+            <w:pPr>
+              <w:rPr>
+                <w:b/>
+                <w:bCs/>
+                <w:sz w:val="20"/>
+                <w:szCs w:val="20"/>
+                <w:lang w:val="pt-BR"/>
+              </w:rPr>
+            </w:pPr>
+            <w:r>
+              <w:rPr>
+                <w:b/>
+                <w:bCs/>
+                <w:color w:val="00B050"/>
+                <w:sz w:val="20"/>
+                <w:szCs w:val="20"/>
+                <w:lang w:val="pt-BR"/>
+              </w:rPr>
+              <w:t>c</w:t>
+            </w:r>
+            <w:r>
+              <w:rPr>
+                <w:b/>
+                <w:bCs/>
+                <w:color w:val="00B050"/>
+                <w:sz w:val="20"/>
+                <w:szCs w:val="20"/>
+                <w:lang w:val="pt-BR"/>
+              </w:rPr>
+              <w:t>odes</w:t>
+            </w:r>
+            <w:r>
+              <w:rPr>
+                <w:b/>
+                <w:bCs/>
+                <w:color w:val="00B050"/>
+                <w:sz w:val="20"/>
+                <w:szCs w:val="20"/>
+                <w:lang w:val="pt-BR"/>
+              </w:rPr>
+              <w:t>_ibge.R; regioes1a.R; regioes2a.R; TB_maparegShiny1a.R</w:t>
+            </w:r>
+          </w:p>
+        </w:tc>
+      </w:tr>
+      <w:tr>
+        <w:trPr>
+          <w:trHeight w:val="296"/>
+        </w:trPr>
+        <w:tc>
+          <w:tcPr>
+            <w:tcW w:w="14791" w:type="dxa"/>
+            <w:gridSpan w:val="5"/>
+          </w:tcPr>
+          <w:p>
+            <w:pPr>
+              <w:rPr>
+                <w:b/>
+                <w:bCs/>
+                <w:sz w:val="20"/>
+                <w:szCs w:val="20"/>
+              </w:rPr>
+            </w:pPr>
+            <w:r>
+              <w:rPr>
+                <w:b/>
+                <w:bCs/>
+                <w:sz w:val="20"/>
+                <w:szCs w:val="20"/>
+              </w:rPr>
+              <w:t>Usos poss</w:t>
+            </w:r>
+            <w:r>
+              <w:rPr>
+                <w:b/>
+                <w:bCs/>
+                <w:sz w:val="20"/>
+                <w:szCs w:val="20"/>
+              </w:rPr>
+              <w:t>ív</w:t>
+            </w:r>
+            <w:r>
+              <w:rPr>
+                <w:b/>
+                <w:bCs/>
+                <w:sz w:val="20"/>
+                <w:szCs w:val="20"/>
+              </w:rPr>
+              <w:t>e</w:t>
+            </w:r>
+            <w:r>
+              <w:rPr>
+                <w:b/>
+                <w:bCs/>
+                <w:sz w:val="20"/>
+                <w:szCs w:val="20"/>
+              </w:rPr>
+              <w:t>i</w:t>
+            </w:r>
+            <w:r>
+              <w:rPr>
+                <w:b/>
+                <w:bCs/>
+                <w:sz w:val="20"/>
+                <w:szCs w:val="20"/>
+              </w:rPr>
+              <w:t>s dess</w:t>
+            </w:r>
+            <w:r>
+              <w:rPr>
+                <w:b/>
+                <w:bCs/>
+                <w:sz w:val="20"/>
+                <w:szCs w:val="20"/>
+              </w:rPr>
+              <w:t>e</w:t>
+            </w:r>
+            <w:r>
+              <w:rPr>
+                <w:b/>
+                <w:bCs/>
+                <w:sz w:val="20"/>
+                <w:szCs w:val="20"/>
+              </w:rPr>
+              <w:t>s dados:</w:t>
+            </w:r>
+          </w:p>
+          <w:p>
+            <w:pPr>
+              <w:rPr>
+                <w:sz w:val="20"/>
+                <w:szCs w:val="20"/>
+              </w:rPr>
+            </w:pPr>
+          </w:p>
+          <w:p>
+            <w:pPr>
+              <w:rPr>
+                <w:sz w:val="20"/>
+                <w:szCs w:val="20"/>
+              </w:rPr>
+            </w:pPr>
+          </w:p>
+          <w:p>
+            <w:pPr>
+              <w:rPr>
+                <w:sz w:val="20"/>
+                <w:szCs w:val="20"/>
+              </w:rPr>
+            </w:pPr>
+          </w:p>
+          <w:p>
+            <w:pPr>
+              <w:rPr>
+                <w:sz w:val="20"/>
+                <w:szCs w:val="20"/>
+              </w:rPr>
+            </w:pPr>
+          </w:p>
+          <w:p>
+            <w:pPr>
+              <w:rPr>
+                <w:sz w:val="20"/>
+                <w:szCs w:val="20"/>
+              </w:rPr>
+            </w:pPr>
+          </w:p>
+        </w:tc>
+      </w:tr>
+    </w:tbl>
+    <w:p/>
+    <w:p/>
+    <w:p/>
+    <w:tbl>
+      <w:tblPr>
+        <w:tblStyle w:val="TableGrid"/>
+        <w:tblW w:w="14791" w:type="dxa"/>
+        <w:tblInd w:w="-815" w:type="dxa"/>
+        <w:tblLayout w:type="fixed"/>
+        <w:tblLook w:val="04A0" w:firstRow="1" w:lastRow="0" w:firstColumn="1" w:lastColumn="0" w:noHBand="0" w:noVBand="1"/>
+      </w:tblPr>
+      <w:tblGrid>
+        <w:gridCol w:w="2790"/>
+        <w:gridCol w:w="2140"/>
+        <w:gridCol w:w="2090"/>
+        <w:gridCol w:w="5670"/>
+        <w:gridCol w:w="2101"/>
+      </w:tblGrid>
+      <w:tr>
+        <w:trPr>
+          <w:trHeight w:val="600"/>
+        </w:trPr>
+        <w:tc>
+          <w:tcPr>
+            <w:tcW w:w="2790" w:type="dxa"/>
+            <w:shd w:val="clear" w:color="auto" w:fill="F2F2F2" w:themeFill="background1" w:themeFillShade="F2"/>
+          </w:tcPr>
+          <w:p>
+            <w:pPr>
+              <w:rPr>
+                <w:b/>
+                <w:bCs/>
+                <w:sz w:val="20"/>
+                <w:szCs w:val="20"/>
+              </w:rPr>
+            </w:pPr>
+            <w:r>
+              <w:rPr>
+                <w:b/>
+                <w:bCs/>
+                <w:sz w:val="20"/>
+                <w:szCs w:val="20"/>
+              </w:rPr>
+              <w:lastRenderedPageBreak/>
+              <w:t>Programa utilizado para gerar</w:t>
+            </w:r>
+          </w:p>
+        </w:tc>
+        <w:tc>
+          <w:tcPr>
+            <w:tcW w:w="9900" w:type="dxa"/>
+            <w:gridSpan w:val="3"/>
+            <w:shd w:val="clear" w:color="auto" w:fill="F2F2F2" w:themeFill="background1" w:themeFillShade="F2"/>
+          </w:tcPr>
+          <w:p>
+            <w:pPr>
+              <w:rPr>
+                <w:b/>
+                <w:bCs/>
+                <w:sz w:val="20"/>
+                <w:szCs w:val="20"/>
+                <w:lang w:val="pt-BR"/>
+              </w:rPr>
+            </w:pPr>
+            <w:r>
+              <w:rPr>
+                <w:b/>
+                <w:bCs/>
+                <w:sz w:val="20"/>
+                <w:szCs w:val="20"/>
+                <w:lang w:val="pt-BR"/>
+              </w:rPr>
+              <w:t>Variaveis de dados processados, prontos para usar no Shiny o PowerBI etc.</w:t>
+            </w:r>
+          </w:p>
+          <w:p>
+            <w:pPr>
+              <w:rPr>
+                <w:b/>
+                <w:bCs/>
+                <w:sz w:val="20"/>
+                <w:szCs w:val="20"/>
+                <w:lang w:val="pt-BR"/>
+              </w:rPr>
+            </w:pPr>
+          </w:p>
+        </w:tc>
+        <w:tc>
+          <w:tcPr>
+            <w:tcW w:w="2101" w:type="dxa"/>
+            <w:shd w:val="clear" w:color="auto" w:fill="F2F2F2" w:themeFill="background1" w:themeFillShade="F2"/>
+          </w:tcPr>
+          <w:p>
+            <w:pPr>
+              <w:rPr>
+                <w:b/>
+                <w:bCs/>
+                <w:sz w:val="20"/>
+                <w:szCs w:val="20"/>
+              </w:rPr>
+            </w:pPr>
+            <w:r>
+              <w:rPr>
+                <w:b/>
+                <w:bCs/>
+                <w:sz w:val="20"/>
+                <w:szCs w:val="20"/>
+              </w:rPr>
+              <w:t>Shiny App</w:t>
+            </w:r>
+            <w:r>
+              <w:rPr>
+                <w:b/>
+                <w:bCs/>
+                <w:sz w:val="20"/>
+                <w:szCs w:val="20"/>
+              </w:rPr>
+              <w:t xml:space="preserve"> (se existe)</w:t>
+            </w:r>
+          </w:p>
+        </w:tc>
+      </w:tr>
+      <w:tr>
+        <w:trPr>
+          <w:trHeight w:val="304"/>
+        </w:trPr>
+        <w:tc>
+          <w:tcPr>
+            <w:tcW w:w="12690" w:type="dxa"/>
+            <w:gridSpan w:val="4"/>
+          </w:tcPr>
+          <w:p>
+            <w:pPr>
+              <w:rPr>
+                <w:color w:val="0000FF"/>
+                <w:sz w:val="20"/>
+                <w:szCs w:val="20"/>
+                <w:lang w:val="pt-BR"/>
+              </w:rPr>
+            </w:pPr>
+            <w:r>
+              <w:rPr>
+                <w:color w:val="0000FF"/>
+                <w:sz w:val="20"/>
+                <w:szCs w:val="20"/>
+                <w:lang w:val="pt-BR"/>
+              </w:rPr>
+              <w:t>CENSO ESCOLAR</w:t>
+            </w:r>
+          </w:p>
+        </w:tc>
+        <w:tc>
+          <w:tcPr>
+            <w:tcW w:w="2101" w:type="dxa"/>
+          </w:tcPr>
+          <w:p>
+            <w:pPr>
+              <w:rPr>
+                <w:sz w:val="20"/>
+                <w:szCs w:val="20"/>
+                <w:lang w:val="pt-BR"/>
+              </w:rPr>
+            </w:pPr>
+          </w:p>
+        </w:tc>
+      </w:tr>
+      <w:tr>
+        <w:trPr>
+          <w:trHeight w:val="1514"/>
+        </w:trPr>
+        <w:tc>
+          <w:tcPr>
+            <w:tcW w:w="2790" w:type="dxa"/>
+          </w:tcPr>
+          <w:p>
+            <w:pPr>
+              <w:rPr>
+                <w:sz w:val="20"/>
+                <w:szCs w:val="20"/>
+                <w:lang w:val="pt-BR"/>
+              </w:rPr>
+            </w:pPr>
+            <w:hyperlink r:id="rId38" w:history="1">
+              <w:r>
+                <w:rPr>
+                  <w:rStyle w:val="Hyperlink"/>
+                  <w:sz w:val="20"/>
+                  <w:szCs w:val="20"/>
+                  <w:lang w:val="pt-BR"/>
+                </w:rPr>
+                <w:t>https://github.com/Zagamog/TechBrasil/blob/main/prelims/mec/prepara_censo_escolar.R</w:t>
+              </w:r>
+            </w:hyperlink>
+          </w:p>
+          <w:p>
+            <w:pPr>
+              <w:rPr>
+                <w:sz w:val="20"/>
+                <w:szCs w:val="20"/>
+                <w:lang w:val="pt-BR"/>
+              </w:rPr>
+            </w:pPr>
+          </w:p>
+          <w:p>
+            <w:pPr>
+              <w:rPr>
+                <w:sz w:val="20"/>
+                <w:szCs w:val="20"/>
+                <w:lang w:val="pt-BR"/>
+              </w:rPr>
+            </w:pPr>
+          </w:p>
+        </w:tc>
+        <w:tc>
+          <w:tcPr>
+            <w:tcW w:w="9900" w:type="dxa"/>
+            <w:gridSpan w:val="3"/>
+          </w:tcPr>
+          <w:p>
+            <w:pPr>
+              <w:rPr>
+                <w:sz w:val="20"/>
+                <w:szCs w:val="20"/>
+              </w:rPr>
+            </w:pPr>
+            <w:r>
+              <w:rPr>
+                <w:sz w:val="20"/>
+                <w:szCs w:val="20"/>
+              </w:rPr>
+              <w:t>&gt;&gt; prepara_censo_escolar.R; prepara_censo_escolar_tecnico.R</w:t>
+            </w:r>
+          </w:p>
+          <w:p>
+            <w:pPr>
+              <w:rPr>
+                <w:sz w:val="20"/>
+                <w:szCs w:val="20"/>
+              </w:rPr>
+            </w:pPr>
+            <w:r>
+              <w:rPr>
+                <w:sz w:val="20"/>
+                <w:szCs w:val="20"/>
+              </w:rPr>
+              <w:t xml:space="preserve">&gt;&gt; </w:t>
+            </w:r>
+            <w:r>
+              <w:rPr>
+                <w:sz w:val="20"/>
+                <w:szCs w:val="20"/>
+              </w:rPr>
+              <w:t>m</w:t>
+            </w:r>
+            <w:r>
+              <w:rPr>
+                <w:sz w:val="20"/>
+                <w:szCs w:val="20"/>
+              </w:rPr>
+              <w:t>atriculas1UF</w:t>
+            </w:r>
+            <w:r>
+              <w:rPr>
+                <w:sz w:val="20"/>
+                <w:szCs w:val="20"/>
+              </w:rPr>
+              <w:t xml:space="preserve">.R; matriculas1RINT.R; matriculas1RINM.R </w:t>
+            </w:r>
+          </w:p>
+          <w:p>
+            <w:pPr>
+              <w:rPr>
+                <w:sz w:val="20"/>
+                <w:szCs w:val="20"/>
+              </w:rPr>
+            </w:pPr>
+            <w:r>
+              <w:rPr>
+                <w:sz w:val="20"/>
+                <w:szCs w:val="20"/>
+              </w:rPr>
+              <w:t>&gt;&gt; matriculas1supl_tecUF.R; matriculas1supl_tecRINT.R; matriculas1supl_tec_RINM.R</w:t>
+            </w:r>
+          </w:p>
+          <w:p>
+            <w:pPr>
+              <w:rPr>
+                <w:sz w:val="20"/>
+                <w:szCs w:val="20"/>
+              </w:rPr>
+            </w:pPr>
+            <w:r>
+              <w:rPr>
+                <w:sz w:val="20"/>
+                <w:szCs w:val="20"/>
+              </w:rPr>
+              <w:t>&gt;&gt; matriculas1supl_tecUF_CURSO.R; matriculas1supl_tecRINT_CURSO.R; matriculas1supl_tec_RIME.CURSO.R</w:t>
+            </w:r>
+          </w:p>
+          <w:p>
+            <w:pPr>
+              <w:rPr>
+                <w:sz w:val="20"/>
+                <w:szCs w:val="20"/>
+              </w:rPr>
+            </w:pPr>
+            <w:r>
+              <w:rPr>
+                <w:sz w:val="20"/>
+                <w:szCs w:val="20"/>
+              </w:rPr>
+              <w:t>&gt;&gt; Censo_UF_garabed1a.R; Censo_UF_garabed1a.R (Garabed saved data of earlier years  - tec enrollment</w:t>
+            </w:r>
+          </w:p>
+          <w:p>
+            <w:pPr>
+              <w:rPr>
+                <w:sz w:val="20"/>
+                <w:szCs w:val="20"/>
+              </w:rPr>
+            </w:pPr>
+            <w:r>
+              <w:rPr>
+                <w:sz w:val="20"/>
+                <w:szCs w:val="20"/>
+              </w:rPr>
+              <w:t>Before 2023)</w:t>
+            </w:r>
+          </w:p>
+        </w:tc>
+        <w:tc>
+          <w:tcPr>
+            <w:tcW w:w="2101" w:type="dxa"/>
+          </w:tcPr>
+          <w:p>
+            <w:pPr>
+              <w:rPr>
+                <w:sz w:val="20"/>
+                <w:szCs w:val="20"/>
+              </w:rPr>
+            </w:pPr>
+          </w:p>
+        </w:tc>
+      </w:tr>
+      <w:tr>
+        <w:trPr>
+          <w:trHeight w:val="304"/>
+        </w:trPr>
+        <w:tc>
+          <w:tcPr>
+            <w:tcW w:w="14791" w:type="dxa"/>
+            <w:gridSpan w:val="5"/>
+          </w:tcPr>
+          <w:p>
+            <w:pPr>
+              <w:rPr>
+                <w:sz w:val="20"/>
+                <w:szCs w:val="20"/>
+                <w:lang w:val="pt-BR"/>
+              </w:rPr>
+            </w:pPr>
+            <w:r>
+              <w:rPr>
+                <w:sz w:val="20"/>
+                <w:szCs w:val="20"/>
+                <w:lang w:val="pt-BR"/>
+              </w:rPr>
+              <w:t xml:space="preserve">Bruto/Original:  </w:t>
+            </w:r>
+            <w:hyperlink r:id="rId39" w:history="1">
+              <w:r>
+                <w:rPr>
+                  <w:rStyle w:val="Hyperlink"/>
+                  <w:sz w:val="20"/>
+                  <w:szCs w:val="20"/>
+                  <w:lang w:val="pt-BR"/>
+                </w:rPr>
+                <w:t>https://techbrazildata.s3.us-east-1.amazonaws.com/rawdata/mec_inep/microdados_ed_basica_2007.csv</w:t>
+              </w:r>
+            </w:hyperlink>
+            <w:r>
+              <w:rPr>
+                <w:sz w:val="20"/>
+                <w:szCs w:val="20"/>
+                <w:lang w:val="pt-BR"/>
+              </w:rPr>
+              <w:t xml:space="preserve"> to 2024 and also </w:t>
+            </w:r>
+            <w:hyperlink r:id="rId40" w:history="1">
+              <w:r>
+                <w:rPr>
+                  <w:rStyle w:val="Hyperlink"/>
+                  <w:sz w:val="20"/>
+                  <w:szCs w:val="20"/>
+                  <w:lang w:val="pt-BR"/>
+                </w:rPr>
+                <w:t>https://techbrazildata.s3.us-east-1.amazonaws.com/rawdata/mec_inep/suplemento_cursos_tecnicos_2023.csv</w:t>
+              </w:r>
+            </w:hyperlink>
+            <w:r>
+              <w:rPr>
+                <w:sz w:val="20"/>
+                <w:szCs w:val="20"/>
+                <w:lang w:val="pt-BR"/>
+              </w:rPr>
+              <w:t xml:space="preserve"> and 2024 for suplemento tecnico</w:t>
+            </w:r>
+          </w:p>
+        </w:tc>
+      </w:tr>
+      <w:tr>
+        <w:trPr>
+          <w:trHeight w:val="296"/>
+        </w:trPr>
+        <w:tc>
+          <w:tcPr>
+            <w:tcW w:w="14791" w:type="dxa"/>
+            <w:gridSpan w:val="5"/>
+          </w:tcPr>
+          <w:p>
+            <w:pPr>
+              <w:rPr>
+                <w:sz w:val="20"/>
+                <w:szCs w:val="20"/>
+                <w:lang w:val="pt-BR"/>
+              </w:rPr>
+            </w:pPr>
+            <w:r>
+              <w:rPr>
+                <w:sz w:val="20"/>
+                <w:szCs w:val="20"/>
+                <w:lang w:val="pt-BR"/>
+              </w:rPr>
+              <w:t xml:space="preserve">Procesado: </w:t>
+            </w:r>
+          </w:p>
+          <w:p>
+            <w:pPr>
+              <w:rPr>
+                <w:sz w:val="20"/>
+                <w:szCs w:val="20"/>
+                <w:lang w:val="pt-BR"/>
+              </w:rPr>
+            </w:pPr>
+          </w:p>
+          <w:p>
+            <w:pPr>
+              <w:rPr>
+                <w:sz w:val="20"/>
+                <w:szCs w:val="20"/>
+                <w:lang w:val="pt-BR"/>
+              </w:rPr>
+            </w:pPr>
+            <w:r>
+              <w:rPr>
+                <w:sz w:val="20"/>
+                <w:szCs w:val="20"/>
+                <w:lang w:val="pt-BR"/>
+              </w:rPr>
+              <w:t xml:space="preserve">&gt;&gt; </w:t>
+            </w:r>
+            <w:r>
+              <w:rPr>
+                <w:sz w:val="20"/>
+                <w:szCs w:val="20"/>
+                <w:lang w:val="pt-BR"/>
+              </w:rPr>
+              <w:t xml:space="preserve">original as df_censo_07.rda to df_censo_24.rda; </w:t>
+            </w:r>
+            <w:r>
+              <w:rPr>
+                <w:sz w:val="20"/>
+                <w:szCs w:val="20"/>
+                <w:lang w:val="pt-BR"/>
+              </w:rPr>
+              <w:t>aggregates as df_censo_UF.rda; df_censo_RGINTM.rda; df_censo_RIME.rda;</w:t>
+            </w:r>
+            <w:r>
+              <w:rPr>
+                <w:sz w:val="20"/>
+                <w:szCs w:val="20"/>
+                <w:lang w:val="pt-BR"/>
+              </w:rPr>
+              <w:t xml:space="preserve"> df_supltec_UF and so on</w:t>
+            </w:r>
+          </w:p>
+          <w:p>
+            <w:pPr>
+              <w:rPr>
+                <w:sz w:val="20"/>
+                <w:szCs w:val="20"/>
+                <w:lang w:val="pt-BR"/>
+              </w:rPr>
+            </w:pPr>
+            <w:r>
+              <w:rPr>
+                <w:sz w:val="20"/>
+                <w:szCs w:val="20"/>
+                <w:lang w:val="pt-BR"/>
+              </w:rPr>
+              <w:t xml:space="preserve">&gt;&gt; technical courses for 2023 and 2024 only df_mat_uf; df_mat_eixo; df_mat_area; df_mat_curso </w:t>
+            </w:r>
+          </w:p>
+          <w:p>
+            <w:pPr>
+              <w:rPr>
+                <w:sz w:val="20"/>
+                <w:szCs w:val="20"/>
+                <w:lang w:val="pt-BR"/>
+              </w:rPr>
+            </w:pPr>
+            <w:r>
+              <w:rPr>
+                <w:sz w:val="20"/>
+                <w:szCs w:val="20"/>
+                <w:lang w:val="pt-BR"/>
+              </w:rPr>
+              <w:t xml:space="preserve">&gt;&gt; Garabed data for technical courses before 2023 (UF level only) Tecnico_Forma_Curso_Garabed1a.rda ; </w:t>
+            </w:r>
+          </w:p>
+          <w:p>
+            <w:pPr>
+              <w:rPr>
+                <w:sz w:val="20"/>
+                <w:szCs w:val="20"/>
+                <w:lang w:val="pt-BR"/>
+              </w:rPr>
+            </w:pPr>
+            <w:r>
+              <w:rPr>
+                <w:sz w:val="20"/>
+                <w:szCs w:val="20"/>
+                <w:lang w:val="pt-BR"/>
+              </w:rPr>
+              <w:t xml:space="preserve">&gt;&gt; meta11a_opcoes.rda </w:t>
+            </w:r>
+          </w:p>
+          <w:p>
+            <w:pPr>
+              <w:rPr>
+                <w:sz w:val="20"/>
+                <w:szCs w:val="20"/>
+                <w:lang w:val="pt-BR"/>
+              </w:rPr>
+            </w:pPr>
+          </w:p>
+        </w:tc>
+      </w:tr>
+      <w:tr>
+        <w:trPr>
+          <w:trHeight w:val="296"/>
+        </w:trPr>
+        <w:tc>
+          <w:tcPr>
+            <w:tcW w:w="4930" w:type="dxa"/>
+            <w:gridSpan w:val="2"/>
+          </w:tcPr>
+          <w:p>
+            <w:pPr>
+              <w:rPr>
+                <w:b/>
+                <w:bCs/>
+                <w:color w:val="00B050"/>
+                <w:sz w:val="20"/>
+                <w:szCs w:val="20"/>
+                <w:lang w:val="pt-BR"/>
+              </w:rPr>
+            </w:pPr>
+            <w:r>
+              <w:rPr>
+                <w:b/>
+                <w:bCs/>
+                <w:color w:val="00B050"/>
+                <w:sz w:val="20"/>
+                <w:szCs w:val="20"/>
+                <w:lang w:val="pt-BR"/>
+              </w:rPr>
+              <w:t>/prelims</w:t>
+            </w:r>
+          </w:p>
+          <w:p>
+            <w:pPr>
+              <w:rPr>
+                <w:b/>
+                <w:bCs/>
+                <w:sz w:val="20"/>
+                <w:szCs w:val="20"/>
+                <w:lang w:val="pt-BR"/>
+              </w:rPr>
+            </w:pPr>
+            <w:r>
+              <w:rPr>
+                <w:b/>
+                <w:bCs/>
+                <w:color w:val="00B050"/>
+                <w:sz w:val="20"/>
+                <w:szCs w:val="20"/>
+                <w:lang w:val="pt-BR"/>
+              </w:rPr>
+              <w:t>/produtos_censo</w:t>
+            </w:r>
+          </w:p>
+        </w:tc>
+        <w:tc>
+          <w:tcPr>
+            <w:tcW w:w="2090" w:type="dxa"/>
+          </w:tcPr>
+          <w:p>
+            <w:pPr>
+              <w:rPr>
+                <w:b/>
+                <w:bCs/>
+                <w:sz w:val="20"/>
+                <w:szCs w:val="20"/>
+                <w:lang w:val="pt-BR"/>
+              </w:rPr>
+            </w:pPr>
+            <w:r>
+              <w:rPr>
+                <w:b/>
+                <w:bCs/>
+                <w:color w:val="00B050"/>
+                <w:sz w:val="20"/>
+                <w:szCs w:val="20"/>
+                <w:lang w:val="pt-BR"/>
+              </w:rPr>
+              <w:t>/m</w:t>
+            </w:r>
+            <w:r>
+              <w:rPr>
+                <w:b/>
+                <w:bCs/>
+                <w:color w:val="00B050"/>
+                <w:sz w:val="20"/>
+                <w:szCs w:val="20"/>
+                <w:lang w:val="pt-BR"/>
+              </w:rPr>
+              <w:t>ec</w:t>
+            </w:r>
+          </w:p>
+        </w:tc>
+        <w:tc>
+          <w:tcPr>
+            <w:tcW w:w="7771" w:type="dxa"/>
+            <w:gridSpan w:val="2"/>
+          </w:tcPr>
+          <w:p>
+            <w:pPr>
+              <w:rPr>
+                <w:b/>
+                <w:bCs/>
+                <w:color w:val="00B050"/>
+                <w:sz w:val="20"/>
+                <w:szCs w:val="20"/>
+              </w:rPr>
+            </w:pPr>
+            <w:r>
+              <w:rPr>
+                <w:b/>
+                <w:bCs/>
+                <w:color w:val="00B050"/>
+                <w:sz w:val="20"/>
+                <w:szCs w:val="20"/>
+              </w:rPr>
+              <w:t>prepara_censo_escolar.R; prepara_censo_escolar_tec</w:t>
+            </w:r>
+            <w:r>
+              <w:rPr>
+                <w:b/>
+                <w:bCs/>
+                <w:color w:val="00B050"/>
+                <w:sz w:val="20"/>
+                <w:szCs w:val="20"/>
+              </w:rPr>
+              <w:t>n</w:t>
+            </w:r>
+            <w:r>
+              <w:rPr>
+                <w:b/>
+                <w:bCs/>
+                <w:color w:val="00B050"/>
+                <w:sz w:val="20"/>
+                <w:szCs w:val="20"/>
+              </w:rPr>
+              <w:t>ico.R</w:t>
+            </w:r>
+          </w:p>
+          <w:p>
+            <w:pPr>
+              <w:rPr>
+                <w:b/>
+                <w:bCs/>
+                <w:color w:val="00B050"/>
+                <w:sz w:val="20"/>
+                <w:szCs w:val="20"/>
+              </w:rPr>
+            </w:pPr>
+            <w:r>
+              <w:rPr>
+                <w:b/>
+                <w:bCs/>
+                <w:color w:val="00B050"/>
+                <w:sz w:val="20"/>
+                <w:szCs w:val="20"/>
+              </w:rPr>
+              <w:t>matriculas1UF.R; matriculas1RINT.R; matriculas1RINM.R;</w:t>
+            </w:r>
+          </w:p>
+          <w:p>
+            <w:pPr>
+              <w:rPr>
+                <w:b/>
+                <w:bCs/>
+                <w:color w:val="00B050"/>
+                <w:sz w:val="20"/>
+                <w:szCs w:val="20"/>
+              </w:rPr>
+            </w:pPr>
+            <w:r>
+              <w:rPr>
+                <w:b/>
+                <w:bCs/>
+                <w:color w:val="00B050"/>
+                <w:sz w:val="20"/>
+                <w:szCs w:val="20"/>
+              </w:rPr>
+              <w:t>matriculas1supl_tecUF.R; matriculas1supl_tecRINT.R; matriculas1supl_tec_RINM.R</w:t>
+            </w:r>
+          </w:p>
+          <w:p>
+            <w:pPr>
+              <w:rPr>
+                <w:b/>
+                <w:bCs/>
+                <w:color w:val="00B050"/>
+                <w:sz w:val="20"/>
+                <w:szCs w:val="20"/>
+              </w:rPr>
+            </w:pPr>
+            <w:r>
+              <w:rPr>
+                <w:b/>
+                <w:bCs/>
+                <w:color w:val="00B050"/>
+                <w:sz w:val="20"/>
+                <w:szCs w:val="20"/>
+              </w:rPr>
+              <w:t>matriculas1supl_tecUF_CURSO.R; matriculas1supl_tecRINT_CURSO.R; matriculas1supl_tec_RIME.CURSO.R</w:t>
+            </w:r>
+          </w:p>
+          <w:p>
+            <w:pPr>
+              <w:rPr>
+                <w:b/>
+                <w:bCs/>
+                <w:color w:val="00B050"/>
+                <w:sz w:val="20"/>
+                <w:szCs w:val="20"/>
+                <w:lang w:val="pt-BR"/>
+              </w:rPr>
+            </w:pPr>
+            <w:r>
+              <w:rPr>
+                <w:b/>
+                <w:bCs/>
+                <w:color w:val="00B050"/>
+                <w:sz w:val="20"/>
+                <w:szCs w:val="20"/>
+              </w:rPr>
+              <w:t>Censo_UF_garabed1a.R; Censo_UF_garabed1a.R</w:t>
+            </w:r>
+          </w:p>
+        </w:tc>
+      </w:tr>
+      <w:tr>
+        <w:trPr>
+          <w:trHeight w:val="296"/>
+        </w:trPr>
+        <w:tc>
+          <w:tcPr>
+            <w:tcW w:w="14791" w:type="dxa"/>
+            <w:gridSpan w:val="5"/>
+          </w:tcPr>
+          <w:p>
+            <w:pPr>
+              <w:rPr>
+                <w:b/>
+                <w:bCs/>
+                <w:sz w:val="20"/>
+                <w:szCs w:val="20"/>
+              </w:rPr>
+            </w:pPr>
+            <w:r>
+              <w:rPr>
+                <w:b/>
+                <w:bCs/>
+                <w:sz w:val="20"/>
+                <w:szCs w:val="20"/>
+              </w:rPr>
+              <w:t>Usos poss</w:t>
+            </w:r>
+            <w:r>
+              <w:rPr>
+                <w:b/>
+                <w:bCs/>
+                <w:sz w:val="20"/>
+                <w:szCs w:val="20"/>
+              </w:rPr>
+              <w:t>ív</w:t>
+            </w:r>
+            <w:r>
+              <w:rPr>
+                <w:b/>
+                <w:bCs/>
+                <w:sz w:val="20"/>
+                <w:szCs w:val="20"/>
+              </w:rPr>
+              <w:t>e</w:t>
+            </w:r>
+            <w:r>
+              <w:rPr>
+                <w:b/>
+                <w:bCs/>
+                <w:sz w:val="20"/>
+                <w:szCs w:val="20"/>
+              </w:rPr>
+              <w:t>i</w:t>
+            </w:r>
+            <w:r>
+              <w:rPr>
+                <w:b/>
+                <w:bCs/>
+                <w:sz w:val="20"/>
+                <w:szCs w:val="20"/>
+              </w:rPr>
+              <w:t>s dess</w:t>
+            </w:r>
+            <w:r>
+              <w:rPr>
+                <w:b/>
+                <w:bCs/>
+                <w:sz w:val="20"/>
+                <w:szCs w:val="20"/>
+              </w:rPr>
+              <w:t>e</w:t>
+            </w:r>
+            <w:r>
+              <w:rPr>
+                <w:b/>
+                <w:bCs/>
+                <w:sz w:val="20"/>
+                <w:szCs w:val="20"/>
+              </w:rPr>
+              <w:t>s dados:</w:t>
+            </w:r>
+          </w:p>
+          <w:p>
+            <w:pPr>
+              <w:rPr>
+                <w:sz w:val="20"/>
+                <w:szCs w:val="20"/>
+              </w:rPr>
+            </w:pPr>
+            <w:r>
+              <w:rPr>
+                <w:sz w:val="20"/>
+                <w:szCs w:val="20"/>
+              </w:rPr>
+              <w:t>[This data is large and rather complicated – it would take a day merely to document – basically we used the main census data and then the technical supplement for 2023 and 2024; Also Garabed aggregates at UF level for technical enrollment before 2023, from INEP data he had saved and is not provided anymore]; There is a naming convention for the aggregates that follows the INEP names with added suffix denoting type of aggregation used]</w:t>
+            </w:r>
+          </w:p>
+          <w:p>
+            <w:pPr>
+              <w:rPr>
+                <w:sz w:val="20"/>
+                <w:szCs w:val="20"/>
+              </w:rPr>
+            </w:pPr>
+          </w:p>
+          <w:p>
+            <w:pPr>
+              <w:rPr>
+                <w:sz w:val="20"/>
+                <w:szCs w:val="20"/>
+              </w:rPr>
+            </w:pPr>
+          </w:p>
+          <w:p>
+            <w:pPr>
+              <w:rPr>
+                <w:sz w:val="20"/>
+                <w:szCs w:val="20"/>
+              </w:rPr>
+            </w:pPr>
+          </w:p>
+          <w:p>
+            <w:pPr>
+              <w:rPr>
+                <w:sz w:val="20"/>
+                <w:szCs w:val="20"/>
+              </w:rPr>
+            </w:pPr>
+          </w:p>
+        </w:tc>
+      </w:tr>
+    </w:tbl>
+    <w:p/>
+    <w:p/>
+    <w:p/>
+    <w:tbl>
+      <w:tblPr>
+        <w:tblStyle w:val="TableGrid"/>
+        <w:tblW w:w="14791" w:type="dxa"/>
+        <w:tblInd w:w="-815" w:type="dxa"/>
+        <w:tblLayout w:type="fixed"/>
+        <w:tblLook w:val="04A0" w:firstRow="1" w:lastRow="0" w:firstColumn="1" w:lastColumn="0" w:noHBand="0" w:noVBand="1"/>
+      </w:tblPr>
+      <w:tblGrid>
+        <w:gridCol w:w="2790"/>
+        <w:gridCol w:w="2140"/>
+        <w:gridCol w:w="4930"/>
+        <w:gridCol w:w="2169"/>
         <w:gridCol w:w="2762"/>
       </w:tblGrid>
       <w:tr>
@@ -2622,63 +4579,21 @@
                 <w:szCs w:val="20"/>
               </w:rPr>
             </w:pPr>
-            <w:proofErr w:type="spellStart"/>
-            <w:r>
-              <w:rPr>
-                <w:b/>
-                <w:bCs/>
-                <w:sz w:val="20"/>
-                <w:szCs w:val="20"/>
-              </w:rPr>
-              <w:lastRenderedPageBreak/>
-              <w:t>Programa</w:t>
-            </w:r>
-            <w:proofErr w:type="spellEnd"/>
-            <w:r>
-              <w:rPr>
-                <w:b/>
-                <w:bCs/>
-                <w:sz w:val="20"/>
-                <w:szCs w:val="20"/>
-              </w:rPr>
-              <w:t xml:space="preserve"> </w:t>
-            </w:r>
-            <w:proofErr w:type="spellStart"/>
-            <w:r>
-              <w:rPr>
-                <w:b/>
-                <w:bCs/>
-                <w:sz w:val="20"/>
-                <w:szCs w:val="20"/>
-              </w:rPr>
-              <w:t>utilizado</w:t>
-            </w:r>
-            <w:proofErr w:type="spellEnd"/>
-            <w:r>
-              <w:rPr>
-                <w:b/>
-                <w:bCs/>
-                <w:sz w:val="20"/>
-                <w:szCs w:val="20"/>
-              </w:rPr>
-              <w:t xml:space="preserve"> para </w:t>
-            </w:r>
-            <w:proofErr w:type="spellStart"/>
-            <w:r>
-              <w:rPr>
-                <w:b/>
-                <w:bCs/>
-                <w:sz w:val="20"/>
-                <w:szCs w:val="20"/>
-              </w:rPr>
-              <w:t>gerar</w:t>
-            </w:r>
-            <w:proofErr w:type="spellEnd"/>
+            <w:r>
+              <w:rPr>
+                <w:b/>
+                <w:bCs/>
+                <w:sz w:val="20"/>
+                <w:szCs w:val="20"/>
+              </w:rPr>
+              <w:t>Programa utilizado para gerar</w:t>
+            </w:r>
           </w:p>
         </w:tc>
         <w:tc>
           <w:tcPr>
             <w:tcW w:w="9239" w:type="dxa"/>
+            <w:gridSpan w:val="3"/>
             <w:shd w:val="clear" w:color="auto" w:fill="F2F2F2" w:themeFill="background1" w:themeFillShade="F2"/>
           </w:tcPr>
           <w:p>
@@ -2744,27 +4659,7 @@
                 <w:sz w:val="20"/>
                 <w:szCs w:val="20"/>
               </w:rPr>
-              <w:t xml:space="preserve"> (se </w:t>
-            </w:r>
-            <w:proofErr w:type="spellStart"/>
-            <w:r>
-              <w:rPr>
-                <w:b/>
-                <w:bCs/>
-                <w:sz w:val="20"/>
-                <w:szCs w:val="20"/>
-              </w:rPr>
-              <w:t>existe</w:t>
-            </w:r>
-            <w:proofErr w:type="spellEnd"/>
-            <w:r>
-              <w:rPr>
-                <w:b/>
-                <w:bCs/>
-                <w:sz w:val="20"/>
-                <w:szCs w:val="20"/>
-              </w:rPr>
-              <w:t>)</w:t>
+              <w:t xml:space="preserve"> (se existe)</w:t>
             </w:r>
           </w:p>
         </w:tc>
@@ -2776,7 +4671,7 @@
         <w:tc>
           <w:tcPr>
             <w:tcW w:w="12029" w:type="dxa"/>
-            <w:gridSpan w:val="2"/>
+            <w:gridSpan w:val="4"/>
           </w:tcPr>
           <w:p>
             <w:pPr>
@@ -2829,30 +4724,17 @@
                 <w:lang w:val="pt-BR"/>
               </w:rPr>
             </w:pPr>
-            <w:r>
-              <w:fldChar w:fldCharType="begin"/>
-            </w:r>
-            <w:r>
-              <w:rPr>
-                <w:lang w:val="pt-BR"/>
-              </w:rPr>
-              <w:instrText>HYPERLINK "https://github.com/Zagamog/TechBrasil/blob/main/prelims/mec/cnct1a.py"</w:instrText>
-            </w:r>
-            <w:r>
-              <w:fldChar w:fldCharType="separate"/>
-            </w:r>
-            <w:r>
-              <w:rPr>
-                <w:rStyle w:val="Hyperlink"/>
-                <w:sz w:val="20"/>
-                <w:szCs w:val="20"/>
-                <w:lang w:val="pt-BR"/>
-              </w:rPr>
-              <w:t>https://github.com/Zagamog/TechBrasil/blob/main/prelims/mec/cnct1a.py</w:t>
-            </w:r>
-            <w:r>
-              <w:fldChar w:fldCharType="end"/>
-            </w:r>
+            <w:hyperlink r:id="rId41" w:history="1">
+              <w:r>
+                <w:rPr>
+                  <w:rStyle w:val="Hyperlink"/>
+                  <w:sz w:val="20"/>
+                  <w:szCs w:val="20"/>
+                  <w:lang w:val="pt-BR"/>
+                </w:rPr>
+                <w:t>https://github.com/Zagamog/TechBrasil/blob/main/prelims/mec/cnct1a.py</w:t>
+              </w:r>
+            </w:hyperlink>
             <w:r>
               <w:rPr>
                 <w:sz w:val="20"/>
@@ -2866,6 +4748,7 @@
         <w:tc>
           <w:tcPr>
             <w:tcW w:w="9239" w:type="dxa"/>
+            <w:gridSpan w:val="3"/>
           </w:tcPr>
           <w:p>
             <w:pPr>
@@ -2896,7 +4779,7 @@
                           <pic:cNvPicPr/>
                         </pic:nvPicPr>
                         <pic:blipFill>
-                          <a:blip r:embed="rId22"/>
+                          <a:blip r:embed="rId42"/>
                           <a:stretch>
                             <a:fillRect/>
                           </a:stretch>
@@ -2939,7 +4822,7 @@
         <w:tc>
           <w:tcPr>
             <w:tcW w:w="14791" w:type="dxa"/>
-            <w:gridSpan w:val="3"/>
+            <w:gridSpan w:val="5"/>
           </w:tcPr>
           <w:p>
             <w:pPr>
@@ -2964,29 +4847,16 @@
               </w:rPr>
               <w:t xml:space="preserve"> </w:t>
             </w:r>
-            <w:r>
-              <w:fldChar w:fldCharType="begin"/>
-            </w:r>
-            <w:r>
-              <w:rPr>
-                <w:lang w:val="pt-BR"/>
-              </w:rPr>
-              <w:instrText>HYPERLINK "https://us-east-1.console.aws.amazon.com/s3/object/techbrazildata?region=us-east-1&amp;bucketType=general&amp;prefix=rawdata/mec_outros/catalogo_cnct.csv"</w:instrText>
-            </w:r>
-            <w:r>
-              <w:fldChar w:fldCharType="separate"/>
-            </w:r>
-            <w:r>
-              <w:rPr>
-                <w:rStyle w:val="Hyperlink"/>
-                <w:noProof/>
-                <w:lang w:val="pt-BR"/>
-              </w:rPr>
-              <w:t>https://us-east-1.console.aws.amazon.com/s3/object/techbrazildata?region=us-east-1&amp;bucketType=general&amp;prefix=rawdata/mec_outros/catalogo_cnct.csv</w:t>
-            </w:r>
-            <w:r>
-              <w:fldChar w:fldCharType="end"/>
-            </w:r>
+            <w:hyperlink r:id="rId43" w:history="1">
+              <w:r>
+                <w:rPr>
+                  <w:rStyle w:val="Hyperlink"/>
+                  <w:noProof/>
+                  <w:lang w:val="pt-BR"/>
+                </w:rPr>
+                <w:t>https://us-east-1.console.aws.amazon.com/s3/object/techbrazildata?region=us-east-1&amp;bucketType=general&amp;prefix=rawdata/mec_outros/catalogo_cnct.csv</w:t>
+              </w:r>
+            </w:hyperlink>
             <w:r>
               <w:rPr>
                 <w:noProof/>
@@ -3004,7 +4874,7 @@
         <w:tc>
           <w:tcPr>
             <w:tcW w:w="14791" w:type="dxa"/>
-            <w:gridSpan w:val="3"/>
+            <w:gridSpan w:val="5"/>
           </w:tcPr>
           <w:p>
             <w:pPr>
@@ -3022,30 +4892,17 @@
               </w:rPr>
               <w:t xml:space="preserve">Procesado: </w:t>
             </w:r>
-            <w:r>
-              <w:fldChar w:fldCharType="begin"/>
-            </w:r>
-            <w:r>
-              <w:rPr>
-                <w:lang w:val="pt-BR"/>
-              </w:rPr>
-              <w:instrText>HYPERLINK "https://us-east-1.console.aws.amazon.com/s3/object/techbrazildata?region=us-east-1&amp;bucketType=general&amp;prefix=working/mec_outros/df_cnct2025a.csv"</w:instrText>
-            </w:r>
-            <w:r>
-              <w:fldChar w:fldCharType="separate"/>
-            </w:r>
-            <w:r>
-              <w:rPr>
-                <w:rStyle w:val="Hyperlink"/>
-                <w:sz w:val="20"/>
-                <w:szCs w:val="20"/>
-                <w:lang w:val="pt-BR"/>
-              </w:rPr>
-              <w:t>https://us-east-1.console.aws.amazon.com/s3/object/techbrazildata?region=us-east-1&amp;bucketType=general&amp;prefix=working/mec_outros/df_cnct2025a.csv</w:t>
-            </w:r>
-            <w:r>
-              <w:fldChar w:fldCharType="end"/>
-            </w:r>
+            <w:hyperlink r:id="rId44" w:history="1">
+              <w:r>
+                <w:rPr>
+                  <w:rStyle w:val="Hyperlink"/>
+                  <w:sz w:val="20"/>
+                  <w:szCs w:val="20"/>
+                  <w:lang w:val="pt-BR"/>
+                </w:rPr>
+                <w:t>https://us-east-1.console.aws.amazon.com/s3/object/techbrazildata?region=us-east-1&amp;bucketType=general&amp;prefix=working/mec_outros/df_cnct2025a.csv</w:t>
+              </w:r>
+            </w:hyperlink>
             <w:r>
               <w:rPr>
                 <w:sz w:val="20"/>
@@ -3053,6 +4910,14 @@
                 <w:lang w:val="pt-BR"/>
               </w:rPr>
               <w:t xml:space="preserve"> </w:t>
+            </w:r>
+            <w:r>
+              <w:rPr>
+                <w:sz w:val="20"/>
+                <w:szCs w:val="20"/>
+                <w:lang w:val="pt-BR"/>
+              </w:rPr>
+              <w:t>; also .pkl and .rds</w:t>
             </w:r>
           </w:p>
         </w:tc>
@@ -3063,47 +4928,111 @@
         </w:trPr>
         <w:tc>
           <w:tcPr>
+            <w:tcW w:w="4930" w:type="dxa"/>
+            <w:gridSpan w:val="2"/>
+          </w:tcPr>
+          <w:p>
+            <w:pPr>
+              <w:rPr>
+                <w:b/>
+                <w:bCs/>
+                <w:color w:val="00B050"/>
+                <w:sz w:val="20"/>
+                <w:szCs w:val="20"/>
+                <w:lang w:val="pt-BR"/>
+              </w:rPr>
+            </w:pPr>
+            <w:r>
+              <w:rPr>
+                <w:b/>
+                <w:bCs/>
+                <w:color w:val="00B050"/>
+              </w:rPr>
+              <w:t>/prelims</w:t>
+            </w:r>
+          </w:p>
+        </w:tc>
+        <w:tc>
+          <w:tcPr>
+            <w:tcW w:w="4930" w:type="dxa"/>
+          </w:tcPr>
+          <w:p>
+            <w:pPr>
+              <w:rPr>
+                <w:b/>
+                <w:bCs/>
+                <w:color w:val="00B050"/>
+                <w:sz w:val="20"/>
+                <w:szCs w:val="20"/>
+                <w:lang w:val="pt-BR"/>
+              </w:rPr>
+            </w:pPr>
+            <w:r>
+              <w:rPr>
+                <w:b/>
+                <w:bCs/>
+                <w:color w:val="00B050"/>
+              </w:rPr>
+              <w:t>/mec</w:t>
+            </w:r>
+          </w:p>
+        </w:tc>
+        <w:tc>
+          <w:tcPr>
+            <w:tcW w:w="4931" w:type="dxa"/>
+            <w:gridSpan w:val="2"/>
+          </w:tcPr>
+          <w:p>
+            <w:pPr>
+              <w:rPr>
+                <w:b/>
+                <w:bCs/>
+                <w:color w:val="00B050"/>
+                <w:sz w:val="20"/>
+                <w:szCs w:val="20"/>
+                <w:lang w:val="pt-BR"/>
+              </w:rPr>
+            </w:pPr>
+            <w:r>
+              <w:rPr>
+                <w:b/>
+                <w:bCs/>
+                <w:color w:val="00B050"/>
+                <w:sz w:val="20"/>
+                <w:szCs w:val="20"/>
+                <w:lang w:val="pt-BR"/>
+              </w:rPr>
+              <w:t>cnct1a.py</w:t>
+            </w:r>
+          </w:p>
+        </w:tc>
+      </w:tr>
+      <w:tr>
+        <w:trPr>
+          <w:trHeight w:val="296"/>
+        </w:trPr>
+        <w:tc>
+          <w:tcPr>
             <w:tcW w:w="14791" w:type="dxa"/>
-            <w:gridSpan w:val="3"/>
-          </w:tcPr>
-          <w:p>
-            <w:pPr>
-              <w:rPr>
-                <w:b/>
-                <w:bCs/>
-                <w:sz w:val="20"/>
-                <w:szCs w:val="20"/>
-              </w:rPr>
-            </w:pPr>
-            <w:proofErr w:type="spellStart"/>
-            <w:r>
-              <w:rPr>
-                <w:b/>
-                <w:bCs/>
-                <w:sz w:val="20"/>
-                <w:szCs w:val="20"/>
-              </w:rPr>
-              <w:t>Usos</w:t>
-            </w:r>
-            <w:proofErr w:type="spellEnd"/>
-            <w:r>
-              <w:rPr>
-                <w:b/>
-                <w:bCs/>
-                <w:sz w:val="20"/>
-                <w:szCs w:val="20"/>
-              </w:rPr>
-              <w:t xml:space="preserve"> </w:t>
-            </w:r>
-            <w:proofErr w:type="spellStart"/>
-            <w:r>
-              <w:rPr>
-                <w:b/>
-                <w:bCs/>
-                <w:sz w:val="20"/>
-                <w:szCs w:val="20"/>
-              </w:rPr>
-              <w:t>poss</w:t>
+            <w:gridSpan w:val="5"/>
+          </w:tcPr>
+          <w:p>
+            <w:pPr>
+              <w:rPr>
+                <w:b/>
+                <w:bCs/>
+                <w:sz w:val="20"/>
+                <w:szCs w:val="20"/>
+              </w:rPr>
+            </w:pPr>
+            <w:r>
+              <w:rPr>
+                <w:b/>
+                <w:bCs/>
+                <w:sz w:val="20"/>
+                <w:szCs w:val="20"/>
+              </w:rPr>
+              <w:t>Usos poss</w:t>
             </w:r>
             <w:r>
               <w:rPr>
@@ -3139,27 +5068,7 @@
                 <w:sz w:val="20"/>
                 <w:szCs w:val="20"/>
               </w:rPr>
-              <w:t>s</w:t>
-            </w:r>
-            <w:proofErr w:type="spellEnd"/>
-            <w:r>
-              <w:rPr>
-                <w:b/>
-                <w:bCs/>
-                <w:sz w:val="20"/>
-                <w:szCs w:val="20"/>
-              </w:rPr>
-              <w:t xml:space="preserve"> </w:t>
-            </w:r>
-            <w:proofErr w:type="spellStart"/>
-            <w:r>
-              <w:rPr>
-                <w:b/>
-                <w:bCs/>
-                <w:sz w:val="20"/>
-                <w:szCs w:val="20"/>
-              </w:rPr>
-              <w:t>dess</w:t>
+              <w:t>s dess</w:t>
             </w:r>
             <w:r>
               <w:rPr>
@@ -3177,17 +5086,7 @@
                 <w:sz w:val="20"/>
                 <w:szCs w:val="20"/>
               </w:rPr>
-              <w:t>s</w:t>
-            </w:r>
-            <w:proofErr w:type="spellEnd"/>
-            <w:r>
-              <w:rPr>
-                <w:b/>
-                <w:bCs/>
-                <w:sz w:val="20"/>
-                <w:szCs w:val="20"/>
-              </w:rPr>
-              <w:t xml:space="preserve"> dados:</w:t>
+              <w:t>s dados:</w:t>
             </w:r>
           </w:p>
           <w:p>
@@ -3233,6 +5132,2542 @@
         </w:tc>
       </w:tr>
     </w:tbl>
+    <w:p/>
+    <w:p/>
+    <w:p/>
+    <w:p/>
+    <w:tbl>
+      <w:tblPr>
+        <w:tblStyle w:val="TableGrid"/>
+        <w:tblW w:w="14791" w:type="dxa"/>
+        <w:tblInd w:w="-815" w:type="dxa"/>
+        <w:tblLayout w:type="fixed"/>
+        <w:tblLook w:val="04A0" w:firstRow="1" w:lastRow="0" w:firstColumn="1" w:lastColumn="0" w:noHBand="0" w:noVBand="1"/>
+      </w:tblPr>
+      <w:tblGrid>
+        <w:gridCol w:w="2790"/>
+        <w:gridCol w:w="2140"/>
+        <w:gridCol w:w="4930"/>
+        <w:gridCol w:w="2169"/>
+        <w:gridCol w:w="2762"/>
+      </w:tblGrid>
+      <w:tr>
+        <w:trPr>
+          <w:trHeight w:val="558"/>
+        </w:trPr>
+        <w:tc>
+          <w:tcPr>
+            <w:tcW w:w="2790" w:type="dxa"/>
+            <w:shd w:val="clear" w:color="auto" w:fill="F2F2F2" w:themeFill="background1" w:themeFillShade="F2"/>
+          </w:tcPr>
+          <w:p>
+            <w:pPr>
+              <w:rPr>
+                <w:b/>
+                <w:bCs/>
+                <w:sz w:val="20"/>
+                <w:szCs w:val="20"/>
+              </w:rPr>
+            </w:pPr>
+            <w:r>
+              <w:rPr>
+                <w:b/>
+                <w:bCs/>
+                <w:sz w:val="20"/>
+                <w:szCs w:val="20"/>
+              </w:rPr>
+              <w:t>Programa utilizado para gerar</w:t>
+            </w:r>
+          </w:p>
+        </w:tc>
+        <w:tc>
+          <w:tcPr>
+            <w:tcW w:w="9239" w:type="dxa"/>
+            <w:gridSpan w:val="3"/>
+            <w:shd w:val="clear" w:color="auto" w:fill="F2F2F2" w:themeFill="background1" w:themeFillShade="F2"/>
+          </w:tcPr>
+          <w:p>
+            <w:pPr>
+              <w:rPr>
+                <w:b/>
+                <w:bCs/>
+                <w:sz w:val="20"/>
+                <w:szCs w:val="20"/>
+                <w:lang w:val="pt-BR"/>
+              </w:rPr>
+            </w:pPr>
+            <w:r>
+              <w:rPr>
+                <w:b/>
+                <w:bCs/>
+                <w:sz w:val="20"/>
+                <w:szCs w:val="20"/>
+                <w:lang w:val="pt-BR"/>
+              </w:rPr>
+              <w:t>Variaveis de dados processados, prontos para usar no Shiny o PowerBI etc.</w:t>
+            </w:r>
+          </w:p>
+          <w:p>
+            <w:pPr>
+              <w:rPr>
+                <w:b/>
+                <w:bCs/>
+                <w:sz w:val="20"/>
+                <w:szCs w:val="20"/>
+                <w:lang w:val="pt-BR"/>
+              </w:rPr>
+            </w:pPr>
+          </w:p>
+        </w:tc>
+        <w:tc>
+          <w:tcPr>
+            <w:tcW w:w="2762" w:type="dxa"/>
+            <w:shd w:val="clear" w:color="auto" w:fill="F2F2F2" w:themeFill="background1" w:themeFillShade="F2"/>
+          </w:tcPr>
+          <w:p>
+            <w:pPr>
+              <w:rPr>
+                <w:b/>
+                <w:bCs/>
+                <w:sz w:val="20"/>
+                <w:szCs w:val="20"/>
+              </w:rPr>
+            </w:pPr>
+            <w:r>
+              <w:rPr>
+                <w:b/>
+                <w:bCs/>
+                <w:sz w:val="20"/>
+                <w:szCs w:val="20"/>
+              </w:rPr>
+              <w:t>Shiny App</w:t>
+            </w:r>
+            <w:r>
+              <w:rPr>
+                <w:b/>
+                <w:bCs/>
+                <w:sz w:val="20"/>
+                <w:szCs w:val="20"/>
+              </w:rPr>
+              <w:t xml:space="preserve"> (se existe)</w:t>
+            </w:r>
+          </w:p>
+        </w:tc>
+      </w:tr>
+      <w:tr>
+        <w:trPr>
+          <w:trHeight w:val="304"/>
+        </w:trPr>
+        <w:tc>
+          <w:tcPr>
+            <w:tcW w:w="12029" w:type="dxa"/>
+            <w:gridSpan w:val="4"/>
+          </w:tcPr>
+          <w:p>
+            <w:pPr>
+              <w:rPr>
+                <w:color w:val="0000FF"/>
+                <w:sz w:val="20"/>
+                <w:szCs w:val="20"/>
+                <w:lang w:val="pt-BR"/>
+              </w:rPr>
+            </w:pPr>
+            <w:r>
+              <w:rPr>
+                <w:color w:val="0000FF"/>
+                <w:sz w:val="20"/>
+                <w:szCs w:val="20"/>
+                <w:lang w:val="pt-BR"/>
+              </w:rPr>
+              <w:t>QUADRO BRASILEIRO DE QUALIFICAÇÕES (QBQ)</w:t>
+            </w:r>
+            <w:r>
+              <w:rPr>
+                <w:color w:val="0000FF"/>
+                <w:sz w:val="20"/>
+                <w:szCs w:val="20"/>
+                <w:lang w:val="pt-BR"/>
+              </w:rPr>
+              <w:t>; also COD from PNAD-C</w:t>
+            </w:r>
+          </w:p>
+        </w:tc>
+        <w:tc>
+          <w:tcPr>
+            <w:tcW w:w="2762" w:type="dxa"/>
+          </w:tcPr>
+          <w:p>
+            <w:pPr>
+              <w:rPr>
+                <w:sz w:val="20"/>
+                <w:szCs w:val="20"/>
+                <w:lang w:val="pt-BR"/>
+              </w:rPr>
+            </w:pPr>
+          </w:p>
+        </w:tc>
+      </w:tr>
+      <w:tr>
+        <w:trPr>
+          <w:trHeight w:val="1514"/>
+        </w:trPr>
+        <w:tc>
+          <w:tcPr>
+            <w:tcW w:w="2790" w:type="dxa"/>
+          </w:tcPr>
+          <w:p>
+            <w:pPr>
+              <w:rPr>
+                <w:sz w:val="20"/>
+                <w:szCs w:val="20"/>
+                <w:lang w:val="pt-BR"/>
+              </w:rPr>
+            </w:pPr>
+            <w:r>
+              <w:rPr>
+                <w:sz w:val="20"/>
+                <w:szCs w:val="20"/>
+                <w:lang w:val="pt-BR"/>
+              </w:rPr>
+              <w:t>qbq1a.R</w:t>
+            </w:r>
+          </w:p>
+          <w:p>
+            <w:pPr>
+              <w:rPr>
+                <w:sz w:val="20"/>
+                <w:szCs w:val="20"/>
+                <w:lang w:val="pt-BR"/>
+              </w:rPr>
+            </w:pPr>
+          </w:p>
+          <w:p>
+            <w:pPr>
+              <w:rPr>
+                <w:sz w:val="20"/>
+                <w:szCs w:val="20"/>
+                <w:lang w:val="pt-BR"/>
+              </w:rPr>
+            </w:pPr>
+            <w:r>
+              <w:rPr>
+                <w:sz w:val="20"/>
+                <w:szCs w:val="20"/>
+                <w:lang w:val="pt-BR"/>
+              </w:rPr>
+              <w:t>qbq2a.R</w:t>
+            </w:r>
+          </w:p>
+          <w:p>
+            <w:pPr>
+              <w:rPr>
+                <w:sz w:val="20"/>
+                <w:szCs w:val="20"/>
+                <w:lang w:val="pt-BR"/>
+              </w:rPr>
+            </w:pPr>
+            <w:r>
+              <w:rPr>
+                <w:sz w:val="20"/>
+                <w:szCs w:val="20"/>
+                <w:lang w:val="pt-BR"/>
+              </w:rPr>
+              <w:t>qbq3a.R</w:t>
+            </w:r>
+          </w:p>
+          <w:p>
+            <w:pPr>
+              <w:rPr>
+                <w:sz w:val="20"/>
+                <w:szCs w:val="20"/>
+                <w:lang w:val="pt-BR"/>
+              </w:rPr>
+            </w:pPr>
+            <w:r>
+              <w:rPr>
+                <w:sz w:val="20"/>
+                <w:szCs w:val="20"/>
+                <w:lang w:val="pt-BR"/>
+              </w:rPr>
+              <w:t>qbq4a.R</w:t>
+            </w:r>
+          </w:p>
+          <w:p>
+            <w:pPr>
+              <w:rPr>
+                <w:sz w:val="20"/>
+                <w:szCs w:val="20"/>
+                <w:lang w:val="pt-BR"/>
+              </w:rPr>
+            </w:pPr>
+          </w:p>
+          <w:p>
+            <w:pPr>
+              <w:rPr>
+                <w:sz w:val="20"/>
+                <w:szCs w:val="20"/>
+                <w:lang w:val="pt-BR"/>
+              </w:rPr>
+            </w:pPr>
+            <w:r>
+              <w:rPr>
+                <w:sz w:val="20"/>
+                <w:szCs w:val="20"/>
+                <w:lang w:val="pt-BR"/>
+              </w:rPr>
+              <w:t>cod_cbo1.R to cod_cbo1f.R</w:t>
+            </w:r>
+          </w:p>
+        </w:tc>
+        <w:tc>
+          <w:tcPr>
+            <w:tcW w:w="9239" w:type="dxa"/>
+            <w:gridSpan w:val="3"/>
+          </w:tcPr>
+          <w:p>
+            <w:pPr>
+              <w:rPr>
+                <w:sz w:val="20"/>
+                <w:szCs w:val="20"/>
+              </w:rPr>
+            </w:pPr>
+            <w:r>
+              <w:rPr>
+                <w:sz w:val="20"/>
+                <w:szCs w:val="20"/>
+              </w:rPr>
+              <w:t xml:space="preserve">Files relating CodCBO (6 digit) to details, by spreadsheet, on ocupação, conhecimentoI and II; habilidade, atitude; then combined </w:t>
+            </w:r>
+          </w:p>
+          <w:p>
+            <w:pPr>
+              <w:rPr>
+                <w:sz w:val="20"/>
+                <w:szCs w:val="20"/>
+              </w:rPr>
+            </w:pPr>
+            <w:r>
+              <w:rPr>
+                <w:sz w:val="20"/>
+                <w:szCs w:val="20"/>
+              </w:rPr>
+              <w:t>Merge censo and cnct – 186 courses</w:t>
+            </w:r>
+          </w:p>
+          <w:p>
+            <w:pPr>
+              <w:rPr>
+                <w:sz w:val="20"/>
+                <w:szCs w:val="20"/>
+              </w:rPr>
+            </w:pPr>
+            <w:r>
+              <w:rPr>
+                <w:color w:val="45B0E1" w:themeColor="accent1" w:themeTint="99"/>
+                <w:sz w:val="20"/>
+                <w:szCs w:val="20"/>
+              </w:rPr>
+              <w:t>qbq_ocup_cmento1</w:t>
+            </w:r>
+            <w:r>
+              <w:rPr>
+                <w:sz w:val="20"/>
+                <w:szCs w:val="20"/>
+              </w:rPr>
+              <w:t xml:space="preserve"> – 1899 CodCBOs with text on Perfil</w:t>
+            </w:r>
+            <w:r>
+              <w:rPr>
+                <w:sz w:val="20"/>
+                <w:szCs w:val="20"/>
+              </w:rPr>
+              <w:t>O</w:t>
+            </w:r>
+            <w:r>
+              <w:rPr>
+                <w:sz w:val="20"/>
+                <w:szCs w:val="20"/>
+              </w:rPr>
+              <w:t>c</w:t>
+            </w:r>
+            <w:r>
+              <w:rPr>
+                <w:sz w:val="20"/>
+                <w:szCs w:val="20"/>
+              </w:rPr>
+              <w:t>u</w:t>
+            </w:r>
+            <w:r>
+              <w:rPr>
+                <w:sz w:val="20"/>
+                <w:szCs w:val="20"/>
+              </w:rPr>
+              <w:t>pacional for matching</w:t>
+            </w:r>
+            <w:r>
+              <w:rPr>
+                <w:sz w:val="20"/>
+                <w:szCs w:val="20"/>
+              </w:rPr>
+              <w:t xml:space="preserve"> by AI</w:t>
+            </w:r>
+          </w:p>
+          <w:p>
+            <w:pPr>
+              <w:rPr>
+                <w:sz w:val="20"/>
+                <w:szCs w:val="20"/>
+              </w:rPr>
+            </w:pPr>
+            <w:r>
+              <w:rPr>
+                <w:sz w:val="20"/>
+                <w:szCs w:val="20"/>
+              </w:rPr>
+              <w:t>on cnct side</w:t>
+            </w:r>
+          </w:p>
+          <w:p>
+            <w:pPr>
+              <w:rPr>
+                <w:sz w:val="20"/>
+                <w:szCs w:val="20"/>
+              </w:rPr>
+            </w:pPr>
+          </w:p>
+          <w:p>
+            <w:pPr>
+              <w:rPr>
+                <w:sz w:val="20"/>
+                <w:szCs w:val="20"/>
+              </w:rPr>
+            </w:pPr>
+            <w:r>
+              <w:rPr>
+                <w:sz w:val="20"/>
+                <w:szCs w:val="20"/>
+              </w:rPr>
+              <w:t xml:space="preserve">COD is the HHS classification equivalent of </w:t>
+            </w:r>
+            <w:r>
+              <w:rPr>
+                <w:sz w:val="20"/>
+                <w:szCs w:val="20"/>
+              </w:rPr>
+              <w:t>codCBO;</w:t>
+            </w:r>
+          </w:p>
+          <w:p>
+            <w:pPr>
+              <w:rPr>
+                <w:sz w:val="20"/>
+                <w:szCs w:val="20"/>
+              </w:rPr>
+            </w:pPr>
+          </w:p>
+          <w:p>
+            <w:pPr>
+              <w:rPr>
+                <w:sz w:val="20"/>
+                <w:szCs w:val="20"/>
+              </w:rPr>
+            </w:pPr>
+            <w:r>
+              <w:rPr>
+                <w:sz w:val="20"/>
+                <w:szCs w:val="20"/>
+              </w:rPr>
+              <w:t xml:space="preserve">We match at successive levels; </w:t>
+            </w:r>
+          </w:p>
+          <w:p>
+            <w:pPr>
+              <w:rPr>
+                <w:sz w:val="20"/>
+                <w:szCs w:val="20"/>
+              </w:rPr>
+            </w:pPr>
+            <w:r>
+              <w:rPr>
+                <w:sz w:val="20"/>
+                <w:szCs w:val="20"/>
+              </w:rPr>
+              <w:t>in cod_cbo1a.R  I create the df_qbq1.pkl; df_cod1.pkl to df_qbq4.pkl and df_cod4.pkl (number digits 4 max; equiva</w:t>
+            </w:r>
+            <w:r>
+              <w:rPr>
+                <w:sz w:val="20"/>
+                <w:szCs w:val="20"/>
+              </w:rPr>
+              <w:t>l</w:t>
+            </w:r>
+            <w:r>
+              <w:rPr>
+                <w:sz w:val="20"/>
+                <w:szCs w:val="20"/>
+              </w:rPr>
+              <w:t>ent to cod_dig4 of codCBO (6 digit)</w:t>
+            </w:r>
+          </w:p>
+          <w:p>
+            <w:pPr>
+              <w:rPr>
+                <w:sz w:val="20"/>
+                <w:szCs w:val="20"/>
+              </w:rPr>
+            </w:pPr>
+            <w:r>
+              <w:rPr>
+                <w:sz w:val="20"/>
+                <w:szCs w:val="20"/>
+              </w:rPr>
+              <w:t xml:space="preserve">df_cod1 and df_qbq1 in cod_cbo1b.py: &gt;&gt; cbo_matching_result (csv and pkl) </w:t>
+            </w:r>
+          </w:p>
+          <w:p>
+            <w:pPr>
+              <w:rPr>
+                <w:sz w:val="20"/>
+                <w:szCs w:val="20"/>
+              </w:rPr>
+            </w:pPr>
+            <w:r>
+              <w:rPr>
+                <w:sz w:val="20"/>
+                <w:szCs w:val="20"/>
+              </w:rPr>
+              <w:t>df_cod2 and df_qbq2 in cod_cbo1c.py: &gt;&gt; cbo_matching_result2 (csv and pkl)</w:t>
+            </w:r>
+          </w:p>
+          <w:p>
+            <w:pPr>
+              <w:rPr>
+                <w:sz w:val="20"/>
+                <w:szCs w:val="20"/>
+              </w:rPr>
+            </w:pPr>
+            <w:r>
+              <w:rPr>
+                <w:sz w:val="20"/>
+                <w:szCs w:val="20"/>
+              </w:rPr>
+              <w:t xml:space="preserve">df_cod3 and df_qbq3 in cod_cbo1d.py: &gt;&gt; cbo_matching_result3 (csv and pkl)  </w:t>
+            </w:r>
+          </w:p>
+          <w:p>
+            <w:pPr>
+              <w:rPr>
+                <w:sz w:val="20"/>
+                <w:szCs w:val="20"/>
+              </w:rPr>
+            </w:pPr>
+            <w:r>
+              <w:rPr>
+                <w:sz w:val="20"/>
+                <w:szCs w:val="20"/>
+              </w:rPr>
+              <w:t xml:space="preserve">df_cod4 and df_qbq4 in cod_cbo1e.py: &gt;&gt; </w:t>
+            </w:r>
+            <w:r>
+              <w:rPr>
+                <w:color w:val="45B0E1" w:themeColor="accent1" w:themeTint="99"/>
+                <w:sz w:val="20"/>
+                <w:szCs w:val="20"/>
+              </w:rPr>
+              <w:t>cbo_matching_result4</w:t>
+            </w:r>
+            <w:r>
+              <w:rPr>
+                <w:sz w:val="20"/>
+                <w:szCs w:val="20"/>
+              </w:rPr>
+              <w:t xml:space="preserve"> (csv and pkl)</w:t>
+            </w:r>
+          </w:p>
+          <w:p>
+            <w:pPr>
+              <w:rPr>
+                <w:sz w:val="20"/>
+                <w:szCs w:val="20"/>
+              </w:rPr>
+            </w:pPr>
+          </w:p>
+          <w:p>
+            <w:pPr>
+              <w:rPr>
+                <w:sz w:val="20"/>
+                <w:szCs w:val="20"/>
+              </w:rPr>
+            </w:pPr>
+          </w:p>
+          <w:p>
+            <w:pPr>
+              <w:rPr>
+                <w:sz w:val="20"/>
+                <w:szCs w:val="20"/>
+              </w:rPr>
+            </w:pPr>
+          </w:p>
+          <w:p>
+            <w:pPr>
+              <w:rPr>
+                <w:sz w:val="20"/>
+                <w:szCs w:val="20"/>
+              </w:rPr>
+            </w:pPr>
+          </w:p>
+          <w:p>
+            <w:pPr>
+              <w:rPr>
+                <w:sz w:val="20"/>
+                <w:szCs w:val="20"/>
+              </w:rPr>
+            </w:pPr>
+          </w:p>
+        </w:tc>
+        <w:tc>
+          <w:tcPr>
+            <w:tcW w:w="2762" w:type="dxa"/>
+          </w:tcPr>
+          <w:p>
+            <w:pPr>
+              <w:rPr>
+                <w:sz w:val="20"/>
+                <w:szCs w:val="20"/>
+              </w:rPr>
+            </w:pPr>
+          </w:p>
+        </w:tc>
+      </w:tr>
+      <w:tr>
+        <w:trPr>
+          <w:trHeight w:val="304"/>
+        </w:trPr>
+        <w:tc>
+          <w:tcPr>
+            <w:tcW w:w="14791" w:type="dxa"/>
+            <w:gridSpan w:val="5"/>
+          </w:tcPr>
+          <w:p>
+            <w:pPr>
+              <w:rPr>
+                <w:sz w:val="20"/>
+                <w:szCs w:val="20"/>
+                <w:lang w:val="pt-BR"/>
+              </w:rPr>
+            </w:pPr>
+            <w:r>
+              <w:rPr>
+                <w:sz w:val="20"/>
+                <w:szCs w:val="20"/>
+                <w:lang w:val="pt-BR"/>
+              </w:rPr>
+              <w:t xml:space="preserve">Bruto/Original: </w:t>
+            </w:r>
+            <w:hyperlink r:id="rId45" w:history="1">
+              <w:r>
+                <w:rPr>
+                  <w:rStyle w:val="Hyperlink"/>
+                  <w:sz w:val="20"/>
+                  <w:szCs w:val="20"/>
+                  <w:lang w:val="pt-BR"/>
+                </w:rPr>
+                <w:t>https://techbrazildata.s3.us-east-1.amazonaws.com/rawdata/qbq/qbq_2025.xlsx</w:t>
+              </w:r>
+            </w:hyperlink>
+            <w:r>
+              <w:rPr>
+                <w:sz w:val="20"/>
+                <w:szCs w:val="20"/>
+                <w:lang w:val="pt-BR"/>
+              </w:rPr>
+              <w:t xml:space="preserve"> </w:t>
+            </w:r>
+          </w:p>
+        </w:tc>
+      </w:tr>
+      <w:tr>
+        <w:trPr>
+          <w:trHeight w:val="296"/>
+        </w:trPr>
+        <w:tc>
+          <w:tcPr>
+            <w:tcW w:w="14791" w:type="dxa"/>
+            <w:gridSpan w:val="5"/>
+          </w:tcPr>
+          <w:p>
+            <w:pPr>
+              <w:rPr>
+                <w:sz w:val="20"/>
+                <w:szCs w:val="20"/>
+                <w:lang w:val="pt-BR"/>
+              </w:rPr>
+            </w:pPr>
+            <w:r>
+              <w:rPr>
+                <w:sz w:val="20"/>
+                <w:szCs w:val="20"/>
+                <w:lang w:val="pt-BR"/>
+              </w:rPr>
+              <w:t xml:space="preserve">Procesado: </w:t>
+            </w:r>
+            <w:hyperlink r:id="rId46" w:history="1">
+              <w:r>
+                <w:rPr>
+                  <w:rStyle w:val="Hyperlink"/>
+                  <w:sz w:val="20"/>
+                  <w:szCs w:val="20"/>
+                  <w:lang w:val="pt-BR"/>
+                </w:rPr>
+                <w:t>https://techbrazildata.s3.us-east-1.amazonaws.com/working/qbq/qbq_ocup.rda</w:t>
+              </w:r>
+            </w:hyperlink>
+            <w:r>
+              <w:rPr>
+                <w:sz w:val="20"/>
+                <w:szCs w:val="20"/>
+                <w:lang w:val="pt-BR"/>
+              </w:rPr>
+              <w:t xml:space="preserve"> </w:t>
+            </w:r>
+            <w:r>
+              <w:rPr>
+                <w:sz w:val="20"/>
+                <w:szCs w:val="20"/>
+                <w:lang w:val="pt-BR"/>
+              </w:rPr>
+              <w:t>;</w:t>
+            </w:r>
+            <w:r>
+              <w:rPr>
+                <w:sz w:val="20"/>
+                <w:szCs w:val="20"/>
+                <w:lang w:val="pt-BR"/>
+              </w:rPr>
+              <w:t xml:space="preserve"> df_mat_uf; df_mat_eixo and so on – enrollment by curso and aggregated</w:t>
+            </w:r>
+            <w:r>
+              <w:rPr>
+                <w:sz w:val="20"/>
+                <w:szCs w:val="20"/>
+                <w:lang w:val="pt-BR"/>
+              </w:rPr>
+              <w:t>;</w:t>
+            </w:r>
+          </w:p>
+          <w:p>
+            <w:pPr>
+              <w:rPr>
+                <w:sz w:val="20"/>
+                <w:szCs w:val="20"/>
+                <w:lang w:val="pt-BR"/>
+              </w:rPr>
+            </w:pPr>
+            <w:r>
+              <w:rPr>
+                <w:sz w:val="20"/>
+                <w:szCs w:val="20"/>
+                <w:lang w:val="pt-BR"/>
+              </w:rPr>
+              <w:t xml:space="preserve">match of  COD and CBO in /working/qbq/cbo_cod_match.rda </w:t>
+            </w:r>
+          </w:p>
+        </w:tc>
+      </w:tr>
+      <w:tr>
+        <w:trPr>
+          <w:trHeight w:val="296"/>
+        </w:trPr>
+        <w:tc>
+          <w:tcPr>
+            <w:tcW w:w="4930" w:type="dxa"/>
+            <w:gridSpan w:val="2"/>
+          </w:tcPr>
+          <w:p>
+            <w:pPr>
+              <w:rPr>
+                <w:b/>
+                <w:bCs/>
+                <w:color w:val="47D459" w:themeColor="accent3" w:themeTint="99"/>
+                <w:sz w:val="20"/>
+                <w:szCs w:val="20"/>
+                <w:lang w:val="pt-BR"/>
+              </w:rPr>
+            </w:pPr>
+            <w:r>
+              <w:rPr>
+                <w:b/>
+                <w:bCs/>
+                <w:color w:val="47D459" w:themeColor="accent3" w:themeTint="99"/>
+                <w:sz w:val="20"/>
+                <w:szCs w:val="20"/>
+                <w:lang w:val="pt-BR"/>
+              </w:rPr>
+              <w:t>/pr</w:t>
+            </w:r>
+            <w:r>
+              <w:rPr>
+                <w:b/>
+                <w:bCs/>
+                <w:color w:val="47D459" w:themeColor="accent3" w:themeTint="99"/>
+                <w:sz w:val="20"/>
+                <w:szCs w:val="20"/>
+                <w:lang w:val="pt-BR"/>
+              </w:rPr>
+              <w:t>elims</w:t>
+            </w:r>
+          </w:p>
+        </w:tc>
+        <w:tc>
+          <w:tcPr>
+            <w:tcW w:w="4930" w:type="dxa"/>
+          </w:tcPr>
+          <w:p>
+            <w:pPr>
+              <w:rPr>
+                <w:b/>
+                <w:bCs/>
+                <w:color w:val="47D459" w:themeColor="accent3" w:themeTint="99"/>
+                <w:sz w:val="20"/>
+                <w:szCs w:val="20"/>
+                <w:lang w:val="pt-BR"/>
+              </w:rPr>
+            </w:pPr>
+            <w:r>
+              <w:rPr>
+                <w:b/>
+                <w:bCs/>
+                <w:color w:val="47D459" w:themeColor="accent3" w:themeTint="99"/>
+                <w:sz w:val="20"/>
+                <w:szCs w:val="20"/>
+                <w:lang w:val="pt-BR"/>
+              </w:rPr>
+              <w:t>/qbq</w:t>
+            </w:r>
+          </w:p>
+        </w:tc>
+        <w:tc>
+          <w:tcPr>
+            <w:tcW w:w="4931" w:type="dxa"/>
+            <w:gridSpan w:val="2"/>
+          </w:tcPr>
+          <w:p>
+            <w:pPr>
+              <w:rPr>
+                <w:b/>
+                <w:bCs/>
+                <w:sz w:val="20"/>
+                <w:szCs w:val="20"/>
+                <w:lang w:val="pt-BR"/>
+              </w:rPr>
+            </w:pPr>
+            <w:r>
+              <w:rPr>
+                <w:b/>
+                <w:bCs/>
+                <w:color w:val="47D459" w:themeColor="accent3" w:themeTint="99"/>
+                <w:sz w:val="20"/>
+                <w:szCs w:val="20"/>
+                <w:lang w:val="pt-BR"/>
+              </w:rPr>
+              <w:t>qbq1a.R  to qbq4a.r; cod_cbo1.R to cod_cbo1f.R</w:t>
+            </w:r>
+          </w:p>
+        </w:tc>
+      </w:tr>
+      <w:tr>
+        <w:trPr>
+          <w:trHeight w:val="296"/>
+        </w:trPr>
+        <w:tc>
+          <w:tcPr>
+            <w:tcW w:w="14791" w:type="dxa"/>
+            <w:gridSpan w:val="5"/>
+          </w:tcPr>
+          <w:p>
+            <w:pPr>
+              <w:rPr>
+                <w:b/>
+                <w:bCs/>
+                <w:sz w:val="20"/>
+                <w:szCs w:val="20"/>
+              </w:rPr>
+            </w:pPr>
+            <w:r>
+              <w:rPr>
+                <w:b/>
+                <w:bCs/>
+                <w:sz w:val="20"/>
+                <w:szCs w:val="20"/>
+              </w:rPr>
+              <w:t>Usos poss</w:t>
+            </w:r>
+            <w:r>
+              <w:rPr>
+                <w:b/>
+                <w:bCs/>
+                <w:sz w:val="20"/>
+                <w:szCs w:val="20"/>
+              </w:rPr>
+              <w:t>ív</w:t>
+            </w:r>
+            <w:r>
+              <w:rPr>
+                <w:b/>
+                <w:bCs/>
+                <w:sz w:val="20"/>
+                <w:szCs w:val="20"/>
+              </w:rPr>
+              <w:t>e</w:t>
+            </w:r>
+            <w:r>
+              <w:rPr>
+                <w:b/>
+                <w:bCs/>
+                <w:sz w:val="20"/>
+                <w:szCs w:val="20"/>
+              </w:rPr>
+              <w:t>i</w:t>
+            </w:r>
+            <w:r>
+              <w:rPr>
+                <w:b/>
+                <w:bCs/>
+                <w:sz w:val="20"/>
+                <w:szCs w:val="20"/>
+              </w:rPr>
+              <w:t>s dess</w:t>
+            </w:r>
+            <w:r>
+              <w:rPr>
+                <w:b/>
+                <w:bCs/>
+                <w:sz w:val="20"/>
+                <w:szCs w:val="20"/>
+              </w:rPr>
+              <w:t>e</w:t>
+            </w:r>
+            <w:r>
+              <w:rPr>
+                <w:b/>
+                <w:bCs/>
+                <w:sz w:val="20"/>
+                <w:szCs w:val="20"/>
+              </w:rPr>
+              <w:t>s dados:</w:t>
+            </w:r>
+          </w:p>
+          <w:p>
+            <w:pPr>
+              <w:rPr>
+                <w:sz w:val="20"/>
+                <w:szCs w:val="20"/>
+              </w:rPr>
+            </w:pPr>
+          </w:p>
+          <w:p>
+            <w:pPr>
+              <w:rPr>
+                <w:sz w:val="20"/>
+                <w:szCs w:val="20"/>
+              </w:rPr>
+            </w:pPr>
+          </w:p>
+          <w:p>
+            <w:pPr>
+              <w:rPr>
+                <w:sz w:val="20"/>
+                <w:szCs w:val="20"/>
+              </w:rPr>
+            </w:pPr>
+          </w:p>
+          <w:p>
+            <w:pPr>
+              <w:rPr>
+                <w:sz w:val="20"/>
+                <w:szCs w:val="20"/>
+              </w:rPr>
+            </w:pPr>
+          </w:p>
+          <w:p>
+            <w:pPr>
+              <w:rPr>
+                <w:sz w:val="20"/>
+                <w:szCs w:val="20"/>
+              </w:rPr>
+            </w:pPr>
+          </w:p>
+        </w:tc>
+      </w:tr>
+    </w:tbl>
+    <w:p/>
+    <w:tbl>
+      <w:tblPr>
+        <w:tblStyle w:val="TableGrid"/>
+        <w:tblW w:w="14791" w:type="dxa"/>
+        <w:tblInd w:w="-815" w:type="dxa"/>
+        <w:tblLayout w:type="fixed"/>
+        <w:tblLook w:val="04A0" w:firstRow="1" w:lastRow="0" w:firstColumn="1" w:lastColumn="0" w:noHBand="0" w:noVBand="1"/>
+      </w:tblPr>
+      <w:tblGrid>
+        <w:gridCol w:w="2790"/>
+        <w:gridCol w:w="2140"/>
+        <w:gridCol w:w="4930"/>
+        <w:gridCol w:w="2169"/>
+        <w:gridCol w:w="2762"/>
+      </w:tblGrid>
+      <w:tr>
+        <w:trPr>
+          <w:trHeight w:val="558"/>
+        </w:trPr>
+        <w:tc>
+          <w:tcPr>
+            <w:tcW w:w="2790" w:type="dxa"/>
+            <w:shd w:val="clear" w:color="auto" w:fill="F2F2F2" w:themeFill="background1" w:themeFillShade="F2"/>
+          </w:tcPr>
+          <w:p>
+            <w:pPr>
+              <w:rPr>
+                <w:b/>
+                <w:bCs/>
+                <w:sz w:val="20"/>
+                <w:szCs w:val="20"/>
+              </w:rPr>
+            </w:pPr>
+            <w:r>
+              <w:rPr>
+                <w:b/>
+                <w:bCs/>
+                <w:sz w:val="20"/>
+                <w:szCs w:val="20"/>
+              </w:rPr>
+              <w:lastRenderedPageBreak/>
+              <w:t>Programa utilizado para gerar</w:t>
+            </w:r>
+          </w:p>
+        </w:tc>
+        <w:tc>
+          <w:tcPr>
+            <w:tcW w:w="9239" w:type="dxa"/>
+            <w:gridSpan w:val="3"/>
+            <w:shd w:val="clear" w:color="auto" w:fill="F2F2F2" w:themeFill="background1" w:themeFillShade="F2"/>
+          </w:tcPr>
+          <w:p>
+            <w:pPr>
+              <w:rPr>
+                <w:b/>
+                <w:bCs/>
+                <w:sz w:val="20"/>
+                <w:szCs w:val="20"/>
+                <w:lang w:val="pt-BR"/>
+              </w:rPr>
+            </w:pPr>
+            <w:r>
+              <w:rPr>
+                <w:b/>
+                <w:bCs/>
+                <w:sz w:val="20"/>
+                <w:szCs w:val="20"/>
+                <w:lang w:val="pt-BR"/>
+              </w:rPr>
+              <w:t>Variaveis de dados processados, prontos para usar no Shiny o PowerBI etc.</w:t>
+            </w:r>
+          </w:p>
+          <w:p>
+            <w:pPr>
+              <w:rPr>
+                <w:b/>
+                <w:bCs/>
+                <w:sz w:val="20"/>
+                <w:szCs w:val="20"/>
+                <w:lang w:val="pt-BR"/>
+              </w:rPr>
+            </w:pPr>
+          </w:p>
+        </w:tc>
+        <w:tc>
+          <w:tcPr>
+            <w:tcW w:w="2762" w:type="dxa"/>
+            <w:shd w:val="clear" w:color="auto" w:fill="F2F2F2" w:themeFill="background1" w:themeFillShade="F2"/>
+          </w:tcPr>
+          <w:p>
+            <w:pPr>
+              <w:rPr>
+                <w:b/>
+                <w:bCs/>
+                <w:sz w:val="20"/>
+                <w:szCs w:val="20"/>
+              </w:rPr>
+            </w:pPr>
+            <w:r>
+              <w:rPr>
+                <w:b/>
+                <w:bCs/>
+                <w:sz w:val="20"/>
+                <w:szCs w:val="20"/>
+              </w:rPr>
+              <w:t>Shiny App</w:t>
+            </w:r>
+            <w:r>
+              <w:rPr>
+                <w:b/>
+                <w:bCs/>
+                <w:sz w:val="20"/>
+                <w:szCs w:val="20"/>
+              </w:rPr>
+              <w:t xml:space="preserve"> (se existe)</w:t>
+            </w:r>
+          </w:p>
+        </w:tc>
+      </w:tr>
+      <w:tr>
+        <w:trPr>
+          <w:trHeight w:val="304"/>
+        </w:trPr>
+        <w:tc>
+          <w:tcPr>
+            <w:tcW w:w="12029" w:type="dxa"/>
+            <w:gridSpan w:val="4"/>
+          </w:tcPr>
+          <w:p>
+            <w:pPr>
+              <w:rPr>
+                <w:color w:val="0000FF"/>
+                <w:sz w:val="20"/>
+                <w:szCs w:val="20"/>
+                <w:lang w:val="pt-BR"/>
+              </w:rPr>
+            </w:pPr>
+            <w:r>
+              <w:rPr>
+                <w:color w:val="0000FF"/>
+                <w:sz w:val="20"/>
+                <w:szCs w:val="20"/>
+                <w:lang w:val="pt-BR"/>
+              </w:rPr>
+              <w:t xml:space="preserve">MATCHING </w:t>
+            </w:r>
+            <w:r>
+              <w:rPr>
+                <w:color w:val="0000FF"/>
+                <w:sz w:val="20"/>
+                <w:szCs w:val="20"/>
+                <w:lang w:val="pt-BR"/>
+              </w:rPr>
+              <w:t xml:space="preserve">CATALOGO NACIONAL DE CURSOS TÉCNICOS </w:t>
+            </w:r>
+            <w:r>
+              <w:rPr>
+                <w:color w:val="0000FF"/>
+                <w:sz w:val="20"/>
+                <w:szCs w:val="20"/>
+                <w:lang w:val="pt-BR"/>
+              </w:rPr>
+              <w:t>–</w:t>
+            </w:r>
+            <w:r>
+              <w:rPr>
+                <w:color w:val="0000FF"/>
+                <w:sz w:val="20"/>
+                <w:szCs w:val="20"/>
+                <w:lang w:val="pt-BR"/>
+              </w:rPr>
+              <w:t xml:space="preserve"> CNCT</w:t>
+            </w:r>
+            <w:r>
+              <w:rPr>
+                <w:color w:val="0000FF"/>
+                <w:sz w:val="20"/>
+                <w:szCs w:val="20"/>
+                <w:lang w:val="pt-BR"/>
+              </w:rPr>
+              <w:t xml:space="preserve"> TO QBQ </w:t>
+            </w:r>
+          </w:p>
+        </w:tc>
+        <w:tc>
+          <w:tcPr>
+            <w:tcW w:w="2762" w:type="dxa"/>
+          </w:tcPr>
+          <w:p>
+            <w:pPr>
+              <w:rPr>
+                <w:sz w:val="20"/>
+                <w:szCs w:val="20"/>
+                <w:lang w:val="pt-BR"/>
+              </w:rPr>
+            </w:pPr>
+          </w:p>
+        </w:tc>
+      </w:tr>
+      <w:tr>
+        <w:trPr>
+          <w:trHeight w:val="1514"/>
+        </w:trPr>
+        <w:tc>
+          <w:tcPr>
+            <w:tcW w:w="2790" w:type="dxa"/>
+          </w:tcPr>
+          <w:p>
+            <w:pPr>
+              <w:rPr>
+                <w:sz w:val="20"/>
+                <w:szCs w:val="20"/>
+                <w:lang w:val="pt-BR"/>
+              </w:rPr>
+            </w:pPr>
+          </w:p>
+        </w:tc>
+        <w:tc>
+          <w:tcPr>
+            <w:tcW w:w="9239" w:type="dxa"/>
+            <w:gridSpan w:val="3"/>
+          </w:tcPr>
+          <w:p>
+            <w:pPr>
+              <w:rPr>
+                <w:sz w:val="20"/>
+                <w:szCs w:val="20"/>
+              </w:rPr>
+            </w:pPr>
+            <w:r>
+              <w:rPr>
+                <w:sz w:val="20"/>
+                <w:szCs w:val="20"/>
+              </w:rPr>
+              <w:t>qbq_cnct1a.py  &gt;&gt; loading the censo_sul and qbq_ocup_cmento1</w:t>
+            </w:r>
+          </w:p>
+          <w:p>
+            <w:pPr>
+              <w:rPr>
+                <w:sz w:val="20"/>
+                <w:szCs w:val="20"/>
+              </w:rPr>
+            </w:pPr>
+            <w:r>
+              <w:rPr>
+                <w:sz w:val="20"/>
+                <w:szCs w:val="20"/>
+              </w:rPr>
+              <w:t>qbq_cnct2a.py &gt;&gt; pinecone index with namespace for egresso and ocupação</w:t>
+            </w:r>
+          </w:p>
+          <w:p>
+            <w:pPr>
+              <w:rPr>
+                <w:sz w:val="20"/>
+                <w:szCs w:val="20"/>
+              </w:rPr>
+            </w:pPr>
+            <w:r>
+              <w:rPr>
+                <w:sz w:val="20"/>
+                <w:szCs w:val="20"/>
+              </w:rPr>
+              <w:t>qbq_cnct2b.py &gt;&gt; cosine matches</w:t>
+            </w:r>
+            <w:r>
+              <w:rPr>
+                <w:sz w:val="20"/>
+                <w:szCs w:val="20"/>
+              </w:rPr>
+              <w:t>; qbq_cnct3a.py &gt;&gt; check against actual cnct matches</w:t>
+            </w:r>
+          </w:p>
+          <w:p>
+            <w:pPr>
+              <w:rPr>
+                <w:sz w:val="20"/>
+                <w:szCs w:val="20"/>
+              </w:rPr>
+            </w:pPr>
+            <w:r>
+              <w:rPr>
+                <w:sz w:val="20"/>
+                <w:szCs w:val="20"/>
+              </w:rPr>
+              <w:t>------------------------------------</w:t>
+            </w:r>
+          </w:p>
+          <w:p>
+            <w:pPr>
+              <w:rPr>
+                <w:sz w:val="20"/>
+                <w:szCs w:val="20"/>
+              </w:rPr>
+            </w:pPr>
+            <w:r>
+              <w:rPr>
+                <w:sz w:val="20"/>
+                <w:szCs w:val="20"/>
+              </w:rPr>
+              <w:t>qbq_cnct4b.py  &gt;&gt;  from df_cnct2025b and qbq_ocup_cmnto1 -  get tf_idf vectors as pkl files</w:t>
+            </w:r>
+          </w:p>
+          <w:p>
+            <w:pPr>
+              <w:rPr>
+                <w:sz w:val="20"/>
+                <w:szCs w:val="20"/>
+              </w:rPr>
+            </w:pPr>
+            <w:r>
+              <w:rPr>
+                <w:sz w:val="20"/>
+                <w:szCs w:val="20"/>
+              </w:rPr>
+              <w:t>qbq_cnct5a.py &gt;&gt; cnct_qbq2  pinecone index with two sides cnct and qbq upserted</w:t>
+            </w:r>
+          </w:p>
+          <w:p>
+            <w:pPr>
+              <w:rPr>
+                <w:sz w:val="20"/>
+                <w:szCs w:val="20"/>
+              </w:rPr>
+            </w:pPr>
+            <w:r>
+              <w:rPr>
+                <w:sz w:val="20"/>
+                <w:szCs w:val="20"/>
+              </w:rPr>
+              <w:t>qbq_cnct5b.py &gt;&gt;</w:t>
+            </w:r>
+            <w:r>
+              <w:rPr>
+                <w:sz w:val="20"/>
+                <w:szCs w:val="20"/>
+              </w:rPr>
+              <w:t xml:space="preserve"> cnct_qbq_matches (50) tf-idf and semantic</w:t>
+            </w:r>
+          </w:p>
+          <w:p>
+            <w:pPr>
+              <w:rPr>
+                <w:sz w:val="20"/>
+                <w:szCs w:val="20"/>
+              </w:rPr>
+            </w:pPr>
+            <w:r>
+              <w:rPr>
+                <w:sz w:val="20"/>
+                <w:szCs w:val="20"/>
+              </w:rPr>
+              <w:t>qbq_cnct_5c.py &gt;&gt; qbq_cnct_matcghes (20) tf-idf and semantic</w:t>
+            </w:r>
+          </w:p>
+          <w:p>
+            <w:pPr>
+              <w:rPr>
+                <w:sz w:val="20"/>
+                <w:szCs w:val="20"/>
+              </w:rPr>
+            </w:pPr>
+          </w:p>
+          <w:p>
+            <w:pPr>
+              <w:rPr>
+                <w:sz w:val="20"/>
+                <w:szCs w:val="20"/>
+              </w:rPr>
+            </w:pPr>
+            <w:r>
+              <w:rPr>
+                <w:sz w:val="20"/>
+                <w:szCs w:val="20"/>
+              </w:rPr>
+              <w:t>load_matches1a.R &gt;&gt; for csv to rda</w:t>
+            </w:r>
+          </w:p>
+          <w:p>
+            <w:pPr>
+              <w:rPr>
+                <w:sz w:val="20"/>
+                <w:szCs w:val="20"/>
+              </w:rPr>
+            </w:pPr>
+          </w:p>
+          <w:p>
+            <w:pPr>
+              <w:rPr>
+                <w:sz w:val="20"/>
+                <w:szCs w:val="20"/>
+              </w:rPr>
+            </w:pPr>
+            <w:r>
+              <w:rPr>
+                <w:sz w:val="20"/>
+                <w:szCs w:val="20"/>
+              </w:rPr>
+              <w:t xml:space="preserve">qbq_cnct_matches6a.R </w:t>
+            </w:r>
+            <w:r>
+              <w:rPr>
+                <w:sz w:val="20"/>
+                <w:szCs w:val="20"/>
+              </w:rPr>
+              <w:t xml:space="preserve"> &gt;&gt; </w:t>
+            </w:r>
+            <w:r>
+              <w:rPr>
+                <w:sz w:val="20"/>
+                <w:szCs w:val="20"/>
+              </w:rPr>
+              <w:t>cnct_qbq_matc</w:t>
+            </w:r>
+            <w:r>
+              <w:rPr>
+                <w:sz w:val="20"/>
+                <w:szCs w:val="20"/>
+              </w:rPr>
+              <w:t xml:space="preserve">hes2 and </w:t>
+            </w:r>
+            <w:r>
+              <w:rPr>
+                <w:sz w:val="20"/>
+                <w:szCs w:val="20"/>
+              </w:rPr>
+              <w:t>qbq_cnct_matches2</w:t>
+            </w:r>
+            <w:r>
+              <w:rPr>
+                <w:sz w:val="20"/>
+                <w:szCs w:val="20"/>
+              </w:rPr>
+              <w:t>:</w:t>
+            </w:r>
+          </w:p>
+          <w:p>
+            <w:pPr>
+              <w:rPr>
+                <w:sz w:val="20"/>
+                <w:szCs w:val="20"/>
+              </w:rPr>
+            </w:pPr>
+            <w:r>
+              <w:rPr>
+                <w:sz w:val="20"/>
+                <w:szCs w:val="20"/>
+              </w:rPr>
+              <w:t xml:space="preserve">with both IDX_EIXCUR and IDX_EIXARECUR for course indices. </w:t>
+            </w:r>
+          </w:p>
+          <w:p>
+            <w:pPr>
+              <w:rPr>
+                <w:sz w:val="20"/>
+                <w:szCs w:val="20"/>
+              </w:rPr>
+            </w:pPr>
+          </w:p>
+          <w:p>
+            <w:pPr>
+              <w:rPr>
+                <w:sz w:val="20"/>
+                <w:szCs w:val="20"/>
+              </w:rPr>
+            </w:pPr>
+          </w:p>
+          <w:p>
+            <w:pPr>
+              <w:rPr>
+                <w:sz w:val="20"/>
+                <w:szCs w:val="20"/>
+              </w:rPr>
+            </w:pPr>
+          </w:p>
+          <w:p>
+            <w:pPr>
+              <w:rPr>
+                <w:sz w:val="20"/>
+                <w:szCs w:val="20"/>
+              </w:rPr>
+            </w:pPr>
+          </w:p>
+          <w:p>
+            <w:pPr>
+              <w:rPr>
+                <w:sz w:val="20"/>
+                <w:szCs w:val="20"/>
+              </w:rPr>
+            </w:pPr>
+          </w:p>
+          <w:p>
+            <w:pPr>
+              <w:rPr>
+                <w:sz w:val="20"/>
+                <w:szCs w:val="20"/>
+              </w:rPr>
+            </w:pPr>
+          </w:p>
+        </w:tc>
+        <w:tc>
+          <w:tcPr>
+            <w:tcW w:w="2762" w:type="dxa"/>
+          </w:tcPr>
+          <w:p>
+            <w:pPr>
+              <w:rPr>
+                <w:sz w:val="20"/>
+                <w:szCs w:val="20"/>
+              </w:rPr>
+            </w:pPr>
+          </w:p>
+        </w:tc>
+      </w:tr>
+      <w:tr>
+        <w:trPr>
+          <w:trHeight w:val="304"/>
+        </w:trPr>
+        <w:tc>
+          <w:tcPr>
+            <w:tcW w:w="14791" w:type="dxa"/>
+            <w:gridSpan w:val="5"/>
+          </w:tcPr>
+          <w:p>
+            <w:pPr>
+              <w:rPr>
+                <w:sz w:val="20"/>
+                <w:szCs w:val="20"/>
+                <w:lang w:val="pt-BR"/>
+              </w:rPr>
+            </w:pPr>
+            <w:r>
+              <w:rPr>
+                <w:sz w:val="20"/>
+                <w:szCs w:val="20"/>
+                <w:lang w:val="pt-BR"/>
+              </w:rPr>
+              <w:t xml:space="preserve">Bruto/Original: </w:t>
+            </w:r>
+            <w:r>
+              <w:rPr>
+                <w:sz w:val="20"/>
+                <w:szCs w:val="20"/>
+                <w:lang w:val="pt-BR"/>
+              </w:rPr>
+              <w:t xml:space="preserve">qbq_ocup_cmento1.pkl and df_censo_supl_tec_4qbq.pkl </w:t>
+            </w:r>
+          </w:p>
+        </w:tc>
+      </w:tr>
+      <w:tr>
+        <w:trPr>
+          <w:trHeight w:val="296"/>
+        </w:trPr>
+        <w:tc>
+          <w:tcPr>
+            <w:tcW w:w="14791" w:type="dxa"/>
+            <w:gridSpan w:val="5"/>
+          </w:tcPr>
+          <w:p>
+            <w:pPr>
+              <w:rPr>
+                <w:sz w:val="20"/>
+                <w:szCs w:val="20"/>
+                <w:lang w:val="pt-BR"/>
+              </w:rPr>
+            </w:pPr>
+            <w:r>
+              <w:rPr>
+                <w:sz w:val="20"/>
+                <w:szCs w:val="20"/>
+                <w:lang w:val="pt-BR"/>
+              </w:rPr>
+              <w:t xml:space="preserve">Procesado: </w:t>
+            </w:r>
+            <w:r>
+              <w:rPr>
+                <w:sz w:val="20"/>
+                <w:szCs w:val="20"/>
+                <w:lang w:val="pt-BR"/>
+              </w:rPr>
+              <w:t>df_cnct2025b_blob.pkl</w:t>
+            </w:r>
+            <w:r>
+              <w:rPr>
+                <w:sz w:val="20"/>
+                <w:szCs w:val="20"/>
+                <w:lang w:val="pt-BR"/>
+              </w:rPr>
+              <w:t xml:space="preserve"> ; </w:t>
+            </w:r>
+            <w:r>
+              <w:rPr>
+                <w:sz w:val="20"/>
+                <w:szCs w:val="20"/>
+                <w:lang w:val="pt-BR"/>
+              </w:rPr>
+              <w:t>tfidf_vectors_cnct.pkl</w:t>
+            </w:r>
+            <w:r>
+              <w:rPr>
+                <w:sz w:val="20"/>
+                <w:szCs w:val="20"/>
+                <w:lang w:val="pt-BR"/>
+              </w:rPr>
+              <w:t xml:space="preserve">; </w:t>
+            </w:r>
+            <w:r>
+              <w:rPr>
+                <w:sz w:val="20"/>
+                <w:szCs w:val="20"/>
+                <w:lang w:val="pt-BR"/>
+              </w:rPr>
+              <w:t>qbq_ocup_cmento1_blob.pkl</w:t>
+            </w:r>
+            <w:r>
+              <w:rPr>
+                <w:sz w:val="20"/>
+                <w:szCs w:val="20"/>
+                <w:lang w:val="pt-BR"/>
+              </w:rPr>
+              <w:t xml:space="preserve">; </w:t>
+            </w:r>
+            <w:r>
+              <w:rPr>
+                <w:sz w:val="20"/>
+                <w:szCs w:val="20"/>
+                <w:lang w:val="pt-BR"/>
+              </w:rPr>
+              <w:t>tfidf_vectors_qbq.pkl</w:t>
+            </w:r>
+          </w:p>
+        </w:tc>
+      </w:tr>
+      <w:tr>
+        <w:trPr>
+          <w:trHeight w:val="296"/>
+        </w:trPr>
+        <w:tc>
+          <w:tcPr>
+            <w:tcW w:w="4930" w:type="dxa"/>
+            <w:gridSpan w:val="2"/>
+          </w:tcPr>
+          <w:p>
+            <w:pPr>
+              <w:rPr>
+                <w:b/>
+                <w:bCs/>
+                <w:sz w:val="20"/>
+                <w:szCs w:val="20"/>
+                <w:lang w:val="pt-BR"/>
+              </w:rPr>
+            </w:pPr>
+            <w:r>
+              <w:rPr>
+                <w:b/>
+                <w:bCs/>
+                <w:color w:val="00B050"/>
+                <w:sz w:val="20"/>
+                <w:szCs w:val="20"/>
+                <w:lang w:val="pt-BR"/>
+              </w:rPr>
+              <w:t>/produtos_qbq_cnct</w:t>
+            </w:r>
+          </w:p>
+        </w:tc>
+        <w:tc>
+          <w:tcPr>
+            <w:tcW w:w="4930" w:type="dxa"/>
+          </w:tcPr>
+          <w:p>
+            <w:pPr>
+              <w:rPr>
+                <w:sz w:val="20"/>
+                <w:szCs w:val="20"/>
+                <w:lang w:val="pt-BR"/>
+              </w:rPr>
+            </w:pPr>
+          </w:p>
+        </w:tc>
+        <w:tc>
+          <w:tcPr>
+            <w:tcW w:w="4931" w:type="dxa"/>
+            <w:gridSpan w:val="2"/>
+          </w:tcPr>
+          <w:p>
+            <w:pPr>
+              <w:rPr>
+                <w:sz w:val="20"/>
+                <w:szCs w:val="20"/>
+                <w:lang w:val="pt-BR"/>
+              </w:rPr>
+            </w:pPr>
+          </w:p>
+        </w:tc>
+      </w:tr>
+      <w:tr>
+        <w:trPr>
+          <w:trHeight w:val="296"/>
+        </w:trPr>
+        <w:tc>
+          <w:tcPr>
+            <w:tcW w:w="14791" w:type="dxa"/>
+            <w:gridSpan w:val="5"/>
+          </w:tcPr>
+          <w:p>
+            <w:pPr>
+              <w:rPr>
+                <w:b/>
+                <w:bCs/>
+                <w:sz w:val="20"/>
+                <w:szCs w:val="20"/>
+              </w:rPr>
+            </w:pPr>
+            <w:r>
+              <w:rPr>
+                <w:b/>
+                <w:bCs/>
+                <w:sz w:val="20"/>
+                <w:szCs w:val="20"/>
+              </w:rPr>
+              <w:t>Usos poss</w:t>
+            </w:r>
+            <w:r>
+              <w:rPr>
+                <w:b/>
+                <w:bCs/>
+                <w:sz w:val="20"/>
+                <w:szCs w:val="20"/>
+              </w:rPr>
+              <w:t>ív</w:t>
+            </w:r>
+            <w:r>
+              <w:rPr>
+                <w:b/>
+                <w:bCs/>
+                <w:sz w:val="20"/>
+                <w:szCs w:val="20"/>
+              </w:rPr>
+              <w:t>e</w:t>
+            </w:r>
+            <w:r>
+              <w:rPr>
+                <w:b/>
+                <w:bCs/>
+                <w:sz w:val="20"/>
+                <w:szCs w:val="20"/>
+              </w:rPr>
+              <w:t>i</w:t>
+            </w:r>
+            <w:r>
+              <w:rPr>
+                <w:b/>
+                <w:bCs/>
+                <w:sz w:val="20"/>
+                <w:szCs w:val="20"/>
+              </w:rPr>
+              <w:t>s dess</w:t>
+            </w:r>
+            <w:r>
+              <w:rPr>
+                <w:b/>
+                <w:bCs/>
+                <w:sz w:val="20"/>
+                <w:szCs w:val="20"/>
+              </w:rPr>
+              <w:t>e</w:t>
+            </w:r>
+            <w:r>
+              <w:rPr>
+                <w:b/>
+                <w:bCs/>
+                <w:sz w:val="20"/>
+                <w:szCs w:val="20"/>
+              </w:rPr>
+              <w:t>s dados:</w:t>
+            </w:r>
+          </w:p>
+          <w:p>
+            <w:pPr>
+              <w:rPr>
+                <w:sz w:val="20"/>
+                <w:szCs w:val="20"/>
+              </w:rPr>
+            </w:pPr>
+          </w:p>
+          <w:p>
+            <w:pPr>
+              <w:rPr>
+                <w:sz w:val="20"/>
+                <w:szCs w:val="20"/>
+              </w:rPr>
+            </w:pPr>
+          </w:p>
+          <w:p>
+            <w:pPr>
+              <w:rPr>
+                <w:sz w:val="20"/>
+                <w:szCs w:val="20"/>
+              </w:rPr>
+            </w:pPr>
+          </w:p>
+          <w:p>
+            <w:pPr>
+              <w:rPr>
+                <w:sz w:val="20"/>
+                <w:szCs w:val="20"/>
+              </w:rPr>
+            </w:pPr>
+          </w:p>
+        </w:tc>
+      </w:tr>
+    </w:tbl>
+    <w:p/>
+    <w:p/>
+    <w:p/>
+    <w:p/>
+    <w:tbl>
+      <w:tblPr>
+        <w:tblStyle w:val="TableGrid"/>
+        <w:tblW w:w="14791" w:type="dxa"/>
+        <w:tblInd w:w="-815" w:type="dxa"/>
+        <w:tblLayout w:type="fixed"/>
+        <w:tblLook w:val="04A0" w:firstRow="1" w:lastRow="0" w:firstColumn="1" w:lastColumn="0" w:noHBand="0" w:noVBand="1"/>
+      </w:tblPr>
+      <w:tblGrid>
+        <w:gridCol w:w="2790"/>
+        <w:gridCol w:w="2140"/>
+        <w:gridCol w:w="4930"/>
+        <w:gridCol w:w="2169"/>
+        <w:gridCol w:w="2762"/>
+      </w:tblGrid>
+      <w:tr>
+        <w:trPr>
+          <w:trHeight w:val="558"/>
+        </w:trPr>
+        <w:tc>
+          <w:tcPr>
+            <w:tcW w:w="2790" w:type="dxa"/>
+            <w:shd w:val="clear" w:color="auto" w:fill="F2F2F2" w:themeFill="background1" w:themeFillShade="F2"/>
+          </w:tcPr>
+          <w:p>
+            <w:pPr>
+              <w:rPr>
+                <w:b/>
+                <w:bCs/>
+                <w:sz w:val="20"/>
+                <w:szCs w:val="20"/>
+              </w:rPr>
+            </w:pPr>
+            <w:r>
+              <w:rPr>
+                <w:b/>
+                <w:bCs/>
+                <w:sz w:val="20"/>
+                <w:szCs w:val="20"/>
+              </w:rPr>
+              <w:t>Programa utilizado para gerar</w:t>
+            </w:r>
+          </w:p>
+        </w:tc>
+        <w:tc>
+          <w:tcPr>
+            <w:tcW w:w="9239" w:type="dxa"/>
+            <w:gridSpan w:val="3"/>
+            <w:shd w:val="clear" w:color="auto" w:fill="F2F2F2" w:themeFill="background1" w:themeFillShade="F2"/>
+          </w:tcPr>
+          <w:p>
+            <w:pPr>
+              <w:rPr>
+                <w:b/>
+                <w:bCs/>
+                <w:sz w:val="20"/>
+                <w:szCs w:val="20"/>
+                <w:lang w:val="pt-BR"/>
+              </w:rPr>
+            </w:pPr>
+            <w:r>
+              <w:rPr>
+                <w:b/>
+                <w:bCs/>
+                <w:sz w:val="20"/>
+                <w:szCs w:val="20"/>
+                <w:lang w:val="pt-BR"/>
+              </w:rPr>
+              <w:t>Variaveis de dados processados, prontos para usar no Shiny o PowerBI etc.</w:t>
+            </w:r>
+          </w:p>
+          <w:p>
+            <w:pPr>
+              <w:rPr>
+                <w:b/>
+                <w:bCs/>
+                <w:sz w:val="20"/>
+                <w:szCs w:val="20"/>
+                <w:lang w:val="pt-BR"/>
+              </w:rPr>
+            </w:pPr>
+          </w:p>
+        </w:tc>
+        <w:tc>
+          <w:tcPr>
+            <w:tcW w:w="2762" w:type="dxa"/>
+            <w:shd w:val="clear" w:color="auto" w:fill="F2F2F2" w:themeFill="background1" w:themeFillShade="F2"/>
+          </w:tcPr>
+          <w:p>
+            <w:pPr>
+              <w:rPr>
+                <w:b/>
+                <w:bCs/>
+                <w:sz w:val="20"/>
+                <w:szCs w:val="20"/>
+              </w:rPr>
+            </w:pPr>
+            <w:r>
+              <w:rPr>
+                <w:b/>
+                <w:bCs/>
+                <w:sz w:val="20"/>
+                <w:szCs w:val="20"/>
+              </w:rPr>
+              <w:t>Shiny App</w:t>
+            </w:r>
+            <w:r>
+              <w:rPr>
+                <w:b/>
+                <w:bCs/>
+                <w:sz w:val="20"/>
+                <w:szCs w:val="20"/>
+              </w:rPr>
+              <w:t xml:space="preserve"> (se existe)</w:t>
+            </w:r>
+          </w:p>
+        </w:tc>
+      </w:tr>
+      <w:tr>
+        <w:trPr>
+          <w:trHeight w:val="304"/>
+        </w:trPr>
+        <w:tc>
+          <w:tcPr>
+            <w:tcW w:w="12029" w:type="dxa"/>
+            <w:gridSpan w:val="4"/>
+          </w:tcPr>
+          <w:p>
+            <w:pPr>
+              <w:rPr>
+                <w:color w:val="0000FF"/>
+                <w:sz w:val="20"/>
+                <w:szCs w:val="20"/>
+                <w:lang w:val="pt-BR"/>
+              </w:rPr>
+            </w:pPr>
+            <w:r>
+              <w:rPr>
+                <w:color w:val="0000FF"/>
+                <w:sz w:val="20"/>
+                <w:szCs w:val="20"/>
+                <w:lang w:val="pt-BR"/>
+              </w:rPr>
+              <w:t xml:space="preserve">RAIS – Employment Data for 2023 and 2024 </w:t>
+            </w:r>
+          </w:p>
+        </w:tc>
+        <w:tc>
+          <w:tcPr>
+            <w:tcW w:w="2762" w:type="dxa"/>
+          </w:tcPr>
+          <w:p>
+            <w:pPr>
+              <w:rPr>
+                <w:sz w:val="20"/>
+                <w:szCs w:val="20"/>
+                <w:lang w:val="pt-BR"/>
+              </w:rPr>
+            </w:pPr>
+          </w:p>
+        </w:tc>
+      </w:tr>
+      <w:tr>
+        <w:trPr>
+          <w:trHeight w:val="1514"/>
+        </w:trPr>
+        <w:tc>
+          <w:tcPr>
+            <w:tcW w:w="2790" w:type="dxa"/>
+          </w:tcPr>
+          <w:p>
+            <w:pPr>
+              <w:rPr>
+                <w:sz w:val="20"/>
+                <w:szCs w:val="20"/>
+                <w:lang w:val="pt-BR"/>
+              </w:rPr>
+            </w:pPr>
+          </w:p>
+        </w:tc>
+        <w:tc>
+          <w:tcPr>
+            <w:tcW w:w="9239" w:type="dxa"/>
+            <w:gridSpan w:val="3"/>
+          </w:tcPr>
+          <w:p>
+            <w:pPr>
+              <w:rPr>
+                <w:sz w:val="20"/>
+                <w:szCs w:val="20"/>
+              </w:rPr>
+            </w:pPr>
+          </w:p>
+          <w:p>
+            <w:pPr>
+              <w:rPr>
+                <w:sz w:val="20"/>
+                <w:szCs w:val="20"/>
+              </w:rPr>
+            </w:pPr>
+            <w:r>
+              <w:rPr>
+                <w:sz w:val="20"/>
+                <w:szCs w:val="20"/>
+              </w:rPr>
+              <w:t xml:space="preserve">rais_download_finaljul25a.R; </w:t>
+            </w:r>
+            <w:r>
+              <w:rPr>
+                <w:sz w:val="20"/>
+                <w:szCs w:val="20"/>
+              </w:rPr>
+              <w:t>rais_download_finaljul25</w:t>
+            </w:r>
+            <w:r>
+              <w:rPr>
+                <w:sz w:val="20"/>
+                <w:szCs w:val="20"/>
+              </w:rPr>
+              <w:t>b</w:t>
+            </w:r>
+            <w:r>
+              <w:rPr>
+                <w:sz w:val="20"/>
+                <w:szCs w:val="20"/>
+              </w:rPr>
+              <w:t>.R</w:t>
+            </w:r>
+            <w:r>
+              <w:rPr>
+                <w:sz w:val="20"/>
+                <w:szCs w:val="20"/>
+              </w:rPr>
+              <w:t xml:space="preserve">  : - process zipped data downloaded from ftp</w:t>
+            </w:r>
+          </w:p>
+          <w:p>
+            <w:pPr>
+              <w:rPr>
+                <w:sz w:val="20"/>
+                <w:szCs w:val="20"/>
+              </w:rPr>
+            </w:pPr>
+          </w:p>
+          <w:p>
+            <w:pPr>
+              <w:rPr>
+                <w:sz w:val="20"/>
+                <w:szCs w:val="20"/>
+              </w:rPr>
+            </w:pPr>
+            <w:r>
+              <w:rPr>
+                <w:sz w:val="20"/>
+                <w:szCs w:val="20"/>
+              </w:rPr>
+              <w:t>rais2a.R &gt;&gt; generate aggregates for use (vinculos)</w:t>
+            </w:r>
+          </w:p>
+          <w:p>
+            <w:pPr>
+              <w:rPr>
+                <w:sz w:val="20"/>
+                <w:szCs w:val="20"/>
+              </w:rPr>
+            </w:pPr>
+          </w:p>
+          <w:p>
+            <w:pPr>
+              <w:rPr>
+                <w:sz w:val="20"/>
+                <w:szCs w:val="20"/>
+              </w:rPr>
+            </w:pPr>
+            <w:r>
+              <w:rPr>
+                <w:sz w:val="20"/>
+                <w:szCs w:val="20"/>
+              </w:rPr>
+              <w:t>RAIS micro-data has a variable about education level that I have not used</w:t>
+            </w:r>
+            <w:r>
+              <w:rPr>
+                <w:sz w:val="20"/>
+                <w:szCs w:val="20"/>
+              </w:rPr>
+              <w:t>; also idade and sexo</w:t>
+            </w:r>
+          </w:p>
+          <w:p>
+            <w:pPr>
+              <w:rPr>
+                <w:sz w:val="20"/>
+                <w:szCs w:val="20"/>
+              </w:rPr>
+            </w:pPr>
+          </w:p>
+          <w:p>
+            <w:pPr>
+              <w:rPr>
+                <w:sz w:val="20"/>
+                <w:szCs w:val="20"/>
+              </w:rPr>
+            </w:pPr>
+            <w:r>
+              <w:rPr>
+                <w:sz w:val="20"/>
+                <w:szCs w:val="20"/>
+              </w:rPr>
+              <w:t>D:\Country\Brazil\TechBrazil\rawdata\rais\docs</w:t>
+            </w:r>
+            <w:r>
+              <w:rPr>
+                <w:sz w:val="20"/>
+                <w:szCs w:val="20"/>
+              </w:rPr>
+              <w:t>\</w:t>
+            </w:r>
+            <w:r>
+              <w:t xml:space="preserve"> </w:t>
+            </w:r>
+            <w:r>
+              <w:rPr>
+                <w:sz w:val="20"/>
+                <w:szCs w:val="20"/>
+              </w:rPr>
+              <w:t>variaveies_rais_basedosdados</w:t>
+            </w:r>
+            <w:r>
+              <w:rPr>
+                <w:sz w:val="20"/>
+                <w:szCs w:val="20"/>
+              </w:rPr>
+              <w:t>.xlsx</w:t>
+            </w:r>
+          </w:p>
+          <w:p>
+            <w:pPr>
+              <w:rPr>
+                <w:sz w:val="20"/>
+                <w:szCs w:val="20"/>
+              </w:rPr>
+            </w:pPr>
+          </w:p>
+          <w:p>
+            <w:pPr>
+              <w:rPr>
+                <w:sz w:val="20"/>
+                <w:szCs w:val="20"/>
+              </w:rPr>
+            </w:pPr>
+            <w:r>
+              <w:rPr>
+                <w:sz w:val="20"/>
+                <w:szCs w:val="20"/>
+              </w:rPr>
+              <w:t>Variable is “</w:t>
+            </w:r>
+            <w:r>
+              <w:rPr>
+                <w:sz w:val="20"/>
+                <w:szCs w:val="20"/>
+              </w:rPr>
+              <w:t>Grau de Instrução Após 2005</w:t>
+            </w:r>
+            <w:r>
+              <w:rPr>
+                <w:sz w:val="20"/>
+                <w:szCs w:val="20"/>
+              </w:rPr>
+              <w:t>” in df as “</w:t>
+            </w:r>
+            <w:r>
+              <w:rPr>
+                <w:sz w:val="20"/>
+                <w:szCs w:val="20"/>
+              </w:rPr>
+              <w:t>Escolaridade após 2005</w:t>
+            </w:r>
+            <w:r>
+              <w:rPr>
+                <w:sz w:val="20"/>
+                <w:szCs w:val="20"/>
+              </w:rPr>
+              <w:t>” values ranging from 1 to 11</w:t>
+            </w:r>
+            <w:r>
+              <w:rPr>
+                <w:sz w:val="20"/>
+                <w:szCs w:val="20"/>
+              </w:rPr>
+              <w:t>;</w:t>
+            </w:r>
+          </w:p>
+          <w:p>
+            <w:pPr>
+              <w:rPr>
+                <w:sz w:val="20"/>
+                <w:szCs w:val="20"/>
+              </w:rPr>
+            </w:pPr>
+            <w:r>
+              <w:rPr>
+                <w:sz w:val="20"/>
+                <w:szCs w:val="20"/>
+              </w:rPr>
+              <w:t>ManualRAIS2021</w:t>
+            </w:r>
+            <w:r>
+              <w:rPr>
+                <w:sz w:val="20"/>
+                <w:szCs w:val="20"/>
+              </w:rPr>
+              <w:t xml:space="preserve">.pdf Page 28 has the labels; unfortunately Secondary is not separated by Technical. </w:t>
+            </w:r>
+          </w:p>
+          <w:p>
+            <w:pPr>
+              <w:rPr>
+                <w:sz w:val="20"/>
+                <w:szCs w:val="20"/>
+              </w:rPr>
+            </w:pPr>
+          </w:p>
+        </w:tc>
+        <w:tc>
+          <w:tcPr>
+            <w:tcW w:w="2762" w:type="dxa"/>
+          </w:tcPr>
+          <w:p>
+            <w:pPr>
+              <w:rPr>
+                <w:sz w:val="20"/>
+                <w:szCs w:val="20"/>
+              </w:rPr>
+            </w:pPr>
+          </w:p>
+        </w:tc>
+      </w:tr>
+      <w:tr>
+        <w:trPr>
+          <w:trHeight w:val="304"/>
+        </w:trPr>
+        <w:tc>
+          <w:tcPr>
+            <w:tcW w:w="14791" w:type="dxa"/>
+            <w:gridSpan w:val="5"/>
+          </w:tcPr>
+          <w:p>
+            <w:pPr>
+              <w:rPr>
+                <w:sz w:val="20"/>
+                <w:szCs w:val="20"/>
+                <w:lang w:val="pt-BR"/>
+              </w:rPr>
+            </w:pPr>
+            <w:r>
+              <w:rPr>
+                <w:sz w:val="20"/>
+                <w:szCs w:val="20"/>
+                <w:lang w:val="pt-BR"/>
+              </w:rPr>
+              <w:t xml:space="preserve">Bruto/Original: </w:t>
+            </w:r>
+            <w:hyperlink r:id="rId47" w:history="1">
+              <w:r>
+                <w:rPr>
+                  <w:rStyle w:val="Hyperlink"/>
+                  <w:sz w:val="20"/>
+                  <w:szCs w:val="20"/>
+                  <w:lang w:val="pt-BR"/>
+                </w:rPr>
+                <w:t>ftp://ftp.mtps.gov.br/pdet/microdados/RAIS/</w:t>
+              </w:r>
+            </w:hyperlink>
+            <w:r>
+              <w:rPr>
+                <w:sz w:val="20"/>
+                <w:szCs w:val="20"/>
+                <w:lang w:val="pt-BR"/>
+              </w:rPr>
+              <w:t xml:space="preserve"> in Windows explorer – by year and download to a local drive </w:t>
+            </w:r>
+            <w:r>
+              <w:rPr>
+                <w:sz w:val="20"/>
+                <w:szCs w:val="20"/>
+                <w:lang w:val="pt-BR"/>
+              </w:rPr>
+              <w:t>D:/Country/Brazil/TechBrazil/rawdata/rais/mintraemp_download</w:t>
+            </w:r>
+          </w:p>
+          <w:p>
+            <w:pPr>
+              <w:rPr>
+                <w:sz w:val="20"/>
+                <w:szCs w:val="20"/>
+                <w:lang w:val="pt-BR"/>
+              </w:rPr>
+            </w:pPr>
+          </w:p>
+        </w:tc>
+      </w:tr>
+      <w:tr>
+        <w:trPr>
+          <w:trHeight w:val="296"/>
+        </w:trPr>
+        <w:tc>
+          <w:tcPr>
+            <w:tcW w:w="14791" w:type="dxa"/>
+            <w:gridSpan w:val="5"/>
+          </w:tcPr>
+          <w:p>
+            <w:pPr>
+              <w:rPr>
+                <w:sz w:val="20"/>
+                <w:szCs w:val="20"/>
+                <w:lang w:val="pt-BR"/>
+              </w:rPr>
+            </w:pPr>
+            <w:r>
+              <w:rPr>
+                <w:sz w:val="20"/>
+                <w:szCs w:val="20"/>
+                <w:lang w:val="pt-BR"/>
+              </w:rPr>
+              <w:t xml:space="preserve">Procesado: </w:t>
+            </w:r>
+          </w:p>
+        </w:tc>
+      </w:tr>
+      <w:tr>
+        <w:trPr>
+          <w:trHeight w:val="296"/>
+        </w:trPr>
+        <w:tc>
+          <w:tcPr>
+            <w:tcW w:w="4930" w:type="dxa"/>
+            <w:gridSpan w:val="2"/>
+          </w:tcPr>
+          <w:p>
+            <w:pPr>
+              <w:rPr>
+                <w:b/>
+                <w:bCs/>
+                <w:sz w:val="20"/>
+                <w:szCs w:val="20"/>
+                <w:lang w:val="pt-BR"/>
+              </w:rPr>
+            </w:pPr>
+            <w:r>
+              <w:rPr>
+                <w:b/>
+                <w:bCs/>
+                <w:color w:val="00B050"/>
+                <w:sz w:val="20"/>
+                <w:szCs w:val="20"/>
+                <w:lang w:val="pt-BR"/>
+              </w:rPr>
+              <w:t>/pr</w:t>
+            </w:r>
+            <w:r>
+              <w:rPr>
+                <w:b/>
+                <w:bCs/>
+                <w:color w:val="00B050"/>
+                <w:sz w:val="20"/>
+                <w:szCs w:val="20"/>
+                <w:lang w:val="pt-BR"/>
+              </w:rPr>
+              <w:t>elims</w:t>
+            </w:r>
+          </w:p>
+        </w:tc>
+        <w:tc>
+          <w:tcPr>
+            <w:tcW w:w="4930" w:type="dxa"/>
+          </w:tcPr>
+          <w:p>
+            <w:pPr>
+              <w:rPr>
+                <w:b/>
+                <w:bCs/>
+                <w:color w:val="00B050"/>
+                <w:sz w:val="20"/>
+                <w:szCs w:val="20"/>
+                <w:lang w:val="pt-BR"/>
+              </w:rPr>
+            </w:pPr>
+            <w:r>
+              <w:rPr>
+                <w:b/>
+                <w:bCs/>
+                <w:color w:val="00B050"/>
+                <w:sz w:val="20"/>
+                <w:szCs w:val="20"/>
+                <w:lang w:val="pt-BR"/>
+              </w:rPr>
+              <w:t>/rais</w:t>
+            </w:r>
+          </w:p>
+        </w:tc>
+        <w:tc>
+          <w:tcPr>
+            <w:tcW w:w="4931" w:type="dxa"/>
+            <w:gridSpan w:val="2"/>
+          </w:tcPr>
+          <w:p>
+            <w:pPr>
+              <w:rPr>
+                <w:b/>
+                <w:bCs/>
+                <w:color w:val="00B050"/>
+                <w:sz w:val="20"/>
+                <w:szCs w:val="20"/>
+                <w:lang w:val="pt-BR"/>
+              </w:rPr>
+            </w:pPr>
+          </w:p>
+        </w:tc>
+      </w:tr>
+      <w:tr>
+        <w:trPr>
+          <w:trHeight w:val="296"/>
+        </w:trPr>
+        <w:tc>
+          <w:tcPr>
+            <w:tcW w:w="14791" w:type="dxa"/>
+            <w:gridSpan w:val="5"/>
+          </w:tcPr>
+          <w:p>
+            <w:pPr>
+              <w:rPr>
+                <w:b/>
+                <w:bCs/>
+                <w:sz w:val="20"/>
+                <w:szCs w:val="20"/>
+              </w:rPr>
+            </w:pPr>
+            <w:r>
+              <w:rPr>
+                <w:b/>
+                <w:bCs/>
+                <w:sz w:val="20"/>
+                <w:szCs w:val="20"/>
+              </w:rPr>
+              <w:t>Usos poss</w:t>
+            </w:r>
+            <w:r>
+              <w:rPr>
+                <w:b/>
+                <w:bCs/>
+                <w:sz w:val="20"/>
+                <w:szCs w:val="20"/>
+              </w:rPr>
+              <w:t>ív</w:t>
+            </w:r>
+            <w:r>
+              <w:rPr>
+                <w:b/>
+                <w:bCs/>
+                <w:sz w:val="20"/>
+                <w:szCs w:val="20"/>
+              </w:rPr>
+              <w:t>e</w:t>
+            </w:r>
+            <w:r>
+              <w:rPr>
+                <w:b/>
+                <w:bCs/>
+                <w:sz w:val="20"/>
+                <w:szCs w:val="20"/>
+              </w:rPr>
+              <w:t>i</w:t>
+            </w:r>
+            <w:r>
+              <w:rPr>
+                <w:b/>
+                <w:bCs/>
+                <w:sz w:val="20"/>
+                <w:szCs w:val="20"/>
+              </w:rPr>
+              <w:t>s dess</w:t>
+            </w:r>
+            <w:r>
+              <w:rPr>
+                <w:b/>
+                <w:bCs/>
+                <w:sz w:val="20"/>
+                <w:szCs w:val="20"/>
+              </w:rPr>
+              <w:t>e</w:t>
+            </w:r>
+            <w:r>
+              <w:rPr>
+                <w:b/>
+                <w:bCs/>
+                <w:sz w:val="20"/>
+                <w:szCs w:val="20"/>
+              </w:rPr>
+              <w:t>s dados:</w:t>
+            </w:r>
+          </w:p>
+          <w:p>
+            <w:pPr>
+              <w:rPr>
+                <w:sz w:val="20"/>
+                <w:szCs w:val="20"/>
+              </w:rPr>
+            </w:pPr>
+          </w:p>
+          <w:p>
+            <w:pPr>
+              <w:rPr>
+                <w:sz w:val="20"/>
+                <w:szCs w:val="20"/>
+              </w:rPr>
+            </w:pPr>
+          </w:p>
+          <w:p>
+            <w:pPr>
+              <w:rPr>
+                <w:sz w:val="20"/>
+                <w:szCs w:val="20"/>
+              </w:rPr>
+            </w:pPr>
+          </w:p>
+          <w:p>
+            <w:pPr>
+              <w:rPr>
+                <w:sz w:val="20"/>
+                <w:szCs w:val="20"/>
+              </w:rPr>
+            </w:pPr>
+          </w:p>
+          <w:p>
+            <w:pPr>
+              <w:rPr>
+                <w:sz w:val="20"/>
+                <w:szCs w:val="20"/>
+              </w:rPr>
+            </w:pPr>
+          </w:p>
+        </w:tc>
+      </w:tr>
+    </w:tbl>
+    <w:p/>
+    <w:p/>
+    <w:p/>
     <w:p/>
     <w:p/>
     <w:p/>
@@ -3270,57 +7705,15 @@
                 <w:szCs w:val="20"/>
               </w:rPr>
             </w:pPr>
-            <w:proofErr w:type="spellStart"/>
-            <w:r>
-              <w:rPr>
-                <w:b/>
-                <w:bCs/>
-                <w:sz w:val="20"/>
-                <w:szCs w:val="20"/>
-              </w:rPr>
-              <w:t>Programa</w:t>
-            </w:r>
-            <w:proofErr w:type="spellEnd"/>
-            <w:r>
-              <w:rPr>
-                <w:b/>
-                <w:bCs/>
-                <w:sz w:val="20"/>
-                <w:szCs w:val="20"/>
-              </w:rPr>
-              <w:t xml:space="preserve"> </w:t>
-            </w:r>
-            <w:proofErr w:type="spellStart"/>
-            <w:r>
-              <w:rPr>
-                <w:b/>
-                <w:bCs/>
-                <w:sz w:val="20"/>
-                <w:szCs w:val="20"/>
-              </w:rPr>
-              <w:t>utilizado</w:t>
-            </w:r>
-            <w:proofErr w:type="spellEnd"/>
-            <w:r>
-              <w:rPr>
-                <w:b/>
-                <w:bCs/>
-                <w:sz w:val="20"/>
-                <w:szCs w:val="20"/>
-              </w:rPr>
-              <w:t xml:space="preserve"> para </w:t>
-            </w:r>
-            <w:proofErr w:type="spellStart"/>
-            <w:r>
-              <w:rPr>
-                <w:b/>
-                <w:bCs/>
-                <w:sz w:val="20"/>
-                <w:szCs w:val="20"/>
-              </w:rPr>
-              <w:t>gerar</w:t>
-            </w:r>
-            <w:proofErr w:type="spellEnd"/>
+            <w:r>
+              <w:rPr>
+                <w:b/>
+                <w:bCs/>
+                <w:sz w:val="20"/>
+                <w:szCs w:val="20"/>
+              </w:rPr>
+              <w:t>Programa utilizado para gerar</w:t>
+            </w:r>
           </w:p>
         </w:tc>
         <w:tc>
@@ -3391,27 +7784,7 @@
                 <w:sz w:val="20"/>
                 <w:szCs w:val="20"/>
               </w:rPr>
-              <w:t xml:space="preserve"> (se </w:t>
-            </w:r>
-            <w:proofErr w:type="spellStart"/>
-            <w:r>
-              <w:rPr>
-                <w:b/>
-                <w:bCs/>
-                <w:sz w:val="20"/>
-                <w:szCs w:val="20"/>
-              </w:rPr>
-              <w:t>existe</w:t>
-            </w:r>
-            <w:proofErr w:type="spellEnd"/>
-            <w:r>
-              <w:rPr>
-                <w:b/>
-                <w:bCs/>
-                <w:sz w:val="20"/>
-                <w:szCs w:val="20"/>
-              </w:rPr>
-              <w:t>)</w:t>
+              <w:t xml:space="preserve"> (se existe)</w:t>
             </w:r>
           </w:p>
         </w:tc>
@@ -3476,30 +7849,17 @@
                 <w:lang w:val="pt-BR"/>
               </w:rPr>
             </w:pPr>
-            <w:r>
-              <w:fldChar w:fldCharType="begin"/>
-            </w:r>
-            <w:r>
-              <w:rPr>
-                <w:lang w:val="pt-BR"/>
-              </w:rPr>
-              <w:instrText>HYPERLINK "https://github.com/Zagamog/TechBrasil/blob/main/prelims/mec/fundeb1a.R"</w:instrText>
-            </w:r>
-            <w:r>
-              <w:fldChar w:fldCharType="separate"/>
-            </w:r>
-            <w:r>
-              <w:rPr>
-                <w:rStyle w:val="Hyperlink"/>
-                <w:sz w:val="20"/>
-                <w:szCs w:val="20"/>
-                <w:lang w:val="pt-BR"/>
-              </w:rPr>
-              <w:t>https://github.com/Zagamog/TechBrasil/blob/main/prelims/mec/fundeb1a.R</w:t>
-            </w:r>
-            <w:r>
-              <w:fldChar w:fldCharType="end"/>
-            </w:r>
+            <w:hyperlink r:id="rId48" w:history="1">
+              <w:r>
+                <w:rPr>
+                  <w:rStyle w:val="Hyperlink"/>
+                  <w:sz w:val="20"/>
+                  <w:szCs w:val="20"/>
+                  <w:lang w:val="pt-BR"/>
+                </w:rPr>
+                <w:t>https://github.com/Zagamog/TechBrasil/blob/main/prelims/mec/fundeb1a.R</w:t>
+              </w:r>
+            </w:hyperlink>
             <w:r>
               <w:rPr>
                 <w:sz w:val="20"/>
@@ -3526,30 +7886,17 @@
                 <w:lang w:val="pt-BR"/>
               </w:rPr>
             </w:pPr>
-            <w:r>
-              <w:fldChar w:fldCharType="begin"/>
-            </w:r>
-            <w:r>
-              <w:rPr>
-                <w:lang w:val="pt-BR"/>
-              </w:rPr>
-              <w:instrText>HYPERLINK "https://github.com/Zagamog/TechBrasil/blob/main/prelims/mec/fundeb1b.R"</w:instrText>
-            </w:r>
-            <w:r>
-              <w:fldChar w:fldCharType="separate"/>
-            </w:r>
-            <w:r>
-              <w:rPr>
-                <w:rStyle w:val="Hyperlink"/>
-                <w:sz w:val="20"/>
-                <w:szCs w:val="20"/>
-                <w:lang w:val="pt-BR"/>
-              </w:rPr>
-              <w:t>https://github.com/Zagamog/TechBrasil/blob/main/prelims/mec/fundeb1b.R</w:t>
-            </w:r>
-            <w:r>
-              <w:fldChar w:fldCharType="end"/>
-            </w:r>
+            <w:hyperlink r:id="rId49" w:history="1">
+              <w:r>
+                <w:rPr>
+                  <w:rStyle w:val="Hyperlink"/>
+                  <w:sz w:val="20"/>
+                  <w:szCs w:val="20"/>
+                  <w:lang w:val="pt-BR"/>
+                </w:rPr>
+                <w:t>https://github.com/Zagamog/TechBrasil/blob/main/prelims/mec/fundeb1b.R</w:t>
+              </w:r>
+            </w:hyperlink>
             <w:r>
               <w:rPr>
                 <w:sz w:val="20"/>
@@ -3576,17 +7923,8 @@
                 <w:sz w:val="20"/>
                 <w:szCs w:val="20"/>
               </w:rPr>
-              <w:t xml:space="preserve">18 </w:t>
-            </w:r>
-            <w:proofErr w:type="spellStart"/>
-            <w:r>
-              <w:rPr>
-                <w:sz w:val="20"/>
-                <w:szCs w:val="20"/>
-              </w:rPr>
-              <w:t>variaveis</w:t>
-            </w:r>
-            <w:proofErr w:type="spellEnd"/>
+              <w:t>18 variaveis</w:t>
+            </w:r>
           </w:p>
           <w:p>
             <w:pPr>
@@ -3617,7 +7955,7 @@
                           <pic:cNvPicPr/>
                         </pic:nvPicPr>
                         <pic:blipFill rotWithShape="1">
-                          <a:blip r:embed="rId23"/>
+                          <a:blip r:embed="rId50"/>
                           <a:srcRect b="47628"/>
                           <a:stretch/>
                         </pic:blipFill>
@@ -3672,156 +8010,80 @@
           <w:p>
             <w:pPr>
               <w:rPr>
-                <w:sz w:val="20"/>
-                <w:szCs w:val="20"/>
-              </w:rPr>
-            </w:pPr>
-            <w:r>
-              <w:rPr>
                 <w:noProof/>
               </w:rPr>
-              <w:drawing>
-                <wp:anchor distT="0" distB="0" distL="114300" distR="114300" simplePos="0" relativeHeight="251664384" behindDoc="1" locked="0" layoutInCell="1" allowOverlap="1" wp14:anchorId="33144663" wp14:editId="18312BCA">
-                  <wp:simplePos x="0" y="0"/>
-                  <wp:positionH relativeFrom="column">
-                    <wp:posOffset>3122295</wp:posOffset>
-                  </wp:positionH>
-                  <wp:positionV relativeFrom="paragraph">
-                    <wp:posOffset>0</wp:posOffset>
-                  </wp:positionV>
-                  <wp:extent cx="2748280" cy="2000250"/>
-                  <wp:effectExtent l="0" t="0" r="0" b="0"/>
-                  <wp:wrapTight wrapText="bothSides">
-                    <wp:wrapPolygon edited="0">
-                      <wp:start x="0" y="0"/>
-                      <wp:lineTo x="0" y="21394"/>
-                      <wp:lineTo x="21410" y="21394"/>
-                      <wp:lineTo x="21410" y="0"/>
-                      <wp:lineTo x="0" y="0"/>
-                    </wp:wrapPolygon>
-                  </wp:wrapTight>
-                  <wp:docPr id="771448063" name="Picture 1" descr="A screenshot of a computer&#10;&#10;AI-generated content may be incorrect."/>
-                  <wp:cNvGraphicFramePr>
-                    <a:graphicFrameLocks xmlns:a="http://schemas.openxmlformats.org/drawingml/2006/main" noChangeAspect="1"/>
-                  </wp:cNvGraphicFramePr>
-                  <a:graphic xmlns:a="http://schemas.openxmlformats.org/drawingml/2006/main">
-                    <a:graphicData uri="http://schemas.openxmlformats.org/drawingml/2006/picture">
-                      <pic:pic xmlns:pic="http://schemas.openxmlformats.org/drawingml/2006/picture">
-                        <pic:nvPicPr>
-                          <pic:cNvPr id="771448063" name="Picture 1" descr="A screenshot of a computer&#10;&#10;AI-generated content may be incorrect."/>
-                          <pic:cNvPicPr/>
-                        </pic:nvPicPr>
-                        <pic:blipFill>
-                          <a:blip r:embed="rId24" cstate="print">
-                            <a:extLst>
-                              <a:ext uri="{28A0092B-C50C-407E-A947-70E740481C1C}">
-                                <a14:useLocalDpi xmlns:a14="http://schemas.microsoft.com/office/drawing/2010/main" val="0"/>
-                              </a:ext>
-                            </a:extLst>
-                          </a:blip>
-                          <a:stretch>
-                            <a:fillRect/>
-                          </a:stretch>
-                        </pic:blipFill>
-                        <pic:spPr>
-                          <a:xfrm>
-                            <a:off x="0" y="0"/>
-                            <a:ext cx="2748280" cy="2000250"/>
-                          </a:xfrm>
-                          <a:prstGeom prst="rect">
-                            <a:avLst/>
-                          </a:prstGeom>
-                        </pic:spPr>
-                      </pic:pic>
-                    </a:graphicData>
-                  </a:graphic>
-                  <wp14:sizeRelH relativeFrom="margin">
-                    <wp14:pctWidth>0</wp14:pctWidth>
-                  </wp14:sizeRelH>
-                  <wp14:sizeRelV relativeFrom="margin">
-                    <wp14:pctHeight>0</wp14:pctHeight>
-                  </wp14:sizeRelV>
-                </wp:anchor>
-              </w:drawing>
+            </w:pPr>
+            <w:r>
+              <w:rPr>
+                <w:sz w:val="20"/>
+                <w:szCs w:val="20"/>
+              </w:rPr>
+              <w:t xml:space="preserve">Bruto/Original: </w:t>
             </w:r>
             <w:r>
               <w:rPr>
                 <w:noProof/>
-              </w:rPr>
-              <w:drawing>
-                <wp:anchor distT="0" distB="0" distL="114300" distR="114300" simplePos="0" relativeHeight="251662336" behindDoc="1" locked="0" layoutInCell="1" allowOverlap="1" wp14:anchorId="0426621A" wp14:editId="1CB99FB9">
-                  <wp:simplePos x="0" y="0"/>
-                  <wp:positionH relativeFrom="column">
-                    <wp:posOffset>1076325</wp:posOffset>
-                  </wp:positionH>
-                  <wp:positionV relativeFrom="paragraph">
-                    <wp:posOffset>0</wp:posOffset>
-                  </wp:positionV>
-                  <wp:extent cx="1892935" cy="1531620"/>
-                  <wp:effectExtent l="0" t="0" r="0" b="0"/>
-                  <wp:wrapTight wrapText="bothSides">
-                    <wp:wrapPolygon edited="0">
-                      <wp:start x="0" y="0"/>
-                      <wp:lineTo x="0" y="21224"/>
-                      <wp:lineTo x="21303" y="21224"/>
-                      <wp:lineTo x="21303" y="0"/>
-                      <wp:lineTo x="0" y="0"/>
-                    </wp:wrapPolygon>
-                  </wp:wrapTight>
-                  <wp:docPr id="1429675101" name="Picture 1"/>
-                  <wp:cNvGraphicFramePr>
-                    <a:graphicFrameLocks xmlns:a="http://schemas.openxmlformats.org/drawingml/2006/main" noChangeAspect="1"/>
-                  </wp:cNvGraphicFramePr>
-                  <a:graphic xmlns:a="http://schemas.openxmlformats.org/drawingml/2006/main">
-                    <a:graphicData uri="http://schemas.openxmlformats.org/drawingml/2006/picture">
-                      <pic:pic xmlns:pic="http://schemas.openxmlformats.org/drawingml/2006/picture">
-                        <pic:nvPicPr>
-                          <pic:cNvPr id="1429675101" name=""/>
-                          <pic:cNvPicPr/>
-                        </pic:nvPicPr>
-                        <pic:blipFill>
-                          <a:blip r:embed="rId25" cstate="print">
-                            <a:extLst>
-                              <a:ext uri="{28A0092B-C50C-407E-A947-70E740481C1C}">
-                                <a14:useLocalDpi xmlns:a14="http://schemas.microsoft.com/office/drawing/2010/main" val="0"/>
-                              </a:ext>
-                            </a:extLst>
-                          </a:blip>
-                          <a:stretch>
-                            <a:fillRect/>
-                          </a:stretch>
-                        </pic:blipFill>
-                        <pic:spPr>
-                          <a:xfrm>
-                            <a:off x="0" y="0"/>
-                            <a:ext cx="1892935" cy="1531620"/>
-                          </a:xfrm>
-                          <a:prstGeom prst="rect">
-                            <a:avLst/>
-                          </a:prstGeom>
-                        </pic:spPr>
-                      </pic:pic>
-                    </a:graphicData>
-                  </a:graphic>
-                  <wp14:sizeRelH relativeFrom="margin">
-                    <wp14:pctWidth>0</wp14:pctWidth>
-                  </wp14:sizeRelH>
-                  <wp14:sizeRelV relativeFrom="margin">
-                    <wp14:pctHeight>0</wp14:pctHeight>
-                  </wp14:sizeRelV>
-                </wp:anchor>
-              </w:drawing>
-            </w:r>
-            <w:r>
-              <w:rPr>
-                <w:sz w:val="20"/>
-                <w:szCs w:val="20"/>
-              </w:rPr>
-              <w:t xml:space="preserve">Bruto/Original: </w:t>
+                <w:sz w:val="20"/>
+                <w:szCs w:val="20"/>
+              </w:rPr>
+              <w:t xml:space="preserve"> </w:t>
             </w:r>
             <w:r>
               <w:rPr>
                 <w:noProof/>
+                <w:sz w:val="20"/>
+                <w:szCs w:val="20"/>
+              </w:rPr>
+              <w:t xml:space="preserve"> mec_inep: </w:t>
+            </w:r>
+            <w:hyperlink r:id="rId51" w:history="1">
+              <w:r>
+                <w:rPr>
+                  <w:rStyle w:val="Hyperlink"/>
+                  <w:noProof/>
+                  <w:sz w:val="20"/>
+                  <w:szCs w:val="20"/>
+                </w:rPr>
+                <w:t>https://us-east-1.console.aws.amazon.com/s3/buckets/techbrazildata?region=us-east-1&amp;bucketType=general&amp;prefix=rawdata/mec_inep/&amp;showversions=false</w:t>
+              </w:r>
+            </w:hyperlink>
+            <w:r>
+              <w:rPr>
+                <w:noProof/>
+                <w:sz w:val="20"/>
+                <w:szCs w:val="20"/>
+              </w:rPr>
+              <w:t xml:space="preserve"> </w:t>
+            </w:r>
+          </w:p>
+          <w:p>
+            <w:pPr>
+              <w:rPr>
+                <w:sz w:val="20"/>
+                <w:szCs w:val="20"/>
+              </w:rPr>
+            </w:pPr>
+            <w:r>
+              <w:rPr>
+                <w:sz w:val="20"/>
+                <w:szCs w:val="20"/>
+              </w:rPr>
+              <w:t xml:space="preserve">:/fundeb: </w:t>
+            </w:r>
+            <w:hyperlink r:id="rId52" w:history="1">
+              <w:r>
+                <w:rPr>
+                  <w:rStyle w:val="Hyperlink"/>
+                  <w:sz w:val="20"/>
+                  <w:szCs w:val="20"/>
+                </w:rPr>
+                <w:t>https://us-east-1.console.aws.amazon.com/s3/buckets/techbrazildata?region=us-east-1&amp;bucketType=general&amp;prefix=rawdata/fundeb/&amp;showversions=false</w:t>
+              </w:r>
+            </w:hyperlink>
+            <w:r>
+              <w:rPr>
+                <w:sz w:val="20"/>
+                <w:szCs w:val="20"/>
               </w:rPr>
               <w:t xml:space="preserve"> </w:t>
             </w:r>
@@ -3853,30 +8115,17 @@
               </w:rPr>
               <w:t xml:space="preserve">Procesado: </w:t>
             </w:r>
-            <w:r>
-              <w:fldChar w:fldCharType="begin"/>
-            </w:r>
-            <w:r>
-              <w:rPr>
-                <w:lang w:val="pt-BR"/>
-              </w:rPr>
-              <w:instrText>HYPERLINK "https://us-east-1.console.aws.amazon.com/s3/object/techbrazildata?region=us-east-1&amp;bucketType=general&amp;prefix=working/fundeb/df_eptcenso.rds"</w:instrText>
-            </w:r>
-            <w:r>
-              <w:fldChar w:fldCharType="separate"/>
-            </w:r>
-            <w:r>
-              <w:rPr>
-                <w:rStyle w:val="Hyperlink"/>
-                <w:sz w:val="20"/>
-                <w:szCs w:val="20"/>
-                <w:lang w:val="pt-BR"/>
-              </w:rPr>
-              <w:t>https://us-east-1.console.aws.amazon.com/s3/object/techbrazildata?region=us-east-1&amp;bucketType=general&amp;prefix=working/fundeb/df_eptcenso.rds</w:t>
-            </w:r>
-            <w:r>
-              <w:fldChar w:fldCharType="end"/>
-            </w:r>
+            <w:hyperlink r:id="rId53" w:history="1">
+              <w:r>
+                <w:rPr>
+                  <w:rStyle w:val="Hyperlink"/>
+                  <w:sz w:val="20"/>
+                  <w:szCs w:val="20"/>
+                  <w:lang w:val="pt-BR"/>
+                </w:rPr>
+                <w:t>https://us-east-1.console.aws.amazon.com/s3/object/techbrazildata?region=us-east-1&amp;bucketType=general&amp;prefix=working/fundeb/df_eptcenso.rds</w:t>
+              </w:r>
+            </w:hyperlink>
             <w:r>
               <w:rPr>
                 <w:sz w:val="20"/>
@@ -3906,35 +8155,14 @@
                 <w:szCs w:val="20"/>
               </w:rPr>
             </w:pPr>
-            <w:proofErr w:type="spellStart"/>
-            <w:r>
-              <w:rPr>
-                <w:b/>
-                <w:bCs/>
-                <w:sz w:val="20"/>
-                <w:szCs w:val="20"/>
-              </w:rPr>
-              <w:t>Usos</w:t>
-            </w:r>
-            <w:proofErr w:type="spellEnd"/>
-            <w:r>
-              <w:rPr>
-                <w:b/>
-                <w:bCs/>
-                <w:sz w:val="20"/>
-                <w:szCs w:val="20"/>
-              </w:rPr>
-              <w:t xml:space="preserve"> </w:t>
-            </w:r>
-            <w:proofErr w:type="spellStart"/>
-            <w:r>
-              <w:rPr>
-                <w:b/>
-                <w:bCs/>
-                <w:sz w:val="20"/>
-                <w:szCs w:val="20"/>
-              </w:rPr>
-              <w:t>poss</w:t>
+            <w:r>
+              <w:rPr>
+                <w:b/>
+                <w:bCs/>
+                <w:sz w:val="20"/>
+                <w:szCs w:val="20"/>
+              </w:rPr>
+              <w:t>Usos poss</w:t>
             </w:r>
             <w:r>
               <w:rPr>
@@ -3970,27 +8198,7 @@
                 <w:sz w:val="20"/>
                 <w:szCs w:val="20"/>
               </w:rPr>
-              <w:t>s</w:t>
-            </w:r>
-            <w:proofErr w:type="spellEnd"/>
-            <w:r>
-              <w:rPr>
-                <w:b/>
-                <w:bCs/>
-                <w:sz w:val="20"/>
-                <w:szCs w:val="20"/>
-              </w:rPr>
-              <w:t xml:space="preserve"> </w:t>
-            </w:r>
-            <w:proofErr w:type="spellStart"/>
-            <w:r>
-              <w:rPr>
-                <w:b/>
-                <w:bCs/>
-                <w:sz w:val="20"/>
-                <w:szCs w:val="20"/>
-              </w:rPr>
-              <w:t>dess</w:t>
+              <w:t>s dess</w:t>
             </w:r>
             <w:r>
               <w:rPr>
@@ -4008,17 +8216,7 @@
                 <w:sz w:val="20"/>
                 <w:szCs w:val="20"/>
               </w:rPr>
-              <w:t>s</w:t>
-            </w:r>
-            <w:proofErr w:type="spellEnd"/>
-            <w:r>
-              <w:rPr>
-                <w:b/>
-                <w:bCs/>
-                <w:sz w:val="20"/>
-                <w:szCs w:val="20"/>
-              </w:rPr>
-              <w:t xml:space="preserve"> dados:</w:t>
+              <w:t>s dados:</w:t>
             </w:r>
           </w:p>
           <w:p>
@@ -4064,6 +8262,10 @@
         </w:tc>
       </w:tr>
     </w:tbl>
+    <w:p/>
+    <w:p/>
+    <w:p/>
+    <w:p/>
     <w:p/>
     <w:tbl>
       <w:tblPr>
@@ -4094,48 +8296,13 @@
                 <w:bCs/>
               </w:rPr>
             </w:pPr>
-            <w:proofErr w:type="spellStart"/>
-            <w:r>
-              <w:rPr>
-                <w:b/>
-                <w:bCs/>
-              </w:rPr>
-              <w:lastRenderedPageBreak/>
-              <w:t>Programa</w:t>
-            </w:r>
-            <w:proofErr w:type="spellEnd"/>
-            <w:r>
-              <w:rPr>
-                <w:b/>
-                <w:bCs/>
-              </w:rPr>
-              <w:t xml:space="preserve"> </w:t>
-            </w:r>
-            <w:proofErr w:type="spellStart"/>
-            <w:r>
-              <w:rPr>
-                <w:b/>
-                <w:bCs/>
-              </w:rPr>
-              <w:t>utilizado</w:t>
-            </w:r>
-            <w:proofErr w:type="spellEnd"/>
-            <w:r>
-              <w:rPr>
-                <w:b/>
-                <w:bCs/>
-              </w:rPr>
-              <w:t xml:space="preserve"> para </w:t>
-            </w:r>
-            <w:proofErr w:type="spellStart"/>
-            <w:r>
-              <w:rPr>
-                <w:b/>
-                <w:bCs/>
-              </w:rPr>
-              <w:t>gerar</w:t>
-            </w:r>
-            <w:proofErr w:type="spellEnd"/>
+            <w:r>
+              <w:rPr>
+                <w:b/>
+                <w:bCs/>
+              </w:rPr>
+              <w:t>Programa utilizado para gerar</w:t>
+            </w:r>
           </w:p>
         </w:tc>
         <w:tc>
@@ -4187,23 +8354,7 @@
                 <w:b/>
                 <w:bCs/>
               </w:rPr>
-              <w:t xml:space="preserve">Shiny App (se </w:t>
-            </w:r>
-            <w:proofErr w:type="spellStart"/>
-            <w:r>
-              <w:rPr>
-                <w:b/>
-                <w:bCs/>
-              </w:rPr>
-              <w:t>existe</w:t>
-            </w:r>
-            <w:proofErr w:type="spellEnd"/>
-            <w:r>
-              <w:rPr>
-                <w:b/>
-                <w:bCs/>
-              </w:rPr>
-              <w:t>)</w:t>
+              <w:t>Shiny App (se existe)</w:t>
             </w:r>
           </w:p>
         </w:tc>
@@ -4282,56 +8433,43 @@
                 <w:lang w:val="pt-BR"/>
               </w:rPr>
             </w:pPr>
-            <w:r>
-              <w:fldChar w:fldCharType="begin"/>
-            </w:r>
-            <w:r>
-              <w:rPr>
-                <w:lang w:val="pt-BR"/>
-              </w:rPr>
-              <w:instrText>HYPERLINK "https://github.com/Zagamog/TechBrasil/blob/main/prelims/caged/caged_rais_demanda.R"</w:instrText>
-            </w:r>
-            <w:r>
-              <w:fldChar w:fldCharType="separate"/>
-            </w:r>
-            <w:r>
-              <w:rPr>
-                <w:rStyle w:val="Hyperlink"/>
-                <w:lang w:val="pt-BR"/>
-              </w:rPr>
-              <w:t>https://github.com/Zagamog/TechBrasil/blob/main/prelims</w:t>
-            </w:r>
-            <w:r>
-              <w:rPr>
-                <w:rStyle w:val="Hyperlink"/>
-                <w:lang w:val="pt-BR"/>
-              </w:rPr>
-              <w:t>/caged</w:t>
-            </w:r>
-            <w:r>
-              <w:rPr>
-                <w:rStyle w:val="Hyperlink"/>
-                <w:lang w:val="pt-BR"/>
-              </w:rPr>
-              <w:t>/</w:t>
-            </w:r>
-            <w:r>
-              <w:rPr>
-                <w:rStyle w:val="Hyperlink"/>
-                <w:lang w:val="pt-BR"/>
-              </w:rPr>
-              <w:t>caged_rais_demanda.</w:t>
-            </w:r>
-            <w:r>
-              <w:rPr>
-                <w:rStyle w:val="Hyperlink"/>
-                <w:lang w:val="pt-BR"/>
-              </w:rPr>
-              <w:t>R</w:t>
-            </w:r>
-            <w:r>
-              <w:fldChar w:fldCharType="end"/>
-            </w:r>
+            <w:hyperlink r:id="rId54" w:history="1">
+              <w:r>
+                <w:rPr>
+                  <w:rStyle w:val="Hyperlink"/>
+                  <w:lang w:val="pt-BR"/>
+                </w:rPr>
+                <w:t>https://github.com/Zagamog/TechBrasil/blob/main/prelims</w:t>
+              </w:r>
+              <w:r>
+                <w:rPr>
+                  <w:rStyle w:val="Hyperlink"/>
+                  <w:lang w:val="pt-BR"/>
+                </w:rPr>
+                <w:t>/caged</w:t>
+              </w:r>
+              <w:r>
+                <w:rPr>
+                  <w:rStyle w:val="Hyperlink"/>
+                  <w:lang w:val="pt-BR"/>
+                </w:rPr>
+                <w:t>/</w:t>
+              </w:r>
+              <w:r>
+                <w:rPr>
+                  <w:rStyle w:val="Hyperlink"/>
+                  <w:lang w:val="pt-BR"/>
+                </w:rPr>
+                <w:t>caged_rais_demanda.</w:t>
+              </w:r>
+              <w:r>
+                <w:rPr>
+                  <w:rStyle w:val="Hyperlink"/>
+                  <w:lang w:val="pt-BR"/>
+                </w:rPr>
+                <w:t>R</w:t>
+              </w:r>
+            </w:hyperlink>
             <w:r>
               <w:rPr>
                 <w:lang w:val="pt-BR"/>
@@ -4365,13 +8503,8 @@
               <w:t>7</w:t>
             </w:r>
             <w:r>
-              <w:t xml:space="preserve"> </w:t>
-            </w:r>
-            <w:proofErr w:type="spellStart"/>
-            <w:r>
-              <w:t>variaveis</w:t>
-            </w:r>
-            <w:proofErr w:type="spellEnd"/>
+              <w:t xml:space="preserve"> variaveis</w:t>
+            </w:r>
           </w:p>
           <w:p>
             <w:r>
@@ -4394,7 +8527,7 @@
                           <pic:cNvPicPr/>
                         </pic:nvPicPr>
                         <pic:blipFill>
-                          <a:blip r:embed="rId26"/>
+                          <a:blip r:embed="rId55"/>
                           <a:stretch>
                             <a:fillRect/>
                           </a:stretch>
@@ -4436,45 +8569,16 @@
             <w:r>
               <w:t xml:space="preserve">Bruto/Original:  </w:t>
             </w:r>
-            <w:r>
-              <w:rPr>
-                <w:noProof/>
-              </w:rPr>
-              <w:drawing>
-                <wp:inline distT="0" distB="0" distL="0" distR="0" wp14:anchorId="104122EE" wp14:editId="1A6589C8">
-                  <wp:extent cx="1625600" cy="1345465"/>
-                  <wp:effectExtent l="0" t="0" r="0" b="7620"/>
-                  <wp:docPr id="1147550806" name="Picture 1"/>
-                  <wp:cNvGraphicFramePr>
-                    <a:graphicFrameLocks xmlns:a="http://schemas.openxmlformats.org/drawingml/2006/main" noChangeAspect="1"/>
-                  </wp:cNvGraphicFramePr>
-                  <a:graphic xmlns:a="http://schemas.openxmlformats.org/drawingml/2006/main">
-                    <a:graphicData uri="http://schemas.openxmlformats.org/drawingml/2006/picture">
-                      <pic:pic xmlns:pic="http://schemas.openxmlformats.org/drawingml/2006/picture">
-                        <pic:nvPicPr>
-                          <pic:cNvPr id="1147550806" name=""/>
-                          <pic:cNvPicPr/>
-                        </pic:nvPicPr>
-                        <pic:blipFill>
-                          <a:blip r:embed="rId27"/>
-                          <a:stretch>
-                            <a:fillRect/>
-                          </a:stretch>
-                        </pic:blipFill>
-                        <pic:spPr>
-                          <a:xfrm>
-                            <a:off x="0" y="0"/>
-                            <a:ext cx="1632132" cy="1350871"/>
-                          </a:xfrm>
-                          <a:prstGeom prst="rect">
-                            <a:avLst/>
-                          </a:prstGeom>
-                        </pic:spPr>
-                      </pic:pic>
-                    </a:graphicData>
-                  </a:graphic>
-                </wp:inline>
-              </w:drawing>
+            <w:hyperlink r:id="rId56" w:history="1">
+              <w:r>
+                <w:rPr>
+                  <w:rStyle w:val="Hyperlink"/>
+                </w:rPr>
+                <w:t>https://techbrazildata.s3.us-east-1.amazonaws.com/rawdata/mintraemp/README.txt</w:t>
+              </w:r>
+            </w:hyperlink>
+            <w:r>
+              <w:t xml:space="preserve"> </w:t>
             </w:r>
           </w:p>
         </w:tc>
@@ -4498,48 +8602,22 @@
               <w:rPr>
                 <w:lang w:val="pt-BR"/>
               </w:rPr>
-              <w:lastRenderedPageBreak/>
               <w:t xml:space="preserve">Procesado: </w:t>
             </w:r>
-            <w:r>
-              <w:rPr>
-                <w:noProof/>
-              </w:rPr>
-              <w:drawing>
-                <wp:inline distT="0" distB="0" distL="0" distR="0" wp14:anchorId="68179293" wp14:editId="6B5EFAC0">
-                  <wp:extent cx="2933700" cy="2309825"/>
-                  <wp:effectExtent l="0" t="0" r="0" b="0"/>
-                  <wp:docPr id="336805646" name="Picture 1"/>
-                  <wp:cNvGraphicFramePr>
-                    <a:graphicFrameLocks xmlns:a="http://schemas.openxmlformats.org/drawingml/2006/main" noChangeAspect="1"/>
-                  </wp:cNvGraphicFramePr>
-                  <a:graphic xmlns:a="http://schemas.openxmlformats.org/drawingml/2006/main">
-                    <a:graphicData uri="http://schemas.openxmlformats.org/drawingml/2006/picture">
-                      <pic:pic xmlns:pic="http://schemas.openxmlformats.org/drawingml/2006/picture">
-                        <pic:nvPicPr>
-                          <pic:cNvPr id="336805646" name=""/>
-                          <pic:cNvPicPr/>
-                        </pic:nvPicPr>
-                        <pic:blipFill>
-                          <a:blip r:embed="rId28"/>
-                          <a:stretch>
-                            <a:fillRect/>
-                          </a:stretch>
-                        </pic:blipFill>
-                        <pic:spPr>
-                          <a:xfrm>
-                            <a:off x="0" y="0"/>
-                            <a:ext cx="2937860" cy="2313100"/>
-                          </a:xfrm>
-                          <a:prstGeom prst="rect">
-                            <a:avLst/>
-                          </a:prstGeom>
-                        </pic:spPr>
-                      </pic:pic>
-                    </a:graphicData>
-                  </a:graphic>
-                </wp:inline>
-              </w:drawing>
+            <w:hyperlink r:id="rId57" w:history="1">
+              <w:r>
+                <w:rPr>
+                  <w:rStyle w:val="Hyperlink"/>
+                  <w:lang w:val="pt-BR"/>
+                </w:rPr>
+                <w:t>https://techbrazildata.s3.us-east-1.amazonaws.com/working/mintraemp/rais_caged_cbo4_mun_2023_2024.rda</w:t>
+              </w:r>
+            </w:hyperlink>
+            <w:r>
+              <w:rPr>
+                <w:lang w:val="pt-BR"/>
+              </w:rPr>
+              <w:t xml:space="preserve"> </w:t>
             </w:r>
           </w:p>
         </w:tc>
@@ -4606,6 +8684,34 @@
         </w:tc>
       </w:tr>
     </w:tbl>
+    <w:p>
+      <w:pPr>
+        <w:rPr>
+          <w:lang w:val="pt-BR"/>
+        </w:rPr>
+      </w:pPr>
+    </w:p>
+    <w:p>
+      <w:pPr>
+        <w:rPr>
+          <w:lang w:val="pt-BR"/>
+        </w:rPr>
+      </w:pPr>
+    </w:p>
+    <w:p>
+      <w:pPr>
+        <w:rPr>
+          <w:lang w:val="pt-BR"/>
+        </w:rPr>
+      </w:pPr>
+    </w:p>
+    <w:p>
+      <w:pPr>
+        <w:rPr>
+          <w:lang w:val="pt-BR"/>
+        </w:rPr>
+      </w:pPr>
+    </w:p>
     <w:p>
       <w:pPr>
         <w:rPr>
@@ -4644,57 +8750,15 @@
                 <w:szCs w:val="20"/>
               </w:rPr>
             </w:pPr>
-            <w:proofErr w:type="spellStart"/>
-            <w:r>
-              <w:rPr>
-                <w:b/>
-                <w:bCs/>
-                <w:sz w:val="20"/>
-                <w:szCs w:val="20"/>
-              </w:rPr>
-              <w:t>Programa</w:t>
-            </w:r>
-            <w:proofErr w:type="spellEnd"/>
-            <w:r>
-              <w:rPr>
-                <w:b/>
-                <w:bCs/>
-                <w:sz w:val="20"/>
-                <w:szCs w:val="20"/>
-              </w:rPr>
-              <w:t xml:space="preserve"> </w:t>
-            </w:r>
-            <w:proofErr w:type="spellStart"/>
-            <w:r>
-              <w:rPr>
-                <w:b/>
-                <w:bCs/>
-                <w:sz w:val="20"/>
-                <w:szCs w:val="20"/>
-              </w:rPr>
-              <w:t>utilizado</w:t>
-            </w:r>
-            <w:proofErr w:type="spellEnd"/>
-            <w:r>
-              <w:rPr>
-                <w:b/>
-                <w:bCs/>
-                <w:sz w:val="20"/>
-                <w:szCs w:val="20"/>
-              </w:rPr>
-              <w:t xml:space="preserve"> para </w:t>
-            </w:r>
-            <w:proofErr w:type="spellStart"/>
-            <w:r>
-              <w:rPr>
-                <w:b/>
-                <w:bCs/>
-                <w:sz w:val="20"/>
-                <w:szCs w:val="20"/>
-              </w:rPr>
-              <w:t>gerar</w:t>
-            </w:r>
-            <w:proofErr w:type="spellEnd"/>
+            <w:r>
+              <w:rPr>
+                <w:b/>
+                <w:bCs/>
+                <w:sz w:val="20"/>
+                <w:szCs w:val="20"/>
+              </w:rPr>
+              <w:t>Programa utilizado para gerar</w:t>
+            </w:r>
           </w:p>
         </w:tc>
         <w:tc>
@@ -4765,27 +8829,7 @@
                 <w:sz w:val="20"/>
                 <w:szCs w:val="20"/>
               </w:rPr>
-              <w:t xml:space="preserve"> (se </w:t>
-            </w:r>
-            <w:proofErr w:type="spellStart"/>
-            <w:r>
-              <w:rPr>
-                <w:b/>
-                <w:bCs/>
-                <w:sz w:val="20"/>
-                <w:szCs w:val="20"/>
-              </w:rPr>
-              <w:t>existe</w:t>
-            </w:r>
-            <w:proofErr w:type="spellEnd"/>
-            <w:r>
-              <w:rPr>
-                <w:b/>
-                <w:bCs/>
-                <w:sz w:val="20"/>
-                <w:szCs w:val="20"/>
-              </w:rPr>
-              <w:t>)</w:t>
+              <w:t xml:space="preserve"> (se existe)</w:t>
             </w:r>
           </w:p>
         </w:tc>
@@ -4859,48 +8903,35 @@
                 <w:lang w:val="pt-BR"/>
               </w:rPr>
             </w:pPr>
-            <w:r>
-              <w:fldChar w:fldCharType="begin"/>
-            </w:r>
-            <w:r>
-              <w:rPr>
-                <w:lang w:val="pt-BR"/>
-              </w:rPr>
-              <w:instrText>HYPERLINK "https://github.com/Zagamog/TechBrasil/blob/main/prelims/mec/fundeb1a.R"</w:instrText>
-            </w:r>
-            <w:r>
-              <w:fldChar w:fldCharType="separate"/>
-            </w:r>
-            <w:r>
-              <w:rPr>
-                <w:rStyle w:val="Hyperlink"/>
-                <w:sz w:val="20"/>
-                <w:szCs w:val="20"/>
-                <w:lang w:val="pt-BR"/>
-              </w:rPr>
-              <w:t>https://github.com/Zagamog/TechBrasil/blob/main/prelims/mec/</w:t>
-            </w:r>
-            <w:r>
-              <w:rPr>
-                <w:rStyle w:val="Hyperlink"/>
-                <w:sz w:val="20"/>
-                <w:szCs w:val="20"/>
-                <w:lang w:val="pt-BR"/>
-              </w:rPr>
-              <w:t>prepara_matriculas_ponderadas</w:t>
-            </w:r>
-            <w:r>
-              <w:rPr>
-                <w:rStyle w:val="Hyperlink"/>
-                <w:sz w:val="20"/>
-                <w:szCs w:val="20"/>
-                <w:lang w:val="pt-BR"/>
-              </w:rPr>
-              <w:t>.R</w:t>
-            </w:r>
-            <w:r>
-              <w:fldChar w:fldCharType="end"/>
-            </w:r>
+            <w:hyperlink r:id="rId58" w:history="1">
+              <w:r>
+                <w:rPr>
+                  <w:rStyle w:val="Hyperlink"/>
+                  <w:sz w:val="20"/>
+                  <w:szCs w:val="20"/>
+                  <w:lang w:val="pt-BR"/>
+                </w:rPr>
+                <w:t>https://github.com/Zagamog/TechBrasil/blob/main/prelims/mec/</w:t>
+              </w:r>
+              <w:r>
+                <w:rPr>
+                  <w:rStyle w:val="Hyperlink"/>
+                  <w:sz w:val="20"/>
+                  <w:szCs w:val="20"/>
+                  <w:lang w:val="pt-BR"/>
+                </w:rPr>
+                <w:t>prepara_matriculas_ponderadas</w:t>
+              </w:r>
+              <w:r>
+                <w:rPr>
+                  <w:rStyle w:val="Hyperlink"/>
+                  <w:sz w:val="20"/>
+                  <w:szCs w:val="20"/>
+                  <w:lang w:val="pt-BR"/>
+                </w:rPr>
+                <w:t>.R</w:t>
+              </w:r>
+            </w:hyperlink>
             <w:r>
               <w:rPr>
                 <w:sz w:val="20"/>
@@ -4958,17 +8989,8 @@
                 <w:sz w:val="20"/>
                 <w:szCs w:val="20"/>
               </w:rPr>
-              <w:t xml:space="preserve"> </w:t>
-            </w:r>
-            <w:proofErr w:type="spellStart"/>
-            <w:r>
-              <w:rPr>
-                <w:sz w:val="20"/>
-                <w:szCs w:val="20"/>
-              </w:rPr>
-              <w:t>variaveis</w:t>
-            </w:r>
-            <w:proofErr w:type="spellEnd"/>
+              <w:t xml:space="preserve"> variaveis</w:t>
+            </w:r>
           </w:p>
           <w:p>
             <w:pPr>
@@ -4983,7 +9005,6 @@
                 <w:sz w:val="20"/>
                 <w:szCs w:val="20"/>
               </w:rPr>
-              <w:lastRenderedPageBreak/>
               <w:drawing>
                 <wp:inline distT="0" distB="0" distL="0" distR="0" wp14:anchorId="3C37784B" wp14:editId="370EAC77">
                   <wp:extent cx="5729605" cy="2025650"/>
@@ -5000,7 +9021,7 @@
                           <pic:cNvPicPr/>
                         </pic:nvPicPr>
                         <pic:blipFill>
-                          <a:blip r:embed="rId29"/>
+                          <a:blip r:embed="rId59"/>
                           <a:stretch>
                             <a:fillRect/>
                           </a:stretch>
@@ -5048,6 +9069,7 @@
           <w:p>
             <w:pPr>
               <w:rPr>
+                <w:noProof/>
                 <w:sz w:val="20"/>
                 <w:szCs w:val="20"/>
               </w:rPr>
@@ -5062,103 +9084,63 @@
             <w:r>
               <w:rPr>
                 <w:noProof/>
+                <w:sz w:val="20"/>
+                <w:szCs w:val="20"/>
               </w:rPr>
               <w:t xml:space="preserve"> </w:t>
             </w:r>
+            <w:hyperlink r:id="rId60" w:history="1">
+              <w:r>
+                <w:rPr>
+                  <w:rStyle w:val="Hyperlink"/>
+                  <w:noProof/>
+                  <w:sz w:val="20"/>
+                  <w:szCs w:val="20"/>
+                </w:rPr>
+                <w:t>https://techbrazildata.s3.us-east-1.amazonaws.com/rawdata/ibge/RG2017_regioesgeograficas2017_20180911/regioes_geograficas_composicao_por_municipios_2017_20180911.xlsx</w:t>
+              </w:r>
+            </w:hyperlink>
+          </w:p>
+          <w:p>
+            <w:pPr>
+              <w:rPr>
+                <w:sz w:val="20"/>
+                <w:szCs w:val="20"/>
+              </w:rPr>
+            </w:pPr>
+            <w:r>
+              <w:rPr>
+                <w:sz w:val="20"/>
+                <w:szCs w:val="20"/>
+              </w:rPr>
+              <w:t xml:space="preserve"> </w:t>
+            </w:r>
             <w:r>
               <w:rPr>
                 <w:noProof/>
                 <w:sz w:val="20"/>
                 <w:szCs w:val="20"/>
               </w:rPr>
-              <w:drawing>
-                <wp:inline distT="0" distB="0" distL="0" distR="0" wp14:anchorId="7F1F3639" wp14:editId="3A93B522">
-                  <wp:extent cx="4337050" cy="400824"/>
-                  <wp:effectExtent l="0" t="0" r="6350" b="0"/>
-                  <wp:docPr id="494062542" name="Picture 1"/>
-                  <wp:cNvGraphicFramePr>
-                    <a:graphicFrameLocks xmlns:a="http://schemas.openxmlformats.org/drawingml/2006/main" noChangeAspect="1"/>
-                  </wp:cNvGraphicFramePr>
-                  <a:graphic xmlns:a="http://schemas.openxmlformats.org/drawingml/2006/main">
-                    <a:graphicData uri="http://schemas.openxmlformats.org/drawingml/2006/picture">
-                      <pic:pic xmlns:pic="http://schemas.openxmlformats.org/drawingml/2006/picture">
-                        <pic:nvPicPr>
-                          <pic:cNvPr id="494062542" name=""/>
-                          <pic:cNvPicPr/>
-                        </pic:nvPicPr>
-                        <pic:blipFill>
-                          <a:blip r:embed="rId30"/>
-                          <a:stretch>
-                            <a:fillRect/>
-                          </a:stretch>
-                        </pic:blipFill>
-                        <pic:spPr>
-                          <a:xfrm>
-                            <a:off x="0" y="0"/>
-                            <a:ext cx="4644064" cy="429198"/>
-                          </a:xfrm>
-                          <a:prstGeom prst="rect">
-                            <a:avLst/>
-                          </a:prstGeom>
-                        </pic:spPr>
-                      </pic:pic>
-                    </a:graphicData>
-                  </a:graphic>
-                </wp:inline>
-              </w:drawing>
-            </w:r>
-            <w:r>
-              <w:rPr>
-                <w:sz w:val="20"/>
-                <w:szCs w:val="20"/>
-              </w:rPr>
               <w:t xml:space="preserve"> </w:t>
             </w:r>
+            <w:hyperlink r:id="rId61" w:history="1">
+              <w:r>
+                <w:rPr>
+                  <w:rStyle w:val="Hyperlink"/>
+                  <w:noProof/>
+                  <w:sz w:val="20"/>
+                  <w:szCs w:val="20"/>
+                </w:rPr>
+                <w:t>https://techbrazildata.s3.us-east-1.amazonaws.com/rawdata/mec_inep/matriculas_por_etapa_mun_20162024.csv</w:t>
+              </w:r>
+            </w:hyperlink>
             <w:r>
               <w:rPr>
                 <w:noProof/>
+                <w:sz w:val="20"/>
+                <w:szCs w:val="20"/>
               </w:rPr>
               <w:t xml:space="preserve"> </w:t>
-            </w:r>
-            <w:r>
-              <w:rPr>
-                <w:noProof/>
-              </w:rPr>
-              <w:drawing>
-                <wp:inline distT="0" distB="0" distL="0" distR="0" wp14:anchorId="1FFA1D57" wp14:editId="499812A9">
-                  <wp:extent cx="3848100" cy="523443"/>
-                  <wp:effectExtent l="0" t="0" r="0" b="0"/>
-                  <wp:docPr id="602819040" name="Picture 1"/>
-                  <wp:cNvGraphicFramePr>
-                    <a:graphicFrameLocks xmlns:a="http://schemas.openxmlformats.org/drawingml/2006/main" noChangeAspect="1"/>
-                  </wp:cNvGraphicFramePr>
-                  <a:graphic xmlns:a="http://schemas.openxmlformats.org/drawingml/2006/main">
-                    <a:graphicData uri="http://schemas.openxmlformats.org/drawingml/2006/picture">
-                      <pic:pic xmlns:pic="http://schemas.openxmlformats.org/drawingml/2006/picture">
-                        <pic:nvPicPr>
-                          <pic:cNvPr id="602819040" name=""/>
-                          <pic:cNvPicPr/>
-                        </pic:nvPicPr>
-                        <pic:blipFill>
-                          <a:blip r:embed="rId31"/>
-                          <a:stretch>
-                            <a:fillRect/>
-                          </a:stretch>
-                        </pic:blipFill>
-                        <pic:spPr>
-                          <a:xfrm>
-                            <a:off x="0" y="0"/>
-                            <a:ext cx="3882048" cy="528061"/>
-                          </a:xfrm>
-                          <a:prstGeom prst="rect">
-                            <a:avLst/>
-                          </a:prstGeom>
-                        </pic:spPr>
-                      </pic:pic>
-                    </a:graphicData>
-                  </a:graphic>
-                </wp:inline>
-              </w:drawing>
             </w:r>
           </w:p>
         </w:tc>
@@ -5188,48 +9170,24 @@
               </w:rPr>
               <w:t xml:space="preserve">Procesado: </w:t>
             </w:r>
-            <w:r>
-              <w:rPr>
-                <w:noProof/>
-                <w:sz w:val="20"/>
-                <w:szCs w:val="20"/>
-                <w:lang w:val="pt-BR"/>
-              </w:rPr>
-              <w:drawing>
-                <wp:inline distT="0" distB="0" distL="0" distR="0" wp14:anchorId="186C52D4" wp14:editId="0EB23B14">
-                  <wp:extent cx="7741048" cy="406421"/>
-                  <wp:effectExtent l="0" t="0" r="0" b="0"/>
-                  <wp:docPr id="139519369" name="Picture 1"/>
-                  <wp:cNvGraphicFramePr>
-                    <a:graphicFrameLocks xmlns:a="http://schemas.openxmlformats.org/drawingml/2006/main" noChangeAspect="1"/>
-                  </wp:cNvGraphicFramePr>
-                  <a:graphic xmlns:a="http://schemas.openxmlformats.org/drawingml/2006/main">
-                    <a:graphicData uri="http://schemas.openxmlformats.org/drawingml/2006/picture">
-                      <pic:pic xmlns:pic="http://schemas.openxmlformats.org/drawingml/2006/picture">
-                        <pic:nvPicPr>
-                          <pic:cNvPr id="139519369" name=""/>
-                          <pic:cNvPicPr/>
-                        </pic:nvPicPr>
-                        <pic:blipFill>
-                          <a:blip r:embed="rId32"/>
-                          <a:stretch>
-                            <a:fillRect/>
-                          </a:stretch>
-                        </pic:blipFill>
-                        <pic:spPr>
-                          <a:xfrm>
-                            <a:off x="0" y="0"/>
-                            <a:ext cx="7741048" cy="406421"/>
-                          </a:xfrm>
-                          <a:prstGeom prst="rect">
-                            <a:avLst/>
-                          </a:prstGeom>
-                        </pic:spPr>
-                      </pic:pic>
-                    </a:graphicData>
-                  </a:graphic>
-                </wp:inline>
-              </w:drawing>
+            <w:hyperlink r:id="rId62" w:history="1">
+              <w:r>
+                <w:rPr>
+                  <w:rStyle w:val="Hyperlink"/>
+                  <w:sz w:val="20"/>
+                  <w:szCs w:val="20"/>
+                  <w:lang w:val="pt-BR"/>
+                </w:rPr>
+                <w:t>https://techbrazildata.s3.us-east-1.amazonaws.com/working/mec_inep/matriculas_total_em_ept_mun_20162024.csv</w:t>
+              </w:r>
+            </w:hyperlink>
+            <w:r>
+              <w:rPr>
+                <w:sz w:val="20"/>
+                <w:szCs w:val="20"/>
+                <w:lang w:val="pt-BR"/>
+              </w:rPr>
+              <w:t xml:space="preserve"> </w:t>
             </w:r>
           </w:p>
         </w:tc>
@@ -5352,6 +9310,34 @@
         </w:tc>
       </w:tr>
     </w:tbl>
+    <w:p>
+      <w:pPr>
+        <w:rPr>
+          <w:lang w:val="pt-BR"/>
+        </w:rPr>
+      </w:pPr>
+    </w:p>
+    <w:p>
+      <w:pPr>
+        <w:rPr>
+          <w:lang w:val="pt-BR"/>
+        </w:rPr>
+      </w:pPr>
+    </w:p>
+    <w:p>
+      <w:pPr>
+        <w:rPr>
+          <w:lang w:val="pt-BR"/>
+        </w:rPr>
+      </w:pPr>
+    </w:p>
+    <w:p>
+      <w:pPr>
+        <w:rPr>
+          <w:lang w:val="pt-BR"/>
+        </w:rPr>
+      </w:pPr>
+    </w:p>
     <w:p>
       <w:pPr>
         <w:rPr>
@@ -5388,47 +9374,13 @@
                 <w:bCs/>
               </w:rPr>
             </w:pPr>
-            <w:proofErr w:type="spellStart"/>
-            <w:r>
-              <w:rPr>
-                <w:b/>
-                <w:bCs/>
-              </w:rPr>
-              <w:t>Programa</w:t>
-            </w:r>
-            <w:proofErr w:type="spellEnd"/>
-            <w:r>
-              <w:rPr>
-                <w:b/>
-                <w:bCs/>
-              </w:rPr>
-              <w:t xml:space="preserve"> </w:t>
-            </w:r>
-            <w:proofErr w:type="spellStart"/>
-            <w:r>
-              <w:rPr>
-                <w:b/>
-                <w:bCs/>
-              </w:rPr>
-              <w:t>utilizado</w:t>
-            </w:r>
-            <w:proofErr w:type="spellEnd"/>
-            <w:r>
-              <w:rPr>
-                <w:b/>
-                <w:bCs/>
-              </w:rPr>
-              <w:t xml:space="preserve"> para </w:t>
-            </w:r>
-            <w:proofErr w:type="spellStart"/>
-            <w:r>
-              <w:rPr>
-                <w:b/>
-                <w:bCs/>
-              </w:rPr>
-              <w:t>gerar</w:t>
-            </w:r>
-            <w:proofErr w:type="spellEnd"/>
+            <w:r>
+              <w:rPr>
+                <w:b/>
+                <w:bCs/>
+              </w:rPr>
+              <w:t>Programa utilizado para gerar</w:t>
+            </w:r>
           </w:p>
         </w:tc>
         <w:tc>
@@ -5480,23 +9432,7 @@
                 <w:b/>
                 <w:bCs/>
               </w:rPr>
-              <w:t xml:space="preserve">Shiny App (se </w:t>
-            </w:r>
-            <w:proofErr w:type="spellStart"/>
-            <w:r>
-              <w:rPr>
-                <w:b/>
-                <w:bCs/>
-              </w:rPr>
-              <w:t>existe</w:t>
-            </w:r>
-            <w:proofErr w:type="spellEnd"/>
-            <w:r>
-              <w:rPr>
-                <w:b/>
-                <w:bCs/>
-              </w:rPr>
-              <w:t>)</w:t>
+              <w:t>Shiny App (se existe)</w:t>
             </w:r>
           </w:p>
         </w:tc>
@@ -5554,28 +9490,15 @@
                 <w:lang w:val="pt-BR"/>
               </w:rPr>
             </w:pPr>
-            <w:r>
-              <w:fldChar w:fldCharType="begin"/>
-            </w:r>
-            <w:r>
-              <w:rPr>
-                <w:lang w:val="pt-BR"/>
-              </w:rPr>
-              <w:instrText>HYPERLINK "https://github.com/Zagamog/TechBrasil/blob/main/prelims/fundeb/prepara_fundeb_fluxos.R"</w:instrText>
-            </w:r>
-            <w:r>
-              <w:fldChar w:fldCharType="separate"/>
-            </w:r>
-            <w:r>
-              <w:rPr>
-                <w:rStyle w:val="Hyperlink"/>
-                <w:lang w:val="pt-BR"/>
-              </w:rPr>
-              <w:t>https://github.com/Zagamog/TechBrasil/blob/main/prelims/fundeb/prepara_fundeb_fluxos.R</w:t>
-            </w:r>
-            <w:r>
-              <w:fldChar w:fldCharType="end"/>
-            </w:r>
+            <w:hyperlink r:id="rId63" w:history="1">
+              <w:r>
+                <w:rPr>
+                  <w:rStyle w:val="Hyperlink"/>
+                  <w:lang w:val="pt-BR"/>
+                </w:rPr>
+                <w:t>https://github.com/Zagamog/TechBrasil/blob/main/prelims/fundeb/prepara_fundeb_fluxos.R</w:t>
+              </w:r>
+            </w:hyperlink>
             <w:r>
               <w:rPr>
                 <w:lang w:val="pt-BR"/>
@@ -5609,25 +9532,19 @@
               <w:t>8</w:t>
             </w:r>
             <w:r>
-              <w:t xml:space="preserve"> </w:t>
-            </w:r>
-            <w:proofErr w:type="spellStart"/>
-            <w:r>
-              <w:t>variaveis</w:t>
-            </w:r>
-            <w:proofErr w:type="spellEnd"/>
+              <w:t xml:space="preserve"> variaveis</w:t>
+            </w:r>
           </w:p>
           <w:p>
             <w:r>
               <w:rPr>
                 <w:noProof/>
               </w:rPr>
-              <w:lastRenderedPageBreak/>
               <w:drawing>
-                <wp:inline distT="0" distB="0" distL="0" distR="0" wp14:anchorId="275930E3" wp14:editId="23B53282">
+                <wp:inline distT="0" distB="0" distL="0" distR="0" wp14:anchorId="38F567FC" wp14:editId="39A2F79A">
                   <wp:extent cx="5729605" cy="2031365"/>
                   <wp:effectExtent l="0" t="0" r="4445" b="6985"/>
-                  <wp:docPr id="1600211411" name="Picture 1"/>
+                  <wp:docPr id="1600211411" name="Picture 1" descr="A screen shot of a computer&#10;&#10;AI-generated content may be incorrect."/>
                   <wp:cNvGraphicFramePr>
                     <a:graphicFrameLocks xmlns:a="http://schemas.openxmlformats.org/drawingml/2006/main" noChangeAspect="1"/>
                   </wp:cNvGraphicFramePr>
@@ -5635,11 +9552,11 @@
                     <a:graphicData uri="http://schemas.openxmlformats.org/drawingml/2006/picture">
                       <pic:pic xmlns:pic="http://schemas.openxmlformats.org/drawingml/2006/picture">
                         <pic:nvPicPr>
-                          <pic:cNvPr id="1600211411" name=""/>
+                          <pic:cNvPr id="1600211411" name="Picture 1" descr="A screen shot of a computer&#10;&#10;AI-generated content may be incorrect."/>
                           <pic:cNvPicPr/>
                         </pic:nvPicPr>
                         <pic:blipFill>
-                          <a:blip r:embed="rId33"/>
+                          <a:blip r:embed="rId64"/>
                           <a:stretch>
                             <a:fillRect/>
                           </a:stretch>
@@ -5681,52 +9598,23 @@
             <w:r>
               <w:t xml:space="preserve">Bruto/Original:  </w:t>
             </w:r>
+            <w:hyperlink r:id="rId65" w:history="1">
+              <w:r>
+                <w:rPr>
+                  <w:rStyle w:val="Hyperlink"/>
+                </w:rPr>
+                <w:t>https://us-east-1.console.aws.amazon.com/s3/buckets/techbrazildata?region=us-east-1&amp;bucketType=general&amp;prefix=rawdata/fundeb/&amp;showversions=false</w:t>
+              </w:r>
+            </w:hyperlink>
+            <w:r>
+              <w:t xml:space="preserve">  </w:t>
+            </w:r>
             <w:r>
               <w:rPr>
                 <w:noProof/>
               </w:rPr>
               <w:drawing>
-                <wp:inline distT="0" distB="0" distL="0" distR="0" wp14:anchorId="7554EC4E" wp14:editId="1705E4FF">
-                  <wp:extent cx="3302000" cy="2311474"/>
-                  <wp:effectExtent l="0" t="0" r="0" b="0"/>
-                  <wp:docPr id="1999886478" name="Picture 1"/>
-                  <wp:cNvGraphicFramePr>
-                    <a:graphicFrameLocks xmlns:a="http://schemas.openxmlformats.org/drawingml/2006/main" noChangeAspect="1"/>
-                  </wp:cNvGraphicFramePr>
-                  <a:graphic xmlns:a="http://schemas.openxmlformats.org/drawingml/2006/main">
-                    <a:graphicData uri="http://schemas.openxmlformats.org/drawingml/2006/picture">
-                      <pic:pic xmlns:pic="http://schemas.openxmlformats.org/drawingml/2006/picture">
-                        <pic:nvPicPr>
-                          <pic:cNvPr id="1999886478" name=""/>
-                          <pic:cNvPicPr/>
-                        </pic:nvPicPr>
-                        <pic:blipFill>
-                          <a:blip r:embed="rId34"/>
-                          <a:stretch>
-                            <a:fillRect/>
-                          </a:stretch>
-                        </pic:blipFill>
-                        <pic:spPr>
-                          <a:xfrm>
-                            <a:off x="0" y="0"/>
-                            <a:ext cx="3304966" cy="2313550"/>
-                          </a:xfrm>
-                          <a:prstGeom prst="rect">
-                            <a:avLst/>
-                          </a:prstGeom>
-                        </pic:spPr>
-                      </pic:pic>
-                    </a:graphicData>
-                  </a:graphic>
-                </wp:inline>
-              </w:drawing>
-            </w:r>
-            <w:r>
-              <w:rPr>
-                <w:noProof/>
-              </w:rPr>
-              <w:drawing>
-                <wp:inline distT="0" distB="0" distL="0" distR="0" wp14:anchorId="3BD893DC" wp14:editId="6B80A0CE">
+                <wp:inline distT="0" distB="0" distL="0" distR="0" wp14:anchorId="3C01AC9B" wp14:editId="27479219">
                   <wp:extent cx="4903613" cy="247650"/>
                   <wp:effectExtent l="0" t="0" r="0" b="0"/>
                   <wp:docPr id="1992535080" name="Picture 1"/>
@@ -5741,7 +9629,7 @@
                           <pic:cNvPicPr/>
                         </pic:nvPicPr>
                         <pic:blipFill rotWithShape="1">
-                          <a:blip r:embed="rId35"/>
+                          <a:blip r:embed="rId66"/>
                           <a:srcRect b="59162"/>
                           <a:stretch/>
                         </pic:blipFill>
@@ -5792,46 +9680,20 @@
               </w:rPr>
               <w:t xml:space="preserve">Procesado: </w:t>
             </w:r>
-            <w:r>
-              <w:rPr>
-                <w:noProof/>
-                <w:lang w:val="pt-BR"/>
-              </w:rPr>
-              <w:drawing>
-                <wp:inline distT="0" distB="0" distL="0" distR="0" wp14:anchorId="429ABF27" wp14:editId="45A4154F">
-                  <wp:extent cx="7226671" cy="311166"/>
-                  <wp:effectExtent l="0" t="0" r="0" b="0"/>
-                  <wp:docPr id="1701777200" name="Picture 1"/>
-                  <wp:cNvGraphicFramePr>
-                    <a:graphicFrameLocks xmlns:a="http://schemas.openxmlformats.org/drawingml/2006/main" noChangeAspect="1"/>
-                  </wp:cNvGraphicFramePr>
-                  <a:graphic xmlns:a="http://schemas.openxmlformats.org/drawingml/2006/main">
-                    <a:graphicData uri="http://schemas.openxmlformats.org/drawingml/2006/picture">
-                      <pic:pic xmlns:pic="http://schemas.openxmlformats.org/drawingml/2006/picture">
-                        <pic:nvPicPr>
-                          <pic:cNvPr id="1701777200" name=""/>
-                          <pic:cNvPicPr/>
-                        </pic:nvPicPr>
-                        <pic:blipFill>
-                          <a:blip r:embed="rId36"/>
-                          <a:stretch>
-                            <a:fillRect/>
-                          </a:stretch>
-                        </pic:blipFill>
-                        <pic:spPr>
-                          <a:xfrm>
-                            <a:off x="0" y="0"/>
-                            <a:ext cx="7226671" cy="311166"/>
-                          </a:xfrm>
-                          <a:prstGeom prst="rect">
-                            <a:avLst/>
-                          </a:prstGeom>
-                        </pic:spPr>
-                      </pic:pic>
-                    </a:graphicData>
-                  </a:graphic>
-                </wp:inline>
-              </w:drawing>
+            <w:hyperlink r:id="rId67" w:history="1">
+              <w:r>
+                <w:rPr>
+                  <w:rStyle w:val="Hyperlink"/>
+                  <w:lang w:val="pt-BR"/>
+                </w:rPr>
+                <w:t>https://techbrazildata.s3.us-east-1.amazonaws.com/rawdata/mec_inep/matriculas_por_etapa_mun_20162024.csv</w:t>
+              </w:r>
+            </w:hyperlink>
+            <w:r>
+              <w:rPr>
+                <w:lang w:val="pt-BR"/>
+              </w:rPr>
+              <w:t xml:space="preserve"> </w:t>
             </w:r>
           </w:p>
         </w:tc>
@@ -5909,547 +9771,6 @@
               </w:rPr>
             </w:pPr>
           </w:p>
-        </w:tc>
-      </w:tr>
-      <w:tr>
-        <w:trPr>
-          <w:trHeight w:val="600"/>
-        </w:trPr>
-        <w:tc>
-          <w:tcPr>
-            <w:tcW w:w="2790" w:type="dxa"/>
-            <w:shd w:val="clear" w:color="auto" w:fill="F2F2F2" w:themeFill="background1" w:themeFillShade="F2"/>
-          </w:tcPr>
-          <w:p>
-            <w:pPr>
-              <w:rPr>
-                <w:b/>
-                <w:bCs/>
-              </w:rPr>
-            </w:pPr>
-            <w:proofErr w:type="spellStart"/>
-            <w:r>
-              <w:rPr>
-                <w:b/>
-                <w:bCs/>
-              </w:rPr>
-              <w:lastRenderedPageBreak/>
-              <w:t>Programa</w:t>
-            </w:r>
-            <w:proofErr w:type="spellEnd"/>
-            <w:r>
-              <w:rPr>
-                <w:b/>
-                <w:bCs/>
-              </w:rPr>
-              <w:t xml:space="preserve"> </w:t>
-            </w:r>
-            <w:proofErr w:type="spellStart"/>
-            <w:r>
-              <w:rPr>
-                <w:b/>
-                <w:bCs/>
-              </w:rPr>
-              <w:t>utilizado</w:t>
-            </w:r>
-            <w:proofErr w:type="spellEnd"/>
-            <w:r>
-              <w:rPr>
-                <w:b/>
-                <w:bCs/>
-              </w:rPr>
-              <w:t xml:space="preserve"> para </w:t>
-            </w:r>
-            <w:proofErr w:type="spellStart"/>
-            <w:r>
-              <w:rPr>
-                <w:b/>
-                <w:bCs/>
-              </w:rPr>
-              <w:t>gerar</w:t>
-            </w:r>
-            <w:proofErr w:type="spellEnd"/>
-          </w:p>
-        </w:tc>
-        <w:tc>
-          <w:tcPr>
-            <w:tcW w:w="9239" w:type="dxa"/>
-            <w:shd w:val="clear" w:color="auto" w:fill="F2F2F2" w:themeFill="background1" w:themeFillShade="F2"/>
-          </w:tcPr>
-          <w:p>
-            <w:pPr>
-              <w:rPr>
-                <w:b/>
-                <w:bCs/>
-                <w:lang w:val="pt-BR"/>
-              </w:rPr>
-            </w:pPr>
-            <w:r>
-              <w:rPr>
-                <w:b/>
-                <w:bCs/>
-                <w:lang w:val="pt-BR"/>
-              </w:rPr>
-              <w:t>Variaveis de dados processados, prontos para usar no Shiny o PowerBI etc.</w:t>
-            </w:r>
-          </w:p>
-          <w:p>
-            <w:pPr>
-              <w:rPr>
-                <w:b/>
-                <w:bCs/>
-                <w:lang w:val="pt-BR"/>
-              </w:rPr>
-            </w:pPr>
-          </w:p>
-        </w:tc>
-        <w:tc>
-          <w:tcPr>
-            <w:tcW w:w="2762" w:type="dxa"/>
-            <w:shd w:val="clear" w:color="auto" w:fill="F2F2F2" w:themeFill="background1" w:themeFillShade="F2"/>
-          </w:tcPr>
-          <w:p>
-            <w:pPr>
-              <w:rPr>
-                <w:b/>
-                <w:bCs/>
-              </w:rPr>
-            </w:pPr>
-            <w:r>
-              <w:rPr>
-                <w:b/>
-                <w:bCs/>
-              </w:rPr>
-              <w:t xml:space="preserve">Shiny App (se </w:t>
-            </w:r>
-            <w:proofErr w:type="spellStart"/>
-            <w:r>
-              <w:rPr>
-                <w:b/>
-                <w:bCs/>
-              </w:rPr>
-              <w:t>existe</w:t>
-            </w:r>
-            <w:proofErr w:type="spellEnd"/>
-            <w:r>
-              <w:rPr>
-                <w:b/>
-                <w:bCs/>
-              </w:rPr>
-              <w:t>)</w:t>
-            </w:r>
-          </w:p>
-        </w:tc>
-      </w:tr>
-      <w:tr>
-        <w:trPr>
-          <w:trHeight w:val="304"/>
-        </w:trPr>
-        <w:tc>
-          <w:tcPr>
-            <w:tcW w:w="12029" w:type="dxa"/>
-            <w:gridSpan w:val="2"/>
-          </w:tcPr>
-          <w:p>
-            <w:pPr>
-              <w:rPr>
-                <w:lang w:val="pt-BR"/>
-              </w:rPr>
-            </w:pPr>
-            <w:r>
-              <w:rPr>
-                <w:color w:val="0000FF"/>
-                <w:sz w:val="20"/>
-                <w:szCs w:val="20"/>
-                <w:lang w:val="pt-BR"/>
-              </w:rPr>
-              <w:t>Matrículas EPT em escolas estaduais por município e curso EPT, conforme Suplemento Educação Técnica Censo Escolar</w:t>
-            </w:r>
-          </w:p>
-        </w:tc>
-        <w:tc>
-          <w:tcPr>
-            <w:tcW w:w="2762" w:type="dxa"/>
-          </w:tcPr>
-          <w:p>
-            <w:pPr>
-              <w:rPr>
-                <w:lang w:val="pt-BR"/>
-              </w:rPr>
-            </w:pPr>
-          </w:p>
-        </w:tc>
-      </w:tr>
-      <w:tr>
-        <w:trPr>
-          <w:trHeight w:val="1514"/>
-        </w:trPr>
-        <w:tc>
-          <w:tcPr>
-            <w:tcW w:w="2790" w:type="dxa"/>
-          </w:tcPr>
-          <w:p>
-            <w:pPr>
-              <w:rPr>
-                <w:lang w:val="pt-BR"/>
-              </w:rPr>
-            </w:pPr>
-            <w:r>
-              <w:fldChar w:fldCharType="begin"/>
-            </w:r>
-            <w:r>
-              <w:rPr>
-                <w:lang w:val="pt-BR"/>
-              </w:rPr>
-              <w:instrText>HYPERLINK "https://github.com/Zagamog/TechBrasil/blob/main/prelims/mec/prepara_censo_escolar_tecnico.R"</w:instrText>
-            </w:r>
-            <w:r>
-              <w:fldChar w:fldCharType="separate"/>
-            </w:r>
-            <w:r>
-              <w:rPr>
-                <w:rStyle w:val="Hyperlink"/>
-                <w:lang w:val="pt-BR"/>
-              </w:rPr>
-              <w:t>https://github.com/Zagamog/TechBrasil/blob/main/prelims/mec/prepara_censo_escolar_tecnico.R</w:t>
-            </w:r>
-            <w:r>
-              <w:fldChar w:fldCharType="end"/>
-            </w:r>
-            <w:r>
-              <w:rPr>
-                <w:lang w:val="pt-BR"/>
-              </w:rPr>
-              <w:t xml:space="preserve">   </w:t>
-            </w:r>
-          </w:p>
-          <w:p>
-            <w:pPr>
-              <w:rPr>
-                <w:lang w:val="pt-BR"/>
-              </w:rPr>
-            </w:pPr>
-            <w:r>
-              <w:rPr>
-                <w:lang w:val="pt-BR"/>
-              </w:rPr>
-              <w:t xml:space="preserve"> </w:t>
-            </w:r>
-          </w:p>
-        </w:tc>
-        <w:tc>
-          <w:tcPr>
-            <w:tcW w:w="9239" w:type="dxa"/>
-          </w:tcPr>
-          <w:p>
-            <w:r>
-              <w:t>1</w:t>
-            </w:r>
-            <w:r>
-              <w:t>7</w:t>
-            </w:r>
-            <w:r>
-              <w:t xml:space="preserve"> </w:t>
-            </w:r>
-            <w:proofErr w:type="spellStart"/>
-            <w:r>
-              <w:t>variaveis</w:t>
-            </w:r>
-            <w:proofErr w:type="spellEnd"/>
-          </w:p>
-          <w:p>
-            <w:r>
-              <w:rPr>
-                <w:noProof/>
-              </w:rPr>
-              <w:drawing>
-                <wp:inline distT="0" distB="0" distL="0" distR="0" wp14:anchorId="61840E2E" wp14:editId="57B4CC52">
-                  <wp:extent cx="4476750" cy="1951353"/>
-                  <wp:effectExtent l="0" t="0" r="0" b="0"/>
-                  <wp:docPr id="1567768863" name="Picture 1" descr="A screen shot of a computer&#10;&#10;AI-generated content may be incorrect."/>
-                  <wp:cNvGraphicFramePr>
-                    <a:graphicFrameLocks xmlns:a="http://schemas.openxmlformats.org/drawingml/2006/main" noChangeAspect="1"/>
-                  </wp:cNvGraphicFramePr>
-                  <a:graphic xmlns:a="http://schemas.openxmlformats.org/drawingml/2006/main">
-                    <a:graphicData uri="http://schemas.openxmlformats.org/drawingml/2006/picture">
-                      <pic:pic xmlns:pic="http://schemas.openxmlformats.org/drawingml/2006/picture">
-                        <pic:nvPicPr>
-                          <pic:cNvPr id="1567768863" name="Picture 1" descr="A screen shot of a computer&#10;&#10;AI-generated content may be incorrect."/>
-                          <pic:cNvPicPr/>
-                        </pic:nvPicPr>
-                        <pic:blipFill>
-                          <a:blip r:embed="rId26"/>
-                          <a:stretch>
-                            <a:fillRect/>
-                          </a:stretch>
-                        </pic:blipFill>
-                        <pic:spPr>
-                          <a:xfrm>
-                            <a:off x="0" y="0"/>
-                            <a:ext cx="4488592" cy="1956515"/>
-                          </a:xfrm>
-                          <a:prstGeom prst="rect">
-                            <a:avLst/>
-                          </a:prstGeom>
-                        </pic:spPr>
-                      </pic:pic>
-                    </a:graphicData>
-                  </a:graphic>
-                </wp:inline>
-              </w:drawing>
-            </w:r>
-          </w:p>
-        </w:tc>
-        <w:tc>
-          <w:tcPr>
-            <w:tcW w:w="2762" w:type="dxa"/>
-          </w:tcPr>
-          <w:p/>
-        </w:tc>
-      </w:tr>
-      <w:tr>
-        <w:trPr>
-          <w:trHeight w:val="304"/>
-        </w:trPr>
-        <w:tc>
-          <w:tcPr>
-            <w:tcW w:w="14791" w:type="dxa"/>
-            <w:gridSpan w:val="3"/>
-          </w:tcPr>
-          <w:p>
-            <w:r>
-              <w:t xml:space="preserve">Bruto/Original:  </w:t>
-            </w:r>
-            <w:r>
-              <w:rPr>
-                <w:noProof/>
-              </w:rPr>
-              <w:drawing>
-                <wp:inline distT="0" distB="0" distL="0" distR="0" wp14:anchorId="23556379" wp14:editId="73C43230">
-                  <wp:extent cx="2768600" cy="1765382"/>
-                  <wp:effectExtent l="0" t="0" r="0" b="6350"/>
-                  <wp:docPr id="254001690" name="Picture 1"/>
-                  <wp:cNvGraphicFramePr>
-                    <a:graphicFrameLocks xmlns:a="http://schemas.openxmlformats.org/drawingml/2006/main" noChangeAspect="1"/>
-                  </wp:cNvGraphicFramePr>
-                  <a:graphic xmlns:a="http://schemas.openxmlformats.org/drawingml/2006/main">
-                    <a:graphicData uri="http://schemas.openxmlformats.org/drawingml/2006/picture">
-                      <pic:pic xmlns:pic="http://schemas.openxmlformats.org/drawingml/2006/picture">
-                        <pic:nvPicPr>
-                          <pic:cNvPr id="254001690" name=""/>
-                          <pic:cNvPicPr/>
-                        </pic:nvPicPr>
-                        <pic:blipFill>
-                          <a:blip r:embed="rId37"/>
-                          <a:stretch>
-                            <a:fillRect/>
-                          </a:stretch>
-                        </pic:blipFill>
-                        <pic:spPr>
-                          <a:xfrm>
-                            <a:off x="0" y="0"/>
-                            <a:ext cx="2780443" cy="1772933"/>
-                          </a:xfrm>
-                          <a:prstGeom prst="rect">
-                            <a:avLst/>
-                          </a:prstGeom>
-                        </pic:spPr>
-                      </pic:pic>
-                    </a:graphicData>
-                  </a:graphic>
-                </wp:inline>
-              </w:drawing>
-            </w:r>
-            <w:r>
-              <w:rPr>
-                <w:noProof/>
-                <w:sz w:val="20"/>
-                <w:szCs w:val="20"/>
-              </w:rPr>
-              <w:drawing>
-                <wp:inline distT="0" distB="0" distL="0" distR="0" wp14:anchorId="520A8C85" wp14:editId="79BDA247">
-                  <wp:extent cx="4337050" cy="400824"/>
-                  <wp:effectExtent l="0" t="0" r="6350" b="0"/>
-                  <wp:docPr id="900522257" name="Picture 1"/>
-                  <wp:cNvGraphicFramePr>
-                    <a:graphicFrameLocks xmlns:a="http://schemas.openxmlformats.org/drawingml/2006/main" noChangeAspect="1"/>
-                  </wp:cNvGraphicFramePr>
-                  <a:graphic xmlns:a="http://schemas.openxmlformats.org/drawingml/2006/main">
-                    <a:graphicData uri="http://schemas.openxmlformats.org/drawingml/2006/picture">
-                      <pic:pic xmlns:pic="http://schemas.openxmlformats.org/drawingml/2006/picture">
-                        <pic:nvPicPr>
-                          <pic:cNvPr id="494062542" name=""/>
-                          <pic:cNvPicPr/>
-                        </pic:nvPicPr>
-                        <pic:blipFill>
-                          <a:blip r:embed="rId30"/>
-                          <a:stretch>
-                            <a:fillRect/>
-                          </a:stretch>
-                        </pic:blipFill>
-                        <pic:spPr>
-                          <a:xfrm>
-                            <a:off x="0" y="0"/>
-                            <a:ext cx="4644064" cy="429198"/>
-                          </a:xfrm>
-                          <a:prstGeom prst="rect">
-                            <a:avLst/>
-                          </a:prstGeom>
-                        </pic:spPr>
-                      </pic:pic>
-                    </a:graphicData>
-                  </a:graphic>
-                </wp:inline>
-              </w:drawing>
-            </w:r>
-          </w:p>
-        </w:tc>
-      </w:tr>
-      <w:tr>
-        <w:trPr>
-          <w:trHeight w:val="296"/>
-        </w:trPr>
-        <w:tc>
-          <w:tcPr>
-            <w:tcW w:w="14791" w:type="dxa"/>
-            <w:gridSpan w:val="3"/>
-          </w:tcPr>
-          <w:p>
-            <w:pPr>
-              <w:rPr>
-                <w:lang w:val="pt-BR"/>
-              </w:rPr>
-            </w:pPr>
-            <w:r>
-              <w:rPr>
-                <w:lang w:val="pt-BR"/>
-              </w:rPr>
-              <w:t xml:space="preserve">Procesado: </w:t>
-            </w:r>
-            <w:r>
-              <w:rPr>
-                <w:noProof/>
-                <w:lang w:val="pt-BR"/>
-              </w:rPr>
-              <w:drawing>
-                <wp:inline distT="0" distB="0" distL="0" distR="0" wp14:anchorId="7EB48595" wp14:editId="552266B9">
-                  <wp:extent cx="7256659" cy="368300"/>
-                  <wp:effectExtent l="0" t="0" r="1905" b="0"/>
-                  <wp:docPr id="1115162260" name="Picture 1"/>
-                  <wp:cNvGraphicFramePr>
-                    <a:graphicFrameLocks xmlns:a="http://schemas.openxmlformats.org/drawingml/2006/main" noChangeAspect="1"/>
-                  </wp:cNvGraphicFramePr>
-                  <a:graphic xmlns:a="http://schemas.openxmlformats.org/drawingml/2006/main">
-                    <a:graphicData uri="http://schemas.openxmlformats.org/drawingml/2006/picture">
-                      <pic:pic xmlns:pic="http://schemas.openxmlformats.org/drawingml/2006/picture">
-                        <pic:nvPicPr>
-                          <pic:cNvPr id="1115162260" name=""/>
-                          <pic:cNvPicPr/>
-                        </pic:nvPicPr>
-                        <pic:blipFill>
-                          <a:blip r:embed="rId38"/>
-                          <a:stretch>
-                            <a:fillRect/>
-                          </a:stretch>
-                        </pic:blipFill>
-                        <pic:spPr>
-                          <a:xfrm>
-                            <a:off x="0" y="0"/>
-                            <a:ext cx="8591818" cy="436064"/>
-                          </a:xfrm>
-                          <a:prstGeom prst="rect">
-                            <a:avLst/>
-                          </a:prstGeom>
-                        </pic:spPr>
-                      </pic:pic>
-                    </a:graphicData>
-                  </a:graphic>
-                </wp:inline>
-              </w:drawing>
-            </w:r>
-          </w:p>
-        </w:tc>
-      </w:tr>
-      <w:tr>
-        <w:trPr>
-          <w:trHeight w:val="296"/>
-        </w:trPr>
-        <w:tc>
-          <w:tcPr>
-            <w:tcW w:w="14791" w:type="dxa"/>
-            <w:gridSpan w:val="3"/>
-          </w:tcPr>
-          <w:p>
-            <w:pPr>
-              <w:rPr>
-                <w:b/>
-                <w:bCs/>
-                <w:lang w:val="pt-BR"/>
-              </w:rPr>
-            </w:pPr>
-            <w:r>
-              <w:rPr>
-                <w:b/>
-                <w:bCs/>
-                <w:lang w:val="pt-BR"/>
-              </w:rPr>
-              <w:t>Usos possíveis desses dados:</w:t>
-            </w:r>
-          </w:p>
-          <w:p>
-            <w:pPr>
-              <w:rPr>
-                <w:lang w:val="pt-BR"/>
-              </w:rPr>
-            </w:pPr>
-          </w:p>
-          <w:p>
-            <w:pPr>
-              <w:rPr>
-                <w:sz w:val="20"/>
-                <w:szCs w:val="20"/>
-                <w:lang w:val="pt-BR"/>
-              </w:rPr>
-            </w:pPr>
-            <w:r>
-              <w:rPr>
-                <w:sz w:val="20"/>
-                <w:szCs w:val="20"/>
-                <w:lang w:val="pt-BR"/>
-              </w:rPr>
-              <w:t>A</w:t>
-            </w:r>
-            <w:r>
-              <w:rPr>
-                <w:sz w:val="20"/>
-                <w:szCs w:val="20"/>
-                <w:lang w:val="pt-BR"/>
-              </w:rPr>
-              <w:t xml:space="preserve">nálise da de matrículas EPT em escolas estaduais dentro de um estado com abertura por área e curso, podendo ser usada no nível de município, região imediata, região intermediária ou UF. Disponível </w:t>
-            </w:r>
-            <w:r>
-              <w:rPr>
-                <w:sz w:val="20"/>
-                <w:szCs w:val="20"/>
-                <w:lang w:val="pt-BR"/>
-              </w:rPr>
-              <w:t>para 2023 e 2024.</w:t>
-            </w:r>
-          </w:p>
-          <w:p>
-            <w:pPr>
-              <w:rPr>
-                <w:lang w:val="pt-BR"/>
-              </w:rPr>
-            </w:pPr>
-          </w:p>
-          <w:p>
-            <w:pPr>
-              <w:rPr>
-                <w:lang w:val="pt-BR"/>
-              </w:rPr>
-            </w:pPr>
-          </w:p>
           <w:p>
             <w:pPr>
               <w:rPr>
@@ -6460,6 +9781,153 @@
         </w:tc>
       </w:tr>
     </w:tbl>
+    <w:p>
+      <w:pPr>
+        <w:rPr>
+          <w:lang w:val="pt-BR"/>
+        </w:rPr>
+      </w:pPr>
+    </w:p>
+    <w:p>
+      <w:pPr>
+        <w:rPr>
+          <w:lang w:val="pt-BR"/>
+        </w:rPr>
+      </w:pPr>
+    </w:p>
+    <w:p>
+      <w:pPr>
+        <w:rPr>
+          <w:lang w:val="pt-BR"/>
+        </w:rPr>
+      </w:pPr>
+    </w:p>
+    <w:p>
+      <w:pPr>
+        <w:rPr>
+          <w:lang w:val="pt-BR"/>
+        </w:rPr>
+      </w:pPr>
+    </w:p>
+    <w:p>
+      <w:pPr>
+        <w:rPr>
+          <w:lang w:val="pt-BR"/>
+        </w:rPr>
+      </w:pPr>
+    </w:p>
+    <w:p>
+      <w:pPr>
+        <w:rPr>
+          <w:lang w:val="pt-BR"/>
+        </w:rPr>
+      </w:pPr>
+    </w:p>
+    <w:p>
+      <w:pPr>
+        <w:rPr>
+          <w:lang w:val="pt-BR"/>
+        </w:rPr>
+      </w:pPr>
+    </w:p>
+    <w:p>
+      <w:pPr>
+        <w:rPr>
+          <w:lang w:val="pt-BR"/>
+        </w:rPr>
+      </w:pPr>
+    </w:p>
+    <w:p>
+      <w:pPr>
+        <w:rPr>
+          <w:lang w:val="pt-BR"/>
+        </w:rPr>
+      </w:pPr>
+    </w:p>
+    <w:p>
+      <w:pPr>
+        <w:rPr>
+          <w:lang w:val="pt-BR"/>
+        </w:rPr>
+      </w:pPr>
+    </w:p>
+    <w:p>
+      <w:pPr>
+        <w:rPr>
+          <w:lang w:val="pt-BR"/>
+        </w:rPr>
+      </w:pPr>
+    </w:p>
+    <w:p>
+      <w:pPr>
+        <w:rPr>
+          <w:lang w:val="pt-BR"/>
+        </w:rPr>
+      </w:pPr>
+    </w:p>
+    <w:p>
+      <w:pPr>
+        <w:rPr>
+          <w:lang w:val="pt-BR"/>
+        </w:rPr>
+      </w:pPr>
+    </w:p>
+    <w:p>
+      <w:pPr>
+        <w:rPr>
+          <w:lang w:val="pt-BR"/>
+        </w:rPr>
+      </w:pPr>
+    </w:p>
+    <w:p>
+      <w:pPr>
+        <w:rPr>
+          <w:lang w:val="pt-BR"/>
+        </w:rPr>
+      </w:pPr>
+    </w:p>
+    <w:p>
+      <w:pPr>
+        <w:rPr>
+          <w:lang w:val="pt-BR"/>
+        </w:rPr>
+      </w:pPr>
+    </w:p>
+    <w:p>
+      <w:pPr>
+        <w:rPr>
+          <w:lang w:val="pt-BR"/>
+        </w:rPr>
+      </w:pPr>
+    </w:p>
+    <w:p>
+      <w:pPr>
+        <w:rPr>
+          <w:lang w:val="pt-BR"/>
+        </w:rPr>
+      </w:pPr>
+    </w:p>
+    <w:p>
+      <w:pPr>
+        <w:rPr>
+          <w:lang w:val="pt-BR"/>
+        </w:rPr>
+      </w:pPr>
+    </w:p>
+    <w:p>
+      <w:pPr>
+        <w:rPr>
+          <w:lang w:val="pt-BR"/>
+        </w:rPr>
+      </w:pPr>
+    </w:p>
+    <w:p>
+      <w:pPr>
+        <w:rPr>
+          <w:lang w:val="pt-BR"/>
+        </w:rPr>
+      </w:pPr>
+    </w:p>
     <w:p>
       <w:pPr>
         <w:rPr>
@@ -6498,57 +9966,15 @@
                 <w:szCs w:val="20"/>
               </w:rPr>
             </w:pPr>
-            <w:proofErr w:type="spellStart"/>
-            <w:r>
-              <w:rPr>
-                <w:b/>
-                <w:bCs/>
-                <w:sz w:val="20"/>
-                <w:szCs w:val="20"/>
-              </w:rPr>
-              <w:t>Programa</w:t>
-            </w:r>
-            <w:proofErr w:type="spellEnd"/>
-            <w:r>
-              <w:rPr>
-                <w:b/>
-                <w:bCs/>
-                <w:sz w:val="20"/>
-                <w:szCs w:val="20"/>
-              </w:rPr>
-              <w:t xml:space="preserve"> </w:t>
-            </w:r>
-            <w:proofErr w:type="spellStart"/>
-            <w:r>
-              <w:rPr>
-                <w:b/>
-                <w:bCs/>
-                <w:sz w:val="20"/>
-                <w:szCs w:val="20"/>
-              </w:rPr>
-              <w:t>utilizado</w:t>
-            </w:r>
-            <w:proofErr w:type="spellEnd"/>
-            <w:r>
-              <w:rPr>
-                <w:b/>
-                <w:bCs/>
-                <w:sz w:val="20"/>
-                <w:szCs w:val="20"/>
-              </w:rPr>
-              <w:t xml:space="preserve"> para </w:t>
-            </w:r>
-            <w:proofErr w:type="spellStart"/>
-            <w:r>
-              <w:rPr>
-                <w:b/>
-                <w:bCs/>
-                <w:sz w:val="20"/>
-                <w:szCs w:val="20"/>
-              </w:rPr>
-              <w:t>gerar</w:t>
-            </w:r>
-            <w:proofErr w:type="spellEnd"/>
+            <w:r>
+              <w:rPr>
+                <w:b/>
+                <w:bCs/>
+                <w:sz w:val="20"/>
+                <w:szCs w:val="20"/>
+              </w:rPr>
+              <w:t>Programa utilizado para gerar</w:t>
+            </w:r>
           </w:p>
         </w:tc>
         <w:tc>
@@ -6619,27 +10045,7 @@
                 <w:sz w:val="20"/>
                 <w:szCs w:val="20"/>
               </w:rPr>
-              <w:t xml:space="preserve"> (se </w:t>
-            </w:r>
-            <w:proofErr w:type="spellStart"/>
-            <w:r>
-              <w:rPr>
-                <w:b/>
-                <w:bCs/>
-                <w:sz w:val="20"/>
-                <w:szCs w:val="20"/>
-              </w:rPr>
-              <w:t>existe</w:t>
-            </w:r>
-            <w:proofErr w:type="spellEnd"/>
-            <w:r>
-              <w:rPr>
-                <w:b/>
-                <w:bCs/>
-                <w:sz w:val="20"/>
-                <w:szCs w:val="20"/>
-              </w:rPr>
-              <w:t>)</w:t>
+              <w:t xml:space="preserve"> (se existe)</w:t>
             </w:r>
           </w:p>
         </w:tc>
@@ -6712,7 +10118,7 @@
                 <w:szCs w:val="20"/>
               </w:rPr>
             </w:pPr>
-            <w:hyperlink r:id="rId39" w:history="1">
+            <w:hyperlink r:id="rId68" w:history="1">
               <w:r>
                 <w:rPr>
                   <w:rStyle w:val="Hyperlink"/>
@@ -6763,17 +10169,8 @@
                 <w:sz w:val="20"/>
                 <w:szCs w:val="20"/>
               </w:rPr>
-              <w:t xml:space="preserve">8 </w:t>
-            </w:r>
-            <w:proofErr w:type="spellStart"/>
-            <w:r>
-              <w:rPr>
-                <w:sz w:val="20"/>
-                <w:szCs w:val="20"/>
-              </w:rPr>
-              <w:t>variáveis</w:t>
-            </w:r>
-            <w:proofErr w:type="spellEnd"/>
+              <w:t>8 variáveis</w:t>
+            </w:r>
           </w:p>
           <w:p>
             <w:pPr>
@@ -6804,7 +10201,7 @@
                           <pic:cNvPicPr/>
                         </pic:nvPicPr>
                         <pic:blipFill>
-                          <a:blip r:embed="rId40"/>
+                          <a:blip r:embed="rId69"/>
                           <a:stretch>
                             <a:fillRect/>
                           </a:stretch>
@@ -6907,7 +10304,7 @@
               </w:rPr>
               <w:t xml:space="preserve">Procesado: </w:t>
             </w:r>
-            <w:hyperlink r:id="rId41" w:history="1">
+            <w:hyperlink r:id="rId70" w:history="1">
               <w:r>
                 <w:rPr>
                   <w:rStyle w:val="Hyperlink"/>
@@ -7039,10 +10436,10 @@
       </w:pPr>
     </w:p>
     <w:sectPr>
-      <w:headerReference w:type="default" r:id="rId42"/>
-      <w:footerReference w:type="even" r:id="rId43"/>
-      <w:footerReference w:type="default" r:id="rId44"/>
-      <w:footerReference w:type="first" r:id="rId45"/>
+      <w:headerReference w:type="default" r:id="rId71"/>
+      <w:footerReference w:type="even" r:id="rId72"/>
+      <w:footerReference w:type="default" r:id="rId73"/>
+      <w:footerReference w:type="first" r:id="rId74"/>
       <w:pgSz w:w="15840" w:h="12240" w:orient="landscape"/>
       <w:pgMar w:top="1440" w:right="1440" w:bottom="1440" w:left="1440" w:header="720" w:footer="720" w:gutter="0"/>
       <w:cols w:space="720"/>
@@ -7415,13 +10812,8 @@
       </w:r>
     </w:fldSimple>
     <w:r>
-      <w:t xml:space="preserve"> </w:t>
+      <w:t xml:space="preserve"> páginas</w:t>
     </w:r>
-    <w:proofErr w:type="spellStart"/>
-    <w:r>
-      <w:t>páginas</w:t>
-    </w:r>
-    <w:proofErr w:type="spellEnd"/>
   </w:p>
 </w:hdr>
 </file>
@@ -7826,7 +11218,7 @@
   <w:style w:type="paragraph" w:default="1" w:styleId="Normal">
     <w:name w:val="Normal"/>
     <w:qFormat/>
-    <w:rsid w:val="00962AAA"/>
+    <w:rsid w:val="00105EB8"/>
   </w:style>
   <w:style w:type="paragraph" w:styleId="Heading1">
     <w:name w:val="heading 1"/>
@@ -8440,6 +11832,18 @@
       <w:color w:val="808080"/>
     </w:rPr>
   </w:style>
+  <w:style w:type="character" w:styleId="FollowedHyperlink">
+    <w:name w:val="FollowedHyperlink"/>
+    <w:basedOn w:val="DefaultParagraphFont"/>
+    <w:uiPriority w:val="99"/>
+    <w:semiHidden/>
+    <w:unhideWhenUsed/>
+    <w:rsid w:val="00D763CC"/>
+    <w:rPr>
+      <w:color w:val="96607D" w:themeColor="followedHyperlink"/>
+      <w:u w:val="single"/>
+    </w:rPr>
+  </w:style>
 </w:styles>
 </file>
 

--- a/BASE DE DADOS EXISTENTE.docx
+++ b/BASE DE DADOS EXISTENTE.docx
@@ -234,13 +234,6 @@
             <w:tcW w:w="2790" w:type="dxa"/>
           </w:tcPr>
           <w:p>
-            <w:pPr>
-              <w:rPr>
-                <w:sz w:val="20"/>
-                <w:szCs w:val="20"/>
-                <w:lang w:val="pt-BR"/>
-              </w:rPr>
-            </w:pPr>
             <w:hyperlink r:id="rId7" w:history="1">
               <w:r>
                 <w:rPr>
@@ -252,6 +245,19 @@
                 <w:t>https://github.com/Zagamog/TechBrasil/blob/main/prelims/popula%C3%A7%C3%A3o/br_pop1a.R</w:t>
               </w:r>
             </w:hyperlink>
+          </w:p>
+          <w:p/>
+          <w:p>
+            <w:pPr>
+              <w:rPr>
+                <w:sz w:val="20"/>
+                <w:szCs w:val="20"/>
+                <w:lang w:val="pt-BR"/>
+              </w:rPr>
+            </w:pPr>
+            <w:r>
+              <w:t>extracy_transition_points.R</w:t>
+            </w:r>
           </w:p>
         </w:tc>
         <w:tc>
@@ -343,7 +349,7 @@
                   <w:sz w:val="20"/>
                   <w:szCs w:val="20"/>
                 </w:rPr>
-                <w:t>https://github.com/Zagamog/TechBrasil/blob/main/prelims/popula%C3%A7%C3%A3o/AmazEduPopu1_ShinyEN.R</w:t>
+                <w:t>https://github.com/Zagamog/TechBrasil/blob/main/RShiny/AmazEduPopu1/AmazEduPopu1_ShinyPT.R</w:t>
               </w:r>
             </w:hyperlink>
             <w:r>
@@ -353,14 +359,6 @@
               </w:rPr>
               <w:t xml:space="preserve"> </w:t>
             </w:r>
-          </w:p>
-          <w:p>
-            <w:pPr>
-              <w:rPr>
-                <w:sz w:val="20"/>
-                <w:szCs w:val="20"/>
-              </w:rPr>
-            </w:pPr>
             <w:r>
               <w:rPr>
                 <w:noProof/>
@@ -943,7 +941,7 @@
                 <w:szCs w:val="20"/>
               </w:rPr>
               <w:drawing>
-                <wp:anchor distT="0" distB="0" distL="114300" distR="114300" simplePos="0" relativeHeight="251660288" behindDoc="1" locked="0" layoutInCell="1" allowOverlap="1" wp14:anchorId="06B6BBF4" wp14:editId="7E50EE7D">
+                <wp:anchor distT="0" distB="0" distL="114300" distR="114300" simplePos="0" relativeHeight="251660288" behindDoc="1" locked="0" layoutInCell="1" allowOverlap="1" wp14:anchorId="06B6BBF4" wp14:editId="1616D4E9">
                   <wp:simplePos x="0" y="0"/>
                   <wp:positionH relativeFrom="column">
                     <wp:posOffset>2418080</wp:posOffset>
@@ -1013,7 +1011,7 @@
                 <w:szCs w:val="20"/>
               </w:rPr>
               <w:drawing>
-                <wp:anchor distT="0" distB="0" distL="114300" distR="114300" simplePos="0" relativeHeight="251658240" behindDoc="1" locked="0" layoutInCell="1" allowOverlap="1" wp14:anchorId="0AC224F8" wp14:editId="6A1337CF">
+                <wp:anchor distT="0" distB="0" distL="114300" distR="114300" simplePos="0" relativeHeight="251658240" behindDoc="1" locked="0" layoutInCell="1" allowOverlap="1" wp14:anchorId="0AC224F8" wp14:editId="42035D15">
                   <wp:simplePos x="0" y="0"/>
                   <wp:positionH relativeFrom="column">
                     <wp:posOffset>2418080</wp:posOffset>
@@ -1077,7 +1075,7 @@
                 <w:szCs w:val="20"/>
               </w:rPr>
               <w:drawing>
-                <wp:anchor distT="0" distB="0" distL="114300" distR="114300" simplePos="0" relativeHeight="251659264" behindDoc="1" locked="0" layoutInCell="1" allowOverlap="1" wp14:anchorId="38BEAC34" wp14:editId="17C48AF3">
+                <wp:anchor distT="0" distB="0" distL="114300" distR="114300" simplePos="0" relativeHeight="251659264" behindDoc="1" locked="0" layoutInCell="1" allowOverlap="1" wp14:anchorId="38BEAC34" wp14:editId="52C3F10D">
                   <wp:simplePos x="0" y="0"/>
                   <wp:positionH relativeFrom="column">
                     <wp:posOffset>-65405</wp:posOffset>
@@ -7124,35 +7122,7 @@
                 <w:sz w:val="20"/>
                 <w:szCs w:val="20"/>
               </w:rPr>
-              <w:t xml:space="preserve">rais_download_finaljul25a.R; </w:t>
-            </w:r>
-            <w:r>
-              <w:rPr>
-                <w:sz w:val="20"/>
-                <w:szCs w:val="20"/>
-              </w:rPr>
-              <w:t>rais_download_finaljul25</w:t>
-            </w:r>
-            <w:r>
-              <w:rPr>
-                <w:sz w:val="20"/>
-                <w:szCs w:val="20"/>
-              </w:rPr>
-              <w:t>b</w:t>
-            </w:r>
-            <w:r>
-              <w:rPr>
-                <w:sz w:val="20"/>
-                <w:szCs w:val="20"/>
-              </w:rPr>
-              <w:t>.R</w:t>
-            </w:r>
-            <w:r>
-              <w:rPr>
-                <w:sz w:val="20"/>
-                <w:szCs w:val="20"/>
-              </w:rPr>
-              <w:t xml:space="preserve">  : - process zipped data downloaded from ftp</w:t>
+              <w:t>rais_download_finaljul25a.R; rais_download_finaljul25b.R  : - process zipped data downloaded from ftp</w:t>
             </w:r>
           </w:p>
           <w:p>

--- a/BASE DE DADOS EXISTENTE.docx
+++ b/BASE DE DADOS EXISTENTE.docx
@@ -234,6 +234,13 @@
             <w:tcW w:w="2790" w:type="dxa"/>
           </w:tcPr>
           <w:p>
+            <w:pPr>
+              <w:rPr>
+                <w:sz w:val="20"/>
+                <w:szCs w:val="20"/>
+                <w:lang w:val="pt-BR"/>
+              </w:rPr>
+            </w:pPr>
             <w:hyperlink r:id="rId7" w:history="1">
               <w:r>
                 <w:rPr>
@@ -245,19 +252,6 @@
                 <w:t>https://github.com/Zagamog/TechBrasil/blob/main/prelims/popula%C3%A7%C3%A3o/br_pop1a.R</w:t>
               </w:r>
             </w:hyperlink>
-          </w:p>
-          <w:p/>
-          <w:p>
-            <w:pPr>
-              <w:rPr>
-                <w:sz w:val="20"/>
-                <w:szCs w:val="20"/>
-                <w:lang w:val="pt-BR"/>
-              </w:rPr>
-            </w:pPr>
-            <w:r>
-              <w:t>extracy_transition_points.R</w:t>
-            </w:r>
           </w:p>
         </w:tc>
         <w:tc>
@@ -349,7 +343,7 @@
                   <w:sz w:val="20"/>
                   <w:szCs w:val="20"/>
                 </w:rPr>
-                <w:t>https://github.com/Zagamog/TechBrasil/blob/main/RShiny/AmazEduPopu1/AmazEduPopu1_ShinyPT.R</w:t>
+                <w:t>https://github.com/Zagamog/TechBrasil/blob/main/prelims/popula%C3%A7%C3%A3o/AmazEduPopu1_ShinyEN.R</w:t>
               </w:r>
             </w:hyperlink>
             <w:r>
@@ -359,6 +353,14 @@
               </w:rPr>
               <w:t xml:space="preserve"> </w:t>
             </w:r>
+          </w:p>
+          <w:p>
+            <w:pPr>
+              <w:rPr>
+                <w:sz w:val="20"/>
+                <w:szCs w:val="20"/>
+              </w:rPr>
+            </w:pPr>
             <w:r>
               <w:rPr>
                 <w:noProof/>
@@ -941,7 +943,7 @@
                 <w:szCs w:val="20"/>
               </w:rPr>
               <w:drawing>
-                <wp:anchor distT="0" distB="0" distL="114300" distR="114300" simplePos="0" relativeHeight="251660288" behindDoc="1" locked="0" layoutInCell="1" allowOverlap="1" wp14:anchorId="06B6BBF4" wp14:editId="1616D4E9">
+                <wp:anchor distT="0" distB="0" distL="114300" distR="114300" simplePos="0" relativeHeight="251660288" behindDoc="1" locked="0" layoutInCell="1" allowOverlap="1" wp14:anchorId="06B6BBF4" wp14:editId="70CB65EF">
                   <wp:simplePos x="0" y="0"/>
                   <wp:positionH relativeFrom="column">
                     <wp:posOffset>2418080</wp:posOffset>
@@ -1011,7 +1013,7 @@
                 <w:szCs w:val="20"/>
               </w:rPr>
               <w:drawing>
-                <wp:anchor distT="0" distB="0" distL="114300" distR="114300" simplePos="0" relativeHeight="251658240" behindDoc="1" locked="0" layoutInCell="1" allowOverlap="1" wp14:anchorId="0AC224F8" wp14:editId="42035D15">
+                <wp:anchor distT="0" distB="0" distL="114300" distR="114300" simplePos="0" relativeHeight="251658240" behindDoc="1" locked="0" layoutInCell="1" allowOverlap="1" wp14:anchorId="0AC224F8" wp14:editId="1763F56F">
                   <wp:simplePos x="0" y="0"/>
                   <wp:positionH relativeFrom="column">
                     <wp:posOffset>2418080</wp:posOffset>
@@ -1075,7 +1077,7 @@
                 <w:szCs w:val="20"/>
               </w:rPr>
               <w:drawing>
-                <wp:anchor distT="0" distB="0" distL="114300" distR="114300" simplePos="0" relativeHeight="251659264" behindDoc="1" locked="0" layoutInCell="1" allowOverlap="1" wp14:anchorId="38BEAC34" wp14:editId="52C3F10D">
+                <wp:anchor distT="0" distB="0" distL="114300" distR="114300" simplePos="0" relativeHeight="251659264" behindDoc="1" locked="0" layoutInCell="1" allowOverlap="1" wp14:anchorId="38BEAC34" wp14:editId="7BAF83E5">
                   <wp:simplePos x="0" y="0"/>
                   <wp:positionH relativeFrom="column">
                     <wp:posOffset>-65405</wp:posOffset>
@@ -2607,6 +2609,7 @@
               <w:rPr>
                 <w:sz w:val="20"/>
                 <w:szCs w:val="20"/>
+                <w:lang w:val="pt-BR"/>
               </w:rPr>
             </w:pPr>
           </w:p>
@@ -2620,6 +2623,7 @@
               <w:rPr>
                 <w:sz w:val="20"/>
                 <w:szCs w:val="20"/>
+                <w:lang w:val="pt-BR"/>
               </w:rPr>
             </w:pPr>
           </w:p>
@@ -3814,7 +3818,6 @@
               <w:rPr>
                 <w:sz w:val="20"/>
                 <w:szCs w:val="20"/>
-                <w:lang w:val="pt-BR"/>
               </w:rPr>
             </w:pPr>
             <w:hyperlink r:id="rId38" w:history="1">
@@ -3823,7 +3826,6 @@
                   <w:rStyle w:val="Hyperlink"/>
                   <w:sz w:val="20"/>
                   <w:szCs w:val="20"/>
-                  <w:lang w:val="pt-BR"/>
                 </w:rPr>
                 <w:t>https://github.com/Zagamog/TechBrasil/blob/main/prelims/mec/prepara_censo_escolar.R</w:t>
               </w:r>
@@ -3834,16 +3836,14 @@
               <w:rPr>
                 <w:sz w:val="20"/>
                 <w:szCs w:val="20"/>
-                <w:lang w:val="pt-BR"/>
-              </w:rPr>
-            </w:pPr>
-          </w:p>
-          <w:p>
-            <w:pPr>
-              <w:rPr>
-                <w:sz w:val="20"/>
-                <w:szCs w:val="20"/>
-                <w:lang w:val="pt-BR"/>
+              </w:rPr>
+            </w:pPr>
+          </w:p>
+          <w:p>
+            <w:pPr>
+              <w:rPr>
+                <w:sz w:val="20"/>
+                <w:szCs w:val="20"/>
               </w:rPr>
             </w:pPr>
           </w:p>
@@ -3858,12 +3858,14 @@
               <w:rPr>
                 <w:sz w:val="20"/>
                 <w:szCs w:val="20"/>
-              </w:rPr>
-            </w:pPr>
-            <w:r>
-              <w:rPr>
-                <w:sz w:val="20"/>
-                <w:szCs w:val="20"/>
+                <w:lang w:val="pt-BR"/>
+              </w:rPr>
+            </w:pPr>
+            <w:r>
+              <w:rPr>
+                <w:sz w:val="20"/>
+                <w:szCs w:val="20"/>
+                <w:lang w:val="pt-BR"/>
               </w:rPr>
               <w:t>&gt;&gt; prepara_censo_escolar.R; prepara_censo_escolar_tecnico.R</w:t>
             </w:r>
@@ -3873,12 +3875,14 @@
               <w:rPr>
                 <w:sz w:val="20"/>
                 <w:szCs w:val="20"/>
-              </w:rPr>
-            </w:pPr>
-            <w:r>
-              <w:rPr>
-                <w:sz w:val="20"/>
-                <w:szCs w:val="20"/>
+                <w:lang w:val="pt-BR"/>
+              </w:rPr>
+            </w:pPr>
+            <w:r>
+              <w:rPr>
+                <w:sz w:val="20"/>
+                <w:szCs w:val="20"/>
+                <w:lang w:val="pt-BR"/>
               </w:rPr>
               <w:t xml:space="preserve">&gt;&gt; </w:t>
             </w:r>
@@ -3886,6 +3890,7 @@
               <w:rPr>
                 <w:sz w:val="20"/>
                 <w:szCs w:val="20"/>
+                <w:lang w:val="pt-BR"/>
               </w:rPr>
               <w:t>m</w:t>
             </w:r>
@@ -3893,6 +3898,7 @@
               <w:rPr>
                 <w:sz w:val="20"/>
                 <w:szCs w:val="20"/>
+                <w:lang w:val="pt-BR"/>
               </w:rPr>
               <w:t>atriculas1UF</w:t>
             </w:r>
@@ -3900,6 +3906,7 @@
               <w:rPr>
                 <w:sz w:val="20"/>
                 <w:szCs w:val="20"/>
+                <w:lang w:val="pt-BR"/>
               </w:rPr>
               <w:t xml:space="preserve">.R; matriculas1RINT.R; matriculas1RINM.R </w:t>
             </w:r>
@@ -3909,12 +3916,14 @@
               <w:rPr>
                 <w:sz w:val="20"/>
                 <w:szCs w:val="20"/>
-              </w:rPr>
-            </w:pPr>
-            <w:r>
-              <w:rPr>
-                <w:sz w:val="20"/>
-                <w:szCs w:val="20"/>
+                <w:lang w:val="pt-BR"/>
+              </w:rPr>
+            </w:pPr>
+            <w:r>
+              <w:rPr>
+                <w:sz w:val="20"/>
+                <w:szCs w:val="20"/>
+                <w:lang w:val="pt-BR"/>
               </w:rPr>
               <w:t>&gt;&gt; matriculas1supl_tecUF.R; matriculas1supl_tecRINT.R; matriculas1supl_tec_RINM.R</w:t>
             </w:r>
@@ -3924,12 +3933,14 @@
               <w:rPr>
                 <w:sz w:val="20"/>
                 <w:szCs w:val="20"/>
-              </w:rPr>
-            </w:pPr>
-            <w:r>
-              <w:rPr>
-                <w:sz w:val="20"/>
-                <w:szCs w:val="20"/>
+                <w:lang w:val="pt-BR"/>
+              </w:rPr>
+            </w:pPr>
+            <w:r>
+              <w:rPr>
+                <w:sz w:val="20"/>
+                <w:szCs w:val="20"/>
+                <w:lang w:val="pt-BR"/>
               </w:rPr>
               <w:t>&gt;&gt; matriculas1supl_tecUF_CURSO.R; matriculas1supl_tecRINT_CURSO.R; matriculas1supl_tec_RIME.CURSO.R</w:t>
             </w:r>
@@ -3993,14 +4004,12 @@
               <w:rPr>
                 <w:sz w:val="20"/>
                 <w:szCs w:val="20"/>
-                <w:lang w:val="pt-BR"/>
-              </w:rPr>
-            </w:pPr>
-            <w:r>
-              <w:rPr>
-                <w:sz w:val="20"/>
-                <w:szCs w:val="20"/>
-                <w:lang w:val="pt-BR"/>
+              </w:rPr>
+            </w:pPr>
+            <w:r>
+              <w:rPr>
+                <w:sz w:val="20"/>
+                <w:szCs w:val="20"/>
               </w:rPr>
               <w:t xml:space="preserve">Bruto/Original:  </w:t>
             </w:r>
@@ -4010,7 +4019,6 @@
                   <w:rStyle w:val="Hyperlink"/>
                   <w:sz w:val="20"/>
                   <w:szCs w:val="20"/>
-                  <w:lang w:val="pt-BR"/>
                 </w:rPr>
                 <w:t>https://techbrazildata.s3.us-east-1.amazonaws.com/rawdata/mec_inep/microdados_ed_basica_2007.csv</w:t>
               </w:r>
@@ -4019,7 +4027,6 @@
               <w:rPr>
                 <w:sz w:val="20"/>
                 <w:szCs w:val="20"/>
-                <w:lang w:val="pt-BR"/>
               </w:rPr>
               <w:t xml:space="preserve"> to 2024 and also </w:t>
             </w:r>
@@ -4029,7 +4036,6 @@
                   <w:rStyle w:val="Hyperlink"/>
                   <w:sz w:val="20"/>
                   <w:szCs w:val="20"/>
-                  <w:lang w:val="pt-BR"/>
                 </w:rPr>
                 <w:t>https://techbrazildata.s3.us-east-1.amazonaws.com/rawdata/mec_inep/suplemento_cursos_tecnicos_2023.csv</w:t>
               </w:r>
@@ -4038,7 +4044,6 @@
               <w:rPr>
                 <w:sz w:val="20"/>
                 <w:szCs w:val="20"/>
-                <w:lang w:val="pt-BR"/>
               </w:rPr>
               <w:t xml:space="preserve"> and 2024 for suplemento tecnico</w:t>
             </w:r>
@@ -4126,14 +4131,12 @@
               <w:rPr>
                 <w:sz w:val="20"/>
                 <w:szCs w:val="20"/>
-                <w:lang w:val="pt-BR"/>
-              </w:rPr>
-            </w:pPr>
-            <w:r>
-              <w:rPr>
-                <w:sz w:val="20"/>
-                <w:szCs w:val="20"/>
-                <w:lang w:val="pt-BR"/>
+              </w:rPr>
+            </w:pPr>
+            <w:r>
+              <w:rPr>
+                <w:sz w:val="20"/>
+                <w:szCs w:val="20"/>
               </w:rPr>
               <w:t xml:space="preserve">&gt;&gt; technical courses for 2023 and 2024 only df_mat_uf; df_mat_eixo; df_mat_area; df_mat_curso </w:t>
             </w:r>
@@ -4143,14 +4146,12 @@
               <w:rPr>
                 <w:sz w:val="20"/>
                 <w:szCs w:val="20"/>
-                <w:lang w:val="pt-BR"/>
-              </w:rPr>
-            </w:pPr>
-            <w:r>
-              <w:rPr>
-                <w:sz w:val="20"/>
-                <w:szCs w:val="20"/>
-                <w:lang w:val="pt-BR"/>
+              </w:rPr>
+            </w:pPr>
+            <w:r>
+              <w:rPr>
+                <w:sz w:val="20"/>
+                <w:szCs w:val="20"/>
               </w:rPr>
               <w:t xml:space="preserve">&gt;&gt; Garabed data for technical courses before 2023 (UF level only) Tecnico_Forma_Curso_Garabed1a.rda ; </w:t>
             </w:r>
@@ -4289,6 +4290,7 @@
                 <w:color w:val="00B050"/>
                 <w:sz w:val="20"/>
                 <w:szCs w:val="20"/>
+                <w:lang w:val="pt-BR"/>
               </w:rPr>
             </w:pPr>
             <w:r>
@@ -4298,19 +4300,22 @@
                 <w:color w:val="00B050"/>
                 <w:sz w:val="20"/>
                 <w:szCs w:val="20"/>
-              </w:rPr>
-              <w:t>prepara_censo_escolar.R; prepara_censo_escolar_tec</w:t>
-            </w:r>
-            <w:r>
+                <w:lang w:val="pt-BR"/>
+              </w:rPr>
+              <w:t>prepara_censo_escolar.R; prepara_censo_escolar_tecnico.R</w:t>
+            </w:r>
+          </w:p>
+          <w:p>
+            <w:pPr>
               <w:rPr>
                 <w:b/>
                 <w:bCs/>
                 <w:color w:val="00B050"/>
                 <w:sz w:val="20"/>
                 <w:szCs w:val="20"/>
-              </w:rPr>
-              <w:t>n</w:t>
-            </w:r>
+                <w:lang w:val="pt-BR"/>
+              </w:rPr>
+            </w:pPr>
             <w:r>
               <w:rPr>
                 <w:b/>
@@ -4318,8 +4323,9 @@
                 <w:color w:val="00B050"/>
                 <w:sz w:val="20"/>
                 <w:szCs w:val="20"/>
-              </w:rPr>
-              <w:t>ico.R</w:t>
+                <w:lang w:val="pt-BR"/>
+              </w:rPr>
+              <w:t>matriculas1UF.R; matriculas1RINT.R; matriculas1RINM.R;</w:t>
             </w:r>
           </w:p>
           <w:p>
@@ -4330,6 +4336,7 @@
                 <w:color w:val="00B050"/>
                 <w:sz w:val="20"/>
                 <w:szCs w:val="20"/>
+                <w:lang w:val="pt-BR"/>
               </w:rPr>
             </w:pPr>
             <w:r>
@@ -4339,8 +4346,9 @@
                 <w:color w:val="00B050"/>
                 <w:sz w:val="20"/>
                 <w:szCs w:val="20"/>
-              </w:rPr>
-              <w:t>matriculas1UF.R; matriculas1RINT.R; matriculas1RINM.R;</w:t>
+                <w:lang w:val="pt-BR"/>
+              </w:rPr>
+              <w:t>matriculas1supl_tecUF.R; matriculas1supl_tecRINT.R; matriculas1supl_tec_RINM.R</w:t>
             </w:r>
           </w:p>
           <w:p>
@@ -4351,6 +4359,7 @@
                 <w:color w:val="00B050"/>
                 <w:sz w:val="20"/>
                 <w:szCs w:val="20"/>
+                <w:lang w:val="pt-BR"/>
               </w:rPr>
             </w:pPr>
             <w:r>
@@ -4360,8 +4369,9 @@
                 <w:color w:val="00B050"/>
                 <w:sz w:val="20"/>
                 <w:szCs w:val="20"/>
-              </w:rPr>
-              <w:t>matriculas1supl_tecUF.R; matriculas1supl_tecRINT.R; matriculas1supl_tec_RINM.R</w:t>
+                <w:lang w:val="pt-BR"/>
+              </w:rPr>
+              <w:t>matriculas1supl_tecUF_CURSO.R; matriculas1supl_tecRINT_CURSO.R; matriculas1supl_tec_RIME.CURSO.R</w:t>
             </w:r>
           </w:p>
           <w:p>
@@ -4372,6 +4382,7 @@
                 <w:color w:val="00B050"/>
                 <w:sz w:val="20"/>
                 <w:szCs w:val="20"/>
+                <w:lang w:val="pt-BR"/>
               </w:rPr>
             </w:pPr>
             <w:r>
@@ -4381,28 +4392,7 @@
                 <w:color w:val="00B050"/>
                 <w:sz w:val="20"/>
                 <w:szCs w:val="20"/>
-              </w:rPr>
-              <w:t>matriculas1supl_tecUF_CURSO.R; matriculas1supl_tecRINT_CURSO.R; matriculas1supl_tec_RIME.CURSO.R</w:t>
-            </w:r>
-          </w:p>
-          <w:p>
-            <w:pPr>
-              <w:rPr>
-                <w:b/>
-                <w:bCs/>
-                <w:color w:val="00B050"/>
-                <w:sz w:val="20"/>
-                <w:szCs w:val="20"/>
-                <w:lang w:val="pt-BR"/>
-              </w:rPr>
-            </w:pPr>
-            <w:r>
-              <w:rPr>
-                <w:b/>
-                <w:bCs/>
-                <w:color w:val="00B050"/>
-                <w:sz w:val="20"/>
-                <w:szCs w:val="20"/>
+                <w:lang w:val="pt-BR"/>
               </w:rPr>
               <w:t>Censo_UF_garabed1a.R; Censo_UF_garabed1a.R</w:t>
             </w:r>
@@ -4879,14 +4869,12 @@
               <w:rPr>
                 <w:sz w:val="20"/>
                 <w:szCs w:val="20"/>
-                <w:lang w:val="pt-BR"/>
-              </w:rPr>
-            </w:pPr>
-            <w:r>
-              <w:rPr>
-                <w:sz w:val="20"/>
-                <w:szCs w:val="20"/>
-                <w:lang w:val="pt-BR"/>
+              </w:rPr>
+            </w:pPr>
+            <w:r>
+              <w:rPr>
+                <w:sz w:val="20"/>
+                <w:szCs w:val="20"/>
               </w:rPr>
               <w:t xml:space="preserve">Procesado: </w:t>
             </w:r>
@@ -4896,7 +4884,6 @@
                   <w:rStyle w:val="Hyperlink"/>
                   <w:sz w:val="20"/>
                   <w:szCs w:val="20"/>
-                  <w:lang w:val="pt-BR"/>
                 </w:rPr>
                 <w:t>https://us-east-1.console.aws.amazon.com/s3/object/techbrazildata?region=us-east-1&amp;bucketType=general&amp;prefix=working/mec_outros/df_cnct2025a.csv</w:t>
               </w:r>
@@ -4905,7 +4892,6 @@
               <w:rPr>
                 <w:sz w:val="20"/>
                 <w:szCs w:val="20"/>
-                <w:lang w:val="pt-BR"/>
               </w:rPr>
               <w:t xml:space="preserve"> </w:t>
             </w:r>
@@ -4913,7 +4899,6 @@
               <w:rPr>
                 <w:sz w:val="20"/>
                 <w:szCs w:val="20"/>
-                <w:lang w:val="pt-BR"/>
               </w:rPr>
               <w:t>; also .pkl and .rds</w:t>
             </w:r>
@@ -5798,14 +5783,12 @@
               <w:rPr>
                 <w:sz w:val="20"/>
                 <w:szCs w:val="20"/>
-                <w:lang w:val="pt-BR"/>
-              </w:rPr>
-            </w:pPr>
-            <w:r>
-              <w:rPr>
-                <w:sz w:val="20"/>
-                <w:szCs w:val="20"/>
-                <w:lang w:val="pt-BR"/>
+              </w:rPr>
+            </w:pPr>
+            <w:r>
+              <w:rPr>
+                <w:sz w:val="20"/>
+                <w:szCs w:val="20"/>
               </w:rPr>
               <w:t xml:space="preserve">Procesado: </w:t>
             </w:r>
@@ -5815,7 +5798,6 @@
                   <w:rStyle w:val="Hyperlink"/>
                   <w:sz w:val="20"/>
                   <w:szCs w:val="20"/>
-                  <w:lang w:val="pt-BR"/>
                 </w:rPr>
                 <w:t>https://techbrazildata.s3.us-east-1.amazonaws.com/working/qbq/qbq_ocup.rda</w:t>
               </w:r>
@@ -5824,7 +5806,6 @@
               <w:rPr>
                 <w:sz w:val="20"/>
                 <w:szCs w:val="20"/>
-                <w:lang w:val="pt-BR"/>
               </w:rPr>
               <w:t xml:space="preserve"> </w:t>
             </w:r>
@@ -5832,7 +5813,6 @@
               <w:rPr>
                 <w:sz w:val="20"/>
                 <w:szCs w:val="20"/>
-                <w:lang w:val="pt-BR"/>
               </w:rPr>
               <w:t>;</w:t>
             </w:r>
@@ -5840,7 +5820,6 @@
               <w:rPr>
                 <w:sz w:val="20"/>
                 <w:szCs w:val="20"/>
-                <w:lang w:val="pt-BR"/>
               </w:rPr>
               <w:t xml:space="preserve"> df_mat_uf; df_mat_eixo and so on – enrollment by curso and aggregated</w:t>
             </w:r>
@@ -5848,7 +5827,6 @@
               <w:rPr>
                 <w:sz w:val="20"/>
                 <w:szCs w:val="20"/>
-                <w:lang w:val="pt-BR"/>
               </w:rPr>
               <w:t>;</w:t>
             </w:r>
@@ -5858,14 +5836,12 @@
               <w:rPr>
                 <w:sz w:val="20"/>
                 <w:szCs w:val="20"/>
-                <w:lang w:val="pt-BR"/>
-              </w:rPr>
-            </w:pPr>
-            <w:r>
-              <w:rPr>
-                <w:sz w:val="20"/>
-                <w:szCs w:val="20"/>
-                <w:lang w:val="pt-BR"/>
+              </w:rPr>
+            </w:pPr>
+            <w:r>
+              <w:rPr>
+                <w:sz w:val="20"/>
+                <w:szCs w:val="20"/>
               </w:rPr>
               <w:t xml:space="preserve">match of  COD and CBO in /working/qbq/cbo_cod_match.rda </w:t>
             </w:r>
@@ -5956,7 +5932,6 @@
                 <w:bCs/>
                 <w:sz w:val="20"/>
                 <w:szCs w:val="20"/>
-                <w:lang w:val="pt-BR"/>
               </w:rPr>
             </w:pPr>
             <w:r>
@@ -5966,7 +5941,6 @@
                 <w:color w:val="47D459" w:themeColor="accent3" w:themeTint="99"/>
                 <w:sz w:val="20"/>
                 <w:szCs w:val="20"/>
-                <w:lang w:val="pt-BR"/>
               </w:rPr>
               <w:t>qbq1a.R  to qbq4a.r; cod_cbo1.R to cod_cbo1f.R</w:t>
             </w:r>
@@ -7050,7 +7024,6 @@
                 <w:color w:val="0000FF"/>
                 <w:sz w:val="20"/>
                 <w:szCs w:val="20"/>
-                <w:lang w:val="pt-BR"/>
               </w:rPr>
             </w:pPr>
             <w:r>
@@ -7058,7 +7031,6 @@
                 <w:color w:val="0000FF"/>
                 <w:sz w:val="20"/>
                 <w:szCs w:val="20"/>
-                <w:lang w:val="pt-BR"/>
               </w:rPr>
               <w:t xml:space="preserve">RAIS – Employment Data for 2023 and 2024 </w:t>
             </w:r>
@@ -7073,7 +7045,6 @@
               <w:rPr>
                 <w:sz w:val="20"/>
                 <w:szCs w:val="20"/>
-                <w:lang w:val="pt-BR"/>
               </w:rPr>
             </w:pPr>
           </w:p>
@@ -7092,7 +7063,6 @@
               <w:rPr>
                 <w:sz w:val="20"/>
                 <w:szCs w:val="20"/>
-                <w:lang w:val="pt-BR"/>
               </w:rPr>
             </w:pPr>
           </w:p>
@@ -7342,14 +7312,12 @@
               <w:rPr>
                 <w:sz w:val="20"/>
                 <w:szCs w:val="20"/>
-                <w:lang w:val="pt-BR"/>
-              </w:rPr>
-            </w:pPr>
-            <w:r>
-              <w:rPr>
-                <w:sz w:val="20"/>
-                <w:szCs w:val="20"/>
-                <w:lang w:val="pt-BR"/>
+              </w:rPr>
+            </w:pPr>
+            <w:r>
+              <w:rPr>
+                <w:sz w:val="20"/>
+                <w:szCs w:val="20"/>
               </w:rPr>
               <w:t xml:space="preserve">Bruto/Original: </w:t>
             </w:r>
@@ -7359,7 +7327,6 @@
                   <w:rStyle w:val="Hyperlink"/>
                   <w:sz w:val="20"/>
                   <w:szCs w:val="20"/>
-                  <w:lang w:val="pt-BR"/>
                 </w:rPr>
                 <w:t>ftp://ftp.mtps.gov.br/pdet/microdados/RAIS/</w:t>
               </w:r>
@@ -7368,25 +7335,15 @@
               <w:rPr>
                 <w:sz w:val="20"/>
                 <w:szCs w:val="20"/>
-                <w:lang w:val="pt-BR"/>
-              </w:rPr>
-              <w:t xml:space="preserve"> in Windows explorer – by year and download to a local drive </w:t>
-            </w:r>
-            <w:r>
-              <w:rPr>
-                <w:sz w:val="20"/>
-                <w:szCs w:val="20"/>
-                <w:lang w:val="pt-BR"/>
-              </w:rPr>
-              <w:t>D:/Country/Brazil/TechBrazil/rawdata/rais/mintraemp_download</w:t>
-            </w:r>
-          </w:p>
-          <w:p>
-            <w:pPr>
-              <w:rPr>
-                <w:sz w:val="20"/>
-                <w:szCs w:val="20"/>
-                <w:lang w:val="pt-BR"/>
+              </w:rPr>
+              <w:t xml:space="preserve"> in Windows explorer – by year and download to a local drive D:/Country/Brazil/TechBrazil/rawdata/rais/mintraemp_download</w:t>
+            </w:r>
+          </w:p>
+          <w:p>
+            <w:pPr>
+              <w:rPr>
+                <w:sz w:val="20"/>
+                <w:szCs w:val="20"/>
               </w:rPr>
             </w:pPr>
           </w:p>
@@ -7981,12 +7938,14 @@
             <w:pPr>
               <w:rPr>
                 <w:noProof/>
-              </w:rPr>
-            </w:pPr>
-            <w:r>
-              <w:rPr>
-                <w:sz w:val="20"/>
-                <w:szCs w:val="20"/>
+                <w:lang w:val="pt-BR"/>
+              </w:rPr>
+            </w:pPr>
+            <w:r>
+              <w:rPr>
+                <w:sz w:val="20"/>
+                <w:szCs w:val="20"/>
+                <w:lang w:val="pt-BR"/>
               </w:rPr>
               <w:t xml:space="preserve">Bruto/Original: </w:t>
             </w:r>
@@ -7995,6 +7954,7 @@
                 <w:noProof/>
                 <w:sz w:val="20"/>
                 <w:szCs w:val="20"/>
+                <w:lang w:val="pt-BR"/>
               </w:rPr>
               <w:t xml:space="preserve"> </w:t>
             </w:r>
@@ -8003,6 +7963,7 @@
                 <w:noProof/>
                 <w:sz w:val="20"/>
                 <w:szCs w:val="20"/>
+                <w:lang w:val="pt-BR"/>
               </w:rPr>
               <w:t xml:space="preserve"> mec_inep: </w:t>
             </w:r>
@@ -8013,6 +7974,7 @@
                   <w:noProof/>
                   <w:sz w:val="20"/>
                   <w:szCs w:val="20"/>
+                  <w:lang w:val="pt-BR"/>
                 </w:rPr>
                 <w:t>https://us-east-1.console.aws.amazon.com/s3/buckets/techbrazildata?region=us-east-1&amp;bucketType=general&amp;prefix=rawdata/mec_inep/&amp;showversions=false</w:t>
               </w:r>
@@ -8022,6 +7984,7 @@
                 <w:noProof/>
                 <w:sz w:val="20"/>
                 <w:szCs w:val="20"/>
+                <w:lang w:val="pt-BR"/>
               </w:rPr>
               <w:t xml:space="preserve"> </w:t>
             </w:r>
@@ -8031,12 +7994,14 @@
               <w:rPr>
                 <w:sz w:val="20"/>
                 <w:szCs w:val="20"/>
-              </w:rPr>
-            </w:pPr>
-            <w:r>
-              <w:rPr>
-                <w:sz w:val="20"/>
-                <w:szCs w:val="20"/>
+                <w:lang w:val="pt-BR"/>
+              </w:rPr>
+            </w:pPr>
+            <w:r>
+              <w:rPr>
+                <w:sz w:val="20"/>
+                <w:szCs w:val="20"/>
+                <w:lang w:val="pt-BR"/>
               </w:rPr>
               <w:t xml:space="preserve">:/fundeb: </w:t>
             </w:r>
@@ -8046,6 +8011,7 @@
                   <w:rStyle w:val="Hyperlink"/>
                   <w:sz w:val="20"/>
                   <w:szCs w:val="20"/>
+                  <w:lang w:val="pt-BR"/>
                 </w:rPr>
                 <w:t>https://us-east-1.console.aws.amazon.com/s3/buckets/techbrazildata?region=us-east-1&amp;bucketType=general&amp;prefix=rawdata/fundeb/&amp;showversions=false</w:t>
               </w:r>
@@ -8054,6 +8020,7 @@
               <w:rPr>
                 <w:sz w:val="20"/>
                 <w:szCs w:val="20"/>
+                <w:lang w:val="pt-BR"/>
               </w:rPr>
               <w:t xml:space="preserve"> </w:t>
             </w:r>
@@ -8354,19 +8321,25 @@
               <w:rPr>
                 <w:lang w:val="pt-BR"/>
               </w:rPr>
-              <w:t xml:space="preserve"> ocupaçoes CBO 3 (profissões técnicas)</w:t>
-            </w:r>
-            <w:r>
-              <w:rPr>
-                <w:lang w:val="pt-BR"/>
-              </w:rPr>
-              <w:t xml:space="preserve"> (</w:t>
-            </w:r>
-            <w:r>
-              <w:rPr>
-                <w:lang w:val="pt-BR"/>
-              </w:rPr>
-              <w:t>Diferença salarial entre admitidos e demitidos e taxa de rotatividade por CBO 2 dígitos e região intermediária</w:t>
+              <w:t xml:space="preserve"> </w:t>
+            </w:r>
+            <w:r>
+              <w:rPr>
+                <w:lang w:val="pt-BR"/>
+              </w:rPr>
+              <w:t xml:space="preserve">nível CBO6-Município-ano </w:t>
+            </w:r>
+            <w:r>
+              <w:rPr>
+                <w:lang w:val="pt-BR"/>
+              </w:rPr>
+              <w:t>(</w:t>
+            </w:r>
+            <w:r>
+              <w:rPr>
+                <w:lang w:val="pt-BR"/>
+              </w:rPr>
+              <w:t>Diferença salarial entre admitidos e demitidos e taxa de rotatividade</w:t>
             </w:r>
             <w:r>
               <w:rPr>
@@ -8409,35 +8382,7 @@
                   <w:rStyle w:val="Hyperlink"/>
                   <w:lang w:val="pt-BR"/>
                 </w:rPr>
-                <w:t>https://github.com/Zagamog/TechBrasil/blob/main/prelims</w:t>
-              </w:r>
-              <w:r>
-                <w:rPr>
-                  <w:rStyle w:val="Hyperlink"/>
-                  <w:lang w:val="pt-BR"/>
-                </w:rPr>
-                <w:t>/caged</w:t>
-              </w:r>
-              <w:r>
-                <w:rPr>
-                  <w:rStyle w:val="Hyperlink"/>
-                  <w:lang w:val="pt-BR"/>
-                </w:rPr>
-                <w:t>/</w:t>
-              </w:r>
-              <w:r>
-                <w:rPr>
-                  <w:rStyle w:val="Hyperlink"/>
-                  <w:lang w:val="pt-BR"/>
-                </w:rPr>
-                <w:t>caged_rais_demanda.</w:t>
-              </w:r>
-              <w:r>
-                <w:rPr>
-                  <w:rStyle w:val="Hyperlink"/>
-                  <w:lang w:val="pt-BR"/>
-                </w:rPr>
-                <w:t>R</w:t>
+                <w:t>https://github.com/Zagamog/TechBrasil/blob/main/prelims/caged/caged_rais_demanda.R</w:t>
               </w:r>
             </w:hyperlink>
             <w:r>
@@ -8482,10 +8427,10 @@
                 <w:noProof/>
               </w:rPr>
               <w:drawing>
-                <wp:inline distT="0" distB="0" distL="0" distR="0" wp14:anchorId="6D8705EE" wp14:editId="0B7093C4">
-                  <wp:extent cx="4476750" cy="1951353"/>
-                  <wp:effectExtent l="0" t="0" r="0" b="0"/>
-                  <wp:docPr id="1001235589" name="Picture 1"/>
+                <wp:inline distT="0" distB="0" distL="0" distR="0" wp14:anchorId="3EA0B2A7" wp14:editId="35F28C62">
+                  <wp:extent cx="5729605" cy="2631440"/>
+                  <wp:effectExtent l="0" t="0" r="4445" b="0"/>
+                  <wp:docPr id="1604220789" name="Picture 1"/>
                   <wp:cNvGraphicFramePr>
                     <a:graphicFrameLocks xmlns:a="http://schemas.openxmlformats.org/drawingml/2006/main" noChangeAspect="1"/>
                   </wp:cNvGraphicFramePr>
@@ -8493,7 +8438,7 @@
                     <a:graphicData uri="http://schemas.openxmlformats.org/drawingml/2006/picture">
                       <pic:pic xmlns:pic="http://schemas.openxmlformats.org/drawingml/2006/picture">
                         <pic:nvPicPr>
-                          <pic:cNvPr id="1001235589" name=""/>
+                          <pic:cNvPr id="1604220789" name=""/>
                           <pic:cNvPicPr/>
                         </pic:nvPicPr>
                         <pic:blipFill>
@@ -8505,7 +8450,7 @@
                         <pic:spPr>
                           <a:xfrm>
                             <a:off x="0" y="0"/>
-                            <a:ext cx="4488592" cy="1956515"/>
+                            <a:ext cx="5729605" cy="2631440"/>
                           </a:xfrm>
                           <a:prstGeom prst="rect">
                             <a:avLst/>
@@ -8523,7 +8468,85 @@
           <w:tcPr>
             <w:tcW w:w="2762" w:type="dxa"/>
           </w:tcPr>
+          <w:p>
+            <w:r>
+              <w:drawing>
+                <wp:inline distT="0" distB="0" distL="0" distR="0" wp14:anchorId="4C064ABA" wp14:editId="286DA620">
+                  <wp:extent cx="1616710" cy="459740"/>
+                  <wp:effectExtent l="0" t="0" r="2540" b="0"/>
+                  <wp:docPr id="405409189" name="Picture 1"/>
+                  <wp:cNvGraphicFramePr>
+                    <a:graphicFrameLocks xmlns:a="http://schemas.openxmlformats.org/drawingml/2006/main" noChangeAspect="1"/>
+                  </wp:cNvGraphicFramePr>
+                  <a:graphic xmlns:a="http://schemas.openxmlformats.org/drawingml/2006/main">
+                    <a:graphicData uri="http://schemas.openxmlformats.org/drawingml/2006/picture">
+                      <pic:pic xmlns:pic="http://schemas.openxmlformats.org/drawingml/2006/picture">
+                        <pic:nvPicPr>
+                          <pic:cNvPr id="405409189" name=""/>
+                          <pic:cNvPicPr/>
+                        </pic:nvPicPr>
+                        <pic:blipFill>
+                          <a:blip r:embed="rId56"/>
+                          <a:stretch>
+                            <a:fillRect/>
+                          </a:stretch>
+                        </pic:blipFill>
+                        <pic:spPr>
+                          <a:xfrm>
+                            <a:off x="0" y="0"/>
+                            <a:ext cx="1616710" cy="459740"/>
+                          </a:xfrm>
+                          <a:prstGeom prst="rect">
+                            <a:avLst/>
+                          </a:prstGeom>
+                        </pic:spPr>
+                      </pic:pic>
+                    </a:graphicData>
+                  </a:graphic>
+                </wp:inline>
+              </w:drawing>
+            </w:r>
+          </w:p>
           <w:p/>
+          <w:p>
+            <w:r>
+              <w:drawing>
+                <wp:inline distT="0" distB="0" distL="0" distR="0" wp14:anchorId="5F84EF45" wp14:editId="09DC15BE">
+                  <wp:extent cx="1616710" cy="638175"/>
+                  <wp:effectExtent l="0" t="0" r="2540" b="9525"/>
+                  <wp:docPr id="1739851030" name="Picture 1"/>
+                  <wp:cNvGraphicFramePr>
+                    <a:graphicFrameLocks xmlns:a="http://schemas.openxmlformats.org/drawingml/2006/main" noChangeAspect="1"/>
+                  </wp:cNvGraphicFramePr>
+                  <a:graphic xmlns:a="http://schemas.openxmlformats.org/drawingml/2006/main">
+                    <a:graphicData uri="http://schemas.openxmlformats.org/drawingml/2006/picture">
+                      <pic:pic xmlns:pic="http://schemas.openxmlformats.org/drawingml/2006/picture">
+                        <pic:nvPicPr>
+                          <pic:cNvPr id="1739851030" name=""/>
+                          <pic:cNvPicPr/>
+                        </pic:nvPicPr>
+                        <pic:blipFill>
+                          <a:blip r:embed="rId57"/>
+                          <a:stretch>
+                            <a:fillRect/>
+                          </a:stretch>
+                        </pic:blipFill>
+                        <pic:spPr>
+                          <a:xfrm>
+                            <a:off x="0" y="0"/>
+                            <a:ext cx="1616710" cy="638175"/>
+                          </a:xfrm>
+                          <a:prstGeom prst="rect">
+                            <a:avLst/>
+                          </a:prstGeom>
+                        </pic:spPr>
+                      </pic:pic>
+                    </a:graphicData>
+                  </a:graphic>
+                </wp:inline>
+              </w:drawing>
+            </w:r>
+          </w:p>
         </w:tc>
       </w:tr>
       <w:tr>
@@ -8536,20 +8559,26 @@
             <w:gridSpan w:val="3"/>
           </w:tcPr>
           <w:p>
-            <w:r>
+            <w:pPr>
+              <w:rPr>
+                <w:lang w:val="pt-BR"/>
+              </w:rPr>
+            </w:pPr>
+            <w:r>
+              <w:rPr>
+                <w:lang w:val="pt-BR"/>
+              </w:rPr>
               <w:t xml:space="preserve">Bruto/Original:  </w:t>
             </w:r>
-            <w:hyperlink r:id="rId56" w:history="1">
+            <w:hyperlink r:id="rId58" w:history="1">
               <w:r>
                 <w:rPr>
                   <w:rStyle w:val="Hyperlink"/>
+                  <w:lang w:val="pt-BR"/>
                 </w:rPr>
                 <w:t>https://techbrazildata.s3.us-east-1.amazonaws.com/rawdata/mintraemp/README.txt</w:t>
               </w:r>
             </w:hyperlink>
-            <w:r>
-              <w:t xml:space="preserve"> </w:t>
-            </w:r>
           </w:p>
         </w:tc>
       </w:tr>
@@ -8574,13 +8603,13 @@
               </w:rPr>
               <w:t xml:space="preserve">Procesado: </w:t>
             </w:r>
-            <w:hyperlink r:id="rId57" w:history="1">
+            <w:hyperlink r:id="rId59" w:history="1">
               <w:r>
                 <w:rPr>
                   <w:rStyle w:val="Hyperlink"/>
                   <w:lang w:val="pt-BR"/>
                 </w:rPr>
-                <w:t>https://techbrazildata.s3.us-east-1.amazonaws.com/working/mintraemp/rais_caged_cbo4_mun_2023_2024.rda</w:t>
+                <w:t>https://techbrazildata.s3.us-east-1.amazonaws.com/working/mintraemp/rais_caged_cbo6_mun_2020_2024.rda</w:t>
               </w:r>
             </w:hyperlink>
             <w:r>
@@ -8641,12 +8670,749 @@
               <w:rPr>
                 <w:lang w:val="pt-BR"/>
               </w:rPr>
-              <w:t>nalisar tendências de aquecimento do mercado de trabalho para ocupaçoes técnicas por região intermediária, de forma a ter uma ideia de onde no estado faz mais sentido ofertar cursos técnicos.</w:t>
-            </w:r>
-          </w:p>
-          <w:p>
-            <w:pPr>
-              <w:rPr>
+              <w:t xml:space="preserve">nalisar tendências de aquecimento do mercado de trabalho para ocupaçoes </w:t>
+            </w:r>
+            <w:r>
+              <w:rPr>
+                <w:lang w:val="pt-BR"/>
+              </w:rPr>
+              <w:t xml:space="preserve">e municípios, </w:t>
+            </w:r>
+            <w:r>
+              <w:rPr>
+                <w:lang w:val="pt-BR"/>
+              </w:rPr>
+              <w:t>de forma a ter uma ideia de onde no estado faz mais sentido ofertar cursos técnicos.</w:t>
+            </w:r>
+            <w:r>
+              <w:rPr>
+                <w:lang w:val="pt-BR"/>
+              </w:rPr>
+              <w:t xml:space="preserve"> É possível</w:t>
+            </w:r>
+            <w:r>
+              <w:rPr>
+                <w:lang w:val="pt-BR"/>
+              </w:rPr>
+              <w:t xml:space="preserve"> agregar </w:t>
+            </w:r>
+            <w:r>
+              <w:rPr>
+                <w:lang w:val="pt-BR"/>
+              </w:rPr>
+              <w:t>em</w:t>
+            </w:r>
+            <w:r>
+              <w:rPr>
+                <w:lang w:val="pt-BR"/>
+              </w:rPr>
+              <w:t xml:space="preserve"> níveis geográficos maior</w:t>
+            </w:r>
+            <w:r>
+              <w:rPr>
+                <w:lang w:val="pt-BR"/>
+              </w:rPr>
+              <w:t>es</w:t>
+            </w:r>
+            <w:r>
+              <w:rPr>
+                <w:lang w:val="pt-BR"/>
+              </w:rPr>
+              <w:t xml:space="preserve"> assim como </w:t>
+            </w:r>
+            <w:r>
+              <w:rPr>
+                <w:lang w:val="pt-BR"/>
+              </w:rPr>
+              <w:t>em</w:t>
+            </w:r>
+            <w:r>
+              <w:rPr>
+                <w:lang w:val="pt-BR"/>
+              </w:rPr>
+              <w:t xml:space="preserve"> grupos ocupacionais mais amplos</w:t>
+            </w:r>
+            <w:r>
+              <w:rPr>
+                <w:lang w:val="pt-BR"/>
+              </w:rPr>
+              <w:t>.</w:t>
+            </w:r>
+          </w:p>
+          <w:p>
+            <w:pPr>
+              <w:rPr>
+                <w:lang w:val="pt-BR"/>
+              </w:rPr>
+            </w:pPr>
+          </w:p>
+          <w:p>
+            <w:pPr>
+              <w:rPr>
+                <w:lang w:val="pt-BR"/>
+              </w:rPr>
+            </w:pPr>
+            <w:r>
+              <w:rPr>
+                <w:lang w:val="pt-BR"/>
+              </w:rPr>
+              <w:lastRenderedPageBreak/>
+              <w:t xml:space="preserve">O código </w:t>
+            </w:r>
+            <w:r>
+              <w:rPr>
+                <w:lang w:val="pt-BR"/>
+              </w:rPr>
+              <w:t>2.preprocess_caged_rais_shiny.R</w:t>
+            </w:r>
+            <w:r>
+              <w:rPr>
+                <w:lang w:val="pt-BR"/>
+              </w:rPr>
+              <w:t xml:space="preserve"> gera os arquivos </w:t>
+            </w:r>
+            <w:r>
+              <w:rPr>
+                <w:lang w:val="pt-BR"/>
+              </w:rPr>
+              <w:t xml:space="preserve">caged_rais_cnct_2020_2024_shiny.rda </w:t>
+            </w:r>
+            <w:r>
+              <w:rPr>
+                <w:lang w:val="pt-BR"/>
+              </w:rPr>
+              <w:t xml:space="preserve">e </w:t>
+            </w:r>
+            <w:r>
+              <w:rPr>
+                <w:lang w:val="pt-BR"/>
+              </w:rPr>
+              <w:t>df_ranking_cursos_caged_rais.rda</w:t>
+            </w:r>
+            <w:r>
+              <w:rPr>
+                <w:lang w:val="pt-BR"/>
+              </w:rPr>
+              <w:t xml:space="preserve"> para serem usados no aplicativo shiny.</w:t>
+            </w:r>
+          </w:p>
+          <w:p>
+            <w:pPr>
+              <w:rPr>
+                <w:lang w:val="pt-BR"/>
+              </w:rPr>
+            </w:pPr>
+          </w:p>
+        </w:tc>
+      </w:tr>
+    </w:tbl>
+    <w:p>
+      <w:pPr>
+        <w:rPr>
+          <w:lang w:val="pt-BR"/>
+        </w:rPr>
+      </w:pPr>
+    </w:p>
+    <w:p>
+      <w:pPr>
+        <w:rPr>
+          <w:lang w:val="pt-BR"/>
+        </w:rPr>
+      </w:pPr>
+    </w:p>
+    <w:tbl>
+      <w:tblPr>
+        <w:tblStyle w:val="TableGrid"/>
+        <w:tblW w:w="14791" w:type="dxa"/>
+        <w:tblInd w:w="-815" w:type="dxa"/>
+        <w:tblLayout w:type="fixed"/>
+        <w:tblLook w:val="04A0" w:firstRow="1" w:lastRow="0" w:firstColumn="1" w:lastColumn="0" w:noHBand="0" w:noVBand="1"/>
+      </w:tblPr>
+      <w:tblGrid>
+        <w:gridCol w:w="2790"/>
+        <w:gridCol w:w="9239"/>
+        <w:gridCol w:w="2762"/>
+      </w:tblGrid>
+      <w:tr>
+        <w:trPr>
+          <w:trHeight w:val="600"/>
+        </w:trPr>
+        <w:tc>
+          <w:tcPr>
+            <w:tcW w:w="2790" w:type="dxa"/>
+            <w:shd w:val="clear" w:color="auto" w:fill="F2F2F2" w:themeFill="background1" w:themeFillShade="F2"/>
+          </w:tcPr>
+          <w:p>
+            <w:pPr>
+              <w:rPr>
+                <w:b/>
+                <w:bCs/>
+                <w:sz w:val="20"/>
+                <w:szCs w:val="20"/>
+              </w:rPr>
+            </w:pPr>
+            <w:r>
+              <w:rPr>
+                <w:b/>
+                <w:bCs/>
+                <w:sz w:val="20"/>
+                <w:szCs w:val="20"/>
+              </w:rPr>
+              <w:t>Programa utilizado para gerar</w:t>
+            </w:r>
+          </w:p>
+        </w:tc>
+        <w:tc>
+          <w:tcPr>
+            <w:tcW w:w="9239" w:type="dxa"/>
+            <w:shd w:val="clear" w:color="auto" w:fill="F2F2F2" w:themeFill="background1" w:themeFillShade="F2"/>
+          </w:tcPr>
+          <w:p>
+            <w:pPr>
+              <w:rPr>
+                <w:b/>
+                <w:bCs/>
+                <w:sz w:val="20"/>
+                <w:szCs w:val="20"/>
+                <w:lang w:val="pt-BR"/>
+              </w:rPr>
+            </w:pPr>
+            <w:r>
+              <w:rPr>
+                <w:b/>
+                <w:bCs/>
+                <w:sz w:val="20"/>
+                <w:szCs w:val="20"/>
+                <w:lang w:val="pt-BR"/>
+              </w:rPr>
+              <w:t>Variaveis de dados processados, prontos para usar no Shiny o PowerBI etc.</w:t>
+            </w:r>
+          </w:p>
+          <w:p>
+            <w:pPr>
+              <w:rPr>
+                <w:b/>
+                <w:bCs/>
+                <w:sz w:val="20"/>
+                <w:szCs w:val="20"/>
+                <w:lang w:val="pt-BR"/>
+              </w:rPr>
+            </w:pPr>
+          </w:p>
+        </w:tc>
+        <w:tc>
+          <w:tcPr>
+            <w:tcW w:w="2762" w:type="dxa"/>
+            <w:shd w:val="clear" w:color="auto" w:fill="F2F2F2" w:themeFill="background1" w:themeFillShade="F2"/>
+          </w:tcPr>
+          <w:p>
+            <w:pPr>
+              <w:rPr>
+                <w:b/>
+                <w:bCs/>
+                <w:sz w:val="20"/>
+                <w:szCs w:val="20"/>
+              </w:rPr>
+            </w:pPr>
+            <w:r>
+              <w:rPr>
+                <w:b/>
+                <w:bCs/>
+                <w:sz w:val="20"/>
+                <w:szCs w:val="20"/>
+              </w:rPr>
+              <w:t>Shiny App</w:t>
+            </w:r>
+            <w:r>
+              <w:rPr>
+                <w:b/>
+                <w:bCs/>
+                <w:sz w:val="20"/>
+                <w:szCs w:val="20"/>
+              </w:rPr>
+              <w:t xml:space="preserve"> (se existe)</w:t>
+            </w:r>
+          </w:p>
+        </w:tc>
+      </w:tr>
+      <w:tr>
+        <w:trPr>
+          <w:trHeight w:val="304"/>
+        </w:trPr>
+        <w:tc>
+          <w:tcPr>
+            <w:tcW w:w="12029" w:type="dxa"/>
+            <w:gridSpan w:val="2"/>
+          </w:tcPr>
+          <w:p>
+            <w:pPr>
+              <w:rPr>
+                <w:color w:val="0000FF"/>
+                <w:sz w:val="20"/>
+                <w:szCs w:val="20"/>
+                <w:lang w:val="pt-BR"/>
+              </w:rPr>
+            </w:pPr>
+            <w:r>
+              <w:rPr>
+                <w:color w:val="0000FF"/>
+                <w:sz w:val="20"/>
+                <w:szCs w:val="20"/>
+                <w:lang w:val="pt-BR"/>
+              </w:rPr>
+              <w:t xml:space="preserve">Matrículas EPT </w:t>
+            </w:r>
+            <w:r>
+              <w:rPr>
+                <w:color w:val="0000FF"/>
+                <w:sz w:val="20"/>
+                <w:szCs w:val="20"/>
+                <w:lang w:val="pt-BR"/>
+              </w:rPr>
+              <w:t xml:space="preserve">e EM em escolas estaduais por município conforme Censo Escolar </w:t>
+            </w:r>
+          </w:p>
+        </w:tc>
+        <w:tc>
+          <w:tcPr>
+            <w:tcW w:w="2762" w:type="dxa"/>
+          </w:tcPr>
+          <w:p>
+            <w:pPr>
+              <w:rPr>
+                <w:sz w:val="20"/>
+                <w:szCs w:val="20"/>
+                <w:lang w:val="pt-BR"/>
+              </w:rPr>
+            </w:pPr>
+          </w:p>
+        </w:tc>
+      </w:tr>
+      <w:tr>
+        <w:trPr>
+          <w:trHeight w:val="1514"/>
+        </w:trPr>
+        <w:tc>
+          <w:tcPr>
+            <w:tcW w:w="2790" w:type="dxa"/>
+          </w:tcPr>
+          <w:p>
+            <w:pPr>
+              <w:rPr>
+                <w:sz w:val="20"/>
+                <w:szCs w:val="20"/>
+                <w:lang w:val="pt-BR"/>
+              </w:rPr>
+            </w:pPr>
+            <w:hyperlink r:id="rId60" w:history="1">
+              <w:r>
+                <w:rPr>
+                  <w:rStyle w:val="Hyperlink"/>
+                  <w:sz w:val="20"/>
+                  <w:szCs w:val="20"/>
+                  <w:lang w:val="pt-BR"/>
+                </w:rPr>
+                <w:t>https://github.com/Zagamog/TechBrasil/blob/main/prelims/mec/</w:t>
+              </w:r>
+              <w:r>
+                <w:rPr>
+                  <w:rStyle w:val="Hyperlink"/>
+                  <w:sz w:val="20"/>
+                  <w:szCs w:val="20"/>
+                  <w:lang w:val="pt-BR"/>
+                </w:rPr>
+                <w:t>prepara_matriculas_ponderadas</w:t>
+              </w:r>
+              <w:r>
+                <w:rPr>
+                  <w:rStyle w:val="Hyperlink"/>
+                  <w:sz w:val="20"/>
+                  <w:szCs w:val="20"/>
+                  <w:lang w:val="pt-BR"/>
+                </w:rPr>
+                <w:t>.R</w:t>
+              </w:r>
+            </w:hyperlink>
+            <w:r>
+              <w:rPr>
+                <w:sz w:val="20"/>
+                <w:szCs w:val="20"/>
+                <w:lang w:val="pt-BR"/>
+              </w:rPr>
+              <w:t xml:space="preserve">   </w:t>
+            </w:r>
+          </w:p>
+          <w:p>
+            <w:pPr>
+              <w:rPr>
+                <w:sz w:val="20"/>
+                <w:szCs w:val="20"/>
+                <w:lang w:val="pt-BR"/>
+              </w:rPr>
+            </w:pPr>
+            <w:r>
+              <w:rPr>
+                <w:sz w:val="20"/>
+                <w:szCs w:val="20"/>
+                <w:lang w:val="pt-BR"/>
+              </w:rPr>
+              <w:t xml:space="preserve"> </w:t>
+            </w:r>
+          </w:p>
+        </w:tc>
+        <w:tc>
+          <w:tcPr>
+            <w:tcW w:w="9239" w:type="dxa"/>
+          </w:tcPr>
+          <w:p>
+            <w:pPr>
+              <w:rPr>
+                <w:sz w:val="20"/>
+                <w:szCs w:val="20"/>
+              </w:rPr>
+            </w:pPr>
+            <w:r>
+              <w:rPr>
+                <w:sz w:val="20"/>
+                <w:szCs w:val="20"/>
+              </w:rPr>
+              <w:t>1</w:t>
+            </w:r>
+            <w:r>
+              <w:rPr>
+                <w:sz w:val="20"/>
+                <w:szCs w:val="20"/>
+              </w:rPr>
+              <w:t>5</w:t>
+            </w:r>
+            <w:r>
+              <w:rPr>
+                <w:sz w:val="20"/>
+                <w:szCs w:val="20"/>
+              </w:rPr>
+              <w:t xml:space="preserve"> variaveis</w:t>
+            </w:r>
+          </w:p>
+          <w:p>
+            <w:pPr>
+              <w:rPr>
+                <w:sz w:val="20"/>
+                <w:szCs w:val="20"/>
+              </w:rPr>
+            </w:pPr>
+            <w:r>
+              <w:rPr>
+                <w:noProof/>
+                <w:sz w:val="20"/>
+                <w:szCs w:val="20"/>
+              </w:rPr>
+              <w:drawing>
+                <wp:inline distT="0" distB="0" distL="0" distR="0" wp14:anchorId="3C37784B" wp14:editId="370EAC77">
+                  <wp:extent cx="5729605" cy="2025650"/>
+                  <wp:effectExtent l="0" t="0" r="4445" b="0"/>
+                  <wp:docPr id="1120230629" name="Picture 1"/>
+                  <wp:cNvGraphicFramePr>
+                    <a:graphicFrameLocks xmlns:a="http://schemas.openxmlformats.org/drawingml/2006/main" noChangeAspect="1"/>
+                  </wp:cNvGraphicFramePr>
+                  <a:graphic xmlns:a="http://schemas.openxmlformats.org/drawingml/2006/main">
+                    <a:graphicData uri="http://schemas.openxmlformats.org/drawingml/2006/picture">
+                      <pic:pic xmlns:pic="http://schemas.openxmlformats.org/drawingml/2006/picture">
+                        <pic:nvPicPr>
+                          <pic:cNvPr id="1120230629" name=""/>
+                          <pic:cNvPicPr/>
+                        </pic:nvPicPr>
+                        <pic:blipFill>
+                          <a:blip r:embed="rId61"/>
+                          <a:stretch>
+                            <a:fillRect/>
+                          </a:stretch>
+                        </pic:blipFill>
+                        <pic:spPr>
+                          <a:xfrm>
+                            <a:off x="0" y="0"/>
+                            <a:ext cx="5729605" cy="2025650"/>
+                          </a:xfrm>
+                          <a:prstGeom prst="rect">
+                            <a:avLst/>
+                          </a:prstGeom>
+                        </pic:spPr>
+                      </pic:pic>
+                    </a:graphicData>
+                  </a:graphic>
+                </wp:inline>
+              </w:drawing>
+            </w:r>
+          </w:p>
+        </w:tc>
+        <w:tc>
+          <w:tcPr>
+            <w:tcW w:w="2762" w:type="dxa"/>
+          </w:tcPr>
+          <w:p>
+            <w:pPr>
+              <w:rPr>
+                <w:sz w:val="20"/>
+                <w:szCs w:val="20"/>
+              </w:rPr>
+            </w:pPr>
+          </w:p>
+        </w:tc>
+      </w:tr>
+      <w:tr>
+        <w:trPr>
+          <w:trHeight w:val="304"/>
+        </w:trPr>
+        <w:tc>
+          <w:tcPr>
+            <w:tcW w:w="14791" w:type="dxa"/>
+            <w:gridSpan w:val="3"/>
+          </w:tcPr>
+          <w:p>
+            <w:pPr>
+              <w:rPr>
+                <w:noProof/>
+                <w:sz w:val="20"/>
+                <w:szCs w:val="20"/>
+                <w:lang w:val="pt-BR"/>
+              </w:rPr>
+            </w:pPr>
+            <w:r>
+              <w:rPr>
+                <w:sz w:val="20"/>
+                <w:szCs w:val="20"/>
+                <w:lang w:val="pt-BR"/>
+              </w:rPr>
+              <w:t>Bruto/Original:</w:t>
+            </w:r>
+            <w:r>
+              <w:rPr>
+                <w:noProof/>
+                <w:sz w:val="20"/>
+                <w:szCs w:val="20"/>
+                <w:lang w:val="pt-BR"/>
+              </w:rPr>
+              <w:t xml:space="preserve"> </w:t>
+            </w:r>
+            <w:hyperlink r:id="rId62" w:history="1">
+              <w:r>
+                <w:rPr>
+                  <w:rStyle w:val="Hyperlink"/>
+                  <w:noProof/>
+                  <w:sz w:val="20"/>
+                  <w:szCs w:val="20"/>
+                  <w:lang w:val="pt-BR"/>
+                </w:rPr>
+                <w:t>https://techbrazildata.s3.us-east-1.amazonaws.com/rawdata/ibge/RG2017_regioesgeograficas2017_20180911/regioes_geograficas_composicao_por_municipios_2017_20180911.xlsx</w:t>
+              </w:r>
+            </w:hyperlink>
+          </w:p>
+          <w:p>
+            <w:pPr>
+              <w:rPr>
+                <w:sz w:val="20"/>
+                <w:szCs w:val="20"/>
+                <w:lang w:val="pt-BR"/>
+              </w:rPr>
+            </w:pPr>
+            <w:r>
+              <w:rPr>
+                <w:sz w:val="20"/>
+                <w:szCs w:val="20"/>
+                <w:lang w:val="pt-BR"/>
+              </w:rPr>
+              <w:t xml:space="preserve"> </w:t>
+            </w:r>
+            <w:r>
+              <w:rPr>
+                <w:noProof/>
+                <w:sz w:val="20"/>
+                <w:szCs w:val="20"/>
+                <w:lang w:val="pt-BR"/>
+              </w:rPr>
+              <w:t xml:space="preserve"> </w:t>
+            </w:r>
+            <w:hyperlink r:id="rId63" w:history="1">
+              <w:r>
+                <w:rPr>
+                  <w:rStyle w:val="Hyperlink"/>
+                  <w:noProof/>
+                  <w:sz w:val="20"/>
+                  <w:szCs w:val="20"/>
+                  <w:lang w:val="pt-BR"/>
+                </w:rPr>
+                <w:t>https://techbrazildata.s3.us-east-1.amazonaws.com/rawdata/mec_inep/matriculas_por_etapa_mun_20162024.csv</w:t>
+              </w:r>
+            </w:hyperlink>
+            <w:r>
+              <w:rPr>
+                <w:noProof/>
+                <w:sz w:val="20"/>
+                <w:szCs w:val="20"/>
+                <w:lang w:val="pt-BR"/>
+              </w:rPr>
+              <w:t xml:space="preserve"> </w:t>
+            </w:r>
+          </w:p>
+        </w:tc>
+      </w:tr>
+      <w:tr>
+        <w:trPr>
+          <w:trHeight w:val="296"/>
+        </w:trPr>
+        <w:tc>
+          <w:tcPr>
+            <w:tcW w:w="14791" w:type="dxa"/>
+            <w:gridSpan w:val="3"/>
+          </w:tcPr>
+          <w:p>
+            <w:pPr>
+              <w:rPr>
+                <w:sz w:val="20"/>
+                <w:szCs w:val="20"/>
+                <w:lang w:val="pt-BR"/>
+              </w:rPr>
+            </w:pPr>
+            <w:r>
+              <w:rPr>
+                <w:sz w:val="20"/>
+                <w:szCs w:val="20"/>
+                <w:lang w:val="pt-BR"/>
+              </w:rPr>
+              <w:t xml:space="preserve">Procesado: </w:t>
+            </w:r>
+            <w:hyperlink r:id="rId64" w:history="1">
+              <w:r>
+                <w:rPr>
+                  <w:rStyle w:val="Hyperlink"/>
+                  <w:sz w:val="20"/>
+                  <w:szCs w:val="20"/>
+                  <w:lang w:val="pt-BR"/>
+                </w:rPr>
+                <w:t>https://techbrazildata.s3.us-east-1.amazonaws.com/working/mec_inep/matriculas_total_em_ept_mun_20162024.csv</w:t>
+              </w:r>
+            </w:hyperlink>
+            <w:r>
+              <w:rPr>
+                <w:sz w:val="20"/>
+                <w:szCs w:val="20"/>
+                <w:lang w:val="pt-BR"/>
+              </w:rPr>
+              <w:t xml:space="preserve"> </w:t>
+            </w:r>
+          </w:p>
+        </w:tc>
+      </w:tr>
+      <w:tr>
+        <w:trPr>
+          <w:trHeight w:val="296"/>
+        </w:trPr>
+        <w:tc>
+          <w:tcPr>
+            <w:tcW w:w="14791" w:type="dxa"/>
+            <w:gridSpan w:val="3"/>
+          </w:tcPr>
+          <w:p>
+            <w:pPr>
+              <w:rPr>
+                <w:b/>
+                <w:bCs/>
+                <w:sz w:val="20"/>
+                <w:szCs w:val="20"/>
+                <w:lang w:val="pt-BR"/>
+              </w:rPr>
+            </w:pPr>
+            <w:r>
+              <w:rPr>
+                <w:b/>
+                <w:bCs/>
+                <w:sz w:val="20"/>
+                <w:szCs w:val="20"/>
+                <w:lang w:val="pt-BR"/>
+              </w:rPr>
+              <w:t>Usos possíveis desses dados:</w:t>
+            </w:r>
+          </w:p>
+          <w:p>
+            <w:pPr>
+              <w:rPr>
+                <w:sz w:val="20"/>
+                <w:szCs w:val="20"/>
+                <w:lang w:val="pt-BR"/>
+              </w:rPr>
+            </w:pPr>
+            <w:r>
+              <w:rPr>
+                <w:sz w:val="20"/>
+                <w:szCs w:val="20"/>
+                <w:lang w:val="pt-BR"/>
+              </w:rPr>
+              <w:t>A</w:t>
+            </w:r>
+            <w:r>
+              <w:rPr>
+                <w:sz w:val="20"/>
+                <w:szCs w:val="20"/>
+                <w:lang w:val="pt-BR"/>
+              </w:rPr>
+              <w:t xml:space="preserve">nálise da </w:t>
+            </w:r>
+            <w:r>
+              <w:rPr>
+                <w:sz w:val="20"/>
+                <w:szCs w:val="20"/>
+                <w:lang w:val="pt-BR"/>
+              </w:rPr>
+              <w:t xml:space="preserve">de </w:t>
+            </w:r>
+            <w:r>
+              <w:rPr>
+                <w:sz w:val="20"/>
+                <w:szCs w:val="20"/>
+                <w:lang w:val="pt-BR"/>
+              </w:rPr>
+              <w:t>matrículas EPT dentro de um estado, podendo ser usada no nível de município, região imediata, região intermediária ou UF</w:t>
+            </w:r>
+            <w:r>
+              <w:rPr>
+                <w:sz w:val="20"/>
+                <w:szCs w:val="20"/>
+                <w:lang w:val="pt-BR"/>
+              </w:rPr>
+              <w:t>. Disponível de 2016 até 2024.</w:t>
+            </w:r>
+          </w:p>
+          <w:p>
+            <w:pPr>
+              <w:rPr>
+                <w:sz w:val="20"/>
+                <w:szCs w:val="20"/>
+                <w:lang w:val="pt-BR"/>
+              </w:rPr>
+            </w:pPr>
+          </w:p>
+          <w:p>
+            <w:pPr>
+              <w:rPr>
+                <w:sz w:val="20"/>
+                <w:szCs w:val="20"/>
+                <w:lang w:val="pt-BR"/>
+              </w:rPr>
+            </w:pPr>
+          </w:p>
+          <w:p>
+            <w:pPr>
+              <w:rPr>
+                <w:sz w:val="20"/>
+                <w:szCs w:val="20"/>
+                <w:lang w:val="pt-BR"/>
+              </w:rPr>
+            </w:pPr>
+          </w:p>
+          <w:p>
+            <w:pPr>
+              <w:rPr>
+                <w:sz w:val="20"/>
+                <w:szCs w:val="20"/>
                 <w:lang w:val="pt-BR"/>
               </w:rPr>
             </w:pPr>
@@ -8716,16 +9482,12 @@
               <w:rPr>
                 <w:b/>
                 <w:bCs/>
-                <w:sz w:val="20"/>
-                <w:szCs w:val="20"/>
-              </w:rPr>
-            </w:pPr>
-            <w:r>
-              <w:rPr>
-                <w:b/>
-                <w:bCs/>
-                <w:sz w:val="20"/>
-                <w:szCs w:val="20"/>
+              </w:rPr>
+            </w:pPr>
+            <w:r>
+              <w:rPr>
+                <w:b/>
+                <w:bCs/>
               </w:rPr>
               <w:t>Programa utilizado para gerar</w:t>
             </w:r>
@@ -8741,17 +9503,13 @@
               <w:rPr>
                 <w:b/>
                 <w:bCs/>
-                <w:sz w:val="20"/>
-                <w:szCs w:val="20"/>
-                <w:lang w:val="pt-BR"/>
-              </w:rPr>
-            </w:pPr>
-            <w:r>
-              <w:rPr>
-                <w:b/>
-                <w:bCs/>
-                <w:sz w:val="20"/>
-                <w:szCs w:val="20"/>
+                <w:lang w:val="pt-BR"/>
+              </w:rPr>
+            </w:pPr>
+            <w:r>
+              <w:rPr>
+                <w:b/>
+                <w:bCs/>
                 <w:lang w:val="pt-BR"/>
               </w:rPr>
               <w:t>Variaveis de dados processados, prontos para usar no Shiny o PowerBI etc.</w:t>
@@ -8762,8 +9520,6 @@
               <w:rPr>
                 <w:b/>
                 <w:bCs/>
-                <w:sz w:val="20"/>
-                <w:szCs w:val="20"/>
                 <w:lang w:val="pt-BR"/>
               </w:rPr>
             </w:pPr>
@@ -8779,27 +9535,14 @@
               <w:rPr>
                 <w:b/>
                 <w:bCs/>
-                <w:sz w:val="20"/>
-                <w:szCs w:val="20"/>
-              </w:rPr>
-            </w:pPr>
-            <w:r>
-              <w:rPr>
-                <w:b/>
-                <w:bCs/>
-                <w:sz w:val="20"/>
-                <w:szCs w:val="20"/>
-              </w:rPr>
-              <w:t>Shiny App</w:t>
-            </w:r>
-            <w:r>
-              <w:rPr>
-                <w:b/>
-                <w:bCs/>
-                <w:sz w:val="20"/>
-                <w:szCs w:val="20"/>
-              </w:rPr>
-              <w:t xml:space="preserve"> (se existe)</w:t>
+              </w:rPr>
+            </w:pPr>
+            <w:r>
+              <w:rPr>
+                <w:b/>
+                <w:bCs/>
+              </w:rPr>
+              <w:t>Shiny App (se existe)</w:t>
             </w:r>
           </w:p>
         </w:tc>
@@ -8816,29 +9559,17 @@
           <w:p>
             <w:pPr>
               <w:rPr>
+                <w:lang w:val="pt-BR"/>
+              </w:rPr>
+            </w:pPr>
+            <w:r>
+              <w:rPr>
                 <w:color w:val="0000FF"/>
                 <w:sz w:val="20"/>
                 <w:szCs w:val="20"/>
                 <w:lang w:val="pt-BR"/>
               </w:rPr>
-            </w:pPr>
-            <w:r>
-              <w:rPr>
-                <w:color w:val="0000FF"/>
-                <w:sz w:val="20"/>
-                <w:szCs w:val="20"/>
-                <w:lang w:val="pt-BR"/>
-              </w:rPr>
-              <w:t xml:space="preserve">Matrículas EPT </w:t>
-            </w:r>
-            <w:r>
-              <w:rPr>
-                <w:color w:val="0000FF"/>
-                <w:sz w:val="20"/>
-                <w:szCs w:val="20"/>
-                <w:lang w:val="pt-BR"/>
-              </w:rPr>
-              <w:t xml:space="preserve">e EM em escolas estaduais por município conforme Censo Escolar </w:t>
+              <w:t>Transferências do FUNDEB para governos estaduais, estimativas para valor para EPT e EM.</w:t>
             </w:r>
           </w:p>
         </w:tc>
@@ -8849,8 +9580,6 @@
           <w:p>
             <w:pPr>
               <w:rPr>
-                <w:sz w:val="20"/>
-                <w:szCs w:val="20"/>
                 <w:lang w:val="pt-BR"/>
               </w:rPr>
             </w:pPr>
@@ -8868,599 +9597,10 @@
           <w:p>
             <w:pPr>
               <w:rPr>
-                <w:sz w:val="20"/>
-                <w:szCs w:val="20"/>
-                <w:lang w:val="pt-BR"/>
-              </w:rPr>
-            </w:pPr>
-            <w:hyperlink r:id="rId58" w:history="1">
-              <w:r>
-                <w:rPr>
-                  <w:rStyle w:val="Hyperlink"/>
-                  <w:sz w:val="20"/>
-                  <w:szCs w:val="20"/>
-                  <w:lang w:val="pt-BR"/>
-                </w:rPr>
-                <w:t>https://github.com/Zagamog/TechBrasil/blob/main/prelims/mec/</w:t>
-              </w:r>
-              <w:r>
-                <w:rPr>
-                  <w:rStyle w:val="Hyperlink"/>
-                  <w:sz w:val="20"/>
-                  <w:szCs w:val="20"/>
-                  <w:lang w:val="pt-BR"/>
-                </w:rPr>
-                <w:t>prepara_matriculas_ponderadas</w:t>
-              </w:r>
-              <w:r>
-                <w:rPr>
-                  <w:rStyle w:val="Hyperlink"/>
-                  <w:sz w:val="20"/>
-                  <w:szCs w:val="20"/>
-                  <w:lang w:val="pt-BR"/>
-                </w:rPr>
-                <w:t>.R</w:t>
-              </w:r>
-            </w:hyperlink>
-            <w:r>
-              <w:rPr>
-                <w:sz w:val="20"/>
-                <w:szCs w:val="20"/>
-                <w:lang w:val="pt-BR"/>
-              </w:rPr>
-              <w:t xml:space="preserve">   </w:t>
-            </w:r>
-          </w:p>
-          <w:p>
-            <w:pPr>
-              <w:rPr>
-                <w:sz w:val="20"/>
-                <w:szCs w:val="20"/>
-                <w:lang w:val="pt-BR"/>
-              </w:rPr>
-            </w:pPr>
-            <w:r>
-              <w:rPr>
-                <w:sz w:val="20"/>
-                <w:szCs w:val="20"/>
-                <w:lang w:val="pt-BR"/>
-              </w:rPr>
-              <w:t xml:space="preserve"> </w:t>
-            </w:r>
-          </w:p>
-        </w:tc>
-        <w:tc>
-          <w:tcPr>
-            <w:tcW w:w="9239" w:type="dxa"/>
-          </w:tcPr>
-          <w:p>
-            <w:pPr>
-              <w:rPr>
-                <w:sz w:val="20"/>
-                <w:szCs w:val="20"/>
-              </w:rPr>
-            </w:pPr>
-            <w:r>
-              <w:rPr>
-                <w:sz w:val="20"/>
-                <w:szCs w:val="20"/>
-              </w:rPr>
-              <w:t>1</w:t>
-            </w:r>
-            <w:r>
-              <w:rPr>
-                <w:sz w:val="20"/>
-                <w:szCs w:val="20"/>
-              </w:rPr>
-              <w:t>5</w:t>
-            </w:r>
-            <w:r>
-              <w:rPr>
-                <w:sz w:val="20"/>
-                <w:szCs w:val="20"/>
-              </w:rPr>
-              <w:t xml:space="preserve"> variaveis</w:t>
-            </w:r>
-          </w:p>
-          <w:p>
-            <w:pPr>
-              <w:rPr>
-                <w:sz w:val="20"/>
-                <w:szCs w:val="20"/>
-              </w:rPr>
-            </w:pPr>
-            <w:r>
-              <w:rPr>
-                <w:noProof/>
-                <w:sz w:val="20"/>
-                <w:szCs w:val="20"/>
-              </w:rPr>
-              <w:drawing>
-                <wp:inline distT="0" distB="0" distL="0" distR="0" wp14:anchorId="3C37784B" wp14:editId="370EAC77">
-                  <wp:extent cx="5729605" cy="2025650"/>
-                  <wp:effectExtent l="0" t="0" r="4445" b="0"/>
-                  <wp:docPr id="1120230629" name="Picture 1"/>
-                  <wp:cNvGraphicFramePr>
-                    <a:graphicFrameLocks xmlns:a="http://schemas.openxmlformats.org/drawingml/2006/main" noChangeAspect="1"/>
-                  </wp:cNvGraphicFramePr>
-                  <a:graphic xmlns:a="http://schemas.openxmlformats.org/drawingml/2006/main">
-                    <a:graphicData uri="http://schemas.openxmlformats.org/drawingml/2006/picture">
-                      <pic:pic xmlns:pic="http://schemas.openxmlformats.org/drawingml/2006/picture">
-                        <pic:nvPicPr>
-                          <pic:cNvPr id="1120230629" name=""/>
-                          <pic:cNvPicPr/>
-                        </pic:nvPicPr>
-                        <pic:blipFill>
-                          <a:blip r:embed="rId59"/>
-                          <a:stretch>
-                            <a:fillRect/>
-                          </a:stretch>
-                        </pic:blipFill>
-                        <pic:spPr>
-                          <a:xfrm>
-                            <a:off x="0" y="0"/>
-                            <a:ext cx="5729605" cy="2025650"/>
-                          </a:xfrm>
-                          <a:prstGeom prst="rect">
-                            <a:avLst/>
-                          </a:prstGeom>
-                        </pic:spPr>
-                      </pic:pic>
-                    </a:graphicData>
-                  </a:graphic>
-                </wp:inline>
-              </w:drawing>
-            </w:r>
-          </w:p>
-        </w:tc>
-        <w:tc>
-          <w:tcPr>
-            <w:tcW w:w="2762" w:type="dxa"/>
-          </w:tcPr>
-          <w:p>
-            <w:pPr>
-              <w:rPr>
-                <w:sz w:val="20"/>
-                <w:szCs w:val="20"/>
-              </w:rPr>
-            </w:pPr>
-          </w:p>
-        </w:tc>
-      </w:tr>
-      <w:tr>
-        <w:trPr>
-          <w:trHeight w:val="304"/>
-        </w:trPr>
-        <w:tc>
-          <w:tcPr>
-            <w:tcW w:w="14791" w:type="dxa"/>
-            <w:gridSpan w:val="3"/>
-          </w:tcPr>
-          <w:p>
-            <w:pPr>
-              <w:rPr>
-                <w:noProof/>
-                <w:sz w:val="20"/>
-                <w:szCs w:val="20"/>
-              </w:rPr>
-            </w:pPr>
-            <w:r>
-              <w:rPr>
-                <w:sz w:val="20"/>
-                <w:szCs w:val="20"/>
-              </w:rPr>
-              <w:t>Bruto/Original:</w:t>
-            </w:r>
-            <w:r>
-              <w:rPr>
-                <w:noProof/>
-                <w:sz w:val="20"/>
-                <w:szCs w:val="20"/>
-              </w:rPr>
-              <w:t xml:space="preserve"> </w:t>
-            </w:r>
-            <w:hyperlink r:id="rId60" w:history="1">
-              <w:r>
-                <w:rPr>
-                  <w:rStyle w:val="Hyperlink"/>
-                  <w:noProof/>
-                  <w:sz w:val="20"/>
-                  <w:szCs w:val="20"/>
-                </w:rPr>
-                <w:t>https://techbrazildata.s3.us-east-1.amazonaws.com/rawdata/ibge/RG2017_regioesgeograficas2017_20180911/regioes_geograficas_composicao_por_municipios_2017_20180911.xlsx</w:t>
-              </w:r>
-            </w:hyperlink>
-          </w:p>
-          <w:p>
-            <w:pPr>
-              <w:rPr>
-                <w:sz w:val="20"/>
-                <w:szCs w:val="20"/>
-              </w:rPr>
-            </w:pPr>
-            <w:r>
-              <w:rPr>
-                <w:sz w:val="20"/>
-                <w:szCs w:val="20"/>
-              </w:rPr>
-              <w:t xml:space="preserve"> </w:t>
-            </w:r>
-            <w:r>
-              <w:rPr>
-                <w:noProof/>
-                <w:sz w:val="20"/>
-                <w:szCs w:val="20"/>
-              </w:rPr>
-              <w:t xml:space="preserve"> </w:t>
-            </w:r>
-            <w:hyperlink r:id="rId61" w:history="1">
-              <w:r>
-                <w:rPr>
-                  <w:rStyle w:val="Hyperlink"/>
-                  <w:noProof/>
-                  <w:sz w:val="20"/>
-                  <w:szCs w:val="20"/>
-                </w:rPr>
-                <w:t>https://techbrazildata.s3.us-east-1.amazonaws.com/rawdata/mec_inep/matriculas_por_etapa_mun_20162024.csv</w:t>
-              </w:r>
-            </w:hyperlink>
-            <w:r>
-              <w:rPr>
-                <w:noProof/>
-                <w:sz w:val="20"/>
-                <w:szCs w:val="20"/>
-              </w:rPr>
-              <w:t xml:space="preserve"> </w:t>
-            </w:r>
-          </w:p>
-        </w:tc>
-      </w:tr>
-      <w:tr>
-        <w:trPr>
-          <w:trHeight w:val="296"/>
-        </w:trPr>
-        <w:tc>
-          <w:tcPr>
-            <w:tcW w:w="14791" w:type="dxa"/>
-            <w:gridSpan w:val="3"/>
-          </w:tcPr>
-          <w:p>
-            <w:pPr>
-              <w:rPr>
-                <w:sz w:val="20"/>
-                <w:szCs w:val="20"/>
-                <w:lang w:val="pt-BR"/>
-              </w:rPr>
-            </w:pPr>
-            <w:r>
-              <w:rPr>
-                <w:sz w:val="20"/>
-                <w:szCs w:val="20"/>
-                <w:lang w:val="pt-BR"/>
-              </w:rPr>
-              <w:t xml:space="preserve">Procesado: </w:t>
-            </w:r>
-            <w:hyperlink r:id="rId62" w:history="1">
-              <w:r>
-                <w:rPr>
-                  <w:rStyle w:val="Hyperlink"/>
-                  <w:sz w:val="20"/>
-                  <w:szCs w:val="20"/>
-                  <w:lang w:val="pt-BR"/>
-                </w:rPr>
-                <w:t>https://techbrazildata.s3.us-east-1.amazonaws.com/working/mec_inep/matriculas_total_em_ept_mun_20162024.csv</w:t>
-              </w:r>
-            </w:hyperlink>
-            <w:r>
-              <w:rPr>
-                <w:sz w:val="20"/>
-                <w:szCs w:val="20"/>
-                <w:lang w:val="pt-BR"/>
-              </w:rPr>
-              <w:t xml:space="preserve"> </w:t>
-            </w:r>
-          </w:p>
-        </w:tc>
-      </w:tr>
-      <w:tr>
-        <w:trPr>
-          <w:trHeight w:val="296"/>
-        </w:trPr>
-        <w:tc>
-          <w:tcPr>
-            <w:tcW w:w="14791" w:type="dxa"/>
-            <w:gridSpan w:val="3"/>
-          </w:tcPr>
-          <w:p>
-            <w:pPr>
-              <w:rPr>
-                <w:b/>
-                <w:bCs/>
-                <w:sz w:val="20"/>
-                <w:szCs w:val="20"/>
-                <w:lang w:val="pt-BR"/>
-              </w:rPr>
-            </w:pPr>
-            <w:r>
-              <w:rPr>
-                <w:b/>
-                <w:bCs/>
-                <w:sz w:val="20"/>
-                <w:szCs w:val="20"/>
-                <w:lang w:val="pt-BR"/>
-              </w:rPr>
-              <w:t>Usos possíveis desses dados:</w:t>
-            </w:r>
-          </w:p>
-          <w:p>
-            <w:pPr>
-              <w:rPr>
-                <w:sz w:val="20"/>
-                <w:szCs w:val="20"/>
-                <w:lang w:val="pt-BR"/>
-              </w:rPr>
-            </w:pPr>
-            <w:r>
-              <w:rPr>
-                <w:sz w:val="20"/>
-                <w:szCs w:val="20"/>
-                <w:lang w:val="pt-BR"/>
-              </w:rPr>
-              <w:t>A</w:t>
-            </w:r>
-            <w:r>
-              <w:rPr>
-                <w:sz w:val="20"/>
-                <w:szCs w:val="20"/>
-                <w:lang w:val="pt-BR"/>
-              </w:rPr>
-              <w:t xml:space="preserve">nálise da </w:t>
-            </w:r>
-            <w:r>
-              <w:rPr>
-                <w:sz w:val="20"/>
-                <w:szCs w:val="20"/>
-                <w:lang w:val="pt-BR"/>
-              </w:rPr>
-              <w:t xml:space="preserve">de </w:t>
-            </w:r>
-            <w:r>
-              <w:rPr>
-                <w:sz w:val="20"/>
-                <w:szCs w:val="20"/>
-                <w:lang w:val="pt-BR"/>
-              </w:rPr>
-              <w:t>matrículas EPT dentro de um estado, podendo ser usada no nível de município, região imediata, região intermediária ou UF</w:t>
-            </w:r>
-            <w:r>
-              <w:rPr>
-                <w:sz w:val="20"/>
-                <w:szCs w:val="20"/>
-                <w:lang w:val="pt-BR"/>
-              </w:rPr>
-              <w:t>. Disponível de 2016 até 2024.</w:t>
-            </w:r>
-          </w:p>
-          <w:p>
-            <w:pPr>
-              <w:rPr>
-                <w:sz w:val="20"/>
-                <w:szCs w:val="20"/>
-                <w:lang w:val="pt-BR"/>
-              </w:rPr>
-            </w:pPr>
-          </w:p>
-          <w:p>
-            <w:pPr>
-              <w:rPr>
-                <w:sz w:val="20"/>
-                <w:szCs w:val="20"/>
-                <w:lang w:val="pt-BR"/>
-              </w:rPr>
-            </w:pPr>
-          </w:p>
-          <w:p>
-            <w:pPr>
-              <w:rPr>
-                <w:sz w:val="20"/>
-                <w:szCs w:val="20"/>
-                <w:lang w:val="pt-BR"/>
-              </w:rPr>
-            </w:pPr>
-          </w:p>
-          <w:p>
-            <w:pPr>
-              <w:rPr>
-                <w:sz w:val="20"/>
-                <w:szCs w:val="20"/>
-                <w:lang w:val="pt-BR"/>
-              </w:rPr>
-            </w:pPr>
-          </w:p>
-        </w:tc>
-      </w:tr>
-    </w:tbl>
-    <w:p>
-      <w:pPr>
-        <w:rPr>
-          <w:lang w:val="pt-BR"/>
-        </w:rPr>
-      </w:pPr>
-    </w:p>
-    <w:p>
-      <w:pPr>
-        <w:rPr>
-          <w:lang w:val="pt-BR"/>
-        </w:rPr>
-      </w:pPr>
-    </w:p>
-    <w:p>
-      <w:pPr>
-        <w:rPr>
-          <w:lang w:val="pt-BR"/>
-        </w:rPr>
-      </w:pPr>
-    </w:p>
-    <w:p>
-      <w:pPr>
-        <w:rPr>
-          <w:lang w:val="pt-BR"/>
-        </w:rPr>
-      </w:pPr>
-    </w:p>
-    <w:p>
-      <w:pPr>
-        <w:rPr>
-          <w:lang w:val="pt-BR"/>
-        </w:rPr>
-      </w:pPr>
-    </w:p>
-    <w:tbl>
-      <w:tblPr>
-        <w:tblStyle w:val="TableGrid"/>
-        <w:tblW w:w="14791" w:type="dxa"/>
-        <w:tblInd w:w="-815" w:type="dxa"/>
-        <w:tblLayout w:type="fixed"/>
-        <w:tblLook w:val="04A0" w:firstRow="1" w:lastRow="0" w:firstColumn="1" w:lastColumn="0" w:noHBand="0" w:noVBand="1"/>
-      </w:tblPr>
-      <w:tblGrid>
-        <w:gridCol w:w="2790"/>
-        <w:gridCol w:w="9239"/>
-        <w:gridCol w:w="2762"/>
-      </w:tblGrid>
-      <w:tr>
-        <w:trPr>
-          <w:trHeight w:val="600"/>
-        </w:trPr>
-        <w:tc>
-          <w:tcPr>
-            <w:tcW w:w="2790" w:type="dxa"/>
-            <w:shd w:val="clear" w:color="auto" w:fill="F2F2F2" w:themeFill="background1" w:themeFillShade="F2"/>
-          </w:tcPr>
-          <w:p>
-            <w:pPr>
-              <w:rPr>
-                <w:b/>
-                <w:bCs/>
-              </w:rPr>
-            </w:pPr>
-            <w:r>
-              <w:rPr>
-                <w:b/>
-                <w:bCs/>
-              </w:rPr>
-              <w:t>Programa utilizado para gerar</w:t>
-            </w:r>
-          </w:p>
-        </w:tc>
-        <w:tc>
-          <w:tcPr>
-            <w:tcW w:w="9239" w:type="dxa"/>
-            <w:shd w:val="clear" w:color="auto" w:fill="F2F2F2" w:themeFill="background1" w:themeFillShade="F2"/>
-          </w:tcPr>
-          <w:p>
-            <w:pPr>
-              <w:rPr>
-                <w:b/>
-                <w:bCs/>
-                <w:lang w:val="pt-BR"/>
-              </w:rPr>
-            </w:pPr>
-            <w:r>
-              <w:rPr>
-                <w:b/>
-                <w:bCs/>
-                <w:lang w:val="pt-BR"/>
-              </w:rPr>
-              <w:t>Variaveis de dados processados, prontos para usar no Shiny o PowerBI etc.</w:t>
-            </w:r>
-          </w:p>
-          <w:p>
-            <w:pPr>
-              <w:rPr>
-                <w:b/>
-                <w:bCs/>
-                <w:lang w:val="pt-BR"/>
-              </w:rPr>
-            </w:pPr>
-          </w:p>
-        </w:tc>
-        <w:tc>
-          <w:tcPr>
-            <w:tcW w:w="2762" w:type="dxa"/>
-            <w:shd w:val="clear" w:color="auto" w:fill="F2F2F2" w:themeFill="background1" w:themeFillShade="F2"/>
-          </w:tcPr>
-          <w:p>
-            <w:pPr>
-              <w:rPr>
-                <w:b/>
-                <w:bCs/>
-              </w:rPr>
-            </w:pPr>
-            <w:r>
-              <w:rPr>
-                <w:b/>
-                <w:bCs/>
-              </w:rPr>
-              <w:t>Shiny App (se existe)</w:t>
-            </w:r>
-          </w:p>
-        </w:tc>
-      </w:tr>
-      <w:tr>
-        <w:trPr>
-          <w:trHeight w:val="304"/>
-        </w:trPr>
-        <w:tc>
-          <w:tcPr>
-            <w:tcW w:w="12029" w:type="dxa"/>
-            <w:gridSpan w:val="2"/>
-          </w:tcPr>
-          <w:p>
-            <w:pPr>
-              <w:rPr>
-                <w:lang w:val="pt-BR"/>
-              </w:rPr>
-            </w:pPr>
-            <w:r>
-              <w:rPr>
-                <w:color w:val="0000FF"/>
-                <w:sz w:val="20"/>
-                <w:szCs w:val="20"/>
-                <w:lang w:val="pt-BR"/>
-              </w:rPr>
-              <w:t>Transferências do FUNDEB para governos estaduais, estimativas para valor para EPT e EM.</w:t>
-            </w:r>
-          </w:p>
-        </w:tc>
-        <w:tc>
-          <w:tcPr>
-            <w:tcW w:w="2762" w:type="dxa"/>
-          </w:tcPr>
-          <w:p>
-            <w:pPr>
-              <w:rPr>
-                <w:lang w:val="pt-BR"/>
-              </w:rPr>
-            </w:pPr>
-          </w:p>
-        </w:tc>
-      </w:tr>
-      <w:tr>
-        <w:trPr>
-          <w:trHeight w:val="1514"/>
-        </w:trPr>
-        <w:tc>
-          <w:tcPr>
-            <w:tcW w:w="2790" w:type="dxa"/>
-          </w:tcPr>
-          <w:p>
-            <w:pPr>
-              <w:rPr>
-                <w:lang w:val="pt-BR"/>
-              </w:rPr>
-            </w:pPr>
-            <w:hyperlink r:id="rId63" w:history="1">
+                <w:lang w:val="pt-BR"/>
+              </w:rPr>
+            </w:pPr>
+            <w:hyperlink r:id="rId65" w:history="1">
               <w:r>
                 <w:rPr>
                   <w:rStyle w:val="Hyperlink"/>
@@ -9526,7 +9666,7 @@
                           <pic:cNvPicPr/>
                         </pic:nvPicPr>
                         <pic:blipFill>
-                          <a:blip r:embed="rId64"/>
+                          <a:blip r:embed="rId66"/>
                           <a:stretch>
                             <a:fillRect/>
                           </a:stretch>
@@ -9565,18 +9705,30 @@
             <w:gridSpan w:val="3"/>
           </w:tcPr>
           <w:p>
-            <w:r>
+            <w:pPr>
+              <w:rPr>
+                <w:lang w:val="pt-BR"/>
+              </w:rPr>
+            </w:pPr>
+            <w:r>
+              <w:rPr>
+                <w:lang w:val="pt-BR"/>
+              </w:rPr>
               <w:t xml:space="preserve">Bruto/Original:  </w:t>
             </w:r>
-            <w:hyperlink r:id="rId65" w:history="1">
+            <w:hyperlink r:id="rId67" w:history="1">
               <w:r>
                 <w:rPr>
                   <w:rStyle w:val="Hyperlink"/>
+                  <w:lang w:val="pt-BR"/>
                 </w:rPr>
                 <w:t>https://us-east-1.console.aws.amazon.com/s3/buckets/techbrazildata?region=us-east-1&amp;bucketType=general&amp;prefix=rawdata/fundeb/&amp;showversions=false</w:t>
               </w:r>
             </w:hyperlink>
             <w:r>
+              <w:rPr>
+                <w:lang w:val="pt-BR"/>
+              </w:rPr>
               <w:t xml:space="preserve">  </w:t>
             </w:r>
             <w:r>
@@ -9599,7 +9751,7 @@
                           <pic:cNvPicPr/>
                         </pic:nvPicPr>
                         <pic:blipFill rotWithShape="1">
-                          <a:blip r:embed="rId66"/>
+                          <a:blip r:embed="rId68"/>
                           <a:srcRect b="59162"/>
                           <a:stretch/>
                         </pic:blipFill>
@@ -9650,7 +9802,7 @@
               </w:rPr>
               <w:t xml:space="preserve">Procesado: </w:t>
             </w:r>
-            <w:hyperlink r:id="rId67" w:history="1">
+            <w:hyperlink r:id="rId69" w:history="1">
               <w:r>
                 <w:rPr>
                   <w:rStyle w:val="Hyperlink"/>
@@ -10088,7 +10240,7 @@
                 <w:szCs w:val="20"/>
               </w:rPr>
             </w:pPr>
-            <w:hyperlink r:id="rId68" w:history="1">
+            <w:hyperlink r:id="rId70" w:history="1">
               <w:r>
                 <w:rPr>
                   <w:rStyle w:val="Hyperlink"/>
@@ -10171,7 +10323,7 @@
                           <pic:cNvPicPr/>
                         </pic:nvPicPr>
                         <pic:blipFill>
-                          <a:blip r:embed="rId69"/>
+                          <a:blip r:embed="rId71"/>
                           <a:stretch>
                             <a:fillRect/>
                           </a:stretch>
@@ -10274,7 +10426,7 @@
               </w:rPr>
               <w:t xml:space="preserve">Procesado: </w:t>
             </w:r>
-            <w:hyperlink r:id="rId70" w:history="1">
+            <w:hyperlink r:id="rId72" w:history="1">
               <w:r>
                 <w:rPr>
                   <w:rStyle w:val="Hyperlink"/>
@@ -10406,10 +10558,10 @@
       </w:pPr>
     </w:p>
     <w:sectPr>
-      <w:headerReference w:type="default" r:id="rId71"/>
-      <w:footerReference w:type="even" r:id="rId72"/>
-      <w:footerReference w:type="default" r:id="rId73"/>
-      <w:footerReference w:type="first" r:id="rId74"/>
+      <w:headerReference w:type="default" r:id="rId73"/>
+      <w:footerReference w:type="even" r:id="rId74"/>
+      <w:footerReference w:type="default" r:id="rId75"/>
+      <w:footerReference w:type="first" r:id="rId76"/>
       <w:pgSz w:w="15840" w:h="12240" w:orient="landscape"/>
       <w:pgMar w:top="1440" w:right="1440" w:bottom="1440" w:left="1440" w:header="720" w:footer="720" w:gutter="0"/>
       <w:cols w:space="720"/>
@@ -11392,7 +11544,6 @@
   <w:style w:type="character" w:default="1" w:styleId="DefaultParagraphFont">
     <w:name w:val="Default Paragraph Font"/>
     <w:uiPriority w:val="1"/>
-    <w:semiHidden/>
     <w:unhideWhenUsed/>
   </w:style>
   <w:style w:type="table" w:default="1" w:styleId="TableNormal">
